--- a/data/outputs/v2/Chemistry/SS1.3_The_Periodic_Table/Chemistry_The_Periodic_Table_CBE_LessonSequence.docx
+++ b/data/outputs/v2/Chemistry/SS1.3_The_Periodic_Table/Chemistry_The_Periodic_Table_CBE_LessonSequence.docx
@@ -3034,32 +3034,32 @@
         <w:tc>
           <w:tcPr>
             <w:tcW w:type="dxa" w:w="1520"/>
-            <w:shd w:fill="F2F2F2" w:color="auto" w:val="clear"/>
-            <w:tcMar>
-              <w:top w:type="dxa" w:w="60"/>
-              <w:left w:type="dxa" w:w="120"/>
-              <w:bottom w:type="dxa" w:w="60"/>
-              <w:right w:type="dxa" w:w="120"/>
-            </w:tcMar>
-            <w:vAlign w:val="top"/>
-          </w:tcPr>
-          <w:p>
-            <w:pPr>
-              <w:spacing w:after="40" w:before="0"/>
-              <w:jc w:val="left"/>
-            </w:pPr>
-            <w:r>
-              <w:rPr>
-                <w:rFonts w:ascii="Arial" w:cs="Arial" w:eastAsia="Arial" w:hAnsi="Arial"/>
-                <w:b/>
-                <w:bCs/>
-                <w:i w:val="false"/>
-                <w:iCs w:val="false"/>
-                <w:color w:val="000000"/>
-                <w:sz w:val="18"/>
-                <w:szCs w:val="18"/>
-              </w:rPr>
-              <w:t xml:space="preserve">1 — PREDICT</w:t>
+            <w:shd w:fill="EAD1F5" w:color="auto" w:val="clear"/>
+            <w:tcMar>
+              <w:top w:type="dxa" w:w="60"/>
+              <w:left w:type="dxa" w:w="120"/>
+              <w:bottom w:type="dxa" w:w="60"/>
+              <w:right w:type="dxa" w:w="120"/>
+            </w:tcMar>
+            <w:vAlign w:val="top"/>
+          </w:tcPr>
+          <w:p>
+            <w:pPr>
+              <w:spacing w:after="40" w:before="0"/>
+              <w:jc w:val="left"/>
+            </w:pPr>
+            <w:r>
+              <w:rPr>
+                <w:rFonts w:ascii="Arial" w:cs="Arial" w:eastAsia="Arial" w:hAnsi="Arial"/>
+                <w:b/>
+                <w:bCs/>
+                <w:i w:val="false"/>
+                <w:iCs w:val="false"/>
+                <w:color w:val="000000"/>
+                <w:sz w:val="18"/>
+                <w:szCs w:val="18"/>
+              </w:rPr>
+              <w:t xml:space="preserve">Predict Phase</w:t>
             </w:r>
           </w:p>
           <w:p>
@@ -3082,7 +3082,7 @@
             <w:pPr>
               <w:spacing w:after="20" w:before="0"/>
             </w:pPr>
-            <w:hyperlink w:history="1" r:id="rIdctchthrkv638ymyaf9cxc">
+            <w:hyperlink w:history="1" r:id="rIdd3hcfnfcrj8zr7u8mkvtm">
               <w:r>
                 <w:rPr>
                   <w:rFonts w:ascii="Arial" w:cs="Arial" w:eastAsia="Arial" w:hAnsi="Arial"/>
@@ -3115,7 +3115,7 @@
               <w:spacing w:after="10" w:before="0"/>
               <w:ind w:left="120"/>
             </w:pPr>
-            <w:hyperlink w:history="1" r:id="rIdy7txkqd5teq7xvtnrionb">
+            <w:hyperlink w:history="1" r:id="rIdole1q0cpokxruucie0taw">
               <w:r>
                 <w:rPr>
                   <w:rFonts w:ascii="Arial" w:cs="Arial" w:eastAsia="Arial" w:hAnsi="Arial"/>
@@ -3160,7 +3160,7 @@
             <w:pPr>
               <w:spacing w:after="20" w:before="0"/>
             </w:pPr>
-            <w:hyperlink w:history="1" r:id="rId9gfs4wpo9jnhtr6l7ljqc">
+            <w:hyperlink w:history="1" r:id="rIdaq71aon4yu5ugk2g9jvs4">
               <w:r>
                 <w:rPr>
                   <w:rFonts w:ascii="Arial" w:cs="Arial" w:eastAsia="Arial" w:hAnsi="Arial"/>
@@ -3193,7 +3193,7 @@
               <w:spacing w:after="10" w:before="0"/>
               <w:ind w:left="120"/>
             </w:pPr>
-            <w:hyperlink w:history="1" r:id="rIdwdzsatozy9w6uidc_ughk">
+            <w:hyperlink w:history="1" r:id="rIdiwjhra7kp5otyacmxq-bp">
               <w:r>
                 <w:rPr>
                   <w:rFonts w:ascii="Arial" w:cs="Arial" w:eastAsia="Arial" w:hAnsi="Arial"/>
@@ -3340,32 +3340,32 @@
         <w:tc>
           <w:tcPr>
             <w:tcW w:type="dxa" w:w="1520"/>
-            <w:shd w:fill="F2F2F2" w:color="auto" w:val="clear"/>
-            <w:tcMar>
-              <w:top w:type="dxa" w:w="60"/>
-              <w:left w:type="dxa" w:w="120"/>
-              <w:bottom w:type="dxa" w:w="60"/>
-              <w:right w:type="dxa" w:w="120"/>
-            </w:tcMar>
-            <w:vAlign w:val="top"/>
-          </w:tcPr>
-          <w:p>
-            <w:pPr>
-              <w:spacing w:after="40" w:before="0"/>
-              <w:jc w:val="left"/>
-            </w:pPr>
-            <w:r>
-              <w:rPr>
-                <w:rFonts w:ascii="Arial" w:cs="Arial" w:eastAsia="Arial" w:hAnsi="Arial"/>
-                <w:b/>
-                <w:bCs/>
-                <w:i w:val="false"/>
-                <w:iCs w:val="false"/>
-                <w:color w:val="000000"/>
-                <w:sz w:val="18"/>
-                <w:szCs w:val="18"/>
-              </w:rPr>
-              <w:t xml:space="preserve">2 — OBSERVE</w:t>
+            <w:shd w:fill="D9EEF1" w:color="auto" w:val="clear"/>
+            <w:tcMar>
+              <w:top w:type="dxa" w:w="60"/>
+              <w:left w:type="dxa" w:w="120"/>
+              <w:bottom w:type="dxa" w:w="60"/>
+              <w:right w:type="dxa" w:w="120"/>
+            </w:tcMar>
+            <w:vAlign w:val="top"/>
+          </w:tcPr>
+          <w:p>
+            <w:pPr>
+              <w:spacing w:after="40" w:before="0"/>
+              <w:jc w:val="left"/>
+            </w:pPr>
+            <w:r>
+              <w:rPr>
+                <w:rFonts w:ascii="Arial" w:cs="Arial" w:eastAsia="Arial" w:hAnsi="Arial"/>
+                <w:b/>
+                <w:bCs/>
+                <w:i w:val="false"/>
+                <w:iCs w:val="false"/>
+                <w:color w:val="000000"/>
+                <w:sz w:val="18"/>
+                <w:szCs w:val="18"/>
+              </w:rPr>
+              <w:t xml:space="preserve">Observe Phase</w:t>
             </w:r>
           </w:p>
           <w:p>
@@ -3388,7 +3388,7 @@
             <w:pPr>
               <w:spacing w:after="20" w:before="0"/>
             </w:pPr>
-            <w:hyperlink w:history="1" r:id="rIdhyhbhay3axehndpic4ryd">
+            <w:hyperlink w:history="1" r:id="rIdtu7owrkboc-tbswcxdcmy">
               <w:r>
                 <w:rPr>
                   <w:rFonts w:ascii="Arial" w:cs="Arial" w:eastAsia="Arial" w:hAnsi="Arial"/>
@@ -3421,7 +3421,7 @@
               <w:spacing w:after="10" w:before="0"/>
               <w:ind w:left="120"/>
             </w:pPr>
-            <w:hyperlink w:history="1" r:id="rId-hah0uknq897tlhprx58h">
+            <w:hyperlink w:history="1" r:id="rIdymg-eizxosmetg3qp1gdr">
               <w:r>
                 <w:rPr>
                   <w:rFonts w:ascii="Arial" w:cs="Arial" w:eastAsia="Arial" w:hAnsi="Arial"/>
@@ -3466,7 +3466,7 @@
             <w:pPr>
               <w:spacing w:after="20" w:before="0"/>
             </w:pPr>
-            <w:hyperlink w:history="1" r:id="rIdq4-tiobs8n3o_t4mskzpa">
+            <w:hyperlink w:history="1" r:id="rId4l5uxuucrwcbzvb3aabdy">
               <w:r>
                 <w:rPr>
                   <w:rFonts w:ascii="Arial" w:cs="Arial" w:eastAsia="Arial" w:hAnsi="Arial"/>
@@ -3499,7 +3499,7 @@
               <w:spacing w:after="10" w:before="0"/>
               <w:ind w:left="120"/>
             </w:pPr>
-            <w:hyperlink w:history="1" r:id="rIdawctx384s7h3ojycccmtn">
+            <w:hyperlink w:history="1" r:id="rId86-kctvgodrrp4gfh3gqb">
               <w:r>
                 <w:rPr>
                   <w:rFonts w:ascii="Arial" w:cs="Arial" w:eastAsia="Arial" w:hAnsi="Arial"/>
@@ -3646,32 +3646,32 @@
         <w:tc>
           <w:tcPr>
             <w:tcW w:type="dxa" w:w="1520"/>
-            <w:shd w:fill="F2F2F2" w:color="auto" w:val="clear"/>
-            <w:tcMar>
-              <w:top w:type="dxa" w:w="60"/>
-              <w:left w:type="dxa" w:w="120"/>
-              <w:bottom w:type="dxa" w:w="60"/>
-              <w:right w:type="dxa" w:w="120"/>
-            </w:tcMar>
-            <w:vAlign w:val="top"/>
-          </w:tcPr>
-          <w:p>
-            <w:pPr>
-              <w:spacing w:after="40" w:before="0"/>
-              <w:jc w:val="left"/>
-            </w:pPr>
-            <w:r>
-              <w:rPr>
-                <w:rFonts w:ascii="Arial" w:cs="Arial" w:eastAsia="Arial" w:hAnsi="Arial"/>
-                <w:b/>
-                <w:bCs/>
-                <w:i w:val="false"/>
-                <w:iCs w:val="false"/>
-                <w:color w:val="000000"/>
-                <w:sz w:val="18"/>
-                <w:szCs w:val="18"/>
-              </w:rPr>
-              <w:t xml:space="preserve">3 — EXPLAIN</w:t>
+            <w:shd w:fill="E2EFDA" w:color="auto" w:val="clear"/>
+            <w:tcMar>
+              <w:top w:type="dxa" w:w="60"/>
+              <w:left w:type="dxa" w:w="120"/>
+              <w:bottom w:type="dxa" w:w="60"/>
+              <w:right w:type="dxa" w:w="120"/>
+            </w:tcMar>
+            <w:vAlign w:val="top"/>
+          </w:tcPr>
+          <w:p>
+            <w:pPr>
+              <w:spacing w:after="40" w:before="0"/>
+              <w:jc w:val="left"/>
+            </w:pPr>
+            <w:r>
+              <w:rPr>
+                <w:rFonts w:ascii="Arial" w:cs="Arial" w:eastAsia="Arial" w:hAnsi="Arial"/>
+                <w:b/>
+                <w:bCs/>
+                <w:i w:val="false"/>
+                <w:iCs w:val="false"/>
+                <w:color w:val="000000"/>
+                <w:sz w:val="18"/>
+                <w:szCs w:val="18"/>
+              </w:rPr>
+              <w:t xml:space="preserve">Explain Phase</w:t>
             </w:r>
           </w:p>
           <w:p>
@@ -3694,7 +3694,7 @@
             <w:pPr>
               <w:spacing w:after="20" w:before="0"/>
             </w:pPr>
-            <w:hyperlink w:history="1" r:id="rIdwlvlo1jzrlhlapyxpfeh7">
+            <w:hyperlink w:history="1" r:id="rId3tfnnnoguwntkv9esfquy">
               <w:r>
                 <w:rPr>
                   <w:rFonts w:ascii="Arial" w:cs="Arial" w:eastAsia="Arial" w:hAnsi="Arial"/>
@@ -3727,7 +3727,7 @@
               <w:spacing w:after="10" w:before="0"/>
               <w:ind w:left="120"/>
             </w:pPr>
-            <w:hyperlink w:history="1" r:id="rIdcvr-eef5zcn2h_t5e3n3z">
+            <w:hyperlink w:history="1" r:id="rIdjjbqubu6p7hp1uuthqh_3">
               <w:r>
                 <w:rPr>
                   <w:rFonts w:ascii="Arial" w:cs="Arial" w:eastAsia="Arial" w:hAnsi="Arial"/>
@@ -3772,7 +3772,7 @@
             <w:pPr>
               <w:spacing w:after="20" w:before="0"/>
             </w:pPr>
-            <w:hyperlink w:history="1" r:id="rIdg7njdmeaozlbvokad4zoc">
+            <w:hyperlink w:history="1" r:id="rIdzwgtx62-q6zkpbl4mmnsi">
               <w:r>
                 <w:rPr>
                   <w:rFonts w:ascii="Arial" w:cs="Arial" w:eastAsia="Arial" w:hAnsi="Arial"/>
@@ -3805,7 +3805,7 @@
               <w:spacing w:after="10" w:before="0"/>
               <w:ind w:left="120"/>
             </w:pPr>
-            <w:hyperlink w:history="1" r:id="rIdyy9thupjhr8vhmh6jh6l-">
+            <w:hyperlink w:history="1" r:id="rId3etxgj1niczghn_tufibp">
               <w:r>
                 <w:rPr>
                   <w:rFonts w:ascii="Arial" w:cs="Arial" w:eastAsia="Arial" w:hAnsi="Arial"/>
@@ -3952,32 +3952,32 @@
         <w:tc>
           <w:tcPr>
             <w:tcW w:type="dxa" w:w="1520"/>
-            <w:shd w:fill="F2F2F2" w:color="auto" w:val="clear"/>
-            <w:tcMar>
-              <w:top w:type="dxa" w:w="60"/>
-              <w:left w:type="dxa" w:w="120"/>
-              <w:bottom w:type="dxa" w:w="60"/>
-              <w:right w:type="dxa" w:w="120"/>
-            </w:tcMar>
-            <w:vAlign w:val="top"/>
-          </w:tcPr>
-          <w:p>
-            <w:pPr>
-              <w:spacing w:after="40" w:before="0"/>
-              <w:jc w:val="left"/>
-            </w:pPr>
-            <w:r>
-              <w:rPr>
-                <w:rFonts w:ascii="Arial" w:cs="Arial" w:eastAsia="Arial" w:hAnsi="Arial"/>
-                <w:b/>
-                <w:bCs/>
-                <w:i w:val="false"/>
-                <w:iCs w:val="false"/>
-                <w:color w:val="000000"/>
-                <w:sz w:val="18"/>
-                <w:szCs w:val="18"/>
-              </w:rPr>
-              <w:t xml:space="preserve">4 — DRIVING QUESTION BOARD (DQB) CREATION</w:t>
+            <w:shd w:fill="FCE4D6" w:color="auto" w:val="clear"/>
+            <w:tcMar>
+              <w:top w:type="dxa" w:w="60"/>
+              <w:left w:type="dxa" w:w="120"/>
+              <w:bottom w:type="dxa" w:w="60"/>
+              <w:right w:type="dxa" w:w="120"/>
+            </w:tcMar>
+            <w:vAlign w:val="top"/>
+          </w:tcPr>
+          <w:p>
+            <w:pPr>
+              <w:spacing w:after="40" w:before="0"/>
+              <w:jc w:val="left"/>
+            </w:pPr>
+            <w:r>
+              <w:rPr>
+                <w:rFonts w:ascii="Arial" w:cs="Arial" w:eastAsia="Arial" w:hAnsi="Arial"/>
+                <w:b/>
+                <w:bCs/>
+                <w:i w:val="false"/>
+                <w:iCs w:val="false"/>
+                <w:color w:val="000000"/>
+                <w:sz w:val="18"/>
+                <w:szCs w:val="18"/>
+              </w:rPr>
+              <w:t xml:space="preserve">Driving Question Board (DQB) Creation</w:t>
             </w:r>
           </w:p>
           <w:p>
@@ -4000,7 +4000,7 @@
             <w:pPr>
               <w:spacing w:after="20" w:before="0"/>
             </w:pPr>
-            <w:hyperlink w:history="1" r:id="rIdw2j-vmvpfjh-9d_1kvdhi">
+            <w:hyperlink w:history="1" r:id="rIdrv5op--csyzqebvvuc_ri">
               <w:r>
                 <w:rPr>
                   <w:rFonts w:ascii="Arial" w:cs="Arial" w:eastAsia="Arial" w:hAnsi="Arial"/>
@@ -4033,7 +4033,7 @@
               <w:spacing w:after="10" w:before="0"/>
               <w:ind w:left="120"/>
             </w:pPr>
-            <w:hyperlink w:history="1" r:id="rIdmxbs_ceiz9cnrumg-lkej">
+            <w:hyperlink w:history="1" r:id="rId-sluwmvj2nfiekc6mrxsk">
               <w:r>
                 <w:rPr>
                   <w:rFonts w:ascii="Arial" w:cs="Arial" w:eastAsia="Arial" w:hAnsi="Arial"/>
@@ -4078,7 +4078,7 @@
             <w:pPr>
               <w:spacing w:after="20" w:before="0"/>
             </w:pPr>
-            <w:hyperlink w:history="1" r:id="rIdgog0q1dbhfx34ksj1jlrp">
+            <w:hyperlink w:history="1" r:id="rIdojejqdj6_elztz5ad8klr">
               <w:r>
                 <w:rPr>
                   <w:rFonts w:ascii="Arial" w:cs="Arial" w:eastAsia="Arial" w:hAnsi="Arial"/>
@@ -4111,7 +4111,7 @@
               <w:spacing w:after="10" w:before="0"/>
               <w:ind w:left="120"/>
             </w:pPr>
-            <w:hyperlink w:history="1" r:id="rIdxendbr0kqlnt1ixbzwpgd">
+            <w:hyperlink w:history="1" r:id="rIdfk4j7grqezuanxxe2kcgr">
               <w:r>
                 <w:rPr>
                   <w:rFonts w:ascii="Arial" w:cs="Arial" w:eastAsia="Arial" w:hAnsi="Arial"/>
@@ -4258,32 +4258,32 @@
         <w:tc>
           <w:tcPr>
             <w:tcW w:type="dxa" w:w="1520"/>
-            <w:shd w:fill="F2F2F2" w:color="auto" w:val="clear"/>
-            <w:tcMar>
-              <w:top w:type="dxa" w:w="60"/>
-              <w:left w:type="dxa" w:w="120"/>
-              <w:bottom w:type="dxa" w:w="60"/>
-              <w:right w:type="dxa" w:w="120"/>
-            </w:tcMar>
-            <w:vAlign w:val="top"/>
-          </w:tcPr>
-          <w:p>
-            <w:pPr>
-              <w:spacing w:after="40" w:before="0"/>
-              <w:jc w:val="left"/>
-            </w:pPr>
-            <w:r>
-              <w:rPr>
-                <w:rFonts w:ascii="Arial" w:cs="Arial" w:eastAsia="Arial" w:hAnsi="Arial"/>
-                <w:b/>
-                <w:bCs/>
-                <w:i w:val="false"/>
-                <w:iCs w:val="false"/>
-                <w:color w:val="000000"/>
-                <w:sz w:val="18"/>
-                <w:szCs w:val="18"/>
-              </w:rPr>
-              <w:t xml:space="preserve">5 — MODEL BUILDING</w:t>
+            <w:shd w:fill="D5E8F0" w:color="auto" w:val="clear"/>
+            <w:tcMar>
+              <w:top w:type="dxa" w:w="60"/>
+              <w:left w:type="dxa" w:w="120"/>
+              <w:bottom w:type="dxa" w:w="60"/>
+              <w:right w:type="dxa" w:w="120"/>
+            </w:tcMar>
+            <w:vAlign w:val="top"/>
+          </w:tcPr>
+          <w:p>
+            <w:pPr>
+              <w:spacing w:after="40" w:before="0"/>
+              <w:jc w:val="left"/>
+            </w:pPr>
+            <w:r>
+              <w:rPr>
+                <w:rFonts w:ascii="Arial" w:cs="Arial" w:eastAsia="Arial" w:hAnsi="Arial"/>
+                <w:b/>
+                <w:bCs/>
+                <w:i w:val="false"/>
+                <w:iCs w:val="false"/>
+                <w:color w:val="000000"/>
+                <w:sz w:val="18"/>
+                <w:szCs w:val="18"/>
+              </w:rPr>
+              <w:t xml:space="preserve">Model Building Phase</w:t>
             </w:r>
           </w:p>
           <w:p>
@@ -4306,7 +4306,7 @@
             <w:pPr>
               <w:spacing w:after="20" w:before="0"/>
             </w:pPr>
-            <w:hyperlink w:history="1" r:id="rId8ecab-d_k8yzatehqowyh">
+            <w:hyperlink w:history="1" r:id="rIdgbp6kqn11fuzlvjg50zbd">
               <w:r>
                 <w:rPr>
                   <w:rFonts w:ascii="Arial" w:cs="Arial" w:eastAsia="Arial" w:hAnsi="Arial"/>
@@ -4339,7 +4339,7 @@
               <w:spacing w:after="10" w:before="0"/>
               <w:ind w:left="120"/>
             </w:pPr>
-            <w:hyperlink w:history="1" r:id="rIdcwkk1y5hb8nramh9absbs">
+            <w:hyperlink w:history="1" r:id="rIdsbtkbokrsukbliyqnz3qo">
               <w:r>
                 <w:rPr>
                   <w:rFonts w:ascii="Arial" w:cs="Arial" w:eastAsia="Arial" w:hAnsi="Arial"/>
@@ -4384,7 +4384,7 @@
             <w:pPr>
               <w:spacing w:after="20" w:before="0"/>
             </w:pPr>
-            <w:hyperlink w:history="1" r:id="rIdw8yj1xxyhqfgfyzmuebcy">
+            <w:hyperlink w:history="1" r:id="rIdf9k_ktkt7xp4ewf7umepf">
               <w:r>
                 <w:rPr>
                   <w:rFonts w:ascii="Arial" w:cs="Arial" w:eastAsia="Arial" w:hAnsi="Arial"/>
@@ -4417,7 +4417,7 @@
               <w:spacing w:after="10" w:before="0"/>
               <w:ind w:left="120"/>
             </w:pPr>
-            <w:hyperlink w:history="1" r:id="rIdedc_kox2zywq_lbrfzhdt">
+            <w:hyperlink w:history="1" r:id="rIdaqi5gkherntiqykufwrjw">
               <w:r>
                 <w:rPr>
                   <w:rFonts w:ascii="Arial" w:cs="Arial" w:eastAsia="Arial" w:hAnsi="Arial"/>
@@ -5951,32 +5951,32 @@
         <w:tc>
           <w:tcPr>
             <w:tcW w:type="dxa" w:w="1520"/>
-            <w:shd w:fill="F2F2F2" w:color="auto" w:val="clear"/>
-            <w:tcMar>
-              <w:top w:type="dxa" w:w="60"/>
-              <w:left w:type="dxa" w:w="120"/>
-              <w:bottom w:type="dxa" w:w="60"/>
-              <w:right w:type="dxa" w:w="120"/>
-            </w:tcMar>
-            <w:vAlign w:val="top"/>
-          </w:tcPr>
-          <w:p>
-            <w:pPr>
-              <w:spacing w:after="40" w:before="0"/>
-              <w:jc w:val="left"/>
-            </w:pPr>
-            <w:r>
-              <w:rPr>
-                <w:rFonts w:ascii="Arial" w:cs="Arial" w:eastAsia="Arial" w:hAnsi="Arial"/>
-                <w:b/>
-                <w:bCs/>
-                <w:i w:val="false"/>
-                <w:iCs w:val="false"/>
-                <w:color w:val="000000"/>
-                <w:sz w:val="18"/>
-                <w:szCs w:val="18"/>
-              </w:rPr>
-              <w:t xml:space="preserve">Phase 1 — Predict (10 minutes)</w:t>
+            <w:shd w:fill="EAD1F5" w:color="auto" w:val="clear"/>
+            <w:tcMar>
+              <w:top w:type="dxa" w:w="60"/>
+              <w:left w:type="dxa" w:w="120"/>
+              <w:bottom w:type="dxa" w:w="60"/>
+              <w:right w:type="dxa" w:w="120"/>
+            </w:tcMar>
+            <w:vAlign w:val="top"/>
+          </w:tcPr>
+          <w:p>
+            <w:pPr>
+              <w:spacing w:after="40" w:before="0"/>
+              <w:jc w:val="left"/>
+            </w:pPr>
+            <w:r>
+              <w:rPr>
+                <w:rFonts w:ascii="Arial" w:cs="Arial" w:eastAsia="Arial" w:hAnsi="Arial"/>
+                <w:b/>
+                <w:bCs/>
+                <w:i w:val="false"/>
+                <w:iCs w:val="false"/>
+                <w:color w:val="000000"/>
+                <w:sz w:val="18"/>
+                <w:szCs w:val="18"/>
+              </w:rPr>
+              <w:t xml:space="preserve">Predict Phase</w:t>
             </w:r>
           </w:p>
           <w:p>
@@ -5999,7 +5999,7 @@
             <w:pPr>
               <w:spacing w:after="20" w:before="0"/>
             </w:pPr>
-            <w:hyperlink w:history="1" r:id="rId6v2yicsju1ox49m3lwcgl">
+            <w:hyperlink w:history="1" r:id="rIdinpt-tj2gv2yse8h4wwwy">
               <w:r>
                 <w:rPr>
                   <w:rFonts w:ascii="Arial" w:cs="Arial" w:eastAsia="Arial" w:hAnsi="Arial"/>
@@ -6032,7 +6032,7 @@
               <w:spacing w:after="10" w:before="0"/>
               <w:ind w:left="120"/>
             </w:pPr>
-            <w:hyperlink w:history="1" r:id="rId_bc205nhm1uezvikpzrj7">
+            <w:hyperlink w:history="1" r:id="rIdkb9vazvw2i5vkiz857tx3">
               <w:r>
                 <w:rPr>
                   <w:rFonts w:ascii="Arial" w:cs="Arial" w:eastAsia="Arial" w:hAnsi="Arial"/>
@@ -6077,7 +6077,7 @@
             <w:pPr>
               <w:spacing w:after="20" w:before="0"/>
             </w:pPr>
-            <w:hyperlink w:history="1" r:id="rIdklhqewfajhjfhferjohtx">
+            <w:hyperlink w:history="1" r:id="rIdp_pynid5d-juh89aroqae">
               <w:r>
                 <w:rPr>
                   <w:rFonts w:ascii="Arial" w:cs="Arial" w:eastAsia="Arial" w:hAnsi="Arial"/>
@@ -6110,7 +6110,7 @@
               <w:spacing w:after="10" w:before="0"/>
               <w:ind w:left="120"/>
             </w:pPr>
-            <w:hyperlink w:history="1" r:id="rIdgc7zt2z2476gxzyix0hgj">
+            <w:hyperlink w:history="1" r:id="rIdbq-o24flhueymmyxcurod">
               <w:r>
                 <w:rPr>
                   <w:rFonts w:ascii="Arial" w:cs="Arial" w:eastAsia="Arial" w:hAnsi="Arial"/>
@@ -6257,32 +6257,32 @@
         <w:tc>
           <w:tcPr>
             <w:tcW w:type="dxa" w:w="1520"/>
-            <w:shd w:fill="F2F2F2" w:color="auto" w:val="clear"/>
-            <w:tcMar>
-              <w:top w:type="dxa" w:w="60"/>
-              <w:left w:type="dxa" w:w="120"/>
-              <w:bottom w:type="dxa" w:w="60"/>
-              <w:right w:type="dxa" w:w="120"/>
-            </w:tcMar>
-            <w:vAlign w:val="top"/>
-          </w:tcPr>
-          <w:p>
-            <w:pPr>
-              <w:spacing w:after="40" w:before="0"/>
-              <w:jc w:val="left"/>
-            </w:pPr>
-            <w:r>
-              <w:rPr>
-                <w:rFonts w:ascii="Arial" w:cs="Arial" w:eastAsia="Arial" w:hAnsi="Arial"/>
-                <w:b/>
-                <w:bCs/>
-                <w:i w:val="false"/>
-                <w:iCs w:val="false"/>
-                <w:color w:val="000000"/>
-                <w:sz w:val="18"/>
-                <w:szCs w:val="18"/>
-              </w:rPr>
-              <w:t xml:space="preserve">Phase 2 — Observe (25 minutes)</w:t>
+            <w:shd w:fill="D9EEF1" w:color="auto" w:val="clear"/>
+            <w:tcMar>
+              <w:top w:type="dxa" w:w="60"/>
+              <w:left w:type="dxa" w:w="120"/>
+              <w:bottom w:type="dxa" w:w="60"/>
+              <w:right w:type="dxa" w:w="120"/>
+            </w:tcMar>
+            <w:vAlign w:val="top"/>
+          </w:tcPr>
+          <w:p>
+            <w:pPr>
+              <w:spacing w:after="40" w:before="0"/>
+              <w:jc w:val="left"/>
+            </w:pPr>
+            <w:r>
+              <w:rPr>
+                <w:rFonts w:ascii="Arial" w:cs="Arial" w:eastAsia="Arial" w:hAnsi="Arial"/>
+                <w:b/>
+                <w:bCs/>
+                <w:i w:val="false"/>
+                <w:iCs w:val="false"/>
+                <w:color w:val="000000"/>
+                <w:sz w:val="18"/>
+                <w:szCs w:val="18"/>
+              </w:rPr>
+              <w:t xml:space="preserve">Observe Phase</w:t>
             </w:r>
           </w:p>
           <w:p>
@@ -6305,7 +6305,7 @@
             <w:pPr>
               <w:spacing w:after="20" w:before="0"/>
             </w:pPr>
-            <w:hyperlink w:history="1" r:id="rIdufyjqv9kky1iseryff1ie">
+            <w:hyperlink w:history="1" r:id="rIdjrsz8rdymlkrjgxlxhv5y">
               <w:r>
                 <w:rPr>
                   <w:rFonts w:ascii="Arial" w:cs="Arial" w:eastAsia="Arial" w:hAnsi="Arial"/>
@@ -6338,7 +6338,7 @@
               <w:spacing w:after="10" w:before="0"/>
               <w:ind w:left="120"/>
             </w:pPr>
-            <w:hyperlink w:history="1" r:id="rIdpylo0rbtyykmlhoxt60kz">
+            <w:hyperlink w:history="1" r:id="rIdqqpxr_9i69ywspxpsnzxf">
               <w:r>
                 <w:rPr>
                   <w:rFonts w:ascii="Arial" w:cs="Arial" w:eastAsia="Arial" w:hAnsi="Arial"/>
@@ -6383,7 +6383,7 @@
             <w:pPr>
               <w:spacing w:after="20" w:before="0"/>
             </w:pPr>
-            <w:hyperlink w:history="1" r:id="rId9uk_rq_jazh0_gveh1rqr">
+            <w:hyperlink w:history="1" r:id="rIdqdi75irbzpxatqpjak7wz">
               <w:r>
                 <w:rPr>
                   <w:rFonts w:ascii="Arial" w:cs="Arial" w:eastAsia="Arial" w:hAnsi="Arial"/>
@@ -6416,7 +6416,7 @@
               <w:spacing w:after="10" w:before="0"/>
               <w:ind w:left="120"/>
             </w:pPr>
-            <w:hyperlink w:history="1" r:id="rIdlkzbb7lvvhtcvkncyyyqq">
+            <w:hyperlink w:history="1" r:id="rIdccytd097esauldn1rhafu">
               <w:r>
                 <w:rPr>
                   <w:rFonts w:ascii="Arial" w:cs="Arial" w:eastAsia="Arial" w:hAnsi="Arial"/>
@@ -6563,32 +6563,32 @@
         <w:tc>
           <w:tcPr>
             <w:tcW w:type="dxa" w:w="1520"/>
-            <w:shd w:fill="F2F2F2" w:color="auto" w:val="clear"/>
-            <w:tcMar>
-              <w:top w:type="dxa" w:w="60"/>
-              <w:left w:type="dxa" w:w="120"/>
-              <w:bottom w:type="dxa" w:w="60"/>
-              <w:right w:type="dxa" w:w="120"/>
-            </w:tcMar>
-            <w:vAlign w:val="top"/>
-          </w:tcPr>
-          <w:p>
-            <w:pPr>
-              <w:spacing w:after="40" w:before="0"/>
-              <w:jc w:val="left"/>
-            </w:pPr>
-            <w:r>
-              <w:rPr>
-                <w:rFonts w:ascii="Arial" w:cs="Arial" w:eastAsia="Arial" w:hAnsi="Arial"/>
-                <w:b/>
-                <w:bCs/>
-                <w:i w:val="false"/>
-                <w:iCs w:val="false"/>
-                <w:color w:val="000000"/>
-                <w:sz w:val="18"/>
-                <w:szCs w:val="18"/>
-              </w:rPr>
-              <w:t xml:space="preserve">Phase 3 — Explain (20 minutes)</w:t>
+            <w:shd w:fill="E2EFDA" w:color="auto" w:val="clear"/>
+            <w:tcMar>
+              <w:top w:type="dxa" w:w="60"/>
+              <w:left w:type="dxa" w:w="120"/>
+              <w:bottom w:type="dxa" w:w="60"/>
+              <w:right w:type="dxa" w:w="120"/>
+            </w:tcMar>
+            <w:vAlign w:val="top"/>
+          </w:tcPr>
+          <w:p>
+            <w:pPr>
+              <w:spacing w:after="40" w:before="0"/>
+              <w:jc w:val="left"/>
+            </w:pPr>
+            <w:r>
+              <w:rPr>
+                <w:rFonts w:ascii="Arial" w:cs="Arial" w:eastAsia="Arial" w:hAnsi="Arial"/>
+                <w:b/>
+                <w:bCs/>
+                <w:i w:val="false"/>
+                <w:iCs w:val="false"/>
+                <w:color w:val="000000"/>
+                <w:sz w:val="18"/>
+                <w:szCs w:val="18"/>
+              </w:rPr>
+              <w:t xml:space="preserve">Explain Phase</w:t>
             </w:r>
           </w:p>
           <w:p>
@@ -6611,7 +6611,7 @@
             <w:pPr>
               <w:spacing w:after="20" w:before="0"/>
             </w:pPr>
-            <w:hyperlink w:history="1" r:id="rIdyseow03kfl3zemkmmmaqm">
+            <w:hyperlink w:history="1" r:id="rIdsly52bhttw0o8fgjagrta">
               <w:r>
                 <w:rPr>
                   <w:rFonts w:ascii="Arial" w:cs="Arial" w:eastAsia="Arial" w:hAnsi="Arial"/>
@@ -6644,7 +6644,7 @@
               <w:spacing w:after="10" w:before="0"/>
               <w:ind w:left="120"/>
             </w:pPr>
-            <w:hyperlink w:history="1" r:id="rIdqdgry4fux84me3vn85pwp">
+            <w:hyperlink w:history="1" r:id="rIdplckoitzqkx012mlfui9j">
               <w:r>
                 <w:rPr>
                   <w:rFonts w:ascii="Arial" w:cs="Arial" w:eastAsia="Arial" w:hAnsi="Arial"/>
@@ -6689,7 +6689,7 @@
             <w:pPr>
               <w:spacing w:after="20" w:before="0"/>
             </w:pPr>
-            <w:hyperlink w:history="1" r:id="rIddkymg_8bgi7zkbi8epwcq">
+            <w:hyperlink w:history="1" r:id="rIddq38vomeextfmmlqohhga">
               <w:r>
                 <w:rPr>
                   <w:rFonts w:ascii="Arial" w:cs="Arial" w:eastAsia="Arial" w:hAnsi="Arial"/>
@@ -6722,7 +6722,7 @@
               <w:spacing w:after="10" w:before="0"/>
               <w:ind w:left="120"/>
             </w:pPr>
-            <w:hyperlink w:history="1" r:id="rIdl9trybjw0qalf1cyhtrb0">
+            <w:hyperlink w:history="1" r:id="rIdrbcd_kmr-qg0gpsvd2ysr">
               <w:r>
                 <w:rPr>
                   <w:rFonts w:ascii="Arial" w:cs="Arial" w:eastAsia="Arial" w:hAnsi="Arial"/>
@@ -6869,32 +6869,32 @@
         <w:tc>
           <w:tcPr>
             <w:tcW w:type="dxa" w:w="1520"/>
-            <w:shd w:fill="F2F2F2" w:color="auto" w:val="clear"/>
-            <w:tcMar>
-              <w:top w:type="dxa" w:w="60"/>
-              <w:left w:type="dxa" w:w="120"/>
-              <w:bottom w:type="dxa" w:w="60"/>
-              <w:right w:type="dxa" w:w="120"/>
-            </w:tcMar>
-            <w:vAlign w:val="top"/>
-          </w:tcPr>
-          <w:p>
-            <w:pPr>
-              <w:spacing w:after="40" w:before="0"/>
-              <w:jc w:val="left"/>
-            </w:pPr>
-            <w:r>
-              <w:rPr>
-                <w:rFonts w:ascii="Arial" w:cs="Arial" w:eastAsia="Arial" w:hAnsi="Arial"/>
-                <w:b/>
-                <w:bCs/>
-                <w:i w:val="false"/>
-                <w:iCs w:val="false"/>
-                <w:color w:val="000000"/>
-                <w:sz w:val="18"/>
-                <w:szCs w:val="18"/>
-              </w:rPr>
-              <w:t xml:space="preserve">Phase 4 — Driving Question Board Update (10 minutes)</w:t>
+            <w:shd w:fill="FCE4D6" w:color="auto" w:val="clear"/>
+            <w:tcMar>
+              <w:top w:type="dxa" w:w="60"/>
+              <w:left w:type="dxa" w:w="120"/>
+              <w:bottom w:type="dxa" w:w="60"/>
+              <w:right w:type="dxa" w:w="120"/>
+            </w:tcMar>
+            <w:vAlign w:val="top"/>
+          </w:tcPr>
+          <w:p>
+            <w:pPr>
+              <w:spacing w:after="40" w:before="0"/>
+              <w:jc w:val="left"/>
+            </w:pPr>
+            <w:r>
+              <w:rPr>
+                <w:rFonts w:ascii="Arial" w:cs="Arial" w:eastAsia="Arial" w:hAnsi="Arial"/>
+                <w:b/>
+                <w:bCs/>
+                <w:i w:val="false"/>
+                <w:iCs w:val="false"/>
+                <w:color w:val="000000"/>
+                <w:sz w:val="18"/>
+                <w:szCs w:val="18"/>
+              </w:rPr>
+              <w:t xml:space="preserve">Driving Question Board (DQB) Creation</w:t>
             </w:r>
           </w:p>
           <w:p>
@@ -6917,7 +6917,7 @@
             <w:pPr>
               <w:spacing w:after="20" w:before="0"/>
             </w:pPr>
-            <w:hyperlink w:history="1" r:id="rIdeqm2efhv2sksrnxjybijb">
+            <w:hyperlink w:history="1" r:id="rIdvehgrzioywcxo7hs_p_vg">
               <w:r>
                 <w:rPr>
                   <w:rFonts w:ascii="Arial" w:cs="Arial" w:eastAsia="Arial" w:hAnsi="Arial"/>
@@ -6950,7 +6950,7 @@
               <w:spacing w:after="10" w:before="0"/>
               <w:ind w:left="120"/>
             </w:pPr>
-            <w:hyperlink w:history="1" r:id="rIdrqy5pkexwkkh3yeeojd0a">
+            <w:hyperlink w:history="1" r:id="rIdmez8arr0kwmvfc0wo5-rl">
               <w:r>
                 <w:rPr>
                   <w:rFonts w:ascii="Arial" w:cs="Arial" w:eastAsia="Arial" w:hAnsi="Arial"/>
@@ -6995,7 +6995,7 @@
             <w:pPr>
               <w:spacing w:after="20" w:before="0"/>
             </w:pPr>
-            <w:hyperlink w:history="1" r:id="rIdvjpaxqgpf-pzlcpfm6rd6">
+            <w:hyperlink w:history="1" r:id="rId5ob6fljejjhd2kn1w_pn0">
               <w:r>
                 <w:rPr>
                   <w:rFonts w:ascii="Arial" w:cs="Arial" w:eastAsia="Arial" w:hAnsi="Arial"/>
@@ -7028,7 +7028,7 @@
               <w:spacing w:after="10" w:before="0"/>
               <w:ind w:left="120"/>
             </w:pPr>
-            <w:hyperlink w:history="1" r:id="rIdyxwkyiq-p4unuba3g1adn">
+            <w:hyperlink w:history="1" r:id="rIdwwrcb3u1t6adijnitnzoj">
               <w:r>
                 <w:rPr>
                   <w:rFonts w:ascii="Arial" w:cs="Arial" w:eastAsia="Arial" w:hAnsi="Arial"/>
@@ -7175,32 +7175,32 @@
         <w:tc>
           <w:tcPr>
             <w:tcW w:type="dxa" w:w="1520"/>
-            <w:shd w:fill="F2F2F2" w:color="auto" w:val="clear"/>
-            <w:tcMar>
-              <w:top w:type="dxa" w:w="60"/>
-              <w:left w:type="dxa" w:w="120"/>
-              <w:bottom w:type="dxa" w:w="60"/>
-              <w:right w:type="dxa" w:w="120"/>
-            </w:tcMar>
-            <w:vAlign w:val="top"/>
-          </w:tcPr>
-          <w:p>
-            <w:pPr>
-              <w:spacing w:after="40" w:before="0"/>
-              <w:jc w:val="left"/>
-            </w:pPr>
-            <w:r>
-              <w:rPr>
-                <w:rFonts w:ascii="Arial" w:cs="Arial" w:eastAsia="Arial" w:hAnsi="Arial"/>
-                <w:b/>
-                <w:bCs/>
-                <w:i w:val="false"/>
-                <w:iCs w:val="false"/>
-                <w:color w:val="000000"/>
-                <w:sz w:val="18"/>
-                <w:szCs w:val="18"/>
-              </w:rPr>
-              <w:t xml:space="preserve">Phase 5 — Model Building (15 minutes)</w:t>
+            <w:shd w:fill="D5E8F0" w:color="auto" w:val="clear"/>
+            <w:tcMar>
+              <w:top w:type="dxa" w:w="60"/>
+              <w:left w:type="dxa" w:w="120"/>
+              <w:bottom w:type="dxa" w:w="60"/>
+              <w:right w:type="dxa" w:w="120"/>
+            </w:tcMar>
+            <w:vAlign w:val="top"/>
+          </w:tcPr>
+          <w:p>
+            <w:pPr>
+              <w:spacing w:after="40" w:before="0"/>
+              <w:jc w:val="left"/>
+            </w:pPr>
+            <w:r>
+              <w:rPr>
+                <w:rFonts w:ascii="Arial" w:cs="Arial" w:eastAsia="Arial" w:hAnsi="Arial"/>
+                <w:b/>
+                <w:bCs/>
+                <w:i w:val="false"/>
+                <w:iCs w:val="false"/>
+                <w:color w:val="000000"/>
+                <w:sz w:val="18"/>
+                <w:szCs w:val="18"/>
+              </w:rPr>
+              <w:t xml:space="preserve">Model Building Phase</w:t>
             </w:r>
           </w:p>
           <w:p>
@@ -7223,7 +7223,7 @@
             <w:pPr>
               <w:spacing w:after="20" w:before="0"/>
             </w:pPr>
-            <w:hyperlink w:history="1" r:id="rIdokdwv_aor-ekggnj2fg0i">
+            <w:hyperlink w:history="1" r:id="rIdz371-eifygffdchlpczy5">
               <w:r>
                 <w:rPr>
                   <w:rFonts w:ascii="Arial" w:cs="Arial" w:eastAsia="Arial" w:hAnsi="Arial"/>
@@ -7256,7 +7256,7 @@
               <w:spacing w:after="10" w:before="0"/>
               <w:ind w:left="120"/>
             </w:pPr>
-            <w:hyperlink w:history="1" r:id="rId7ndgzgbnk4sypventk4cy">
+            <w:hyperlink w:history="1" r:id="rId9bdg3ic-rfofs2mznyufj">
               <w:r>
                 <w:rPr>
                   <w:rFonts w:ascii="Arial" w:cs="Arial" w:eastAsia="Arial" w:hAnsi="Arial"/>
@@ -7301,7 +7301,7 @@
             <w:pPr>
               <w:spacing w:after="20" w:before="0"/>
             </w:pPr>
-            <w:hyperlink w:history="1" r:id="rIdhrzllijaf4ntib0qip_bg">
+            <w:hyperlink w:history="1" r:id="rIdpnxpqkdo7rtobwrqf-vaj">
               <w:r>
                 <w:rPr>
                   <w:rFonts w:ascii="Arial" w:cs="Arial" w:eastAsia="Arial" w:hAnsi="Arial"/>
@@ -7334,7 +7334,7 @@
               <w:spacing w:after="10" w:before="0"/>
               <w:ind w:left="120"/>
             </w:pPr>
-            <w:hyperlink w:history="1" r:id="rIdlstpfzrikxnrojnnzjve2">
+            <w:hyperlink w:history="1" r:id="rIdpxccidliati10fzlsw-8e">
               <w:r>
                 <w:rPr>
                   <w:rFonts w:ascii="Arial" w:cs="Arial" w:eastAsia="Arial" w:hAnsi="Arial"/>
@@ -8773,32 +8773,32 @@
         <w:tc>
           <w:tcPr>
             <w:tcW w:type="dxa" w:w="1520"/>
-            <w:shd w:fill="F2F2F2" w:color="auto" w:val="clear"/>
-            <w:tcMar>
-              <w:top w:type="dxa" w:w="60"/>
-              <w:left w:type="dxa" w:w="120"/>
-              <w:bottom w:type="dxa" w:w="60"/>
-              <w:right w:type="dxa" w:w="120"/>
-            </w:tcMar>
-            <w:vAlign w:val="top"/>
-          </w:tcPr>
-          <w:p>
-            <w:pPr>
-              <w:spacing w:after="40" w:before="0"/>
-              <w:jc w:val="left"/>
-            </w:pPr>
-            <w:r>
-              <w:rPr>
-                <w:rFonts w:ascii="Arial" w:cs="Arial" w:eastAsia="Arial" w:hAnsi="Arial"/>
-                <w:b/>
-                <w:bCs/>
-                <w:i w:val="false"/>
-                <w:iCs w:val="false"/>
-                <w:color w:val="000000"/>
-                <w:sz w:val="18"/>
-                <w:szCs w:val="18"/>
-              </w:rPr>
-              <w:t xml:space="preserve">Phase 1 — Predict</w:t>
+            <w:shd w:fill="EAD1F5" w:color="auto" w:val="clear"/>
+            <w:tcMar>
+              <w:top w:type="dxa" w:w="60"/>
+              <w:left w:type="dxa" w:w="120"/>
+              <w:bottom w:type="dxa" w:w="60"/>
+              <w:right w:type="dxa" w:w="120"/>
+            </w:tcMar>
+            <w:vAlign w:val="top"/>
+          </w:tcPr>
+          <w:p>
+            <w:pPr>
+              <w:spacing w:after="40" w:before="0"/>
+              <w:jc w:val="left"/>
+            </w:pPr>
+            <w:r>
+              <w:rPr>
+                <w:rFonts w:ascii="Arial" w:cs="Arial" w:eastAsia="Arial" w:hAnsi="Arial"/>
+                <w:b/>
+                <w:bCs/>
+                <w:i w:val="false"/>
+                <w:iCs w:val="false"/>
+                <w:color w:val="000000"/>
+                <w:sz w:val="18"/>
+                <w:szCs w:val="18"/>
+              </w:rPr>
+              <w:t xml:space="preserve">Predict Phase</w:t>
             </w:r>
           </w:p>
           <w:p>
@@ -8821,7 +8821,7 @@
             <w:pPr>
               <w:spacing w:after="20" w:before="0"/>
             </w:pPr>
-            <w:hyperlink w:history="1" r:id="rId_i4mvbuw_haimzic8hzkv">
+            <w:hyperlink w:history="1" r:id="rIdzuu4bmu_ri0_xz1qg2bam">
               <w:r>
                 <w:rPr>
                   <w:rFonts w:ascii="Arial" w:cs="Arial" w:eastAsia="Arial" w:hAnsi="Arial"/>
@@ -8854,7 +8854,7 @@
               <w:spacing w:after="10" w:before="0"/>
               <w:ind w:left="120"/>
             </w:pPr>
-            <w:hyperlink w:history="1" r:id="rIdxp4_6dj70vx0jueq6mlb3">
+            <w:hyperlink w:history="1" r:id="rId7d6qqb3zhpavbx_jgilql">
               <w:r>
                 <w:rPr>
                   <w:rFonts w:ascii="Arial" w:cs="Arial" w:eastAsia="Arial" w:hAnsi="Arial"/>
@@ -8899,7 +8899,7 @@
             <w:pPr>
               <w:spacing w:after="20" w:before="0"/>
             </w:pPr>
-            <w:hyperlink w:history="1" r:id="rIdy4hxvbl0bjadobwp72-vb">
+            <w:hyperlink w:history="1" r:id="rId6q6lq0l8nbirfig4ligo9">
               <w:r>
                 <w:rPr>
                   <w:rFonts w:ascii="Arial" w:cs="Arial" w:eastAsia="Arial" w:hAnsi="Arial"/>
@@ -8932,7 +8932,7 @@
               <w:spacing w:after="10" w:before="0"/>
               <w:ind w:left="120"/>
             </w:pPr>
-            <w:hyperlink w:history="1" r:id="rIdetyuq8ra8hybkhah_vt6c">
+            <w:hyperlink w:history="1" r:id="rIdmo80uuf6bh-1cxf_sdmhd">
               <w:r>
                 <w:rPr>
                   <w:rFonts w:ascii="Arial" w:cs="Arial" w:eastAsia="Arial" w:hAnsi="Arial"/>
@@ -9136,32 +9136,32 @@
         <w:tc>
           <w:tcPr>
             <w:tcW w:type="dxa" w:w="1520"/>
-            <w:shd w:fill="F2F2F2" w:color="auto" w:val="clear"/>
-            <w:tcMar>
-              <w:top w:type="dxa" w:w="60"/>
-              <w:left w:type="dxa" w:w="120"/>
-              <w:bottom w:type="dxa" w:w="60"/>
-              <w:right w:type="dxa" w:w="120"/>
-            </w:tcMar>
-            <w:vAlign w:val="top"/>
-          </w:tcPr>
-          <w:p>
-            <w:pPr>
-              <w:spacing w:after="40" w:before="0"/>
-              <w:jc w:val="left"/>
-            </w:pPr>
-            <w:r>
-              <w:rPr>
-                <w:rFonts w:ascii="Arial" w:cs="Arial" w:eastAsia="Arial" w:hAnsi="Arial"/>
-                <w:b/>
-                <w:bCs/>
-                <w:i w:val="false"/>
-                <w:iCs w:val="false"/>
-                <w:color w:val="000000"/>
-                <w:sz w:val="18"/>
-                <w:szCs w:val="18"/>
-              </w:rPr>
-              <w:t xml:space="preserve">Phase 2 — Observe</w:t>
+            <w:shd w:fill="D9EEF1" w:color="auto" w:val="clear"/>
+            <w:tcMar>
+              <w:top w:type="dxa" w:w="60"/>
+              <w:left w:type="dxa" w:w="120"/>
+              <w:bottom w:type="dxa" w:w="60"/>
+              <w:right w:type="dxa" w:w="120"/>
+            </w:tcMar>
+            <w:vAlign w:val="top"/>
+          </w:tcPr>
+          <w:p>
+            <w:pPr>
+              <w:spacing w:after="40" w:before="0"/>
+              <w:jc w:val="left"/>
+            </w:pPr>
+            <w:r>
+              <w:rPr>
+                <w:rFonts w:ascii="Arial" w:cs="Arial" w:eastAsia="Arial" w:hAnsi="Arial"/>
+                <w:b/>
+                <w:bCs/>
+                <w:i w:val="false"/>
+                <w:iCs w:val="false"/>
+                <w:color w:val="000000"/>
+                <w:sz w:val="18"/>
+                <w:szCs w:val="18"/>
+              </w:rPr>
+              <w:t xml:space="preserve">Observe Phase</w:t>
             </w:r>
           </w:p>
           <w:p>
@@ -9184,7 +9184,7 @@
             <w:pPr>
               <w:spacing w:after="20" w:before="0"/>
             </w:pPr>
-            <w:hyperlink w:history="1" r:id="rIdc98ihartlvjsbt8b7jtne">
+            <w:hyperlink w:history="1" r:id="rIdtm_o95cgfw3u5tff6e7xi">
               <w:r>
                 <w:rPr>
                   <w:rFonts w:ascii="Arial" w:cs="Arial" w:eastAsia="Arial" w:hAnsi="Arial"/>
@@ -9217,7 +9217,7 @@
               <w:spacing w:after="10" w:before="0"/>
               <w:ind w:left="120"/>
             </w:pPr>
-            <w:hyperlink w:history="1" r:id="rIdinzrbmdezodwjh6dng9kz">
+            <w:hyperlink w:history="1" r:id="rIdsgtxdauwdtifw3qbl0efx">
               <w:r>
                 <w:rPr>
                   <w:rFonts w:ascii="Arial" w:cs="Arial" w:eastAsia="Arial" w:hAnsi="Arial"/>
@@ -9262,7 +9262,7 @@
             <w:pPr>
               <w:spacing w:after="20" w:before="0"/>
             </w:pPr>
-            <w:hyperlink w:history="1" r:id="rIdpgpn1db-jlpcsmu8yphrx">
+            <w:hyperlink w:history="1" r:id="rIddb6qwskuss9zhz5zrr7ls">
               <w:r>
                 <w:rPr>
                   <w:rFonts w:ascii="Arial" w:cs="Arial" w:eastAsia="Arial" w:hAnsi="Arial"/>
@@ -9295,7 +9295,7 @@
               <w:spacing w:after="10" w:before="0"/>
               <w:ind w:left="120"/>
             </w:pPr>
-            <w:hyperlink w:history="1" r:id="rIdnst4c0scltfnb9zo_11fa">
+            <w:hyperlink w:history="1" r:id="rId0l0-th_pevlia_hkt1w44">
               <w:r>
                 <w:rPr>
                   <w:rFonts w:ascii="Arial" w:cs="Arial" w:eastAsia="Arial" w:hAnsi="Arial"/>
@@ -9746,32 +9746,32 @@
         <w:tc>
           <w:tcPr>
             <w:tcW w:type="dxa" w:w="1520"/>
-            <w:shd w:fill="F2F2F2" w:color="auto" w:val="clear"/>
-            <w:tcMar>
-              <w:top w:type="dxa" w:w="60"/>
-              <w:left w:type="dxa" w:w="120"/>
-              <w:bottom w:type="dxa" w:w="60"/>
-              <w:right w:type="dxa" w:w="120"/>
-            </w:tcMar>
-            <w:vAlign w:val="top"/>
-          </w:tcPr>
-          <w:p>
-            <w:pPr>
-              <w:spacing w:after="40" w:before="0"/>
-              <w:jc w:val="left"/>
-            </w:pPr>
-            <w:r>
-              <w:rPr>
-                <w:rFonts w:ascii="Arial" w:cs="Arial" w:eastAsia="Arial" w:hAnsi="Arial"/>
-                <w:b/>
-                <w:bCs/>
-                <w:i w:val="false"/>
-                <w:iCs w:val="false"/>
-                <w:color w:val="000000"/>
-                <w:sz w:val="18"/>
-                <w:szCs w:val="18"/>
-              </w:rPr>
-              <w:t xml:space="preserve">Phase 3 — Explain</w:t>
+            <w:shd w:fill="E2EFDA" w:color="auto" w:val="clear"/>
+            <w:tcMar>
+              <w:top w:type="dxa" w:w="60"/>
+              <w:left w:type="dxa" w:w="120"/>
+              <w:bottom w:type="dxa" w:w="60"/>
+              <w:right w:type="dxa" w:w="120"/>
+            </w:tcMar>
+            <w:vAlign w:val="top"/>
+          </w:tcPr>
+          <w:p>
+            <w:pPr>
+              <w:spacing w:after="40" w:before="0"/>
+              <w:jc w:val="left"/>
+            </w:pPr>
+            <w:r>
+              <w:rPr>
+                <w:rFonts w:ascii="Arial" w:cs="Arial" w:eastAsia="Arial" w:hAnsi="Arial"/>
+                <w:b/>
+                <w:bCs/>
+                <w:i w:val="false"/>
+                <w:iCs w:val="false"/>
+                <w:color w:val="000000"/>
+                <w:sz w:val="18"/>
+                <w:szCs w:val="18"/>
+              </w:rPr>
+              <w:t xml:space="preserve">Explain Phase</w:t>
             </w:r>
           </w:p>
           <w:p>
@@ -9794,7 +9794,7 @@
             <w:pPr>
               <w:spacing w:after="20" w:before="0"/>
             </w:pPr>
-            <w:hyperlink w:history="1" r:id="rIdkcr4rzbiinq6jl9vljwcn">
+            <w:hyperlink w:history="1" r:id="rId7ujbmfi_kwujuzd3c6tnu">
               <w:r>
                 <w:rPr>
                   <w:rFonts w:ascii="Arial" w:cs="Arial" w:eastAsia="Arial" w:hAnsi="Arial"/>
@@ -9827,7 +9827,7 @@
               <w:spacing w:after="10" w:before="0"/>
               <w:ind w:left="120"/>
             </w:pPr>
-            <w:hyperlink w:history="1" r:id="rIdux2eqzuy0jz9rumz-pxjo">
+            <w:hyperlink w:history="1" r:id="rIdcxobcklkdia9gb3ro8xol">
               <w:r>
                 <w:rPr>
                   <w:rFonts w:ascii="Arial" w:cs="Arial" w:eastAsia="Arial" w:hAnsi="Arial"/>
@@ -9872,7 +9872,7 @@
             <w:pPr>
               <w:spacing w:after="20" w:before="0"/>
             </w:pPr>
-            <w:hyperlink w:history="1" r:id="rIdfnykmb9ufonifbllbi5bw">
+            <w:hyperlink w:history="1" r:id="rIdlmcupzf-9zbl8wzatmdj7">
               <w:r>
                 <w:rPr>
                   <w:rFonts w:ascii="Arial" w:cs="Arial" w:eastAsia="Arial" w:hAnsi="Arial"/>
@@ -9905,7 +9905,7 @@
               <w:spacing w:after="10" w:before="0"/>
               <w:ind w:left="120"/>
             </w:pPr>
-            <w:hyperlink w:history="1" r:id="rIdb7-t7gp1znpjkzxijuvux">
+            <w:hyperlink w:history="1" r:id="rIdolhvlicnn0ld6hgpk5hfp">
               <w:r>
                 <w:rPr>
                   <w:rFonts w:ascii="Arial" w:cs="Arial" w:eastAsia="Arial" w:hAnsi="Arial"/>
@@ -10432,32 +10432,32 @@
         <w:tc>
           <w:tcPr>
             <w:tcW w:type="dxa" w:w="1520"/>
-            <w:shd w:fill="F2F2F2" w:color="auto" w:val="clear"/>
-            <w:tcMar>
-              <w:top w:type="dxa" w:w="60"/>
-              <w:left w:type="dxa" w:w="120"/>
-              <w:bottom w:type="dxa" w:w="60"/>
-              <w:right w:type="dxa" w:w="120"/>
-            </w:tcMar>
-            <w:vAlign w:val="top"/>
-          </w:tcPr>
-          <w:p>
-            <w:pPr>
-              <w:spacing w:after="40" w:before="0"/>
-              <w:jc w:val="left"/>
-            </w:pPr>
-            <w:r>
-              <w:rPr>
-                <w:rFonts w:ascii="Arial" w:cs="Arial" w:eastAsia="Arial" w:hAnsi="Arial"/>
-                <w:b/>
-                <w:bCs/>
-                <w:i w:val="false"/>
-                <w:iCs w:val="false"/>
-                <w:color w:val="000000"/>
-                <w:sz w:val="18"/>
-                <w:szCs w:val="18"/>
-              </w:rPr>
-              <w:t xml:space="preserve">Phase 4 — Driving Question Board (DQB) Update</w:t>
+            <w:shd w:fill="FCE4D6" w:color="auto" w:val="clear"/>
+            <w:tcMar>
+              <w:top w:type="dxa" w:w="60"/>
+              <w:left w:type="dxa" w:w="120"/>
+              <w:bottom w:type="dxa" w:w="60"/>
+              <w:right w:type="dxa" w:w="120"/>
+            </w:tcMar>
+            <w:vAlign w:val="top"/>
+          </w:tcPr>
+          <w:p>
+            <w:pPr>
+              <w:spacing w:after="40" w:before="0"/>
+              <w:jc w:val="left"/>
+            </w:pPr>
+            <w:r>
+              <w:rPr>
+                <w:rFonts w:ascii="Arial" w:cs="Arial" w:eastAsia="Arial" w:hAnsi="Arial"/>
+                <w:b/>
+                <w:bCs/>
+                <w:i w:val="false"/>
+                <w:iCs w:val="false"/>
+                <w:color w:val="000000"/>
+                <w:sz w:val="18"/>
+                <w:szCs w:val="18"/>
+              </w:rPr>
+              <w:t xml:space="preserve">Driving Question Board (DQB) Creation</w:t>
             </w:r>
           </w:p>
           <w:p>
@@ -10480,7 +10480,7 @@
             <w:pPr>
               <w:spacing w:after="20" w:before="0"/>
             </w:pPr>
-            <w:hyperlink w:history="1" r:id="rIdrov6vxurjebrpzojvqrgm">
+            <w:hyperlink w:history="1" r:id="rIdtkdva1anhb5rix3i-1msa">
               <w:r>
                 <w:rPr>
                   <w:rFonts w:ascii="Arial" w:cs="Arial" w:eastAsia="Arial" w:hAnsi="Arial"/>
@@ -10513,7 +10513,7 @@
               <w:spacing w:after="10" w:before="0"/>
               <w:ind w:left="120"/>
             </w:pPr>
-            <w:hyperlink w:history="1" r:id="rId1h_etwa_z4qu2cljprasz">
+            <w:hyperlink w:history="1" r:id="rIdv1hvf1ssn2kll5rllwqmm">
               <w:r>
                 <w:rPr>
                   <w:rFonts w:ascii="Arial" w:cs="Arial" w:eastAsia="Arial" w:hAnsi="Arial"/>
@@ -10558,7 +10558,7 @@
             <w:pPr>
               <w:spacing w:after="20" w:before="0"/>
             </w:pPr>
-            <w:hyperlink w:history="1" r:id="rIdobdgx0vhgjiowzytbquwc">
+            <w:hyperlink w:history="1" r:id="rIdfcsoy3lhv9whmcl-m8aiy">
               <w:r>
                 <w:rPr>
                   <w:rFonts w:ascii="Arial" w:cs="Arial" w:eastAsia="Arial" w:hAnsi="Arial"/>
@@ -10591,7 +10591,7 @@
               <w:spacing w:after="10" w:before="0"/>
               <w:ind w:left="120"/>
             </w:pPr>
-            <w:hyperlink w:history="1" r:id="rIdh1vfl_2rfnueycut8dxqy">
+            <w:hyperlink w:history="1" r:id="rIdi5reuhb5durwrvenz6sia">
               <w:r>
                 <w:rPr>
                   <w:rFonts w:ascii="Arial" w:cs="Arial" w:eastAsia="Arial" w:hAnsi="Arial"/>
@@ -10814,32 +10814,32 @@
         <w:tc>
           <w:tcPr>
             <w:tcW w:type="dxa" w:w="1520"/>
-            <w:shd w:fill="F2F2F2" w:color="auto" w:val="clear"/>
-            <w:tcMar>
-              <w:top w:type="dxa" w:w="60"/>
-              <w:left w:type="dxa" w:w="120"/>
-              <w:bottom w:type="dxa" w:w="60"/>
-              <w:right w:type="dxa" w:w="120"/>
-            </w:tcMar>
-            <w:vAlign w:val="top"/>
-          </w:tcPr>
-          <w:p>
-            <w:pPr>
-              <w:spacing w:after="40" w:before="0"/>
-              <w:jc w:val="left"/>
-            </w:pPr>
-            <w:r>
-              <w:rPr>
-                <w:rFonts w:ascii="Arial" w:cs="Arial" w:eastAsia="Arial" w:hAnsi="Arial"/>
-                <w:b/>
-                <w:bCs/>
-                <w:i w:val="false"/>
-                <w:iCs w:val="false"/>
-                <w:color w:val="000000"/>
-                <w:sz w:val="18"/>
-                <w:szCs w:val="18"/>
-              </w:rPr>
-              <w:t xml:space="preserve">Phase 5 — Model Building</w:t>
+            <w:shd w:fill="D5E8F0" w:color="auto" w:val="clear"/>
+            <w:tcMar>
+              <w:top w:type="dxa" w:w="60"/>
+              <w:left w:type="dxa" w:w="120"/>
+              <w:bottom w:type="dxa" w:w="60"/>
+              <w:right w:type="dxa" w:w="120"/>
+            </w:tcMar>
+            <w:vAlign w:val="top"/>
+          </w:tcPr>
+          <w:p>
+            <w:pPr>
+              <w:spacing w:after="40" w:before="0"/>
+              <w:jc w:val="left"/>
+            </w:pPr>
+            <w:r>
+              <w:rPr>
+                <w:rFonts w:ascii="Arial" w:cs="Arial" w:eastAsia="Arial" w:hAnsi="Arial"/>
+                <w:b/>
+                <w:bCs/>
+                <w:i w:val="false"/>
+                <w:iCs w:val="false"/>
+                <w:color w:val="000000"/>
+                <w:sz w:val="18"/>
+                <w:szCs w:val="18"/>
+              </w:rPr>
+              <w:t xml:space="preserve">Model Building Phase</w:t>
             </w:r>
           </w:p>
           <w:p>
@@ -10862,7 +10862,7 @@
             <w:pPr>
               <w:spacing w:after="20" w:before="0"/>
             </w:pPr>
-            <w:hyperlink w:history="1" r:id="rIdacbrm1h74q0cqn_nxjsio">
+            <w:hyperlink w:history="1" r:id="rIdfcqmqwgzqe0s6ygxkbqyt">
               <w:r>
                 <w:rPr>
                   <w:rFonts w:ascii="Arial" w:cs="Arial" w:eastAsia="Arial" w:hAnsi="Arial"/>
@@ -10895,7 +10895,7 @@
               <w:spacing w:after="10" w:before="0"/>
               <w:ind w:left="120"/>
             </w:pPr>
-            <w:hyperlink w:history="1" r:id="rId7aitkq4gvc09mas1jxins">
+            <w:hyperlink w:history="1" r:id="rIdgrzbhgrbvqxp7jsodvc0p">
               <w:r>
                 <w:rPr>
                   <w:rFonts w:ascii="Arial" w:cs="Arial" w:eastAsia="Arial" w:hAnsi="Arial"/>
@@ -10940,7 +10940,7 @@
             <w:pPr>
               <w:spacing w:after="20" w:before="0"/>
             </w:pPr>
-            <w:hyperlink w:history="1" r:id="rIdr5fi8iofuz-ja_pq2xrux">
+            <w:hyperlink w:history="1" r:id="rIdjwtdbwok9ggl2fds_bwpi">
               <w:r>
                 <w:rPr>
                   <w:rFonts w:ascii="Arial" w:cs="Arial" w:eastAsia="Arial" w:hAnsi="Arial"/>
@@ -10973,7 +10973,7 @@
               <w:spacing w:after="10" w:before="0"/>
               <w:ind w:left="120"/>
             </w:pPr>
-            <w:hyperlink w:history="1" r:id="rId6eyqqre1uw23htttdmz_o">
+            <w:hyperlink w:history="1" r:id="rIdgmv_iw3iyq7uwvkkmtyzy">
               <w:r>
                 <w:rPr>
                   <w:rFonts w:ascii="Arial" w:cs="Arial" w:eastAsia="Arial" w:hAnsi="Arial"/>
@@ -12507,32 +12507,32 @@
         <w:tc>
           <w:tcPr>
             <w:tcW w:type="dxa" w:w="1520"/>
-            <w:shd w:fill="F2F2F2" w:color="auto" w:val="clear"/>
-            <w:tcMar>
-              <w:top w:type="dxa" w:w="60"/>
-              <w:left w:type="dxa" w:w="120"/>
-              <w:bottom w:type="dxa" w:w="60"/>
-              <w:right w:type="dxa" w:w="120"/>
-            </w:tcMar>
-            <w:vAlign w:val="top"/>
-          </w:tcPr>
-          <w:p>
-            <w:pPr>
-              <w:spacing w:after="40" w:before="0"/>
-              <w:jc w:val="left"/>
-            </w:pPr>
-            <w:r>
-              <w:rPr>
-                <w:rFonts w:ascii="Arial" w:cs="Arial" w:eastAsia="Arial" w:hAnsi="Arial"/>
-                <w:b/>
-                <w:bCs/>
-                <w:i w:val="false"/>
-                <w:iCs w:val="false"/>
-                <w:color w:val="000000"/>
-                <w:sz w:val="18"/>
-                <w:szCs w:val="18"/>
-              </w:rPr>
-              <w:t xml:space="preserve">Phase 1 — Predict</w:t>
+            <w:shd w:fill="EAD1F5" w:color="auto" w:val="clear"/>
+            <w:tcMar>
+              <w:top w:type="dxa" w:w="60"/>
+              <w:left w:type="dxa" w:w="120"/>
+              <w:bottom w:type="dxa" w:w="60"/>
+              <w:right w:type="dxa" w:w="120"/>
+            </w:tcMar>
+            <w:vAlign w:val="top"/>
+          </w:tcPr>
+          <w:p>
+            <w:pPr>
+              <w:spacing w:after="40" w:before="0"/>
+              <w:jc w:val="left"/>
+            </w:pPr>
+            <w:r>
+              <w:rPr>
+                <w:rFonts w:ascii="Arial" w:cs="Arial" w:eastAsia="Arial" w:hAnsi="Arial"/>
+                <w:b/>
+                <w:bCs/>
+                <w:i w:val="false"/>
+                <w:iCs w:val="false"/>
+                <w:color w:val="000000"/>
+                <w:sz w:val="18"/>
+                <w:szCs w:val="18"/>
+              </w:rPr>
+              <w:t xml:space="preserve">Predict Phase</w:t>
             </w:r>
           </w:p>
           <w:p>
@@ -12555,7 +12555,7 @@
             <w:pPr>
               <w:spacing w:after="20" w:before="0"/>
             </w:pPr>
-            <w:hyperlink w:history="1" r:id="rIdchj2_kqy20r3hyyofzlgu">
+            <w:hyperlink w:history="1" r:id="rId28kzq2s5gdl3aco7_dnqr">
               <w:r>
                 <w:rPr>
                   <w:rFonts w:ascii="Arial" w:cs="Arial" w:eastAsia="Arial" w:hAnsi="Arial"/>
@@ -12588,7 +12588,7 @@
               <w:spacing w:after="10" w:before="0"/>
               <w:ind w:left="120"/>
             </w:pPr>
-            <w:hyperlink w:history="1" r:id="rIdmomy0j68aelttaokgmxop">
+            <w:hyperlink w:history="1" r:id="rId9ouqlymnqssnga2sstyis">
               <w:r>
                 <w:rPr>
                   <w:rFonts w:ascii="Arial" w:cs="Arial" w:eastAsia="Arial" w:hAnsi="Arial"/>
@@ -12633,7 +12633,7 @@
             <w:pPr>
               <w:spacing w:after="20" w:before="0"/>
             </w:pPr>
-            <w:hyperlink w:history="1" r:id="rIdehqkligbrtewns4wkliau">
+            <w:hyperlink w:history="1" r:id="rIdo1ddzd3gyj8qdqjbuqv-r">
               <w:r>
                 <w:rPr>
                   <w:rFonts w:ascii="Arial" w:cs="Arial" w:eastAsia="Arial" w:hAnsi="Arial"/>
@@ -12666,7 +12666,7 @@
               <w:spacing w:after="10" w:before="0"/>
               <w:ind w:left="120"/>
             </w:pPr>
-            <w:hyperlink w:history="1" r:id="rId1k1elrwea56cq3ickjpq1">
+            <w:hyperlink w:history="1" r:id="rIdqpwc5ywjt4vz0cp1aexlt">
               <w:r>
                 <w:rPr>
                   <w:rFonts w:ascii="Arial" w:cs="Arial" w:eastAsia="Arial" w:hAnsi="Arial"/>
@@ -12813,32 +12813,32 @@
         <w:tc>
           <w:tcPr>
             <w:tcW w:type="dxa" w:w="1520"/>
-            <w:shd w:fill="F2F2F2" w:color="auto" w:val="clear"/>
-            <w:tcMar>
-              <w:top w:type="dxa" w:w="60"/>
-              <w:left w:type="dxa" w:w="120"/>
-              <w:bottom w:type="dxa" w:w="60"/>
-              <w:right w:type="dxa" w:w="120"/>
-            </w:tcMar>
-            <w:vAlign w:val="top"/>
-          </w:tcPr>
-          <w:p>
-            <w:pPr>
-              <w:spacing w:after="40" w:before="0"/>
-              <w:jc w:val="left"/>
-            </w:pPr>
-            <w:r>
-              <w:rPr>
-                <w:rFonts w:ascii="Arial" w:cs="Arial" w:eastAsia="Arial" w:hAnsi="Arial"/>
-                <w:b/>
-                <w:bCs/>
-                <w:i w:val="false"/>
-                <w:iCs w:val="false"/>
-                <w:color w:val="000000"/>
-                <w:sz w:val="18"/>
-                <w:szCs w:val="18"/>
-              </w:rPr>
-              <w:t xml:space="preserve">Phase 2 — Observe</w:t>
+            <w:shd w:fill="D9EEF1" w:color="auto" w:val="clear"/>
+            <w:tcMar>
+              <w:top w:type="dxa" w:w="60"/>
+              <w:left w:type="dxa" w:w="120"/>
+              <w:bottom w:type="dxa" w:w="60"/>
+              <w:right w:type="dxa" w:w="120"/>
+            </w:tcMar>
+            <w:vAlign w:val="top"/>
+          </w:tcPr>
+          <w:p>
+            <w:pPr>
+              <w:spacing w:after="40" w:before="0"/>
+              <w:jc w:val="left"/>
+            </w:pPr>
+            <w:r>
+              <w:rPr>
+                <w:rFonts w:ascii="Arial" w:cs="Arial" w:eastAsia="Arial" w:hAnsi="Arial"/>
+                <w:b/>
+                <w:bCs/>
+                <w:i w:val="false"/>
+                <w:iCs w:val="false"/>
+                <w:color w:val="000000"/>
+                <w:sz w:val="18"/>
+                <w:szCs w:val="18"/>
+              </w:rPr>
+              <w:t xml:space="preserve">Observe Phase</w:t>
             </w:r>
           </w:p>
           <w:p>
@@ -12861,7 +12861,7 @@
             <w:pPr>
               <w:spacing w:after="20" w:before="0"/>
             </w:pPr>
-            <w:hyperlink w:history="1" r:id="rId6aq4smcdvkawe205got6z">
+            <w:hyperlink w:history="1" r:id="rIdxvfil0urljyrt0v_vvppg">
               <w:r>
                 <w:rPr>
                   <w:rFonts w:ascii="Arial" w:cs="Arial" w:eastAsia="Arial" w:hAnsi="Arial"/>
@@ -12894,7 +12894,7 @@
               <w:spacing w:after="10" w:before="0"/>
               <w:ind w:left="120"/>
             </w:pPr>
-            <w:hyperlink w:history="1" r:id="rIdvgau--akoypqxul7g-acs">
+            <w:hyperlink w:history="1" r:id="rIdlsmsbtueg-mu7qvqoszjy">
               <w:r>
                 <w:rPr>
                   <w:rFonts w:ascii="Arial" w:cs="Arial" w:eastAsia="Arial" w:hAnsi="Arial"/>
@@ -12939,7 +12939,7 @@
             <w:pPr>
               <w:spacing w:after="20" w:before="0"/>
             </w:pPr>
-            <w:hyperlink w:history="1" r:id="rIdlfmu1wg2exbhdtwf-rgyi">
+            <w:hyperlink w:history="1" r:id="rId5popwp1hnbg0tdhcjwver">
               <w:r>
                 <w:rPr>
                   <w:rFonts w:ascii="Arial" w:cs="Arial" w:eastAsia="Arial" w:hAnsi="Arial"/>
@@ -12972,7 +12972,7 @@
               <w:spacing w:after="10" w:before="0"/>
               <w:ind w:left="120"/>
             </w:pPr>
-            <w:hyperlink w:history="1" r:id="rIdgisko_nbafw2449gipctw">
+            <w:hyperlink w:history="1" r:id="rIdbf0kteuhugnmshx082wvh">
               <w:r>
                 <w:rPr>
                   <w:rFonts w:ascii="Arial" w:cs="Arial" w:eastAsia="Arial" w:hAnsi="Arial"/>
@@ -13119,32 +13119,32 @@
         <w:tc>
           <w:tcPr>
             <w:tcW w:type="dxa" w:w="1520"/>
-            <w:shd w:fill="F2F2F2" w:color="auto" w:val="clear"/>
-            <w:tcMar>
-              <w:top w:type="dxa" w:w="60"/>
-              <w:left w:type="dxa" w:w="120"/>
-              <w:bottom w:type="dxa" w:w="60"/>
-              <w:right w:type="dxa" w:w="120"/>
-            </w:tcMar>
-            <w:vAlign w:val="top"/>
-          </w:tcPr>
-          <w:p>
-            <w:pPr>
-              <w:spacing w:after="40" w:before="0"/>
-              <w:jc w:val="left"/>
-            </w:pPr>
-            <w:r>
-              <w:rPr>
-                <w:rFonts w:ascii="Arial" w:cs="Arial" w:eastAsia="Arial" w:hAnsi="Arial"/>
-                <w:b/>
-                <w:bCs/>
-                <w:i w:val="false"/>
-                <w:iCs w:val="false"/>
-                <w:color w:val="000000"/>
-                <w:sz w:val="18"/>
-                <w:szCs w:val="18"/>
-              </w:rPr>
-              <w:t xml:space="preserve">Phase 3 — Explain</w:t>
+            <w:shd w:fill="E2EFDA" w:color="auto" w:val="clear"/>
+            <w:tcMar>
+              <w:top w:type="dxa" w:w="60"/>
+              <w:left w:type="dxa" w:w="120"/>
+              <w:bottom w:type="dxa" w:w="60"/>
+              <w:right w:type="dxa" w:w="120"/>
+            </w:tcMar>
+            <w:vAlign w:val="top"/>
+          </w:tcPr>
+          <w:p>
+            <w:pPr>
+              <w:spacing w:after="40" w:before="0"/>
+              <w:jc w:val="left"/>
+            </w:pPr>
+            <w:r>
+              <w:rPr>
+                <w:rFonts w:ascii="Arial" w:cs="Arial" w:eastAsia="Arial" w:hAnsi="Arial"/>
+                <w:b/>
+                <w:bCs/>
+                <w:i w:val="false"/>
+                <w:iCs w:val="false"/>
+                <w:color w:val="000000"/>
+                <w:sz w:val="18"/>
+                <w:szCs w:val="18"/>
+              </w:rPr>
+              <w:t xml:space="preserve">Explain Phase</w:t>
             </w:r>
           </w:p>
           <w:p>
@@ -13167,7 +13167,7 @@
             <w:pPr>
               <w:spacing w:after="20" w:before="0"/>
             </w:pPr>
-            <w:hyperlink w:history="1" r:id="rIdvfkwhiwohumbpowzd19g0">
+            <w:hyperlink w:history="1" r:id="rIdkr-0ftdiaqxfu6rn6d6dz">
               <w:r>
                 <w:rPr>
                   <w:rFonts w:ascii="Arial" w:cs="Arial" w:eastAsia="Arial" w:hAnsi="Arial"/>
@@ -13200,7 +13200,7 @@
               <w:spacing w:after="10" w:before="0"/>
               <w:ind w:left="120"/>
             </w:pPr>
-            <w:hyperlink w:history="1" r:id="rIdhetyoexykyodx3cggvjws">
+            <w:hyperlink w:history="1" r:id="rIdor6lpxytubwyfonjz8he-">
               <w:r>
                 <w:rPr>
                   <w:rFonts w:ascii="Arial" w:cs="Arial" w:eastAsia="Arial" w:hAnsi="Arial"/>
@@ -13245,7 +13245,7 @@
             <w:pPr>
               <w:spacing w:after="20" w:before="0"/>
             </w:pPr>
-            <w:hyperlink w:history="1" r:id="rIdcjlpc9k7ge71u75rbcoeg">
+            <w:hyperlink w:history="1" r:id="rIdrqtvpgdgphee5m60aadv7">
               <w:r>
                 <w:rPr>
                   <w:rFonts w:ascii="Arial" w:cs="Arial" w:eastAsia="Arial" w:hAnsi="Arial"/>
@@ -13278,7 +13278,7 @@
               <w:spacing w:after="10" w:before="0"/>
               <w:ind w:left="120"/>
             </w:pPr>
-            <w:hyperlink w:history="1" r:id="rId6m_mdi5dxb6hhn2yhtkcs">
+            <w:hyperlink w:history="1" r:id="rId5311xqs3nqysrenxurafd">
               <w:r>
                 <w:rPr>
                   <w:rFonts w:ascii="Arial" w:cs="Arial" w:eastAsia="Arial" w:hAnsi="Arial"/>
@@ -13425,32 +13425,32 @@
         <w:tc>
           <w:tcPr>
             <w:tcW w:type="dxa" w:w="1520"/>
-            <w:shd w:fill="F2F2F2" w:color="auto" w:val="clear"/>
-            <w:tcMar>
-              <w:top w:type="dxa" w:w="60"/>
-              <w:left w:type="dxa" w:w="120"/>
-              <w:bottom w:type="dxa" w:w="60"/>
-              <w:right w:type="dxa" w:w="120"/>
-            </w:tcMar>
-            <w:vAlign w:val="top"/>
-          </w:tcPr>
-          <w:p>
-            <w:pPr>
-              <w:spacing w:after="40" w:before="0"/>
-              <w:jc w:val="left"/>
-            </w:pPr>
-            <w:r>
-              <w:rPr>
-                <w:rFonts w:ascii="Arial" w:cs="Arial" w:eastAsia="Arial" w:hAnsi="Arial"/>
-                <w:b/>
-                <w:bCs/>
-                <w:i w:val="false"/>
-                <w:iCs w:val="false"/>
-                <w:color w:val="000000"/>
-                <w:sz w:val="18"/>
-                <w:szCs w:val="18"/>
-              </w:rPr>
-              <w:t xml:space="preserve">Phase 4 — Driving Question Board (DQB) Update</w:t>
+            <w:shd w:fill="FCE4D6" w:color="auto" w:val="clear"/>
+            <w:tcMar>
+              <w:top w:type="dxa" w:w="60"/>
+              <w:left w:type="dxa" w:w="120"/>
+              <w:bottom w:type="dxa" w:w="60"/>
+              <w:right w:type="dxa" w:w="120"/>
+            </w:tcMar>
+            <w:vAlign w:val="top"/>
+          </w:tcPr>
+          <w:p>
+            <w:pPr>
+              <w:spacing w:after="40" w:before="0"/>
+              <w:jc w:val="left"/>
+            </w:pPr>
+            <w:r>
+              <w:rPr>
+                <w:rFonts w:ascii="Arial" w:cs="Arial" w:eastAsia="Arial" w:hAnsi="Arial"/>
+                <w:b/>
+                <w:bCs/>
+                <w:i w:val="false"/>
+                <w:iCs w:val="false"/>
+                <w:color w:val="000000"/>
+                <w:sz w:val="18"/>
+                <w:szCs w:val="18"/>
+              </w:rPr>
+              <w:t xml:space="preserve">Driving Question Board (DQB) Creation</w:t>
             </w:r>
           </w:p>
           <w:p>
@@ -13473,7 +13473,7 @@
             <w:pPr>
               <w:spacing w:after="20" w:before="0"/>
             </w:pPr>
-            <w:hyperlink w:history="1" r:id="rIdmzyhcnm4eutza6fympeyf">
+            <w:hyperlink w:history="1" r:id="rIdtztx7wvm0-fzxvcdmsg65">
               <w:r>
                 <w:rPr>
                   <w:rFonts w:ascii="Arial" w:cs="Arial" w:eastAsia="Arial" w:hAnsi="Arial"/>
@@ -13506,7 +13506,7 @@
               <w:spacing w:after="10" w:before="0"/>
               <w:ind w:left="120"/>
             </w:pPr>
-            <w:hyperlink w:history="1" r:id="rIde4f6_y56oswql3buzm-sb">
+            <w:hyperlink w:history="1" r:id="rIdf4syv44isnumfmxuxt8tw">
               <w:r>
                 <w:rPr>
                   <w:rFonts w:ascii="Arial" w:cs="Arial" w:eastAsia="Arial" w:hAnsi="Arial"/>
@@ -13551,7 +13551,7 @@
             <w:pPr>
               <w:spacing w:after="20" w:before="0"/>
             </w:pPr>
-            <w:hyperlink w:history="1" r:id="rIdzwlfaxnjfcelmoflcrck2">
+            <w:hyperlink w:history="1" r:id="rIdxsrfrofxr7qugjx7liunl">
               <w:r>
                 <w:rPr>
                   <w:rFonts w:ascii="Arial" w:cs="Arial" w:eastAsia="Arial" w:hAnsi="Arial"/>
@@ -13584,7 +13584,7 @@
               <w:spacing w:after="10" w:before="0"/>
               <w:ind w:left="120"/>
             </w:pPr>
-            <w:hyperlink w:history="1" r:id="rId0yktr9avr9frkml0vexpe">
+            <w:hyperlink w:history="1" r:id="rIdtbdnvck74opzsz3l62wvd">
               <w:r>
                 <w:rPr>
                   <w:rFonts w:ascii="Arial" w:cs="Arial" w:eastAsia="Arial" w:hAnsi="Arial"/>
@@ -13731,32 +13731,32 @@
         <w:tc>
           <w:tcPr>
             <w:tcW w:type="dxa" w:w="1520"/>
-            <w:shd w:fill="F2F2F2" w:color="auto" w:val="clear"/>
-            <w:tcMar>
-              <w:top w:type="dxa" w:w="60"/>
-              <w:left w:type="dxa" w:w="120"/>
-              <w:bottom w:type="dxa" w:w="60"/>
-              <w:right w:type="dxa" w:w="120"/>
-            </w:tcMar>
-            <w:vAlign w:val="top"/>
-          </w:tcPr>
-          <w:p>
-            <w:pPr>
-              <w:spacing w:after="40" w:before="0"/>
-              <w:jc w:val="left"/>
-            </w:pPr>
-            <w:r>
-              <w:rPr>
-                <w:rFonts w:ascii="Arial" w:cs="Arial" w:eastAsia="Arial" w:hAnsi="Arial"/>
-                <w:b/>
-                <w:bCs/>
-                <w:i w:val="false"/>
-                <w:iCs w:val="false"/>
-                <w:color w:val="000000"/>
-                <w:sz w:val="18"/>
-                <w:szCs w:val="18"/>
-              </w:rPr>
-              <w:t xml:space="preserve">Phase 5 — Model Building</w:t>
+            <w:shd w:fill="D5E8F0" w:color="auto" w:val="clear"/>
+            <w:tcMar>
+              <w:top w:type="dxa" w:w="60"/>
+              <w:left w:type="dxa" w:w="120"/>
+              <w:bottom w:type="dxa" w:w="60"/>
+              <w:right w:type="dxa" w:w="120"/>
+            </w:tcMar>
+            <w:vAlign w:val="top"/>
+          </w:tcPr>
+          <w:p>
+            <w:pPr>
+              <w:spacing w:after="40" w:before="0"/>
+              <w:jc w:val="left"/>
+            </w:pPr>
+            <w:r>
+              <w:rPr>
+                <w:rFonts w:ascii="Arial" w:cs="Arial" w:eastAsia="Arial" w:hAnsi="Arial"/>
+                <w:b/>
+                <w:bCs/>
+                <w:i w:val="false"/>
+                <w:iCs w:val="false"/>
+                <w:color w:val="000000"/>
+                <w:sz w:val="18"/>
+                <w:szCs w:val="18"/>
+              </w:rPr>
+              <w:t xml:space="preserve">Model Building Phase</w:t>
             </w:r>
           </w:p>
           <w:p>
@@ -13779,7 +13779,7 @@
             <w:pPr>
               <w:spacing w:after="20" w:before="0"/>
             </w:pPr>
-            <w:hyperlink w:history="1" r:id="rId8brn-x9_lscle0vdzwgck">
+            <w:hyperlink w:history="1" r:id="rIdnuh-97sm4_g6ti9flojqw">
               <w:r>
                 <w:rPr>
                   <w:rFonts w:ascii="Arial" w:cs="Arial" w:eastAsia="Arial" w:hAnsi="Arial"/>
@@ -13812,7 +13812,7 @@
               <w:spacing w:after="10" w:before="0"/>
               <w:ind w:left="120"/>
             </w:pPr>
-            <w:hyperlink w:history="1" r:id="rIdmilkxpj79ls1rma57rtv3">
+            <w:hyperlink w:history="1" r:id="rIdt3g8zadsnl1qojz6jr8bv">
               <w:r>
                 <w:rPr>
                   <w:rFonts w:ascii="Arial" w:cs="Arial" w:eastAsia="Arial" w:hAnsi="Arial"/>
@@ -13857,7 +13857,7 @@
             <w:pPr>
               <w:spacing w:after="20" w:before="0"/>
             </w:pPr>
-            <w:hyperlink w:history="1" r:id="rId4bageasx7uf99holdp1dr">
+            <w:hyperlink w:history="1" r:id="rIdokikng9bn9ym61fty81g5">
               <w:r>
                 <w:rPr>
                   <w:rFonts w:ascii="Arial" w:cs="Arial" w:eastAsia="Arial" w:hAnsi="Arial"/>
@@ -13890,7 +13890,7 @@
               <w:spacing w:after="10" w:before="0"/>
               <w:ind w:left="120"/>
             </w:pPr>
-            <w:hyperlink w:history="1" r:id="rIdg_rokon2bhhc0_x7i100x">
+            <w:hyperlink w:history="1" r:id="rIds0yi4azbozmrv-8u9iv3h">
               <w:r>
                 <w:rPr>
                   <w:rFonts w:ascii="Arial" w:cs="Arial" w:eastAsia="Arial" w:hAnsi="Arial"/>
@@ -14985,7 +14985,25 @@
             </w:tcMar>
             <w:vAlign w:val="top"/>
           </w:tcPr>
-          <w:p/>
+          <w:p>
+            <w:pPr>
+              <w:spacing w:after="40" w:before="0"/>
+              <w:jc w:val="left"/>
+            </w:pPr>
+            <w:r>
+              <w:rPr>
+                <w:rFonts w:ascii="Arial" w:cs="Arial" w:eastAsia="Arial" w:hAnsi="Arial"/>
+                <w:b w:val="false"/>
+                <w:bCs w:val="false"/>
+                <w:i w:val="false"/>
+                <w:iCs w:val="false"/>
+                <w:color w:val="000000"/>
+                <w:sz w:val="18"/>
+                <w:szCs w:val="18"/>
+              </w:rPr>
+              <w:t xml:space="preserve">No hazardous materials are used in this lesson. All demonstrations are conceptual and diagrammatic. Ensure pencils and rubbers are available for diagram work. No special PPE required.</w:t>
+            </w:r>
+          </w:p>
         </w:tc>
       </w:tr>
     </w:tbl>
@@ -15359,7 +15377,7 @@
             <w:pPr>
               <w:spacing w:after="20" w:before="0"/>
             </w:pPr>
-            <w:hyperlink w:history="1" r:id="rId4lekb4n3-xjuizofke_82">
+            <w:hyperlink w:history="1" r:id="rIdgfdlhw2st6y9ptrr96-gb">
               <w:r>
                 <w:rPr>
                   <w:rFonts w:ascii="Arial" w:cs="Arial" w:eastAsia="Arial" w:hAnsi="Arial"/>
@@ -15392,7 +15410,7 @@
               <w:spacing w:after="10" w:before="0"/>
               <w:ind w:left="120"/>
             </w:pPr>
-            <w:hyperlink w:history="1" r:id="rIdtn9md-ymtngkqbplhqtrp">
+            <w:hyperlink w:history="1" r:id="rId2i_yqxxgqhndrqlupjdrn">
               <w:r>
                 <w:rPr>
                   <w:rFonts w:ascii="Arial" w:cs="Arial" w:eastAsia="Arial" w:hAnsi="Arial"/>
@@ -15437,7 +15455,7 @@
             <w:pPr>
               <w:spacing w:after="20" w:before="0"/>
             </w:pPr>
-            <w:hyperlink w:history="1" r:id="rIdkwtjsnrw4mzkclqchvc13">
+            <w:hyperlink w:history="1" r:id="rIdlppj_x7ygjr8db1byadfn">
               <w:r>
                 <w:rPr>
                   <w:rFonts w:ascii="Arial" w:cs="Arial" w:eastAsia="Arial" w:hAnsi="Arial"/>
@@ -15470,7 +15488,7 @@
               <w:spacing w:after="10" w:before="0"/>
               <w:ind w:left="120"/>
             </w:pPr>
-            <w:hyperlink w:history="1" r:id="rId_pj-hihzc32-af98x577x">
+            <w:hyperlink w:history="1" r:id="rIdo67ubhesoy0hc7j0wclyn">
               <w:r>
                 <w:rPr>
                   <w:rFonts w:ascii="Arial" w:cs="Arial" w:eastAsia="Arial" w:hAnsi="Arial"/>
@@ -15665,7 +15683,7 @@
             <w:pPr>
               <w:spacing w:after="20" w:before="0"/>
             </w:pPr>
-            <w:hyperlink w:history="1" r:id="rId4uot_q9czzwivfenylcw3">
+            <w:hyperlink w:history="1" r:id="rIdhmkuivfipyp0ig-ud850q">
               <w:r>
                 <w:rPr>
                   <w:rFonts w:ascii="Arial" w:cs="Arial" w:eastAsia="Arial" w:hAnsi="Arial"/>
@@ -15698,7 +15716,7 @@
               <w:spacing w:after="10" w:before="0"/>
               <w:ind w:left="120"/>
             </w:pPr>
-            <w:hyperlink w:history="1" r:id="rIdev9lq_ple6vmwvp4lqdkf">
+            <w:hyperlink w:history="1" r:id="rIdejygyexoysfjbtahjmm5l">
               <w:r>
                 <w:rPr>
                   <w:rFonts w:ascii="Arial" w:cs="Arial" w:eastAsia="Arial" w:hAnsi="Arial"/>
@@ -15743,7 +15761,7 @@
             <w:pPr>
               <w:spacing w:after="20" w:before="0"/>
             </w:pPr>
-            <w:hyperlink w:history="1" r:id="rId8dvq882nhmlp8pgegccsi">
+            <w:hyperlink w:history="1" r:id="rIduqccv1tu4spsdwzn1i5yk">
               <w:r>
                 <w:rPr>
                   <w:rFonts w:ascii="Arial" w:cs="Arial" w:eastAsia="Arial" w:hAnsi="Arial"/>
@@ -15776,7 +15794,7 @@
               <w:spacing w:after="10" w:before="0"/>
               <w:ind w:left="120"/>
             </w:pPr>
-            <w:hyperlink w:history="1" r:id="rIdwybcqwfdyq-nozjw6n6z9">
+            <w:hyperlink w:history="1" r:id="rIddlcbm_crr4reszzs48wak">
               <w:r>
                 <w:rPr>
                   <w:rFonts w:ascii="Arial" w:cs="Arial" w:eastAsia="Arial" w:hAnsi="Arial"/>
@@ -15971,7 +15989,7 @@
             <w:pPr>
               <w:spacing w:after="20" w:before="0"/>
             </w:pPr>
-            <w:hyperlink w:history="1" r:id="rIdu7i9gqobmoxcjelyv38ea">
+            <w:hyperlink w:history="1" r:id="rIdm3lhoqfkqwzrc74tygfm4">
               <w:r>
                 <w:rPr>
                   <w:rFonts w:ascii="Arial" w:cs="Arial" w:eastAsia="Arial" w:hAnsi="Arial"/>
@@ -16004,7 +16022,7 @@
               <w:spacing w:after="10" w:before="0"/>
               <w:ind w:left="120"/>
             </w:pPr>
-            <w:hyperlink w:history="1" r:id="rIdekc8pahx8v3xt28ueaaud">
+            <w:hyperlink w:history="1" r:id="rIdwwscztca1hnyooraivzr7">
               <w:r>
                 <w:rPr>
                   <w:rFonts w:ascii="Arial" w:cs="Arial" w:eastAsia="Arial" w:hAnsi="Arial"/>
@@ -16049,7 +16067,7 @@
             <w:pPr>
               <w:spacing w:after="20" w:before="0"/>
             </w:pPr>
-            <w:hyperlink w:history="1" r:id="rIdpy_i92lvqv9r3fmjwbort">
+            <w:hyperlink w:history="1" r:id="rIdqzrppgm3a_l2cxpcpw9h0">
               <w:r>
                 <w:rPr>
                   <w:rFonts w:ascii="Arial" w:cs="Arial" w:eastAsia="Arial" w:hAnsi="Arial"/>
@@ -16082,7 +16100,7 @@
               <w:spacing w:after="10" w:before="0"/>
               <w:ind w:left="120"/>
             </w:pPr>
-            <w:hyperlink w:history="1" r:id="rIdca9fh7nazfjt3ri6hz-j4">
+            <w:hyperlink w:history="1" r:id="rIdgghljj7xpawxr0bb6s0bu">
               <w:r>
                 <w:rPr>
                   <w:rFonts w:ascii="Arial" w:cs="Arial" w:eastAsia="Arial" w:hAnsi="Arial"/>
@@ -16277,7 +16295,7 @@
             <w:pPr>
               <w:spacing w:after="20" w:before="0"/>
             </w:pPr>
-            <w:hyperlink w:history="1" r:id="rIds41omwrddf7cnpcnbpwwq">
+            <w:hyperlink w:history="1" r:id="rIdnp5hnvdpg04mgcgoi-rpj">
               <w:r>
                 <w:rPr>
                   <w:rFonts w:ascii="Arial" w:cs="Arial" w:eastAsia="Arial" w:hAnsi="Arial"/>
@@ -16310,7 +16328,7 @@
               <w:spacing w:after="10" w:before="0"/>
               <w:ind w:left="120"/>
             </w:pPr>
-            <w:hyperlink w:history="1" r:id="rIdadyhbmagopc-xhz0opyvg">
+            <w:hyperlink w:history="1" r:id="rIde8fxzvrmmhs1ironpsz9d">
               <w:r>
                 <w:rPr>
                   <w:rFonts w:ascii="Arial" w:cs="Arial" w:eastAsia="Arial" w:hAnsi="Arial"/>
@@ -16355,7 +16373,7 @@
             <w:pPr>
               <w:spacing w:after="20" w:before="0"/>
             </w:pPr>
-            <w:hyperlink w:history="1" r:id="rId9y5caigbl9wza-pntafsy">
+            <w:hyperlink w:history="1" r:id="rIdqivpnhpnh6hwdz3g56ije">
               <w:r>
                 <w:rPr>
                   <w:rFonts w:ascii="Arial" w:cs="Arial" w:eastAsia="Arial" w:hAnsi="Arial"/>
@@ -16388,7 +16406,7 @@
               <w:spacing w:after="10" w:before="0"/>
               <w:ind w:left="120"/>
             </w:pPr>
-            <w:hyperlink w:history="1" r:id="rIdn7fsucjxgvqyr745kqh8m">
+            <w:hyperlink w:history="1" r:id="rIdck5rz7lo6g66zqim_jz5b">
               <w:r>
                 <w:rPr>
                   <w:rFonts w:ascii="Arial" w:cs="Arial" w:eastAsia="Arial" w:hAnsi="Arial"/>
@@ -16583,7 +16601,7 @@
             <w:pPr>
               <w:spacing w:after="20" w:before="0"/>
             </w:pPr>
-            <w:hyperlink w:history="1" r:id="rIdd-bo1ruz8pijqxl5iir-i">
+            <w:hyperlink w:history="1" r:id="rIdtvcxo4jx0-j6ovxjzn1dl">
               <w:r>
                 <w:rPr>
                   <w:rFonts w:ascii="Arial" w:cs="Arial" w:eastAsia="Arial" w:hAnsi="Arial"/>
@@ -16616,7 +16634,7 @@
               <w:spacing w:after="10" w:before="0"/>
               <w:ind w:left="120"/>
             </w:pPr>
-            <w:hyperlink w:history="1" r:id="rIdn5vbf-kqx762mzkua7vgc">
+            <w:hyperlink w:history="1" r:id="rId01lvp5adovkpycmma_11d">
               <w:r>
                 <w:rPr>
                   <w:rFonts w:ascii="Arial" w:cs="Arial" w:eastAsia="Arial" w:hAnsi="Arial"/>
@@ -16661,7 +16679,7 @@
             <w:pPr>
               <w:spacing w:after="20" w:before="0"/>
             </w:pPr>
-            <w:hyperlink w:history="1" r:id="rIdm1iaxwu4dywkhxh7cq6te">
+            <w:hyperlink w:history="1" r:id="rIdehzvpecoaeeshl0pizjbl">
               <w:r>
                 <w:rPr>
                   <w:rFonts w:ascii="Arial" w:cs="Arial" w:eastAsia="Arial" w:hAnsi="Arial"/>
@@ -16694,7 +16712,7 @@
               <w:spacing w:after="10" w:before="0"/>
               <w:ind w:left="120"/>
             </w:pPr>
-            <w:hyperlink w:history="1" r:id="rIdygy494yrjx42suxj8nitg">
+            <w:hyperlink w:history="1" r:id="rIdnvdpmi6ctejox0mdxd1uf">
               <w:r>
                 <w:rPr>
                   <w:rFonts w:ascii="Arial" w:cs="Arial" w:eastAsia="Arial" w:hAnsi="Arial"/>
@@ -18133,32 +18151,32 @@
         <w:tc>
           <w:tcPr>
             <w:tcW w:type="dxa" w:w="1520"/>
-            <w:shd w:fill="F2F2F2" w:color="auto" w:val="clear"/>
-            <w:tcMar>
-              <w:top w:type="dxa" w:w="60"/>
-              <w:left w:type="dxa" w:w="120"/>
-              <w:bottom w:type="dxa" w:w="60"/>
-              <w:right w:type="dxa" w:w="120"/>
-            </w:tcMar>
-            <w:vAlign w:val="top"/>
-          </w:tcPr>
-          <w:p>
-            <w:pPr>
-              <w:spacing w:after="40" w:before="0"/>
-              <w:jc w:val="left"/>
-            </w:pPr>
-            <w:r>
-              <w:rPr>
-                <w:rFonts w:ascii="Arial" w:cs="Arial" w:eastAsia="Arial" w:hAnsi="Arial"/>
-                <w:b/>
-                <w:bCs/>
-                <w:i w:val="false"/>
-                <w:iCs w:val="false"/>
-                <w:color w:val="000000"/>
-                <w:sz w:val="18"/>
-                <w:szCs w:val="18"/>
-              </w:rPr>
-              <w:t xml:space="preserve">Phase 1 — Predict (15 minutes)</w:t>
+            <w:shd w:fill="EAD1F5" w:color="auto" w:val="clear"/>
+            <w:tcMar>
+              <w:top w:type="dxa" w:w="60"/>
+              <w:left w:type="dxa" w:w="120"/>
+              <w:bottom w:type="dxa" w:w="60"/>
+              <w:right w:type="dxa" w:w="120"/>
+            </w:tcMar>
+            <w:vAlign w:val="top"/>
+          </w:tcPr>
+          <w:p>
+            <w:pPr>
+              <w:spacing w:after="40" w:before="0"/>
+              <w:jc w:val="left"/>
+            </w:pPr>
+            <w:r>
+              <w:rPr>
+                <w:rFonts w:ascii="Arial" w:cs="Arial" w:eastAsia="Arial" w:hAnsi="Arial"/>
+                <w:b/>
+                <w:bCs/>
+                <w:i w:val="false"/>
+                <w:iCs w:val="false"/>
+                <w:color w:val="000000"/>
+                <w:sz w:val="18"/>
+                <w:szCs w:val="18"/>
+              </w:rPr>
+              <w:t xml:space="preserve">Predict Phase</w:t>
             </w:r>
           </w:p>
           <w:p>
@@ -18181,7 +18199,7 @@
             <w:pPr>
               <w:spacing w:after="20" w:before="0"/>
             </w:pPr>
-            <w:hyperlink w:history="1" r:id="rIdx6bpgtm7tbdvearptp0er">
+            <w:hyperlink w:history="1" r:id="rIddu8hcmavmsg8qtdurzhul">
               <w:r>
                 <w:rPr>
                   <w:rFonts w:ascii="Arial" w:cs="Arial" w:eastAsia="Arial" w:hAnsi="Arial"/>
@@ -18214,7 +18232,7 @@
               <w:spacing w:after="10" w:before="0"/>
               <w:ind w:left="120"/>
             </w:pPr>
-            <w:hyperlink w:history="1" r:id="rIdmtazth_3wcz0jpv0bdyng">
+            <w:hyperlink w:history="1" r:id="rIdohv0ld4mnyfjghub71twy">
               <w:r>
                 <w:rPr>
                   <w:rFonts w:ascii="Arial" w:cs="Arial" w:eastAsia="Arial" w:hAnsi="Arial"/>
@@ -18259,7 +18277,7 @@
             <w:pPr>
               <w:spacing w:after="20" w:before="0"/>
             </w:pPr>
-            <w:hyperlink w:history="1" r:id="rIdvfawpllrxrlozephx2zvf">
+            <w:hyperlink w:history="1" r:id="rIdqekz3bc9gbahiruyifcbh">
               <w:r>
                 <w:rPr>
                   <w:rFonts w:ascii="Arial" w:cs="Arial" w:eastAsia="Arial" w:hAnsi="Arial"/>
@@ -18292,7 +18310,7 @@
               <w:spacing w:after="10" w:before="0"/>
               <w:ind w:left="120"/>
             </w:pPr>
-            <w:hyperlink w:history="1" r:id="rIdfowhpcofrlf01nvs2dvpu">
+            <w:hyperlink w:history="1" r:id="rIdlenz9my6qtingagpi7zkw">
               <w:r>
                 <w:rPr>
                   <w:rFonts w:ascii="Arial" w:cs="Arial" w:eastAsia="Arial" w:hAnsi="Arial"/>
@@ -18439,32 +18457,32 @@
         <w:tc>
           <w:tcPr>
             <w:tcW w:type="dxa" w:w="1520"/>
-            <w:shd w:fill="F2F2F2" w:color="auto" w:val="clear"/>
-            <w:tcMar>
-              <w:top w:type="dxa" w:w="60"/>
-              <w:left w:type="dxa" w:w="120"/>
-              <w:bottom w:type="dxa" w:w="60"/>
-              <w:right w:type="dxa" w:w="120"/>
-            </w:tcMar>
-            <w:vAlign w:val="top"/>
-          </w:tcPr>
-          <w:p>
-            <w:pPr>
-              <w:spacing w:after="40" w:before="0"/>
-              <w:jc w:val="left"/>
-            </w:pPr>
-            <w:r>
-              <w:rPr>
-                <w:rFonts w:ascii="Arial" w:cs="Arial" w:eastAsia="Arial" w:hAnsi="Arial"/>
-                <w:b/>
-                <w:bCs/>
-                <w:i w:val="false"/>
-                <w:iCs w:val="false"/>
-                <w:color w:val="000000"/>
-                <w:sz w:val="18"/>
-                <w:szCs w:val="18"/>
-              </w:rPr>
-              <w:t xml:space="preserve">Phase 2 — Observe (20 minutes)</w:t>
+            <w:shd w:fill="D9EEF1" w:color="auto" w:val="clear"/>
+            <w:tcMar>
+              <w:top w:type="dxa" w:w="60"/>
+              <w:left w:type="dxa" w:w="120"/>
+              <w:bottom w:type="dxa" w:w="60"/>
+              <w:right w:type="dxa" w:w="120"/>
+            </w:tcMar>
+            <w:vAlign w:val="top"/>
+          </w:tcPr>
+          <w:p>
+            <w:pPr>
+              <w:spacing w:after="40" w:before="0"/>
+              <w:jc w:val="left"/>
+            </w:pPr>
+            <w:r>
+              <w:rPr>
+                <w:rFonts w:ascii="Arial" w:cs="Arial" w:eastAsia="Arial" w:hAnsi="Arial"/>
+                <w:b/>
+                <w:bCs/>
+                <w:i w:val="false"/>
+                <w:iCs w:val="false"/>
+                <w:color w:val="000000"/>
+                <w:sz w:val="18"/>
+                <w:szCs w:val="18"/>
+              </w:rPr>
+              <w:t xml:space="preserve">Observe Phase</w:t>
             </w:r>
           </w:p>
           <w:p>
@@ -18487,7 +18505,7 @@
             <w:pPr>
               <w:spacing w:after="20" w:before="0"/>
             </w:pPr>
-            <w:hyperlink w:history="1" r:id="rIddpusf5qg5pe944fjyqitd">
+            <w:hyperlink w:history="1" r:id="rIdpd-opgojnoknzagqjg_nq">
               <w:r>
                 <w:rPr>
                   <w:rFonts w:ascii="Arial" w:cs="Arial" w:eastAsia="Arial" w:hAnsi="Arial"/>
@@ -18520,7 +18538,7 @@
               <w:spacing w:after="10" w:before="0"/>
               <w:ind w:left="120"/>
             </w:pPr>
-            <w:hyperlink w:history="1" r:id="rIdmt9h4ye8mm8f10q-t9wby">
+            <w:hyperlink w:history="1" r:id="rIdu08jtad2ftrizqrjvuzk0">
               <w:r>
                 <w:rPr>
                   <w:rFonts w:ascii="Arial" w:cs="Arial" w:eastAsia="Arial" w:hAnsi="Arial"/>
@@ -18565,7 +18583,7 @@
             <w:pPr>
               <w:spacing w:after="20" w:before="0"/>
             </w:pPr>
-            <w:hyperlink w:history="1" r:id="rIdtnrn2ldkstobqrybvtm9a">
+            <w:hyperlink w:history="1" r:id="rId6_chtmbhw3adxab9lldoy">
               <w:r>
                 <w:rPr>
                   <w:rFonts w:ascii="Arial" w:cs="Arial" w:eastAsia="Arial" w:hAnsi="Arial"/>
@@ -18598,7 +18616,7 @@
               <w:spacing w:after="10" w:before="0"/>
               <w:ind w:left="120"/>
             </w:pPr>
-            <w:hyperlink w:history="1" r:id="rIdbysaal_7a1uca5ufqbbuy">
+            <w:hyperlink w:history="1" r:id="rId24xsnkcjvutxtqquwfcc-">
               <w:r>
                 <w:rPr>
                   <w:rFonts w:ascii="Arial" w:cs="Arial" w:eastAsia="Arial" w:hAnsi="Arial"/>
@@ -18745,32 +18763,32 @@
         <w:tc>
           <w:tcPr>
             <w:tcW w:type="dxa" w:w="1520"/>
-            <w:shd w:fill="F2F2F2" w:color="auto" w:val="clear"/>
-            <w:tcMar>
-              <w:top w:type="dxa" w:w="60"/>
-              <w:left w:type="dxa" w:w="120"/>
-              <w:bottom w:type="dxa" w:w="60"/>
-              <w:right w:type="dxa" w:w="120"/>
-            </w:tcMar>
-            <w:vAlign w:val="top"/>
-          </w:tcPr>
-          <w:p>
-            <w:pPr>
-              <w:spacing w:after="40" w:before="0"/>
-              <w:jc w:val="left"/>
-            </w:pPr>
-            <w:r>
-              <w:rPr>
-                <w:rFonts w:ascii="Arial" w:cs="Arial" w:eastAsia="Arial" w:hAnsi="Arial"/>
-                <w:b/>
-                <w:bCs/>
-                <w:i w:val="false"/>
-                <w:iCs w:val="false"/>
-                <w:color w:val="000000"/>
-                <w:sz w:val="18"/>
-                <w:szCs w:val="18"/>
-              </w:rPr>
-              <w:t xml:space="preserve">Phase 3 — Explain (25 minutes)</w:t>
+            <w:shd w:fill="E2EFDA" w:color="auto" w:val="clear"/>
+            <w:tcMar>
+              <w:top w:type="dxa" w:w="60"/>
+              <w:left w:type="dxa" w:w="120"/>
+              <w:bottom w:type="dxa" w:w="60"/>
+              <w:right w:type="dxa" w:w="120"/>
+            </w:tcMar>
+            <w:vAlign w:val="top"/>
+          </w:tcPr>
+          <w:p>
+            <w:pPr>
+              <w:spacing w:after="40" w:before="0"/>
+              <w:jc w:val="left"/>
+            </w:pPr>
+            <w:r>
+              <w:rPr>
+                <w:rFonts w:ascii="Arial" w:cs="Arial" w:eastAsia="Arial" w:hAnsi="Arial"/>
+                <w:b/>
+                <w:bCs/>
+                <w:i w:val="false"/>
+                <w:iCs w:val="false"/>
+                <w:color w:val="000000"/>
+                <w:sz w:val="18"/>
+                <w:szCs w:val="18"/>
+              </w:rPr>
+              <w:t xml:space="preserve">Explain Phase</w:t>
             </w:r>
           </w:p>
           <w:p>
@@ -18793,7 +18811,7 @@
             <w:pPr>
               <w:spacing w:after="20" w:before="0"/>
             </w:pPr>
-            <w:hyperlink w:history="1" r:id="rId74gvasluuvllrmbbrtcbs">
+            <w:hyperlink w:history="1" r:id="rIda-hcvrvr8c9b_pcr7xyd3">
               <w:r>
                 <w:rPr>
                   <w:rFonts w:ascii="Arial" w:cs="Arial" w:eastAsia="Arial" w:hAnsi="Arial"/>
@@ -18826,7 +18844,7 @@
               <w:spacing w:after="10" w:before="0"/>
               <w:ind w:left="120"/>
             </w:pPr>
-            <w:hyperlink w:history="1" r:id="rIdqzj3xmnbvnxahmk69lj-u">
+            <w:hyperlink w:history="1" r:id="rIdj_rwq3rlpyeynsppv3wev">
               <w:r>
                 <w:rPr>
                   <w:rFonts w:ascii="Arial" w:cs="Arial" w:eastAsia="Arial" w:hAnsi="Arial"/>
@@ -18871,7 +18889,7 @@
             <w:pPr>
               <w:spacing w:after="20" w:before="0"/>
             </w:pPr>
-            <w:hyperlink w:history="1" r:id="rId56_1a5k5oxxjhlztd0dga">
+            <w:hyperlink w:history="1" r:id="rIdlvskovkvp21ywln-ilu15">
               <w:r>
                 <w:rPr>
                   <w:rFonts w:ascii="Arial" w:cs="Arial" w:eastAsia="Arial" w:hAnsi="Arial"/>
@@ -18904,7 +18922,7 @@
               <w:spacing w:after="10" w:before="0"/>
               <w:ind w:left="120"/>
             </w:pPr>
-            <w:hyperlink w:history="1" r:id="rId1os2uof_t7_cb2ymxlzrg">
+            <w:hyperlink w:history="1" r:id="rIdp0j0xcvh7odolhxccr9hm">
               <w:r>
                 <w:rPr>
                   <w:rFonts w:ascii="Arial" w:cs="Arial" w:eastAsia="Arial" w:hAnsi="Arial"/>
@@ -19051,32 +19069,32 @@
         <w:tc>
           <w:tcPr>
             <w:tcW w:type="dxa" w:w="1520"/>
-            <w:shd w:fill="F2F2F2" w:color="auto" w:val="clear"/>
-            <w:tcMar>
-              <w:top w:type="dxa" w:w="60"/>
-              <w:left w:type="dxa" w:w="120"/>
-              <w:bottom w:type="dxa" w:w="60"/>
-              <w:right w:type="dxa" w:w="120"/>
-            </w:tcMar>
-            <w:vAlign w:val="top"/>
-          </w:tcPr>
-          <w:p>
-            <w:pPr>
-              <w:spacing w:after="40" w:before="0"/>
-              <w:jc w:val="left"/>
-            </w:pPr>
-            <w:r>
-              <w:rPr>
-                <w:rFonts w:ascii="Arial" w:cs="Arial" w:eastAsia="Arial" w:hAnsi="Arial"/>
-                <w:b/>
-                <w:bCs/>
-                <w:i w:val="false"/>
-                <w:iCs w:val="false"/>
-                <w:color w:val="000000"/>
-                <w:sz w:val="18"/>
-                <w:szCs w:val="18"/>
-              </w:rPr>
-              <w:t xml:space="preserve">Phase 4 — Driving Question Board (DQB) Update (10 minutes)</w:t>
+            <w:shd w:fill="FCE4D6" w:color="auto" w:val="clear"/>
+            <w:tcMar>
+              <w:top w:type="dxa" w:w="60"/>
+              <w:left w:type="dxa" w:w="120"/>
+              <w:bottom w:type="dxa" w:w="60"/>
+              <w:right w:type="dxa" w:w="120"/>
+            </w:tcMar>
+            <w:vAlign w:val="top"/>
+          </w:tcPr>
+          <w:p>
+            <w:pPr>
+              <w:spacing w:after="40" w:before="0"/>
+              <w:jc w:val="left"/>
+            </w:pPr>
+            <w:r>
+              <w:rPr>
+                <w:rFonts w:ascii="Arial" w:cs="Arial" w:eastAsia="Arial" w:hAnsi="Arial"/>
+                <w:b/>
+                <w:bCs/>
+                <w:i w:val="false"/>
+                <w:iCs w:val="false"/>
+                <w:color w:val="000000"/>
+                <w:sz w:val="18"/>
+                <w:szCs w:val="18"/>
+              </w:rPr>
+              <w:t xml:space="preserve">Driving Question Board (DQB) Creation</w:t>
             </w:r>
           </w:p>
           <w:p>
@@ -19099,7 +19117,7 @@
             <w:pPr>
               <w:spacing w:after="20" w:before="0"/>
             </w:pPr>
-            <w:hyperlink w:history="1" r:id="rIdd1pqexashrksozgo-8gnu">
+            <w:hyperlink w:history="1" r:id="rIdmyuu0seexcdx4z-bto4ep">
               <w:r>
                 <w:rPr>
                   <w:rFonts w:ascii="Arial" w:cs="Arial" w:eastAsia="Arial" w:hAnsi="Arial"/>
@@ -19132,7 +19150,7 @@
               <w:spacing w:after="10" w:before="0"/>
               <w:ind w:left="120"/>
             </w:pPr>
-            <w:hyperlink w:history="1" r:id="rIdneljiklorq9qbglir6i9s">
+            <w:hyperlink w:history="1" r:id="rId3ilvgbf9vckcldib7v7sy">
               <w:r>
                 <w:rPr>
                   <w:rFonts w:ascii="Arial" w:cs="Arial" w:eastAsia="Arial" w:hAnsi="Arial"/>
@@ -19177,7 +19195,7 @@
             <w:pPr>
               <w:spacing w:after="20" w:before="0"/>
             </w:pPr>
-            <w:hyperlink w:history="1" r:id="rIdl3z_8m_3tcqijhzmjs0a-">
+            <w:hyperlink w:history="1" r:id="rIdtifketm_tqqurwaxjtyoi">
               <w:r>
                 <w:rPr>
                   <w:rFonts w:ascii="Arial" w:cs="Arial" w:eastAsia="Arial" w:hAnsi="Arial"/>
@@ -19210,7 +19228,7 @@
               <w:spacing w:after="10" w:before="0"/>
               <w:ind w:left="120"/>
             </w:pPr>
-            <w:hyperlink w:history="1" r:id="rIdgpymxjpo6jhzxn5gakucq">
+            <w:hyperlink w:history="1" r:id="rIdfpz7rqerdif_tkzbzpfw9">
               <w:r>
                 <w:rPr>
                   <w:rFonts w:ascii="Arial" w:cs="Arial" w:eastAsia="Arial" w:hAnsi="Arial"/>
@@ -19357,32 +19375,32 @@
         <w:tc>
           <w:tcPr>
             <w:tcW w:type="dxa" w:w="1520"/>
-            <w:shd w:fill="F2F2F2" w:color="auto" w:val="clear"/>
-            <w:tcMar>
-              <w:top w:type="dxa" w:w="60"/>
-              <w:left w:type="dxa" w:w="120"/>
-              <w:bottom w:type="dxa" w:w="60"/>
-              <w:right w:type="dxa" w:w="120"/>
-            </w:tcMar>
-            <w:vAlign w:val="top"/>
-          </w:tcPr>
-          <w:p>
-            <w:pPr>
-              <w:spacing w:after="40" w:before="0"/>
-              <w:jc w:val="left"/>
-            </w:pPr>
-            <w:r>
-              <w:rPr>
-                <w:rFonts w:ascii="Arial" w:cs="Arial" w:eastAsia="Arial" w:hAnsi="Arial"/>
-                <w:b/>
-                <w:bCs/>
-                <w:i w:val="false"/>
-                <w:iCs w:val="false"/>
-                <w:color w:val="000000"/>
-                <w:sz w:val="18"/>
-                <w:szCs w:val="18"/>
-              </w:rPr>
-              <w:t xml:space="preserve">Phase 5 — Model Building (10 minutes)</w:t>
+            <w:shd w:fill="D5E8F0" w:color="auto" w:val="clear"/>
+            <w:tcMar>
+              <w:top w:type="dxa" w:w="60"/>
+              <w:left w:type="dxa" w:w="120"/>
+              <w:bottom w:type="dxa" w:w="60"/>
+              <w:right w:type="dxa" w:w="120"/>
+            </w:tcMar>
+            <w:vAlign w:val="top"/>
+          </w:tcPr>
+          <w:p>
+            <w:pPr>
+              <w:spacing w:after="40" w:before="0"/>
+              <w:jc w:val="left"/>
+            </w:pPr>
+            <w:r>
+              <w:rPr>
+                <w:rFonts w:ascii="Arial" w:cs="Arial" w:eastAsia="Arial" w:hAnsi="Arial"/>
+                <w:b/>
+                <w:bCs/>
+                <w:i w:val="false"/>
+                <w:iCs w:val="false"/>
+                <w:color w:val="000000"/>
+                <w:sz w:val="18"/>
+                <w:szCs w:val="18"/>
+              </w:rPr>
+              <w:t xml:space="preserve">Model Building Phase</w:t>
             </w:r>
           </w:p>
           <w:p>
@@ -19405,7 +19423,7 @@
             <w:pPr>
               <w:spacing w:after="20" w:before="0"/>
             </w:pPr>
-            <w:hyperlink w:history="1" r:id="rIdo5r4bnrykpbnxwx-laq2o">
+            <w:hyperlink w:history="1" r:id="rIdtvnwpmeiqxef_0d0weevk">
               <w:r>
                 <w:rPr>
                   <w:rFonts w:ascii="Arial" w:cs="Arial" w:eastAsia="Arial" w:hAnsi="Arial"/>
@@ -19438,7 +19456,7 @@
               <w:spacing w:after="10" w:before="0"/>
               <w:ind w:left="120"/>
             </w:pPr>
-            <w:hyperlink w:history="1" r:id="rIdd5veqsskh4edapomdjtjb">
+            <w:hyperlink w:history="1" r:id="rIdahjbkusulaen3ozj2vbjn">
               <w:r>
                 <w:rPr>
                   <w:rFonts w:ascii="Arial" w:cs="Arial" w:eastAsia="Arial" w:hAnsi="Arial"/>
@@ -19483,7 +19501,7 @@
             <w:pPr>
               <w:spacing w:after="20" w:before="0"/>
             </w:pPr>
-            <w:hyperlink w:history="1" r:id="rIdxd2emnmbt2h6xwwu2au1h">
+            <w:hyperlink w:history="1" r:id="rIdfjnjwzfrbrc4tavolzlc8">
               <w:r>
                 <w:rPr>
                   <w:rFonts w:ascii="Arial" w:cs="Arial" w:eastAsia="Arial" w:hAnsi="Arial"/>
@@ -19516,7 +19534,7 @@
               <w:spacing w:after="10" w:before="0"/>
               <w:ind w:left="120"/>
             </w:pPr>
-            <w:hyperlink w:history="1" r:id="rIdhidhkxnxi4vldfc4pdjgx">
+            <w:hyperlink w:history="1" r:id="rIdpa6q9-mykaeobkbzxez0y">
               <w:r>
                 <w:rPr>
                   <w:rFonts w:ascii="Arial" w:cs="Arial" w:eastAsia="Arial" w:hAnsi="Arial"/>
@@ -20611,7 +20629,25 @@
             </w:tcMar>
             <w:vAlign w:val="top"/>
           </w:tcPr>
-          <w:p/>
+          <w:p>
+            <w:pPr>
+              <w:spacing w:after="40" w:before="0"/>
+              <w:jc w:val="left"/>
+            </w:pPr>
+            <w:r>
+              <w:rPr>
+                <w:rFonts w:ascii="Arial" w:cs="Arial" w:eastAsia="Arial" w:hAnsi="Arial"/>
+                <w:b w:val="false"/>
+                <w:bCs w:val="false"/>
+                <w:i w:val="false"/>
+                <w:iCs w:val="false"/>
+                <w:color w:val="000000"/>
+                <w:sz w:val="18"/>
+                <w:szCs w:val="18"/>
+              </w:rPr>
+              <w:t xml:space="preserve">No hazardous materials are used. This is a pencil-and-paper activity. Ensure students with visual impairments have enlarged tables.</w:t>
+            </w:r>
+          </w:p>
         </w:tc>
       </w:tr>
     </w:tbl>
@@ -20985,7 +21021,7 @@
             <w:pPr>
               <w:spacing w:after="20" w:before="0"/>
             </w:pPr>
-            <w:hyperlink w:history="1" r:id="rIdil5yg6ufeknylmumjvqda">
+            <w:hyperlink w:history="1" r:id="rIdnusatrl7yeshehp4q-ifb">
               <w:r>
                 <w:rPr>
                   <w:rFonts w:ascii="Arial" w:cs="Arial" w:eastAsia="Arial" w:hAnsi="Arial"/>
@@ -21018,7 +21054,7 @@
               <w:spacing w:after="10" w:before="0"/>
               <w:ind w:left="120"/>
             </w:pPr>
-            <w:hyperlink w:history="1" r:id="rIdkur5le7j_ndocqhwijeht">
+            <w:hyperlink w:history="1" r:id="rIdyzxhze181ef0qexl_wpnk">
               <w:r>
                 <w:rPr>
                   <w:rFonts w:ascii="Arial" w:cs="Arial" w:eastAsia="Arial" w:hAnsi="Arial"/>
@@ -21063,7 +21099,7 @@
             <w:pPr>
               <w:spacing w:after="20" w:before="0"/>
             </w:pPr>
-            <w:hyperlink w:history="1" r:id="rIdjsp7ozuuinxv6qdgxecfn">
+            <w:hyperlink w:history="1" r:id="rId5ybpnc-wsl-2qd17q7ifd">
               <w:r>
                 <w:rPr>
                   <w:rFonts w:ascii="Arial" w:cs="Arial" w:eastAsia="Arial" w:hAnsi="Arial"/>
@@ -21096,7 +21132,7 @@
               <w:spacing w:after="10" w:before="0"/>
               <w:ind w:left="120"/>
             </w:pPr>
-            <w:hyperlink w:history="1" r:id="rIdcw6kfgptkh6nbjblwtxul">
+            <w:hyperlink w:history="1" r:id="rIdc_szymdtm4okc38hrnard">
               <w:r>
                 <w:rPr>
                   <w:rFonts w:ascii="Arial" w:cs="Arial" w:eastAsia="Arial" w:hAnsi="Arial"/>
@@ -21291,7 +21327,7 @@
             <w:pPr>
               <w:spacing w:after="20" w:before="0"/>
             </w:pPr>
-            <w:hyperlink w:history="1" r:id="rIdabdz5uzgr2eidiujozlph">
+            <w:hyperlink w:history="1" r:id="rIdwvzxxa2w3agrmxngnsnre">
               <w:r>
                 <w:rPr>
                   <w:rFonts w:ascii="Arial" w:cs="Arial" w:eastAsia="Arial" w:hAnsi="Arial"/>
@@ -21324,7 +21360,7 @@
               <w:spacing w:after="10" w:before="0"/>
               <w:ind w:left="120"/>
             </w:pPr>
-            <w:hyperlink w:history="1" r:id="rIdq7smxxlqphs2rv14hnfxs">
+            <w:hyperlink w:history="1" r:id="rIdd-dqgfbtni_b4xpusfrzj">
               <w:r>
                 <w:rPr>
                   <w:rFonts w:ascii="Arial" w:cs="Arial" w:eastAsia="Arial" w:hAnsi="Arial"/>
@@ -21369,7 +21405,7 @@
             <w:pPr>
               <w:spacing w:after="20" w:before="0"/>
             </w:pPr>
-            <w:hyperlink w:history="1" r:id="rIdb-l7ideyagwevdndu3iex">
+            <w:hyperlink w:history="1" r:id="rId2vuhmv-dccb7v6cfvu8aw">
               <w:r>
                 <w:rPr>
                   <w:rFonts w:ascii="Arial" w:cs="Arial" w:eastAsia="Arial" w:hAnsi="Arial"/>
@@ -21402,7 +21438,7 @@
               <w:spacing w:after="10" w:before="0"/>
               <w:ind w:left="120"/>
             </w:pPr>
-            <w:hyperlink w:history="1" r:id="rIdoppual2_6xxg5emrlhvlx">
+            <w:hyperlink w:history="1" r:id="rIdwlzu25egfyp76eh5ozsqx">
               <w:r>
                 <w:rPr>
                   <w:rFonts w:ascii="Arial" w:cs="Arial" w:eastAsia="Arial" w:hAnsi="Arial"/>
@@ -21597,7 +21633,7 @@
             <w:pPr>
               <w:spacing w:after="20" w:before="0"/>
             </w:pPr>
-            <w:hyperlink w:history="1" r:id="rIdbsttsso4utwy7txndo5je">
+            <w:hyperlink w:history="1" r:id="rIdef4rnpelibtgqhuqzkhiv">
               <w:r>
                 <w:rPr>
                   <w:rFonts w:ascii="Arial" w:cs="Arial" w:eastAsia="Arial" w:hAnsi="Arial"/>
@@ -21630,7 +21666,7 @@
               <w:spacing w:after="10" w:before="0"/>
               <w:ind w:left="120"/>
             </w:pPr>
-            <w:hyperlink w:history="1" r:id="rIdnlnnvkkmofcpv4r-2ktbz">
+            <w:hyperlink w:history="1" r:id="rId2d50xn_jvvg2rs_4kewfz">
               <w:r>
                 <w:rPr>
                   <w:rFonts w:ascii="Arial" w:cs="Arial" w:eastAsia="Arial" w:hAnsi="Arial"/>
@@ -21675,7 +21711,7 @@
             <w:pPr>
               <w:spacing w:after="20" w:before="0"/>
             </w:pPr>
-            <w:hyperlink w:history="1" r:id="rIdgfcfud2v4ka5ocu_b2zk-">
+            <w:hyperlink w:history="1" r:id="rIdd9gjaiz5za3eokcrmsh3c">
               <w:r>
                 <w:rPr>
                   <w:rFonts w:ascii="Arial" w:cs="Arial" w:eastAsia="Arial" w:hAnsi="Arial"/>
@@ -21708,7 +21744,7 @@
               <w:spacing w:after="10" w:before="0"/>
               <w:ind w:left="120"/>
             </w:pPr>
-            <w:hyperlink w:history="1" r:id="rIdcik_auaziepwysullfbal">
+            <w:hyperlink w:history="1" r:id="rIdwkccihcxvjhhkfrqiwkjd">
               <w:r>
                 <w:rPr>
                   <w:rFonts w:ascii="Arial" w:cs="Arial" w:eastAsia="Arial" w:hAnsi="Arial"/>
@@ -21903,7 +21939,7 @@
             <w:pPr>
               <w:spacing w:after="20" w:before="0"/>
             </w:pPr>
-            <w:hyperlink w:history="1" r:id="rId04qgasq5hym9zbnge15ak">
+            <w:hyperlink w:history="1" r:id="rIdkjhpsoxgveunst0kj-1r8">
               <w:r>
                 <w:rPr>
                   <w:rFonts w:ascii="Arial" w:cs="Arial" w:eastAsia="Arial" w:hAnsi="Arial"/>
@@ -21936,7 +21972,7 @@
               <w:spacing w:after="10" w:before="0"/>
               <w:ind w:left="120"/>
             </w:pPr>
-            <w:hyperlink w:history="1" r:id="rIdper_ldrscqxdxxhb9s5ju">
+            <w:hyperlink w:history="1" r:id="rIds6hmztdj_mrqnj-r0dsi1">
               <w:r>
                 <w:rPr>
                   <w:rFonts w:ascii="Arial" w:cs="Arial" w:eastAsia="Arial" w:hAnsi="Arial"/>
@@ -21981,7 +22017,7 @@
             <w:pPr>
               <w:spacing w:after="20" w:before="0"/>
             </w:pPr>
-            <w:hyperlink w:history="1" r:id="rId0vj_soofswfgov7trejho">
+            <w:hyperlink w:history="1" r:id="rIdc7noywbs8ba80gnc5ro2u">
               <w:r>
                 <w:rPr>
                   <w:rFonts w:ascii="Arial" w:cs="Arial" w:eastAsia="Arial" w:hAnsi="Arial"/>
@@ -22014,7 +22050,7 @@
               <w:spacing w:after="10" w:before="0"/>
               <w:ind w:left="120"/>
             </w:pPr>
-            <w:hyperlink w:history="1" r:id="rId1-xcjfvyonvylcyaqik3y">
+            <w:hyperlink w:history="1" r:id="rIdny7zlqj2v5_m3gr7lo-at">
               <w:r>
                 <w:rPr>
                   <w:rFonts w:ascii="Arial" w:cs="Arial" w:eastAsia="Arial" w:hAnsi="Arial"/>
@@ -22209,7 +22245,7 @@
             <w:pPr>
               <w:spacing w:after="20" w:before="0"/>
             </w:pPr>
-            <w:hyperlink w:history="1" r:id="rIdlupy0c-driiz4bzcpgd4p">
+            <w:hyperlink w:history="1" r:id="rIdltsklschdffaqfc3_fw0a">
               <w:r>
                 <w:rPr>
                   <w:rFonts w:ascii="Arial" w:cs="Arial" w:eastAsia="Arial" w:hAnsi="Arial"/>
@@ -22242,7 +22278,7 @@
               <w:spacing w:after="10" w:before="0"/>
               <w:ind w:left="120"/>
             </w:pPr>
-            <w:hyperlink w:history="1" r:id="rIdraxucecqc0p3x8gjmv4zk">
+            <w:hyperlink w:history="1" r:id="rIdxlt0vwp2ynqjv1jy4o-vj">
               <w:r>
                 <w:rPr>
                   <w:rFonts w:ascii="Arial" w:cs="Arial" w:eastAsia="Arial" w:hAnsi="Arial"/>
@@ -22287,7 +22323,7 @@
             <w:pPr>
               <w:spacing w:after="20" w:before="0"/>
             </w:pPr>
-            <w:hyperlink w:history="1" r:id="rId87mplzwyuyfw4jf-z1i4_">
+            <w:hyperlink w:history="1" r:id="rIdvehfh3ceo71-wtejyddrb">
               <w:r>
                 <w:rPr>
                   <w:rFonts w:ascii="Arial" w:cs="Arial" w:eastAsia="Arial" w:hAnsi="Arial"/>
@@ -22320,7 +22356,7 @@
               <w:spacing w:after="10" w:before="0"/>
               <w:ind w:left="120"/>
             </w:pPr>
-            <w:hyperlink w:history="1" r:id="rIduobtbamaerglcelv507zw">
+            <w:hyperlink w:history="1" r:id="rIdbro9fiqupyzuneeh0iiuy">
               <w:r>
                 <w:rPr>
                   <w:rFonts w:ascii="Arial" w:cs="Arial" w:eastAsia="Arial" w:hAnsi="Arial"/>
@@ -23415,7 +23451,25 @@
             </w:tcMar>
             <w:vAlign w:val="top"/>
           </w:tcPr>
-          <w:p/>
+          <w:p>
+            <w:pPr>
+              <w:spacing w:after="40" w:before="0"/>
+              <w:jc w:val="left"/>
+            </w:pPr>
+            <w:r>
+              <w:rPr>
+                <w:rFonts w:ascii="Arial" w:cs="Arial" w:eastAsia="Arial" w:hAnsi="Arial"/>
+                <w:b w:val="false"/>
+                <w:bCs w:val="false"/>
+                <w:i w:val="false"/>
+                <w:iCs w:val="false"/>
+                <w:color w:val="000000"/>
+                <w:sz w:val="18"/>
+                <w:szCs w:val="18"/>
+              </w:rPr>
+              <w:t xml:space="preserve">No hazardous materials are handled in this lesson. All reactions are treated symbolically. If a teacher demonstration of magnesium burning is included as a motivating observation, standard precautions apply: do not look directly at the flame, keep combustibles away, use tongs and a heat-proof mat. In this lesson plan the reactions are addressed only on paper.</w:t>
+            </w:r>
+          </w:p>
         </w:tc>
       </w:tr>
     </w:tbl>
@@ -23789,7 +23843,7 @@
             <w:pPr>
               <w:spacing w:after="20" w:before="0"/>
             </w:pPr>
-            <w:hyperlink w:history="1" r:id="rIdgpfq0e6yxbgxl9def7zy9">
+            <w:hyperlink w:history="1" r:id="rId7x9gdcqkpjfqt2qndk6nt">
               <w:r>
                 <w:rPr>
                   <w:rFonts w:ascii="Arial" w:cs="Arial" w:eastAsia="Arial" w:hAnsi="Arial"/>
@@ -23822,7 +23876,7 @@
               <w:spacing w:after="10" w:before="0"/>
               <w:ind w:left="120"/>
             </w:pPr>
-            <w:hyperlink w:history="1" r:id="rIdl1kiqjei4r0orlndxoi7w">
+            <w:hyperlink w:history="1" r:id="rIdzyy6mm2sfqszxhze8aych">
               <w:r>
                 <w:rPr>
                   <w:rFonts w:ascii="Arial" w:cs="Arial" w:eastAsia="Arial" w:hAnsi="Arial"/>
@@ -23867,7 +23921,7 @@
             <w:pPr>
               <w:spacing w:after="20" w:before="0"/>
             </w:pPr>
-            <w:hyperlink w:history="1" r:id="rIdwzkeck30ehnb_hocpwh1j">
+            <w:hyperlink w:history="1" r:id="rIdajayx375ujoi9yksxhjta">
               <w:r>
                 <w:rPr>
                   <w:rFonts w:ascii="Arial" w:cs="Arial" w:eastAsia="Arial" w:hAnsi="Arial"/>
@@ -23900,7 +23954,7 @@
               <w:spacing w:after="10" w:before="0"/>
               <w:ind w:left="120"/>
             </w:pPr>
-            <w:hyperlink w:history="1" r:id="rIdyd2thc8vcy6grjilvnbk2">
+            <w:hyperlink w:history="1" r:id="rId0kobzzlbevuge1gro8qhn">
               <w:r>
                 <w:rPr>
                   <w:rFonts w:ascii="Arial" w:cs="Arial" w:eastAsia="Arial" w:hAnsi="Arial"/>
@@ -24095,7 +24149,7 @@
             <w:pPr>
               <w:spacing w:after="20" w:before="0"/>
             </w:pPr>
-            <w:hyperlink w:history="1" r:id="rIdpcvbich-czoimhkcw-m2b">
+            <w:hyperlink w:history="1" r:id="rIdenpjtd1od-02q70p0iiyb">
               <w:r>
                 <w:rPr>
                   <w:rFonts w:ascii="Arial" w:cs="Arial" w:eastAsia="Arial" w:hAnsi="Arial"/>
@@ -24128,7 +24182,7 @@
               <w:spacing w:after="10" w:before="0"/>
               <w:ind w:left="120"/>
             </w:pPr>
-            <w:hyperlink w:history="1" r:id="rIdh9jm7cjtlz-g2yhykre4j">
+            <w:hyperlink w:history="1" r:id="rId6tuxsd4pvewc5s_dewg3k">
               <w:r>
                 <w:rPr>
                   <w:rFonts w:ascii="Arial" w:cs="Arial" w:eastAsia="Arial" w:hAnsi="Arial"/>
@@ -24173,7 +24227,7 @@
             <w:pPr>
               <w:spacing w:after="20" w:before="0"/>
             </w:pPr>
-            <w:hyperlink w:history="1" r:id="rIdxantnivtaxaukkuw4vu3q">
+            <w:hyperlink w:history="1" r:id="rId0rtbxbayd3-2vvig5p0wa">
               <w:r>
                 <w:rPr>
                   <w:rFonts w:ascii="Arial" w:cs="Arial" w:eastAsia="Arial" w:hAnsi="Arial"/>
@@ -24206,7 +24260,7 @@
               <w:spacing w:after="10" w:before="0"/>
               <w:ind w:left="120"/>
             </w:pPr>
-            <w:hyperlink w:history="1" r:id="rId-yxxvjwnzu2y5smx3qso-">
+            <w:hyperlink w:history="1" r:id="rIdi1k-ayjqkmc90l5gjsyjo">
               <w:r>
                 <w:rPr>
                   <w:rFonts w:ascii="Arial" w:cs="Arial" w:eastAsia="Arial" w:hAnsi="Arial"/>
@@ -24401,7 +24455,7 @@
             <w:pPr>
               <w:spacing w:after="20" w:before="0"/>
             </w:pPr>
-            <w:hyperlink w:history="1" r:id="rIdw_h6lfrbojg2929v7pdzm">
+            <w:hyperlink w:history="1" r:id="rIdavttky-m59tadeb-_6uh9">
               <w:r>
                 <w:rPr>
                   <w:rFonts w:ascii="Arial" w:cs="Arial" w:eastAsia="Arial" w:hAnsi="Arial"/>
@@ -24434,7 +24488,7 @@
               <w:spacing w:after="10" w:before="0"/>
               <w:ind w:left="120"/>
             </w:pPr>
-            <w:hyperlink w:history="1" r:id="rIdlzbljjraijj3bojawixtp">
+            <w:hyperlink w:history="1" r:id="rIdvlld71usjo9ievxqnblww">
               <w:r>
                 <w:rPr>
                   <w:rFonts w:ascii="Arial" w:cs="Arial" w:eastAsia="Arial" w:hAnsi="Arial"/>
@@ -24479,7 +24533,7 @@
             <w:pPr>
               <w:spacing w:after="20" w:before="0"/>
             </w:pPr>
-            <w:hyperlink w:history="1" r:id="rIdvacqjyiw4pfx8nl7wcbh9">
+            <w:hyperlink w:history="1" r:id="rIdxoywin48lwjmhztxnxgku">
               <w:r>
                 <w:rPr>
                   <w:rFonts w:ascii="Arial" w:cs="Arial" w:eastAsia="Arial" w:hAnsi="Arial"/>
@@ -24512,7 +24566,7 @@
               <w:spacing w:after="10" w:before="0"/>
               <w:ind w:left="120"/>
             </w:pPr>
-            <w:hyperlink w:history="1" r:id="rId8t6whrcoid0w1xnupc74i">
+            <w:hyperlink w:history="1" r:id="rIdlqdzl6jlkui7xh4c8ebon">
               <w:r>
                 <w:rPr>
                   <w:rFonts w:ascii="Arial" w:cs="Arial" w:eastAsia="Arial" w:hAnsi="Arial"/>
@@ -24707,7 +24761,7 @@
             <w:pPr>
               <w:spacing w:after="20" w:before="0"/>
             </w:pPr>
-            <w:hyperlink w:history="1" r:id="rIdh_psgfpcobl7idqi-l-st">
+            <w:hyperlink w:history="1" r:id="rId6wnprdgh4gze5chb3kxq7">
               <w:r>
                 <w:rPr>
                   <w:rFonts w:ascii="Arial" w:cs="Arial" w:eastAsia="Arial" w:hAnsi="Arial"/>
@@ -24740,7 +24794,7 @@
               <w:spacing w:after="10" w:before="0"/>
               <w:ind w:left="120"/>
             </w:pPr>
-            <w:hyperlink w:history="1" r:id="rId59_md5kteys-qmplqfvxd">
+            <w:hyperlink w:history="1" r:id="rIdlcfc8mdyvwpafpiltwzvp">
               <w:r>
                 <w:rPr>
                   <w:rFonts w:ascii="Arial" w:cs="Arial" w:eastAsia="Arial" w:hAnsi="Arial"/>
@@ -24785,7 +24839,7 @@
             <w:pPr>
               <w:spacing w:after="20" w:before="0"/>
             </w:pPr>
-            <w:hyperlink w:history="1" r:id="rIdi1oyupa2tx3dvdslvngvz">
+            <w:hyperlink w:history="1" r:id="rIdoe7io9mgqohxxhdb03k3_">
               <w:r>
                 <w:rPr>
                   <w:rFonts w:ascii="Arial" w:cs="Arial" w:eastAsia="Arial" w:hAnsi="Arial"/>
@@ -24818,7 +24872,7 @@
               <w:spacing w:after="10" w:before="0"/>
               <w:ind w:left="120"/>
             </w:pPr>
-            <w:hyperlink w:history="1" r:id="rIdbrzhxfvhzt9r5ryfw9b2o">
+            <w:hyperlink w:history="1" r:id="rIdhlo7piixecxizikyj497v">
               <w:r>
                 <w:rPr>
                   <w:rFonts w:ascii="Arial" w:cs="Arial" w:eastAsia="Arial" w:hAnsi="Arial"/>
@@ -25013,7 +25067,7 @@
             <w:pPr>
               <w:spacing w:after="20" w:before="0"/>
             </w:pPr>
-            <w:hyperlink w:history="1" r:id="rId1dpljdukngjdtwa2cul1w">
+            <w:hyperlink w:history="1" r:id="rIdsuoyzoajuankzh6n5uw6t">
               <w:r>
                 <w:rPr>
                   <w:rFonts w:ascii="Arial" w:cs="Arial" w:eastAsia="Arial" w:hAnsi="Arial"/>
@@ -25046,7 +25100,7 @@
               <w:spacing w:after="10" w:before="0"/>
               <w:ind w:left="120"/>
             </w:pPr>
-            <w:hyperlink w:history="1" r:id="rIdxzp_cfvd1gkprlaowq21i">
+            <w:hyperlink w:history="1" r:id="rId5h5zyyry0v_2lrcewio9n">
               <w:r>
                 <w:rPr>
                   <w:rFonts w:ascii="Arial" w:cs="Arial" w:eastAsia="Arial" w:hAnsi="Arial"/>
@@ -25091,7 +25145,7 @@
             <w:pPr>
               <w:spacing w:after="20" w:before="0"/>
             </w:pPr>
-            <w:hyperlink w:history="1" r:id="rIdxr5qho64w7vjbcklcbv5z">
+            <w:hyperlink w:history="1" r:id="rIdgwkup7zjgnsdlqf7ctcfn">
               <w:r>
                 <w:rPr>
                   <w:rFonts w:ascii="Arial" w:cs="Arial" w:eastAsia="Arial" w:hAnsi="Arial"/>
@@ -25124,7 +25178,7 @@
               <w:spacing w:after="10" w:before="0"/>
               <w:ind w:left="120"/>
             </w:pPr>
-            <w:hyperlink w:history="1" r:id="rIdtv-0cnhmawblbi3dtdyxa">
+            <w:hyperlink w:history="1" r:id="rId_b4yqjzfray5w9wxwi1y2">
               <w:r>
                 <w:rPr>
                   <w:rFonts w:ascii="Arial" w:cs="Arial" w:eastAsia="Arial" w:hAnsi="Arial"/>
@@ -26219,7 +26273,25 @@
             </w:tcMar>
             <w:vAlign w:val="top"/>
           </w:tcPr>
-          <w:p/>
+          <w:p>
+            <w:pPr>
+              <w:spacing w:after="40" w:before="0"/>
+              <w:jc w:val="left"/>
+            </w:pPr>
+            <w:r>
+              <w:rPr>
+                <w:rFonts w:ascii="Arial" w:cs="Arial" w:eastAsia="Arial" w:hAnsi="Arial"/>
+                <w:b w:val="false"/>
+                <w:bCs w:val="false"/>
+                <w:i w:val="false"/>
+                <w:iCs w:val="false"/>
+                <w:color w:val="000000"/>
+                <w:sz w:val="18"/>
+                <w:szCs w:val="18"/>
+              </w:rPr>
+              <w:t xml:space="preserve">No hazardous chemicals or live demonstrations in this lesson. All work is pencil-and-paper and collaborative discussion. Remind students that potassium metal reacts violently with water in real life — the balanced equation is a theoretical exercise only and must never be attempted without specialist laboratory conditions.</w:t>
+            </w:r>
+          </w:p>
         </w:tc>
       </w:tr>
     </w:tbl>
@@ -26593,7 +26665,7 @@
             <w:pPr>
               <w:spacing w:after="20" w:before="0"/>
             </w:pPr>
-            <w:hyperlink w:history="1" r:id="rIdxc68upesbcryo8m4klcxu">
+            <w:hyperlink w:history="1" r:id="rIdiq4r35bfrtrtb44js7n3f">
               <w:r>
                 <w:rPr>
                   <w:rFonts w:ascii="Arial" w:cs="Arial" w:eastAsia="Arial" w:hAnsi="Arial"/>
@@ -26626,7 +26698,7 @@
               <w:spacing w:after="10" w:before="0"/>
               <w:ind w:left="120"/>
             </w:pPr>
-            <w:hyperlink w:history="1" r:id="rIdk_rydghuvhg_lnoklnt_c">
+            <w:hyperlink w:history="1" r:id="rId6iy_pboidc-qki891vcfw">
               <w:r>
                 <w:rPr>
                   <w:rFonts w:ascii="Arial" w:cs="Arial" w:eastAsia="Arial" w:hAnsi="Arial"/>
@@ -26671,7 +26743,7 @@
             <w:pPr>
               <w:spacing w:after="20" w:before="0"/>
             </w:pPr>
-            <w:hyperlink w:history="1" r:id="rIdqxli2e1ozdg8iy7e_iqf9">
+            <w:hyperlink w:history="1" r:id="rIdmfcyvncbva_chdvapn4dt">
               <w:r>
                 <w:rPr>
                   <w:rFonts w:ascii="Arial" w:cs="Arial" w:eastAsia="Arial" w:hAnsi="Arial"/>
@@ -26704,7 +26776,7 @@
               <w:spacing w:after="10" w:before="0"/>
               <w:ind w:left="120"/>
             </w:pPr>
-            <w:hyperlink w:history="1" r:id="rId1dwvdh8tz4rar89-cprsw">
+            <w:hyperlink w:history="1" r:id="rId0dannhfat2k2okwc6vuc-">
               <w:r>
                 <w:rPr>
                   <w:rFonts w:ascii="Arial" w:cs="Arial" w:eastAsia="Arial" w:hAnsi="Arial"/>
@@ -26899,7 +26971,7 @@
             <w:pPr>
               <w:spacing w:after="20" w:before="0"/>
             </w:pPr>
-            <w:hyperlink w:history="1" r:id="rIdrnv3hrlcfapnwsvpcgqvs">
+            <w:hyperlink w:history="1" r:id="rIdfrgurgvpajnzi8jr5ijec">
               <w:r>
                 <w:rPr>
                   <w:rFonts w:ascii="Arial" w:cs="Arial" w:eastAsia="Arial" w:hAnsi="Arial"/>
@@ -26932,7 +27004,7 @@
               <w:spacing w:after="10" w:before="0"/>
               <w:ind w:left="120"/>
             </w:pPr>
-            <w:hyperlink w:history="1" r:id="rIdbuixpamwkanz6j_de-dvh">
+            <w:hyperlink w:history="1" r:id="rIdxpbteqdfa454xed1t9ku_">
               <w:r>
                 <w:rPr>
                   <w:rFonts w:ascii="Arial" w:cs="Arial" w:eastAsia="Arial" w:hAnsi="Arial"/>
@@ -26977,7 +27049,7 @@
             <w:pPr>
               <w:spacing w:after="20" w:before="0"/>
             </w:pPr>
-            <w:hyperlink w:history="1" r:id="rIddp9gmwcniafblwmocc2ag">
+            <w:hyperlink w:history="1" r:id="rId6abto0jo_fvghrfbeofzj">
               <w:r>
                 <w:rPr>
                   <w:rFonts w:ascii="Arial" w:cs="Arial" w:eastAsia="Arial" w:hAnsi="Arial"/>
@@ -27010,7 +27082,7 @@
               <w:spacing w:after="10" w:before="0"/>
               <w:ind w:left="120"/>
             </w:pPr>
-            <w:hyperlink w:history="1" r:id="rIdzlrtgeqnikpklinatn54l">
+            <w:hyperlink w:history="1" r:id="rIdat81uot1ihgcrfajzlpbs">
               <w:r>
                 <w:rPr>
                   <w:rFonts w:ascii="Arial" w:cs="Arial" w:eastAsia="Arial" w:hAnsi="Arial"/>
@@ -27205,7 +27277,7 @@
             <w:pPr>
               <w:spacing w:after="20" w:before="0"/>
             </w:pPr>
-            <w:hyperlink w:history="1" r:id="rIdutpke-odqtjnf0xnab0ii">
+            <w:hyperlink w:history="1" r:id="rIdaxvovazhp7b93srkx4p_l">
               <w:r>
                 <w:rPr>
                   <w:rFonts w:ascii="Arial" w:cs="Arial" w:eastAsia="Arial" w:hAnsi="Arial"/>
@@ -27238,7 +27310,7 @@
               <w:spacing w:after="10" w:before="0"/>
               <w:ind w:left="120"/>
             </w:pPr>
-            <w:hyperlink w:history="1" r:id="rIdegupdvse0nql9tuu9tz8f">
+            <w:hyperlink w:history="1" r:id="rIdeuqa8t6hrygvfi-u9yl2d">
               <w:r>
                 <w:rPr>
                   <w:rFonts w:ascii="Arial" w:cs="Arial" w:eastAsia="Arial" w:hAnsi="Arial"/>
@@ -27283,7 +27355,7 @@
             <w:pPr>
               <w:spacing w:after="20" w:before="0"/>
             </w:pPr>
-            <w:hyperlink w:history="1" r:id="rId8abjp4hwnyl9cxsnyn3yx">
+            <w:hyperlink w:history="1" r:id="rIdznajkg26sron-ghrlhb58">
               <w:r>
                 <w:rPr>
                   <w:rFonts w:ascii="Arial" w:cs="Arial" w:eastAsia="Arial" w:hAnsi="Arial"/>
@@ -27316,7 +27388,7 @@
               <w:spacing w:after="10" w:before="0"/>
               <w:ind w:left="120"/>
             </w:pPr>
-            <w:hyperlink w:history="1" r:id="rIdvnufw95o5602z5dcxgjeb">
+            <w:hyperlink w:history="1" r:id="rIdimoa6scrjvzdgnqwsoatj">
               <w:r>
                 <w:rPr>
                   <w:rFonts w:ascii="Arial" w:cs="Arial" w:eastAsia="Arial" w:hAnsi="Arial"/>
@@ -27511,7 +27583,7 @@
             <w:pPr>
               <w:spacing w:after="20" w:before="0"/>
             </w:pPr>
-            <w:hyperlink w:history="1" r:id="rId1evyplljny956xny1moff">
+            <w:hyperlink w:history="1" r:id="rIddvuvza7bwrbtwrcf8kj_q">
               <w:r>
                 <w:rPr>
                   <w:rFonts w:ascii="Arial" w:cs="Arial" w:eastAsia="Arial" w:hAnsi="Arial"/>
@@ -27544,7 +27616,7 @@
               <w:spacing w:after="10" w:before="0"/>
               <w:ind w:left="120"/>
             </w:pPr>
-            <w:hyperlink w:history="1" r:id="rIddkrzfxelqslv72jxyadzc">
+            <w:hyperlink w:history="1" r:id="rIdrmxna4oebajp5ty_mdnh2">
               <w:r>
                 <w:rPr>
                   <w:rFonts w:ascii="Arial" w:cs="Arial" w:eastAsia="Arial" w:hAnsi="Arial"/>
@@ -27589,7 +27661,7 @@
             <w:pPr>
               <w:spacing w:after="20" w:before="0"/>
             </w:pPr>
-            <w:hyperlink w:history="1" r:id="rIdhgbtbqpc8spkgyhyyoz1u">
+            <w:hyperlink w:history="1" r:id="rIdnjd0kfqr8kwr-_t3vwbhe">
               <w:r>
                 <w:rPr>
                   <w:rFonts w:ascii="Arial" w:cs="Arial" w:eastAsia="Arial" w:hAnsi="Arial"/>
@@ -27622,7 +27694,7 @@
               <w:spacing w:after="10" w:before="0"/>
               <w:ind w:left="120"/>
             </w:pPr>
-            <w:hyperlink w:history="1" r:id="rIdwydcbqlnev_lrljbnyjiv">
+            <w:hyperlink w:history="1" r:id="rIdghb7inpr9emli8ihhq79c">
               <w:r>
                 <w:rPr>
                   <w:rFonts w:ascii="Arial" w:cs="Arial" w:eastAsia="Arial" w:hAnsi="Arial"/>
@@ -27817,7 +27889,7 @@
             <w:pPr>
               <w:spacing w:after="20" w:before="0"/>
             </w:pPr>
-            <w:hyperlink w:history="1" r:id="rId4xjseru2uytaq0zudvb_9">
+            <w:hyperlink w:history="1" r:id="rIdjgnjlc90j4b1e6kbof_f3">
               <w:r>
                 <w:rPr>
                   <w:rFonts w:ascii="Arial" w:cs="Arial" w:eastAsia="Arial" w:hAnsi="Arial"/>
@@ -27850,7 +27922,7 @@
               <w:spacing w:after="10" w:before="0"/>
               <w:ind w:left="120"/>
             </w:pPr>
-            <w:hyperlink w:history="1" r:id="rIdayumgl-6ixxdd4fyadqkx">
+            <w:hyperlink w:history="1" r:id="rIdb2c0qalu7lcblmdnpjuy3">
               <w:r>
                 <w:rPr>
                   <w:rFonts w:ascii="Arial" w:cs="Arial" w:eastAsia="Arial" w:hAnsi="Arial"/>
@@ -27895,7 +27967,7 @@
             <w:pPr>
               <w:spacing w:after="20" w:before="0"/>
             </w:pPr>
-            <w:hyperlink w:history="1" r:id="rIdwl-cawmg74rpg9powb5jn">
+            <w:hyperlink w:history="1" r:id="rId-crhthwgrpt_abmpj1fvu">
               <w:r>
                 <w:rPr>
                   <w:rFonts w:ascii="Arial" w:cs="Arial" w:eastAsia="Arial" w:hAnsi="Arial"/>
@@ -27928,7 +28000,7 @@
               <w:spacing w:after="10" w:before="0"/>
               <w:ind w:left="120"/>
             </w:pPr>
-            <w:hyperlink w:history="1" r:id="rIdfzblx-rs9nihef7r5jzyq">
+            <w:hyperlink w:history="1" r:id="rIdkaow936q6vemonz9dbu_-">
               <w:r>
                 <w:rPr>
                   <w:rFonts w:ascii="Arial" w:cs="Arial" w:eastAsia="Arial" w:hAnsi="Arial"/>
@@ -29367,32 +29439,32 @@
         <w:tc>
           <w:tcPr>
             <w:tcW w:type="dxa" w:w="1520"/>
-            <w:shd w:fill="F2F2F2" w:color="auto" w:val="clear"/>
-            <w:tcMar>
-              <w:top w:type="dxa" w:w="60"/>
-              <w:left w:type="dxa" w:w="120"/>
-              <w:bottom w:type="dxa" w:w="60"/>
-              <w:right w:type="dxa" w:w="120"/>
-            </w:tcMar>
-            <w:vAlign w:val="top"/>
-          </w:tcPr>
-          <w:p>
-            <w:pPr>
-              <w:spacing w:after="40" w:before="0"/>
-              <w:jc w:val="left"/>
-            </w:pPr>
-            <w:r>
-              <w:rPr>
-                <w:rFonts w:ascii="Arial" w:cs="Arial" w:eastAsia="Arial" w:hAnsi="Arial"/>
-                <w:b/>
-                <w:bCs/>
-                <w:i w:val="false"/>
-                <w:iCs w:val="false"/>
-                <w:color w:val="000000"/>
-                <w:sz w:val="18"/>
-                <w:szCs w:val="18"/>
-              </w:rPr>
-              <w:t xml:space="preserve">Phase 1 — Predict: Revisiting Lesson 1 Thinking (10 minutes)</w:t>
+            <w:shd w:fill="EAD1F5" w:color="auto" w:val="clear"/>
+            <w:tcMar>
+              <w:top w:type="dxa" w:w="60"/>
+              <w:left w:type="dxa" w:w="120"/>
+              <w:bottom w:type="dxa" w:w="60"/>
+              <w:right w:type="dxa" w:w="120"/>
+            </w:tcMar>
+            <w:vAlign w:val="top"/>
+          </w:tcPr>
+          <w:p>
+            <w:pPr>
+              <w:spacing w:after="40" w:before="0"/>
+              <w:jc w:val="left"/>
+            </w:pPr>
+            <w:r>
+              <w:rPr>
+                <w:rFonts w:ascii="Arial" w:cs="Arial" w:eastAsia="Arial" w:hAnsi="Arial"/>
+                <w:b/>
+                <w:bCs/>
+                <w:i w:val="false"/>
+                <w:iCs w:val="false"/>
+                <w:color w:val="000000"/>
+                <w:sz w:val="18"/>
+                <w:szCs w:val="18"/>
+              </w:rPr>
+              <w:t xml:space="preserve">Predict Phase</w:t>
             </w:r>
           </w:p>
           <w:p>
@@ -29415,7 +29487,7 @@
             <w:pPr>
               <w:spacing w:after="20" w:before="0"/>
             </w:pPr>
-            <w:hyperlink w:history="1" r:id="rIdm_tvjyuhkosyq8k-hq_po">
+            <w:hyperlink w:history="1" r:id="rIdqs2a02l3b0zwpyteqbenz">
               <w:r>
                 <w:rPr>
                   <w:rFonts w:ascii="Arial" w:cs="Arial" w:eastAsia="Arial" w:hAnsi="Arial"/>
@@ -29448,7 +29520,7 @@
               <w:spacing w:after="10" w:before="0"/>
               <w:ind w:left="120"/>
             </w:pPr>
-            <w:hyperlink w:history="1" r:id="rIdrcolyjacf6mw2zuszbdfn">
+            <w:hyperlink w:history="1" r:id="rIddbubpoo8m9fnapvzirgjb">
               <w:r>
                 <w:rPr>
                   <w:rFonts w:ascii="Arial" w:cs="Arial" w:eastAsia="Arial" w:hAnsi="Arial"/>
@@ -29493,7 +29565,7 @@
             <w:pPr>
               <w:spacing w:after="20" w:before="0"/>
             </w:pPr>
-            <w:hyperlink w:history="1" r:id="rId9ge5izooeupod1sg_df8z">
+            <w:hyperlink w:history="1" r:id="rIduxdxzorgtxjahnsux9mnb">
               <w:r>
                 <w:rPr>
                   <w:rFonts w:ascii="Arial" w:cs="Arial" w:eastAsia="Arial" w:hAnsi="Arial"/>
@@ -29526,7 +29598,7 @@
               <w:spacing w:after="10" w:before="0"/>
               <w:ind w:left="120"/>
             </w:pPr>
-            <w:hyperlink w:history="1" r:id="rIdl7g-exvnt3j75qo3zxrbx">
+            <w:hyperlink w:history="1" r:id="rIdtpu-rjxyojp9tsm9msvav">
               <w:r>
                 <w:rPr>
                   <w:rFonts w:ascii="Arial" w:cs="Arial" w:eastAsia="Arial" w:hAnsi="Arial"/>
@@ -29673,32 +29745,32 @@
         <w:tc>
           <w:tcPr>
             <w:tcW w:type="dxa" w:w="1520"/>
-            <w:shd w:fill="F2F2F2" w:color="auto" w:val="clear"/>
-            <w:tcMar>
-              <w:top w:type="dxa" w:w="60"/>
-              <w:left w:type="dxa" w:w="120"/>
-              <w:bottom w:type="dxa" w:w="60"/>
-              <w:right w:type="dxa" w:w="120"/>
-            </w:tcMar>
-            <w:vAlign w:val="top"/>
-          </w:tcPr>
-          <w:p>
-            <w:pPr>
-              <w:spacing w:after="40" w:before="0"/>
-              <w:jc w:val="left"/>
-            </w:pPr>
-            <w:r>
-              <w:rPr>
-                <w:rFonts w:ascii="Arial" w:cs="Arial" w:eastAsia="Arial" w:hAnsi="Arial"/>
-                <w:b/>
-                <w:bCs/>
-                <w:i w:val="false"/>
-                <w:iCs w:val="false"/>
-                <w:color w:val="000000"/>
-                <w:sz w:val="18"/>
-                <w:szCs w:val="18"/>
-              </w:rPr>
-              <w:t xml:space="preserve">Phase 2 — Observe: Final Annotated Model Poster Construction (20 minutes)</w:t>
+            <w:shd w:fill="D9EEF1" w:color="auto" w:val="clear"/>
+            <w:tcMar>
+              <w:top w:type="dxa" w:w="60"/>
+              <w:left w:type="dxa" w:w="120"/>
+              <w:bottom w:type="dxa" w:w="60"/>
+              <w:right w:type="dxa" w:w="120"/>
+            </w:tcMar>
+            <w:vAlign w:val="top"/>
+          </w:tcPr>
+          <w:p>
+            <w:pPr>
+              <w:spacing w:after="40" w:before="0"/>
+              <w:jc w:val="left"/>
+            </w:pPr>
+            <w:r>
+              <w:rPr>
+                <w:rFonts w:ascii="Arial" w:cs="Arial" w:eastAsia="Arial" w:hAnsi="Arial"/>
+                <w:b/>
+                <w:bCs/>
+                <w:i w:val="false"/>
+                <w:iCs w:val="false"/>
+                <w:color w:val="000000"/>
+                <w:sz w:val="18"/>
+                <w:szCs w:val="18"/>
+              </w:rPr>
+              <w:t xml:space="preserve">Observe Phase</w:t>
             </w:r>
           </w:p>
           <w:p>
@@ -29721,7 +29793,7 @@
             <w:pPr>
               <w:spacing w:after="20" w:before="0"/>
             </w:pPr>
-            <w:hyperlink w:history="1" r:id="rIdkjw4kuf4ep-_jg-6uqpcp">
+            <w:hyperlink w:history="1" r:id="rIdsam2_fxxsagvttgwqybsl">
               <w:r>
                 <w:rPr>
                   <w:rFonts w:ascii="Arial" w:cs="Arial" w:eastAsia="Arial" w:hAnsi="Arial"/>
@@ -29754,7 +29826,7 @@
               <w:spacing w:after="10" w:before="0"/>
               <w:ind w:left="120"/>
             </w:pPr>
-            <w:hyperlink w:history="1" r:id="rId6b2bwsbj2l-y0gpcodgbo">
+            <w:hyperlink w:history="1" r:id="rIdpfowequcqgad-smyiqmp9">
               <w:r>
                 <w:rPr>
                   <w:rFonts w:ascii="Arial" w:cs="Arial" w:eastAsia="Arial" w:hAnsi="Arial"/>
@@ -29799,7 +29871,7 @@
             <w:pPr>
               <w:spacing w:after="20" w:before="0"/>
             </w:pPr>
-            <w:hyperlink w:history="1" r:id="rId-wlg3itul74hq7ov6pskb">
+            <w:hyperlink w:history="1" r:id="rIde2w2z4zm9tc3yaenvgzd0">
               <w:r>
                 <w:rPr>
                   <w:rFonts w:ascii="Arial" w:cs="Arial" w:eastAsia="Arial" w:hAnsi="Arial"/>
@@ -29832,7 +29904,7 @@
               <w:spacing w:after="10" w:before="0"/>
               <w:ind w:left="120"/>
             </w:pPr>
-            <w:hyperlink w:history="1" r:id="rIdhr1yh5dnqgx8tp4jjc3ib">
+            <w:hyperlink w:history="1" r:id="rIdwxnecv2mshky6vj94jahe">
               <w:r>
                 <w:rPr>
                   <w:rFonts w:ascii="Arial" w:cs="Arial" w:eastAsia="Arial" w:hAnsi="Arial"/>
@@ -29979,32 +30051,32 @@
         <w:tc>
           <w:tcPr>
             <w:tcW w:type="dxa" w:w="1520"/>
-            <w:shd w:fill="F2F2F2" w:color="auto" w:val="clear"/>
-            <w:tcMar>
-              <w:top w:type="dxa" w:w="60"/>
-              <w:left w:type="dxa" w:w="120"/>
-              <w:bottom w:type="dxa" w:w="60"/>
-              <w:right w:type="dxa" w:w="120"/>
-            </w:tcMar>
-            <w:vAlign w:val="top"/>
-          </w:tcPr>
-          <w:p>
-            <w:pPr>
-              <w:spacing w:after="40" w:before="0"/>
-              <w:jc w:val="left"/>
-            </w:pPr>
-            <w:r>
-              <w:rPr>
-                <w:rFonts w:ascii="Arial" w:cs="Arial" w:eastAsia="Arial" w:hAnsi="Arial"/>
-                <w:b/>
-                <w:bCs/>
-                <w:i w:val="false"/>
-                <w:iCs w:val="false"/>
-                <w:color w:val="000000"/>
-                <w:sz w:val="18"/>
-                <w:szCs w:val="18"/>
-              </w:rPr>
-              <w:t xml:space="preserve">Phase 3 — Explain: Gallery Walk with 'Glow and Grow' Peer Feedback (15 minutes)</w:t>
+            <w:shd w:fill="E2EFDA" w:color="auto" w:val="clear"/>
+            <w:tcMar>
+              <w:top w:type="dxa" w:w="60"/>
+              <w:left w:type="dxa" w:w="120"/>
+              <w:bottom w:type="dxa" w:w="60"/>
+              <w:right w:type="dxa" w:w="120"/>
+            </w:tcMar>
+            <w:vAlign w:val="top"/>
+          </w:tcPr>
+          <w:p>
+            <w:pPr>
+              <w:spacing w:after="40" w:before="0"/>
+              <w:jc w:val="left"/>
+            </w:pPr>
+            <w:r>
+              <w:rPr>
+                <w:rFonts w:ascii="Arial" w:cs="Arial" w:eastAsia="Arial" w:hAnsi="Arial"/>
+                <w:b/>
+                <w:bCs/>
+                <w:i w:val="false"/>
+                <w:iCs w:val="false"/>
+                <w:color w:val="000000"/>
+                <w:sz w:val="18"/>
+                <w:szCs w:val="18"/>
+              </w:rPr>
+              <w:t xml:space="preserve">Explain Phase</w:t>
             </w:r>
           </w:p>
           <w:p>
@@ -30027,7 +30099,7 @@
             <w:pPr>
               <w:spacing w:after="20" w:before="0"/>
             </w:pPr>
-            <w:hyperlink w:history="1" r:id="rId-vwn-liokc0omn976cbk1">
+            <w:hyperlink w:history="1" r:id="rIdd7oaviadynupvuzmeblmt">
               <w:r>
                 <w:rPr>
                   <w:rFonts w:ascii="Arial" w:cs="Arial" w:eastAsia="Arial" w:hAnsi="Arial"/>
@@ -30060,7 +30132,7 @@
               <w:spacing w:after="10" w:before="0"/>
               <w:ind w:left="120"/>
             </w:pPr>
-            <w:hyperlink w:history="1" r:id="rIdszjptnatfyzom4qfsbmhe">
+            <w:hyperlink w:history="1" r:id="rIdbxh7ciwmzuqczfpcjfo7l">
               <w:r>
                 <w:rPr>
                   <w:rFonts w:ascii="Arial" w:cs="Arial" w:eastAsia="Arial" w:hAnsi="Arial"/>
@@ -30105,7 +30177,7 @@
             <w:pPr>
               <w:spacing w:after="20" w:before="0"/>
             </w:pPr>
-            <w:hyperlink w:history="1" r:id="rIdkroex5tu7zsecm1gsfimm">
+            <w:hyperlink w:history="1" r:id="rIdcubmindphsfgscymmsws9">
               <w:r>
                 <w:rPr>
                   <w:rFonts w:ascii="Arial" w:cs="Arial" w:eastAsia="Arial" w:hAnsi="Arial"/>
@@ -30138,7 +30210,7 @@
               <w:spacing w:after="10" w:before="0"/>
               <w:ind w:left="120"/>
             </w:pPr>
-            <w:hyperlink w:history="1" r:id="rId7as6am3o4q0o1ljqjpnto">
+            <w:hyperlink w:history="1" r:id="rId0r2tfoyrm-mdbvptafjcz">
               <w:r>
                 <w:rPr>
                   <w:rFonts w:ascii="Arial" w:cs="Arial" w:eastAsia="Arial" w:hAnsi="Arial"/>
@@ -30285,32 +30357,32 @@
         <w:tc>
           <w:tcPr>
             <w:tcW w:type="dxa" w:w="1520"/>
-            <w:shd w:fill="F2F2F2" w:color="auto" w:val="clear"/>
-            <w:tcMar>
-              <w:top w:type="dxa" w:w="60"/>
-              <w:left w:type="dxa" w:w="120"/>
-              <w:bottom w:type="dxa" w:w="60"/>
-              <w:right w:type="dxa" w:w="120"/>
-            </w:tcMar>
-            <w:vAlign w:val="top"/>
-          </w:tcPr>
-          <w:p>
-            <w:pPr>
-              <w:spacing w:after="40" w:before="0"/>
-              <w:jc w:val="left"/>
-            </w:pPr>
-            <w:r>
-              <w:rPr>
-                <w:rFonts w:ascii="Arial" w:cs="Arial" w:eastAsia="Arial" w:hAnsi="Arial"/>
-                <w:b/>
-                <w:bCs/>
-                <w:i w:val="false"/>
-                <w:iCs w:val="false"/>
-                <w:color w:val="000000"/>
-                <w:sz w:val="18"/>
-                <w:szCs w:val="18"/>
-              </w:rPr>
-              <w:t xml:space="preserve">Phase 4 — Driving Question Board (DQB) Closure &amp; Bridge to Sub-Strand 1.4 (15 minutes)</w:t>
+            <w:shd w:fill="FCE4D6" w:color="auto" w:val="clear"/>
+            <w:tcMar>
+              <w:top w:type="dxa" w:w="60"/>
+              <w:left w:type="dxa" w:w="120"/>
+              <w:bottom w:type="dxa" w:w="60"/>
+              <w:right w:type="dxa" w:w="120"/>
+            </w:tcMar>
+            <w:vAlign w:val="top"/>
+          </w:tcPr>
+          <w:p>
+            <w:pPr>
+              <w:spacing w:after="40" w:before="0"/>
+              <w:jc w:val="left"/>
+            </w:pPr>
+            <w:r>
+              <w:rPr>
+                <w:rFonts w:ascii="Arial" w:cs="Arial" w:eastAsia="Arial" w:hAnsi="Arial"/>
+                <w:b/>
+                <w:bCs/>
+                <w:i w:val="false"/>
+                <w:iCs w:val="false"/>
+                <w:color w:val="000000"/>
+                <w:sz w:val="18"/>
+                <w:szCs w:val="18"/>
+              </w:rPr>
+              <w:t xml:space="preserve">Driving Question Board (DQB) Creation</w:t>
             </w:r>
           </w:p>
           <w:p>
@@ -30333,7 +30405,7 @@
             <w:pPr>
               <w:spacing w:after="20" w:before="0"/>
             </w:pPr>
-            <w:hyperlink w:history="1" r:id="rIdi_rbg6ukvqw8dczeoecgc">
+            <w:hyperlink w:history="1" r:id="rId6ueajwvbnfgr8o52vh4ps">
               <w:r>
                 <w:rPr>
                   <w:rFonts w:ascii="Arial" w:cs="Arial" w:eastAsia="Arial" w:hAnsi="Arial"/>
@@ -30366,7 +30438,7 @@
               <w:spacing w:after="10" w:before="0"/>
               <w:ind w:left="120"/>
             </w:pPr>
-            <w:hyperlink w:history="1" r:id="rIdaoszkefcofbreahucsfnf">
+            <w:hyperlink w:history="1" r:id="rId5k9o2c6f7hhvgfjygwt5d">
               <w:r>
                 <w:rPr>
                   <w:rFonts w:ascii="Arial" w:cs="Arial" w:eastAsia="Arial" w:hAnsi="Arial"/>
@@ -30411,7 +30483,7 @@
             <w:pPr>
               <w:spacing w:after="20" w:before="0"/>
             </w:pPr>
-            <w:hyperlink w:history="1" r:id="rIdodstk_binl3hks0xzmxrt">
+            <w:hyperlink w:history="1" r:id="rIdudynrnl8rvrzbidmc6oky">
               <w:r>
                 <w:rPr>
                   <w:rFonts w:ascii="Arial" w:cs="Arial" w:eastAsia="Arial" w:hAnsi="Arial"/>
@@ -30444,7 +30516,7 @@
               <w:spacing w:after="10" w:before="0"/>
               <w:ind w:left="120"/>
             </w:pPr>
-            <w:hyperlink w:history="1" r:id="rIda9z_vw28t7jjxnauxvbwb">
+            <w:hyperlink w:history="1" r:id="rIdiw0ztpepee2cepf092huo">
               <w:r>
                 <w:rPr>
                   <w:rFonts w:ascii="Arial" w:cs="Arial" w:eastAsia="Arial" w:hAnsi="Arial"/>
@@ -30591,32 +30663,32 @@
         <w:tc>
           <w:tcPr>
             <w:tcW w:type="dxa" w:w="1520"/>
-            <w:shd w:fill="F2F2F2" w:color="auto" w:val="clear"/>
-            <w:tcMar>
-              <w:top w:type="dxa" w:w="60"/>
-              <w:left w:type="dxa" w:w="120"/>
-              <w:bottom w:type="dxa" w:w="60"/>
-              <w:right w:type="dxa" w:w="120"/>
-            </w:tcMar>
-            <w:vAlign w:val="top"/>
-          </w:tcPr>
-          <w:p>
-            <w:pPr>
-              <w:spacing w:after="40" w:before="0"/>
-              <w:jc w:val="left"/>
-            </w:pPr>
-            <w:r>
-              <w:rPr>
-                <w:rFonts w:ascii="Arial" w:cs="Arial" w:eastAsia="Arial" w:hAnsi="Arial"/>
-                <w:b/>
-                <w:bCs/>
-                <w:i w:val="false"/>
-                <w:iCs w:val="false"/>
-                <w:color w:val="000000"/>
-                <w:sz w:val="18"/>
-                <w:szCs w:val="18"/>
-              </w:rPr>
-              <w:t xml:space="preserve">Phase 5 — Model Building: Individual Summative Written Task (20 minutes)</w:t>
+            <w:shd w:fill="D5E8F0" w:color="auto" w:val="clear"/>
+            <w:tcMar>
+              <w:top w:type="dxa" w:w="60"/>
+              <w:left w:type="dxa" w:w="120"/>
+              <w:bottom w:type="dxa" w:w="60"/>
+              <w:right w:type="dxa" w:w="120"/>
+            </w:tcMar>
+            <w:vAlign w:val="top"/>
+          </w:tcPr>
+          <w:p>
+            <w:pPr>
+              <w:spacing w:after="40" w:before="0"/>
+              <w:jc w:val="left"/>
+            </w:pPr>
+            <w:r>
+              <w:rPr>
+                <w:rFonts w:ascii="Arial" w:cs="Arial" w:eastAsia="Arial" w:hAnsi="Arial"/>
+                <w:b/>
+                <w:bCs/>
+                <w:i w:val="false"/>
+                <w:iCs w:val="false"/>
+                <w:color w:val="000000"/>
+                <w:sz w:val="18"/>
+                <w:szCs w:val="18"/>
+              </w:rPr>
+              <w:t xml:space="preserve">Model Building Phase</w:t>
             </w:r>
           </w:p>
           <w:p>
@@ -30639,7 +30711,7 @@
             <w:pPr>
               <w:spacing w:after="20" w:before="0"/>
             </w:pPr>
-            <w:hyperlink w:history="1" r:id="rIdy4illqadqqjsb5daqwfiu">
+            <w:hyperlink w:history="1" r:id="rIddlrpccisc_calglaxoo73">
               <w:r>
                 <w:rPr>
                   <w:rFonts w:ascii="Arial" w:cs="Arial" w:eastAsia="Arial" w:hAnsi="Arial"/>
@@ -30672,7 +30744,7 @@
               <w:spacing w:after="10" w:before="0"/>
               <w:ind w:left="120"/>
             </w:pPr>
-            <w:hyperlink w:history="1" r:id="rIdrh7e86zheocz93rdejrco">
+            <w:hyperlink w:history="1" r:id="rIdb7ohvfpzxcicbxbccq-zd">
               <w:r>
                 <w:rPr>
                   <w:rFonts w:ascii="Arial" w:cs="Arial" w:eastAsia="Arial" w:hAnsi="Arial"/>
@@ -30717,7 +30789,7 @@
             <w:pPr>
               <w:spacing w:after="20" w:before="0"/>
             </w:pPr>
-            <w:hyperlink w:history="1" r:id="rIdvcyupzl_kl--rgkk2lhsu">
+            <w:hyperlink w:history="1" r:id="rIdhpw02r-h8bwof5v6vv_ws">
               <w:r>
                 <w:rPr>
                   <w:rFonts w:ascii="Arial" w:cs="Arial" w:eastAsia="Arial" w:hAnsi="Arial"/>
@@ -30750,7 +30822,7 @@
               <w:spacing w:after="10" w:before="0"/>
               <w:ind w:left="120"/>
             </w:pPr>
-            <w:hyperlink w:history="1" r:id="rIduht3wpzvdaubw7vhwp7u0">
+            <w:hyperlink w:history="1" r:id="rIdaj5caiawhhlcjjbwvfbdd">
               <w:r>
                 <w:rPr>
                   <w:rFonts w:ascii="Arial" w:cs="Arial" w:eastAsia="Arial" w:hAnsi="Arial"/>

--- a/data/outputs/v2/Chemistry/SS1.3_The_Periodic_Table/Chemistry_The_Periodic_Table_CBE_LessonSequence.docx
+++ b/data/outputs/v2/Chemistry/SS1.3_The_Periodic_Table/Chemistry_The_Periodic_Table_CBE_LessonSequence.docx
@@ -3082,7 +3082,7 @@
             <w:pPr>
               <w:spacing w:after="20" w:before="0"/>
             </w:pPr>
-            <w:hyperlink w:history="1" r:id="rIdd3hcfnfcrj8zr7u8mkvtm">
+            <w:hyperlink w:history="1" r:id="rIdeiebb75sb65yzglybyvzq">
               <w:r>
                 <w:rPr>
                   <w:rFonts w:ascii="Arial" w:cs="Arial" w:eastAsia="Arial" w:hAnsi="Arial"/>
@@ -3115,7 +3115,7 @@
               <w:spacing w:after="10" w:before="0"/>
               <w:ind w:left="120"/>
             </w:pPr>
-            <w:hyperlink w:history="1" r:id="rIdole1q0cpokxruucie0taw">
+            <w:hyperlink w:history="1" r:id="rIdcljlziygic9lo53ipnkyj">
               <w:r>
                 <w:rPr>
                   <w:rFonts w:ascii="Arial" w:cs="Arial" w:eastAsia="Arial" w:hAnsi="Arial"/>
@@ -3160,7 +3160,7 @@
             <w:pPr>
               <w:spacing w:after="20" w:before="0"/>
             </w:pPr>
-            <w:hyperlink w:history="1" r:id="rIdaq71aon4yu5ugk2g9jvs4">
+            <w:hyperlink w:history="1" r:id="rIdlwlpwtuhqr22rwhd7hnhn">
               <w:r>
                 <w:rPr>
                   <w:rFonts w:ascii="Arial" w:cs="Arial" w:eastAsia="Arial" w:hAnsi="Arial"/>
@@ -3193,7 +3193,7 @@
               <w:spacing w:after="10" w:before="0"/>
               <w:ind w:left="120"/>
             </w:pPr>
-            <w:hyperlink w:history="1" r:id="rIdiwjhra7kp5otyacmxq-bp">
+            <w:hyperlink w:history="1" r:id="rIdm7pwxu8m1yywefbpec1rv">
               <w:r>
                 <w:rPr>
                   <w:rFonts w:ascii="Arial" w:cs="Arial" w:eastAsia="Arial" w:hAnsi="Arial"/>
@@ -3388,7 +3388,7 @@
             <w:pPr>
               <w:spacing w:after="20" w:before="0"/>
             </w:pPr>
-            <w:hyperlink w:history="1" r:id="rIdtu7owrkboc-tbswcxdcmy">
+            <w:hyperlink w:history="1" r:id="rIdxxnrajzbevkii2upmpjfs">
               <w:r>
                 <w:rPr>
                   <w:rFonts w:ascii="Arial" w:cs="Arial" w:eastAsia="Arial" w:hAnsi="Arial"/>
@@ -3421,7 +3421,7 @@
               <w:spacing w:after="10" w:before="0"/>
               <w:ind w:left="120"/>
             </w:pPr>
-            <w:hyperlink w:history="1" r:id="rIdymg-eizxosmetg3qp1gdr">
+            <w:hyperlink w:history="1" r:id="rIdgmbucmmospnad1gmsarpf">
               <w:r>
                 <w:rPr>
                   <w:rFonts w:ascii="Arial" w:cs="Arial" w:eastAsia="Arial" w:hAnsi="Arial"/>
@@ -3466,7 +3466,7 @@
             <w:pPr>
               <w:spacing w:after="20" w:before="0"/>
             </w:pPr>
-            <w:hyperlink w:history="1" r:id="rId4l5uxuucrwcbzvb3aabdy">
+            <w:hyperlink w:history="1" r:id="rIdnr3aj8ba_iz3yuzdrezye">
               <w:r>
                 <w:rPr>
                   <w:rFonts w:ascii="Arial" w:cs="Arial" w:eastAsia="Arial" w:hAnsi="Arial"/>
@@ -3499,7 +3499,7 @@
               <w:spacing w:after="10" w:before="0"/>
               <w:ind w:left="120"/>
             </w:pPr>
-            <w:hyperlink w:history="1" r:id="rId86-kctvgodrrp4gfh3gqb">
+            <w:hyperlink w:history="1" r:id="rIdclvgarekhprpd1jvdznsf">
               <w:r>
                 <w:rPr>
                   <w:rFonts w:ascii="Arial" w:cs="Arial" w:eastAsia="Arial" w:hAnsi="Arial"/>
@@ -3694,7 +3694,7 @@
             <w:pPr>
               <w:spacing w:after="20" w:before="0"/>
             </w:pPr>
-            <w:hyperlink w:history="1" r:id="rId3tfnnnoguwntkv9esfquy">
+            <w:hyperlink w:history="1" r:id="rIdqvihu5zvyujv4d-pfbf-u">
               <w:r>
                 <w:rPr>
                   <w:rFonts w:ascii="Arial" w:cs="Arial" w:eastAsia="Arial" w:hAnsi="Arial"/>
@@ -3727,7 +3727,7 @@
               <w:spacing w:after="10" w:before="0"/>
               <w:ind w:left="120"/>
             </w:pPr>
-            <w:hyperlink w:history="1" r:id="rIdjjbqubu6p7hp1uuthqh_3">
+            <w:hyperlink w:history="1" r:id="rIdkvvplo4jujkrg50bxooti">
               <w:r>
                 <w:rPr>
                   <w:rFonts w:ascii="Arial" w:cs="Arial" w:eastAsia="Arial" w:hAnsi="Arial"/>
@@ -3772,7 +3772,7 @@
             <w:pPr>
               <w:spacing w:after="20" w:before="0"/>
             </w:pPr>
-            <w:hyperlink w:history="1" r:id="rIdzwgtx62-q6zkpbl4mmnsi">
+            <w:hyperlink w:history="1" r:id="rIdhep4u_khs-6sxkqqcalpz">
               <w:r>
                 <w:rPr>
                   <w:rFonts w:ascii="Arial" w:cs="Arial" w:eastAsia="Arial" w:hAnsi="Arial"/>
@@ -3805,7 +3805,7 @@
               <w:spacing w:after="10" w:before="0"/>
               <w:ind w:left="120"/>
             </w:pPr>
-            <w:hyperlink w:history="1" r:id="rId3etxgj1niczghn_tufibp">
+            <w:hyperlink w:history="1" r:id="rIdypk1euchrl7utag9th-jb">
               <w:r>
                 <w:rPr>
                   <w:rFonts w:ascii="Arial" w:cs="Arial" w:eastAsia="Arial" w:hAnsi="Arial"/>
@@ -4000,7 +4000,7 @@
             <w:pPr>
               <w:spacing w:after="20" w:before="0"/>
             </w:pPr>
-            <w:hyperlink w:history="1" r:id="rIdrv5op--csyzqebvvuc_ri">
+            <w:hyperlink w:history="1" r:id="rId4fvxr7gzw2ymrgmumskrj">
               <w:r>
                 <w:rPr>
                   <w:rFonts w:ascii="Arial" w:cs="Arial" w:eastAsia="Arial" w:hAnsi="Arial"/>
@@ -4033,7 +4033,7 @@
               <w:spacing w:after="10" w:before="0"/>
               <w:ind w:left="120"/>
             </w:pPr>
-            <w:hyperlink w:history="1" r:id="rId-sluwmvj2nfiekc6mrxsk">
+            <w:hyperlink w:history="1" r:id="rIdsajhszuhqbf0f_1bsjyum">
               <w:r>
                 <w:rPr>
                   <w:rFonts w:ascii="Arial" w:cs="Arial" w:eastAsia="Arial" w:hAnsi="Arial"/>
@@ -4078,7 +4078,7 @@
             <w:pPr>
               <w:spacing w:after="20" w:before="0"/>
             </w:pPr>
-            <w:hyperlink w:history="1" r:id="rIdojejqdj6_elztz5ad8klr">
+            <w:hyperlink w:history="1" r:id="rId8ptbbx7bqivlmlgx3ncaz">
               <w:r>
                 <w:rPr>
                   <w:rFonts w:ascii="Arial" w:cs="Arial" w:eastAsia="Arial" w:hAnsi="Arial"/>
@@ -4111,7 +4111,7 @@
               <w:spacing w:after="10" w:before="0"/>
               <w:ind w:left="120"/>
             </w:pPr>
-            <w:hyperlink w:history="1" r:id="rIdfk4j7grqezuanxxe2kcgr">
+            <w:hyperlink w:history="1" r:id="rIdphmhr6emlhtaf9wihvrij">
               <w:r>
                 <w:rPr>
                   <w:rFonts w:ascii="Arial" w:cs="Arial" w:eastAsia="Arial" w:hAnsi="Arial"/>
@@ -4306,7 +4306,7 @@
             <w:pPr>
               <w:spacing w:after="20" w:before="0"/>
             </w:pPr>
-            <w:hyperlink w:history="1" r:id="rIdgbp6kqn11fuzlvjg50zbd">
+            <w:hyperlink w:history="1" r:id="rIdlgx9mj4xq0cl451ogjh2n">
               <w:r>
                 <w:rPr>
                   <w:rFonts w:ascii="Arial" w:cs="Arial" w:eastAsia="Arial" w:hAnsi="Arial"/>
@@ -4339,7 +4339,7 @@
               <w:spacing w:after="10" w:before="0"/>
               <w:ind w:left="120"/>
             </w:pPr>
-            <w:hyperlink w:history="1" r:id="rIdsbtkbokrsukbliyqnz3qo">
+            <w:hyperlink w:history="1" r:id="rIdmcbmtijmpyyqrug9gw9d-">
               <w:r>
                 <w:rPr>
                   <w:rFonts w:ascii="Arial" w:cs="Arial" w:eastAsia="Arial" w:hAnsi="Arial"/>
@@ -4384,7 +4384,7 @@
             <w:pPr>
               <w:spacing w:after="20" w:before="0"/>
             </w:pPr>
-            <w:hyperlink w:history="1" r:id="rIdf9k_ktkt7xp4ewf7umepf">
+            <w:hyperlink w:history="1" r:id="rIddnoihhpwcg08goiicgpf8">
               <w:r>
                 <w:rPr>
                   <w:rFonts w:ascii="Arial" w:cs="Arial" w:eastAsia="Arial" w:hAnsi="Arial"/>
@@ -4417,7 +4417,7 @@
               <w:spacing w:after="10" w:before="0"/>
               <w:ind w:left="120"/>
             </w:pPr>
-            <w:hyperlink w:history="1" r:id="rIdaqi5gkherntiqykufwrjw">
+            <w:hyperlink w:history="1" r:id="rId9j0md-n1czv5iir7y4z4x">
               <w:r>
                 <w:rPr>
                   <w:rFonts w:ascii="Arial" w:cs="Arial" w:eastAsia="Arial" w:hAnsi="Arial"/>
@@ -5999,7 +5999,7 @@
             <w:pPr>
               <w:spacing w:after="20" w:before="0"/>
             </w:pPr>
-            <w:hyperlink w:history="1" r:id="rIdinpt-tj2gv2yse8h4wwwy">
+            <w:hyperlink w:history="1" r:id="rIdkwr95t-9ghmfqqs8bggfv">
               <w:r>
                 <w:rPr>
                   <w:rFonts w:ascii="Arial" w:cs="Arial" w:eastAsia="Arial" w:hAnsi="Arial"/>
@@ -6032,7 +6032,7 @@
               <w:spacing w:after="10" w:before="0"/>
               <w:ind w:left="120"/>
             </w:pPr>
-            <w:hyperlink w:history="1" r:id="rIdkb9vazvw2i5vkiz857tx3">
+            <w:hyperlink w:history="1" r:id="rId_befhk_u-5a74qkzlsxzx">
               <w:r>
                 <w:rPr>
                   <w:rFonts w:ascii="Arial" w:cs="Arial" w:eastAsia="Arial" w:hAnsi="Arial"/>
@@ -6077,7 +6077,7 @@
             <w:pPr>
               <w:spacing w:after="20" w:before="0"/>
             </w:pPr>
-            <w:hyperlink w:history="1" r:id="rIdp_pynid5d-juh89aroqae">
+            <w:hyperlink w:history="1" r:id="rIdtwq6xtzy7rjayz_l275mv">
               <w:r>
                 <w:rPr>
                   <w:rFonts w:ascii="Arial" w:cs="Arial" w:eastAsia="Arial" w:hAnsi="Arial"/>
@@ -6110,7 +6110,7 @@
               <w:spacing w:after="10" w:before="0"/>
               <w:ind w:left="120"/>
             </w:pPr>
-            <w:hyperlink w:history="1" r:id="rIdbq-o24flhueymmyxcurod">
+            <w:hyperlink w:history="1" r:id="rId9evv9mci0umgnrlbpq6yg">
               <w:r>
                 <w:rPr>
                   <w:rFonts w:ascii="Arial" w:cs="Arial" w:eastAsia="Arial" w:hAnsi="Arial"/>
@@ -6305,7 +6305,7 @@
             <w:pPr>
               <w:spacing w:after="20" w:before="0"/>
             </w:pPr>
-            <w:hyperlink w:history="1" r:id="rIdjrsz8rdymlkrjgxlxhv5y">
+            <w:hyperlink w:history="1" r:id="rIdyvcspasyzchn38e1s_7qq">
               <w:r>
                 <w:rPr>
                   <w:rFonts w:ascii="Arial" w:cs="Arial" w:eastAsia="Arial" w:hAnsi="Arial"/>
@@ -6338,7 +6338,7 @@
               <w:spacing w:after="10" w:before="0"/>
               <w:ind w:left="120"/>
             </w:pPr>
-            <w:hyperlink w:history="1" r:id="rIdqqpxr_9i69ywspxpsnzxf">
+            <w:hyperlink w:history="1" r:id="rIdnhjhqlc5cfenvz-ndtpuf">
               <w:r>
                 <w:rPr>
                   <w:rFonts w:ascii="Arial" w:cs="Arial" w:eastAsia="Arial" w:hAnsi="Arial"/>
@@ -6383,7 +6383,7 @@
             <w:pPr>
               <w:spacing w:after="20" w:before="0"/>
             </w:pPr>
-            <w:hyperlink w:history="1" r:id="rIdqdi75irbzpxatqpjak7wz">
+            <w:hyperlink w:history="1" r:id="rIdqvn5lmnhpmk0o0ee5719t">
               <w:r>
                 <w:rPr>
                   <w:rFonts w:ascii="Arial" w:cs="Arial" w:eastAsia="Arial" w:hAnsi="Arial"/>
@@ -6416,7 +6416,7 @@
               <w:spacing w:after="10" w:before="0"/>
               <w:ind w:left="120"/>
             </w:pPr>
-            <w:hyperlink w:history="1" r:id="rIdccytd097esauldn1rhafu">
+            <w:hyperlink w:history="1" r:id="rIdknd0wtoqs5fudrnyw5wis">
               <w:r>
                 <w:rPr>
                   <w:rFonts w:ascii="Arial" w:cs="Arial" w:eastAsia="Arial" w:hAnsi="Arial"/>
@@ -6611,7 +6611,7 @@
             <w:pPr>
               <w:spacing w:after="20" w:before="0"/>
             </w:pPr>
-            <w:hyperlink w:history="1" r:id="rIdsly52bhttw0o8fgjagrta">
+            <w:hyperlink w:history="1" r:id="rIdvkaz8-qu95v75xjonouz0">
               <w:r>
                 <w:rPr>
                   <w:rFonts w:ascii="Arial" w:cs="Arial" w:eastAsia="Arial" w:hAnsi="Arial"/>
@@ -6644,7 +6644,7 @@
               <w:spacing w:after="10" w:before="0"/>
               <w:ind w:left="120"/>
             </w:pPr>
-            <w:hyperlink w:history="1" r:id="rIdplckoitzqkx012mlfui9j">
+            <w:hyperlink w:history="1" r:id="rIdntdk4mecax7spvavl-sa5">
               <w:r>
                 <w:rPr>
                   <w:rFonts w:ascii="Arial" w:cs="Arial" w:eastAsia="Arial" w:hAnsi="Arial"/>
@@ -6689,7 +6689,7 @@
             <w:pPr>
               <w:spacing w:after="20" w:before="0"/>
             </w:pPr>
-            <w:hyperlink w:history="1" r:id="rIddq38vomeextfmmlqohhga">
+            <w:hyperlink w:history="1" r:id="rIdpd0ir5g1igeqw3-qqcqz6">
               <w:r>
                 <w:rPr>
                   <w:rFonts w:ascii="Arial" w:cs="Arial" w:eastAsia="Arial" w:hAnsi="Arial"/>
@@ -6722,7 +6722,7 @@
               <w:spacing w:after="10" w:before="0"/>
               <w:ind w:left="120"/>
             </w:pPr>
-            <w:hyperlink w:history="1" r:id="rIdrbcd_kmr-qg0gpsvd2ysr">
+            <w:hyperlink w:history="1" r:id="rIdild3bwegy6vntgml_eamt">
               <w:r>
                 <w:rPr>
                   <w:rFonts w:ascii="Arial" w:cs="Arial" w:eastAsia="Arial" w:hAnsi="Arial"/>
@@ -6917,7 +6917,7 @@
             <w:pPr>
               <w:spacing w:after="20" w:before="0"/>
             </w:pPr>
-            <w:hyperlink w:history="1" r:id="rIdvehgrzioywcxo7hs_p_vg">
+            <w:hyperlink w:history="1" r:id="rIdooyvgbliw3vja57fecqla">
               <w:r>
                 <w:rPr>
                   <w:rFonts w:ascii="Arial" w:cs="Arial" w:eastAsia="Arial" w:hAnsi="Arial"/>
@@ -6950,7 +6950,7 @@
               <w:spacing w:after="10" w:before="0"/>
               <w:ind w:left="120"/>
             </w:pPr>
-            <w:hyperlink w:history="1" r:id="rIdmez8arr0kwmvfc0wo5-rl">
+            <w:hyperlink w:history="1" r:id="rIdcwuiitv3hg_x2kckqr07i">
               <w:r>
                 <w:rPr>
                   <w:rFonts w:ascii="Arial" w:cs="Arial" w:eastAsia="Arial" w:hAnsi="Arial"/>
@@ -6995,7 +6995,7 @@
             <w:pPr>
               <w:spacing w:after="20" w:before="0"/>
             </w:pPr>
-            <w:hyperlink w:history="1" r:id="rId5ob6fljejjhd2kn1w_pn0">
+            <w:hyperlink w:history="1" r:id="rIdjy7x-izldn2autnjupm9d">
               <w:r>
                 <w:rPr>
                   <w:rFonts w:ascii="Arial" w:cs="Arial" w:eastAsia="Arial" w:hAnsi="Arial"/>
@@ -7028,7 +7028,7 @@
               <w:spacing w:after="10" w:before="0"/>
               <w:ind w:left="120"/>
             </w:pPr>
-            <w:hyperlink w:history="1" r:id="rIdwwrcb3u1t6adijnitnzoj">
+            <w:hyperlink w:history="1" r:id="rIdo25v3l9qj9nm1-9gbtfg7">
               <w:r>
                 <w:rPr>
                   <w:rFonts w:ascii="Arial" w:cs="Arial" w:eastAsia="Arial" w:hAnsi="Arial"/>
@@ -7223,7 +7223,7 @@
             <w:pPr>
               <w:spacing w:after="20" w:before="0"/>
             </w:pPr>
-            <w:hyperlink w:history="1" r:id="rIdz371-eifygffdchlpczy5">
+            <w:hyperlink w:history="1" r:id="rIdrsc01ijak0p-6_h2m-_nw">
               <w:r>
                 <w:rPr>
                   <w:rFonts w:ascii="Arial" w:cs="Arial" w:eastAsia="Arial" w:hAnsi="Arial"/>
@@ -7256,7 +7256,7 @@
               <w:spacing w:after="10" w:before="0"/>
               <w:ind w:left="120"/>
             </w:pPr>
-            <w:hyperlink w:history="1" r:id="rId9bdg3ic-rfofs2mznyufj">
+            <w:hyperlink w:history="1" r:id="rIdyxsnwm3dddec1w2jlqcyj">
               <w:r>
                 <w:rPr>
                   <w:rFonts w:ascii="Arial" w:cs="Arial" w:eastAsia="Arial" w:hAnsi="Arial"/>
@@ -7301,7 +7301,7 @@
             <w:pPr>
               <w:spacing w:after="20" w:before="0"/>
             </w:pPr>
-            <w:hyperlink w:history="1" r:id="rIdpnxpqkdo7rtobwrqf-vaj">
+            <w:hyperlink w:history="1" r:id="rIdpwaylnin8e249e3fqttfc">
               <w:r>
                 <w:rPr>
                   <w:rFonts w:ascii="Arial" w:cs="Arial" w:eastAsia="Arial" w:hAnsi="Arial"/>
@@ -7334,7 +7334,7 @@
               <w:spacing w:after="10" w:before="0"/>
               <w:ind w:left="120"/>
             </w:pPr>
-            <w:hyperlink w:history="1" r:id="rIdpxccidliati10fzlsw-8e">
+            <w:hyperlink w:history="1" r:id="rId8hkld6ptvi8gwndwye4hy">
               <w:r>
                 <w:rPr>
                   <w:rFonts w:ascii="Arial" w:cs="Arial" w:eastAsia="Arial" w:hAnsi="Arial"/>
@@ -8821,7 +8821,7 @@
             <w:pPr>
               <w:spacing w:after="20" w:before="0"/>
             </w:pPr>
-            <w:hyperlink w:history="1" r:id="rIdzuu4bmu_ri0_xz1qg2bam">
+            <w:hyperlink w:history="1" r:id="rIdxmdqh6an-wgjoauvw_hso">
               <w:r>
                 <w:rPr>
                   <w:rFonts w:ascii="Arial" w:cs="Arial" w:eastAsia="Arial" w:hAnsi="Arial"/>
@@ -8854,7 +8854,7 @@
               <w:spacing w:after="10" w:before="0"/>
               <w:ind w:left="120"/>
             </w:pPr>
-            <w:hyperlink w:history="1" r:id="rId7d6qqb3zhpavbx_jgilql">
+            <w:hyperlink w:history="1" r:id="rIdxslvpsf3yknqotss9h3kw">
               <w:r>
                 <w:rPr>
                   <w:rFonts w:ascii="Arial" w:cs="Arial" w:eastAsia="Arial" w:hAnsi="Arial"/>
@@ -8899,7 +8899,7 @@
             <w:pPr>
               <w:spacing w:after="20" w:before="0"/>
             </w:pPr>
-            <w:hyperlink w:history="1" r:id="rId6q6lq0l8nbirfig4ligo9">
+            <w:hyperlink w:history="1" r:id="rIdqzd2c_uqpdlobf6xjynnp">
               <w:r>
                 <w:rPr>
                   <w:rFonts w:ascii="Arial" w:cs="Arial" w:eastAsia="Arial" w:hAnsi="Arial"/>
@@ -8932,7 +8932,7 @@
               <w:spacing w:after="10" w:before="0"/>
               <w:ind w:left="120"/>
             </w:pPr>
-            <w:hyperlink w:history="1" r:id="rIdmo80uuf6bh-1cxf_sdmhd">
+            <w:hyperlink w:history="1" r:id="rIdm1t3jzp-9ikh0kun1su9f">
               <w:r>
                 <w:rPr>
                   <w:rFonts w:ascii="Arial" w:cs="Arial" w:eastAsia="Arial" w:hAnsi="Arial"/>
@@ -9184,7 +9184,7 @@
             <w:pPr>
               <w:spacing w:after="20" w:before="0"/>
             </w:pPr>
-            <w:hyperlink w:history="1" r:id="rIdtm_o95cgfw3u5tff6e7xi">
+            <w:hyperlink w:history="1" r:id="rIdadtxsx6hwzynuzltup-zq">
               <w:r>
                 <w:rPr>
                   <w:rFonts w:ascii="Arial" w:cs="Arial" w:eastAsia="Arial" w:hAnsi="Arial"/>
@@ -9217,7 +9217,7 @@
               <w:spacing w:after="10" w:before="0"/>
               <w:ind w:left="120"/>
             </w:pPr>
-            <w:hyperlink w:history="1" r:id="rIdsgtxdauwdtifw3qbl0efx">
+            <w:hyperlink w:history="1" r:id="rIdywlxq2bn5bkeu-dxx1exl">
               <w:r>
                 <w:rPr>
                   <w:rFonts w:ascii="Arial" w:cs="Arial" w:eastAsia="Arial" w:hAnsi="Arial"/>
@@ -9262,7 +9262,7 @@
             <w:pPr>
               <w:spacing w:after="20" w:before="0"/>
             </w:pPr>
-            <w:hyperlink w:history="1" r:id="rIddb6qwskuss9zhz5zrr7ls">
+            <w:hyperlink w:history="1" r:id="rIdxm6efts7fkexlibgy1wey">
               <w:r>
                 <w:rPr>
                   <w:rFonts w:ascii="Arial" w:cs="Arial" w:eastAsia="Arial" w:hAnsi="Arial"/>
@@ -9295,7 +9295,7 @@
               <w:spacing w:after="10" w:before="0"/>
               <w:ind w:left="120"/>
             </w:pPr>
-            <w:hyperlink w:history="1" r:id="rId0l0-th_pevlia_hkt1w44">
+            <w:hyperlink w:history="1" r:id="rIdzpnrvnhmnvf79dc6rihci">
               <w:r>
                 <w:rPr>
                   <w:rFonts w:ascii="Arial" w:cs="Arial" w:eastAsia="Arial" w:hAnsi="Arial"/>
@@ -9794,7 +9794,7 @@
             <w:pPr>
               <w:spacing w:after="20" w:before="0"/>
             </w:pPr>
-            <w:hyperlink w:history="1" r:id="rId7ujbmfi_kwujuzd3c6tnu">
+            <w:hyperlink w:history="1" r:id="rIdravtctl1pfpu0rcyv__wz">
               <w:r>
                 <w:rPr>
                   <w:rFonts w:ascii="Arial" w:cs="Arial" w:eastAsia="Arial" w:hAnsi="Arial"/>
@@ -9827,7 +9827,7 @@
               <w:spacing w:after="10" w:before="0"/>
               <w:ind w:left="120"/>
             </w:pPr>
-            <w:hyperlink w:history="1" r:id="rIdcxobcklkdia9gb3ro8xol">
+            <w:hyperlink w:history="1" r:id="rIdboi83brhwh-3_isy4_bs2">
               <w:r>
                 <w:rPr>
                   <w:rFonts w:ascii="Arial" w:cs="Arial" w:eastAsia="Arial" w:hAnsi="Arial"/>
@@ -9872,7 +9872,7 @@
             <w:pPr>
               <w:spacing w:after="20" w:before="0"/>
             </w:pPr>
-            <w:hyperlink w:history="1" r:id="rIdlmcupzf-9zbl8wzatmdj7">
+            <w:hyperlink w:history="1" r:id="rIdbpwelrm2lxowtsbbkkkko">
               <w:r>
                 <w:rPr>
                   <w:rFonts w:ascii="Arial" w:cs="Arial" w:eastAsia="Arial" w:hAnsi="Arial"/>
@@ -9905,7 +9905,7 @@
               <w:spacing w:after="10" w:before="0"/>
               <w:ind w:left="120"/>
             </w:pPr>
-            <w:hyperlink w:history="1" r:id="rIdolhvlicnn0ld6hgpk5hfp">
+            <w:hyperlink w:history="1" r:id="rIdywlv_4a6-tr8rbqi5rfk1">
               <w:r>
                 <w:rPr>
                   <w:rFonts w:ascii="Arial" w:cs="Arial" w:eastAsia="Arial" w:hAnsi="Arial"/>
@@ -10480,7 +10480,7 @@
             <w:pPr>
               <w:spacing w:after="20" w:before="0"/>
             </w:pPr>
-            <w:hyperlink w:history="1" r:id="rIdtkdva1anhb5rix3i-1msa">
+            <w:hyperlink w:history="1" r:id="rIdaijuggj-jzl0n9p7updbi">
               <w:r>
                 <w:rPr>
                   <w:rFonts w:ascii="Arial" w:cs="Arial" w:eastAsia="Arial" w:hAnsi="Arial"/>
@@ -10513,7 +10513,7 @@
               <w:spacing w:after="10" w:before="0"/>
               <w:ind w:left="120"/>
             </w:pPr>
-            <w:hyperlink w:history="1" r:id="rIdv1hvf1ssn2kll5rllwqmm">
+            <w:hyperlink w:history="1" r:id="rId6jpuvikbakxj7ozy08qmb">
               <w:r>
                 <w:rPr>
                   <w:rFonts w:ascii="Arial" w:cs="Arial" w:eastAsia="Arial" w:hAnsi="Arial"/>
@@ -10558,7 +10558,7 @@
             <w:pPr>
               <w:spacing w:after="20" w:before="0"/>
             </w:pPr>
-            <w:hyperlink w:history="1" r:id="rIdfcsoy3lhv9whmcl-m8aiy">
+            <w:hyperlink w:history="1" r:id="rIdood3cndsgugisozcj0z2a">
               <w:r>
                 <w:rPr>
                   <w:rFonts w:ascii="Arial" w:cs="Arial" w:eastAsia="Arial" w:hAnsi="Arial"/>
@@ -10591,7 +10591,7 @@
               <w:spacing w:after="10" w:before="0"/>
               <w:ind w:left="120"/>
             </w:pPr>
-            <w:hyperlink w:history="1" r:id="rIdi5reuhb5durwrvenz6sia">
+            <w:hyperlink w:history="1" r:id="rIdasbac96ztvtw-2fj-zpyo">
               <w:r>
                 <w:rPr>
                   <w:rFonts w:ascii="Arial" w:cs="Arial" w:eastAsia="Arial" w:hAnsi="Arial"/>
@@ -10862,7 +10862,7 @@
             <w:pPr>
               <w:spacing w:after="20" w:before="0"/>
             </w:pPr>
-            <w:hyperlink w:history="1" r:id="rIdfcqmqwgzqe0s6ygxkbqyt">
+            <w:hyperlink w:history="1" r:id="rIdkn1m2evnffiqdwyvae6cf">
               <w:r>
                 <w:rPr>
                   <w:rFonts w:ascii="Arial" w:cs="Arial" w:eastAsia="Arial" w:hAnsi="Arial"/>
@@ -10895,7 +10895,7 @@
               <w:spacing w:after="10" w:before="0"/>
               <w:ind w:left="120"/>
             </w:pPr>
-            <w:hyperlink w:history="1" r:id="rIdgrzbhgrbvqxp7jsodvc0p">
+            <w:hyperlink w:history="1" r:id="rIdwlnfxatbcgw9iwzhxcbdr">
               <w:r>
                 <w:rPr>
                   <w:rFonts w:ascii="Arial" w:cs="Arial" w:eastAsia="Arial" w:hAnsi="Arial"/>
@@ -10940,7 +10940,7 @@
             <w:pPr>
               <w:spacing w:after="20" w:before="0"/>
             </w:pPr>
-            <w:hyperlink w:history="1" r:id="rIdjwtdbwok9ggl2fds_bwpi">
+            <w:hyperlink w:history="1" r:id="rIdossov6mum89frmcdyvnlg">
               <w:r>
                 <w:rPr>
                   <w:rFonts w:ascii="Arial" w:cs="Arial" w:eastAsia="Arial" w:hAnsi="Arial"/>
@@ -10973,7 +10973,7 @@
               <w:spacing w:after="10" w:before="0"/>
               <w:ind w:left="120"/>
             </w:pPr>
-            <w:hyperlink w:history="1" r:id="rIdgmv_iw3iyq7uwvkkmtyzy">
+            <w:hyperlink w:history="1" r:id="rIduzasjficsjrmeq31jh-vi">
               <w:r>
                 <w:rPr>
                   <w:rFonts w:ascii="Arial" w:cs="Arial" w:eastAsia="Arial" w:hAnsi="Arial"/>
@@ -12555,7 +12555,7 @@
             <w:pPr>
               <w:spacing w:after="20" w:before="0"/>
             </w:pPr>
-            <w:hyperlink w:history="1" r:id="rId28kzq2s5gdl3aco7_dnqr">
+            <w:hyperlink w:history="1" r:id="rIdpfd5adq5qr_wczre_xrw2">
               <w:r>
                 <w:rPr>
                   <w:rFonts w:ascii="Arial" w:cs="Arial" w:eastAsia="Arial" w:hAnsi="Arial"/>
@@ -12588,7 +12588,7 @@
               <w:spacing w:after="10" w:before="0"/>
               <w:ind w:left="120"/>
             </w:pPr>
-            <w:hyperlink w:history="1" r:id="rId9ouqlymnqssnga2sstyis">
+            <w:hyperlink w:history="1" r:id="rId9gpaletlsssbin5qrjtsn">
               <w:r>
                 <w:rPr>
                   <w:rFonts w:ascii="Arial" w:cs="Arial" w:eastAsia="Arial" w:hAnsi="Arial"/>
@@ -12633,7 +12633,7 @@
             <w:pPr>
               <w:spacing w:after="20" w:before="0"/>
             </w:pPr>
-            <w:hyperlink w:history="1" r:id="rIdo1ddzd3gyj8qdqjbuqv-r">
+            <w:hyperlink w:history="1" r:id="rIdovs6aan9-ofj4wyazmelw">
               <w:r>
                 <w:rPr>
                   <w:rFonts w:ascii="Arial" w:cs="Arial" w:eastAsia="Arial" w:hAnsi="Arial"/>
@@ -12666,7 +12666,7 @@
               <w:spacing w:after="10" w:before="0"/>
               <w:ind w:left="120"/>
             </w:pPr>
-            <w:hyperlink w:history="1" r:id="rIdqpwc5ywjt4vz0cp1aexlt">
+            <w:hyperlink w:history="1" r:id="rIdjfcwv9wr2vvn0svrrbrvb">
               <w:r>
                 <w:rPr>
                   <w:rFonts w:ascii="Arial" w:cs="Arial" w:eastAsia="Arial" w:hAnsi="Arial"/>
@@ -12861,7 +12861,7 @@
             <w:pPr>
               <w:spacing w:after="20" w:before="0"/>
             </w:pPr>
-            <w:hyperlink w:history="1" r:id="rIdxvfil0urljyrt0v_vvppg">
+            <w:hyperlink w:history="1" r:id="rIdfr4p-me7-diqla8hyq7pj">
               <w:r>
                 <w:rPr>
                   <w:rFonts w:ascii="Arial" w:cs="Arial" w:eastAsia="Arial" w:hAnsi="Arial"/>
@@ -12894,7 +12894,7 @@
               <w:spacing w:after="10" w:before="0"/>
               <w:ind w:left="120"/>
             </w:pPr>
-            <w:hyperlink w:history="1" r:id="rIdlsmsbtueg-mu7qvqoszjy">
+            <w:hyperlink w:history="1" r:id="rIdhaibze4zavtgr5gpn10m1">
               <w:r>
                 <w:rPr>
                   <w:rFonts w:ascii="Arial" w:cs="Arial" w:eastAsia="Arial" w:hAnsi="Arial"/>
@@ -12939,7 +12939,7 @@
             <w:pPr>
               <w:spacing w:after="20" w:before="0"/>
             </w:pPr>
-            <w:hyperlink w:history="1" r:id="rId5popwp1hnbg0tdhcjwver">
+            <w:hyperlink w:history="1" r:id="rIdmkvpw2mdcmwvwbzc6rqlz">
               <w:r>
                 <w:rPr>
                   <w:rFonts w:ascii="Arial" w:cs="Arial" w:eastAsia="Arial" w:hAnsi="Arial"/>
@@ -12972,7 +12972,7 @@
               <w:spacing w:after="10" w:before="0"/>
               <w:ind w:left="120"/>
             </w:pPr>
-            <w:hyperlink w:history="1" r:id="rIdbf0kteuhugnmshx082wvh">
+            <w:hyperlink w:history="1" r:id="rIdegwdhj9pkyrvlx_s_sixe">
               <w:r>
                 <w:rPr>
                   <w:rFonts w:ascii="Arial" w:cs="Arial" w:eastAsia="Arial" w:hAnsi="Arial"/>
@@ -13167,7 +13167,7 @@
             <w:pPr>
               <w:spacing w:after="20" w:before="0"/>
             </w:pPr>
-            <w:hyperlink w:history="1" r:id="rIdkr-0ftdiaqxfu6rn6d6dz">
+            <w:hyperlink w:history="1" r:id="rId5obq26j4rfjgidupzztay">
               <w:r>
                 <w:rPr>
                   <w:rFonts w:ascii="Arial" w:cs="Arial" w:eastAsia="Arial" w:hAnsi="Arial"/>
@@ -13200,7 +13200,7 @@
               <w:spacing w:after="10" w:before="0"/>
               <w:ind w:left="120"/>
             </w:pPr>
-            <w:hyperlink w:history="1" r:id="rIdor6lpxytubwyfonjz8he-">
+            <w:hyperlink w:history="1" r:id="rIdmpmh5j5i9--h0jwqnvmhg">
               <w:r>
                 <w:rPr>
                   <w:rFonts w:ascii="Arial" w:cs="Arial" w:eastAsia="Arial" w:hAnsi="Arial"/>
@@ -13245,7 +13245,7 @@
             <w:pPr>
               <w:spacing w:after="20" w:before="0"/>
             </w:pPr>
-            <w:hyperlink w:history="1" r:id="rIdrqtvpgdgphee5m60aadv7">
+            <w:hyperlink w:history="1" r:id="rIdwp54qphxtfwtw5w6io_sy">
               <w:r>
                 <w:rPr>
                   <w:rFonts w:ascii="Arial" w:cs="Arial" w:eastAsia="Arial" w:hAnsi="Arial"/>
@@ -13278,7 +13278,7 @@
               <w:spacing w:after="10" w:before="0"/>
               <w:ind w:left="120"/>
             </w:pPr>
-            <w:hyperlink w:history="1" r:id="rId5311xqs3nqysrenxurafd">
+            <w:hyperlink w:history="1" r:id="rIdhykavxpunetbumfmx5vo5">
               <w:r>
                 <w:rPr>
                   <w:rFonts w:ascii="Arial" w:cs="Arial" w:eastAsia="Arial" w:hAnsi="Arial"/>
@@ -13473,7 +13473,7 @@
             <w:pPr>
               <w:spacing w:after="20" w:before="0"/>
             </w:pPr>
-            <w:hyperlink w:history="1" r:id="rIdtztx7wvm0-fzxvcdmsg65">
+            <w:hyperlink w:history="1" r:id="rIditqo85xvp-q4mddaew4an">
               <w:r>
                 <w:rPr>
                   <w:rFonts w:ascii="Arial" w:cs="Arial" w:eastAsia="Arial" w:hAnsi="Arial"/>
@@ -13506,7 +13506,7 @@
               <w:spacing w:after="10" w:before="0"/>
               <w:ind w:left="120"/>
             </w:pPr>
-            <w:hyperlink w:history="1" r:id="rIdf4syv44isnumfmxuxt8tw">
+            <w:hyperlink w:history="1" r:id="rId8s7ufgbljjkovu20_un7e">
               <w:r>
                 <w:rPr>
                   <w:rFonts w:ascii="Arial" w:cs="Arial" w:eastAsia="Arial" w:hAnsi="Arial"/>
@@ -13551,7 +13551,7 @@
             <w:pPr>
               <w:spacing w:after="20" w:before="0"/>
             </w:pPr>
-            <w:hyperlink w:history="1" r:id="rIdxsrfrofxr7qugjx7liunl">
+            <w:hyperlink w:history="1" r:id="rIde1t3yutqoeuqs_w5swp3x">
               <w:r>
                 <w:rPr>
                   <w:rFonts w:ascii="Arial" w:cs="Arial" w:eastAsia="Arial" w:hAnsi="Arial"/>
@@ -13584,7 +13584,7 @@
               <w:spacing w:after="10" w:before="0"/>
               <w:ind w:left="120"/>
             </w:pPr>
-            <w:hyperlink w:history="1" r:id="rIdtbdnvck74opzsz3l62wvd">
+            <w:hyperlink w:history="1" r:id="rIdm3amkekpu-dyazemxlgvn">
               <w:r>
                 <w:rPr>
                   <w:rFonts w:ascii="Arial" w:cs="Arial" w:eastAsia="Arial" w:hAnsi="Arial"/>
@@ -13779,7 +13779,7 @@
             <w:pPr>
               <w:spacing w:after="20" w:before="0"/>
             </w:pPr>
-            <w:hyperlink w:history="1" r:id="rIdnuh-97sm4_g6ti9flojqw">
+            <w:hyperlink w:history="1" r:id="rIdobplqtjznqmrqx7rwpgai">
               <w:r>
                 <w:rPr>
                   <w:rFonts w:ascii="Arial" w:cs="Arial" w:eastAsia="Arial" w:hAnsi="Arial"/>
@@ -13812,7 +13812,7 @@
               <w:spacing w:after="10" w:before="0"/>
               <w:ind w:left="120"/>
             </w:pPr>
-            <w:hyperlink w:history="1" r:id="rIdt3g8zadsnl1qojz6jr8bv">
+            <w:hyperlink w:history="1" r:id="rIdjfalgu5qy6u8t0rrcvufe">
               <w:r>
                 <w:rPr>
                   <w:rFonts w:ascii="Arial" w:cs="Arial" w:eastAsia="Arial" w:hAnsi="Arial"/>
@@ -13857,7 +13857,7 @@
             <w:pPr>
               <w:spacing w:after="20" w:before="0"/>
             </w:pPr>
-            <w:hyperlink w:history="1" r:id="rIdokikng9bn9ym61fty81g5">
+            <w:hyperlink w:history="1" r:id="rIdykwtv0b3mz5j9jpgrnmzg">
               <w:r>
                 <w:rPr>
                   <w:rFonts w:ascii="Arial" w:cs="Arial" w:eastAsia="Arial" w:hAnsi="Arial"/>
@@ -13890,7 +13890,7 @@
               <w:spacing w:after="10" w:before="0"/>
               <w:ind w:left="120"/>
             </w:pPr>
-            <w:hyperlink w:history="1" r:id="rIds0yi4azbozmrv-8u9iv3h">
+            <w:hyperlink w:history="1" r:id="rIdtd3rizdcyxmkg1rhgezs3">
               <w:r>
                 <w:rPr>
                   <w:rFonts w:ascii="Arial" w:cs="Arial" w:eastAsia="Arial" w:hAnsi="Arial"/>
@@ -15377,7 +15377,7 @@
             <w:pPr>
               <w:spacing w:after="20" w:before="0"/>
             </w:pPr>
-            <w:hyperlink w:history="1" r:id="rIdgfdlhw2st6y9ptrr96-gb">
+            <w:hyperlink w:history="1" r:id="rId7sg6jajddd1r-9z0sb3ef">
               <w:r>
                 <w:rPr>
                   <w:rFonts w:ascii="Arial" w:cs="Arial" w:eastAsia="Arial" w:hAnsi="Arial"/>
@@ -15410,7 +15410,7 @@
               <w:spacing w:after="10" w:before="0"/>
               <w:ind w:left="120"/>
             </w:pPr>
-            <w:hyperlink w:history="1" r:id="rId2i_yqxxgqhndrqlupjdrn">
+            <w:hyperlink w:history="1" r:id="rId_rqs-_i3h9i0tkjbl7ctq">
               <w:r>
                 <w:rPr>
                   <w:rFonts w:ascii="Arial" w:cs="Arial" w:eastAsia="Arial" w:hAnsi="Arial"/>
@@ -15455,7 +15455,7 @@
             <w:pPr>
               <w:spacing w:after="20" w:before="0"/>
             </w:pPr>
-            <w:hyperlink w:history="1" r:id="rIdlppj_x7ygjr8db1byadfn">
+            <w:hyperlink w:history="1" r:id="rIdv6tkdccuw8eeijxidfvwv">
               <w:r>
                 <w:rPr>
                   <w:rFonts w:ascii="Arial" w:cs="Arial" w:eastAsia="Arial" w:hAnsi="Arial"/>
@@ -15488,7 +15488,7 @@
               <w:spacing w:after="10" w:before="0"/>
               <w:ind w:left="120"/>
             </w:pPr>
-            <w:hyperlink w:history="1" r:id="rIdo67ubhesoy0hc7j0wclyn">
+            <w:hyperlink w:history="1" r:id="rIdr7akhsyegwldleragdrwd">
               <w:r>
                 <w:rPr>
                   <w:rFonts w:ascii="Arial" w:cs="Arial" w:eastAsia="Arial" w:hAnsi="Arial"/>
@@ -15683,7 +15683,7 @@
             <w:pPr>
               <w:spacing w:after="20" w:before="0"/>
             </w:pPr>
-            <w:hyperlink w:history="1" r:id="rIdhmkuivfipyp0ig-ud850q">
+            <w:hyperlink w:history="1" r:id="rIdl0tiijt0y7jzvw8i6c-12">
               <w:r>
                 <w:rPr>
                   <w:rFonts w:ascii="Arial" w:cs="Arial" w:eastAsia="Arial" w:hAnsi="Arial"/>
@@ -15716,7 +15716,7 @@
               <w:spacing w:after="10" w:before="0"/>
               <w:ind w:left="120"/>
             </w:pPr>
-            <w:hyperlink w:history="1" r:id="rIdejygyexoysfjbtahjmm5l">
+            <w:hyperlink w:history="1" r:id="rId5jbbv4k0-rzc_nko-_mzo">
               <w:r>
                 <w:rPr>
                   <w:rFonts w:ascii="Arial" w:cs="Arial" w:eastAsia="Arial" w:hAnsi="Arial"/>
@@ -15761,7 +15761,7 @@
             <w:pPr>
               <w:spacing w:after="20" w:before="0"/>
             </w:pPr>
-            <w:hyperlink w:history="1" r:id="rIduqccv1tu4spsdwzn1i5yk">
+            <w:hyperlink w:history="1" r:id="rIdgwuqq03dlxfkik_rfxkh1">
               <w:r>
                 <w:rPr>
                   <w:rFonts w:ascii="Arial" w:cs="Arial" w:eastAsia="Arial" w:hAnsi="Arial"/>
@@ -15794,7 +15794,7 @@
               <w:spacing w:after="10" w:before="0"/>
               <w:ind w:left="120"/>
             </w:pPr>
-            <w:hyperlink w:history="1" r:id="rIddlcbm_crr4reszzs48wak">
+            <w:hyperlink w:history="1" r:id="rIdky3mdvkll6uuze2gvgnbx">
               <w:r>
                 <w:rPr>
                   <w:rFonts w:ascii="Arial" w:cs="Arial" w:eastAsia="Arial" w:hAnsi="Arial"/>
@@ -15989,7 +15989,7 @@
             <w:pPr>
               <w:spacing w:after="20" w:before="0"/>
             </w:pPr>
-            <w:hyperlink w:history="1" r:id="rIdm3lhoqfkqwzrc74tygfm4">
+            <w:hyperlink w:history="1" r:id="rIdz2epwoxegg8w_io53r8jp">
               <w:r>
                 <w:rPr>
                   <w:rFonts w:ascii="Arial" w:cs="Arial" w:eastAsia="Arial" w:hAnsi="Arial"/>
@@ -16022,7 +16022,7 @@
               <w:spacing w:after="10" w:before="0"/>
               <w:ind w:left="120"/>
             </w:pPr>
-            <w:hyperlink w:history="1" r:id="rIdwwscztca1hnyooraivzr7">
+            <w:hyperlink w:history="1" r:id="rIdkyrmttaszbj7snmjhz5qr">
               <w:r>
                 <w:rPr>
                   <w:rFonts w:ascii="Arial" w:cs="Arial" w:eastAsia="Arial" w:hAnsi="Arial"/>
@@ -16067,7 +16067,7 @@
             <w:pPr>
               <w:spacing w:after="20" w:before="0"/>
             </w:pPr>
-            <w:hyperlink w:history="1" r:id="rIdqzrppgm3a_l2cxpcpw9h0">
+            <w:hyperlink w:history="1" r:id="rIdcibvna_o7cojo92qnoefk">
               <w:r>
                 <w:rPr>
                   <w:rFonts w:ascii="Arial" w:cs="Arial" w:eastAsia="Arial" w:hAnsi="Arial"/>
@@ -16100,7 +16100,7 @@
               <w:spacing w:after="10" w:before="0"/>
               <w:ind w:left="120"/>
             </w:pPr>
-            <w:hyperlink w:history="1" r:id="rIdgghljj7xpawxr0bb6s0bu">
+            <w:hyperlink w:history="1" r:id="rIdk0go0xleymtqyf2ij4nr2">
               <w:r>
                 <w:rPr>
                   <w:rFonts w:ascii="Arial" w:cs="Arial" w:eastAsia="Arial" w:hAnsi="Arial"/>
@@ -16295,7 +16295,7 @@
             <w:pPr>
               <w:spacing w:after="20" w:before="0"/>
             </w:pPr>
-            <w:hyperlink w:history="1" r:id="rIdnp5hnvdpg04mgcgoi-rpj">
+            <w:hyperlink w:history="1" r:id="rIdrtchh8zgi647ixrxbuxiq">
               <w:r>
                 <w:rPr>
                   <w:rFonts w:ascii="Arial" w:cs="Arial" w:eastAsia="Arial" w:hAnsi="Arial"/>
@@ -16328,7 +16328,7 @@
               <w:spacing w:after="10" w:before="0"/>
               <w:ind w:left="120"/>
             </w:pPr>
-            <w:hyperlink w:history="1" r:id="rIde8fxzvrmmhs1ironpsz9d">
+            <w:hyperlink w:history="1" r:id="rIddakwb8umzk2t3-5j7hq6l">
               <w:r>
                 <w:rPr>
                   <w:rFonts w:ascii="Arial" w:cs="Arial" w:eastAsia="Arial" w:hAnsi="Arial"/>
@@ -16373,7 +16373,7 @@
             <w:pPr>
               <w:spacing w:after="20" w:before="0"/>
             </w:pPr>
-            <w:hyperlink w:history="1" r:id="rIdqivpnhpnh6hwdz3g56ije">
+            <w:hyperlink w:history="1" r:id="rIdpf2rb3tuxt-qeexoromfy">
               <w:r>
                 <w:rPr>
                   <w:rFonts w:ascii="Arial" w:cs="Arial" w:eastAsia="Arial" w:hAnsi="Arial"/>
@@ -16406,7 +16406,7 @@
               <w:spacing w:after="10" w:before="0"/>
               <w:ind w:left="120"/>
             </w:pPr>
-            <w:hyperlink w:history="1" r:id="rIdck5rz7lo6g66zqim_jz5b">
+            <w:hyperlink w:history="1" r:id="rId3if8ugdnkfakgx7-yrgdd">
               <w:r>
                 <w:rPr>
                   <w:rFonts w:ascii="Arial" w:cs="Arial" w:eastAsia="Arial" w:hAnsi="Arial"/>
@@ -16601,7 +16601,7 @@
             <w:pPr>
               <w:spacing w:after="20" w:before="0"/>
             </w:pPr>
-            <w:hyperlink w:history="1" r:id="rIdtvcxo4jx0-j6ovxjzn1dl">
+            <w:hyperlink w:history="1" r:id="rId-svhjtuwfiuwtjsgydyxm">
               <w:r>
                 <w:rPr>
                   <w:rFonts w:ascii="Arial" w:cs="Arial" w:eastAsia="Arial" w:hAnsi="Arial"/>
@@ -16634,7 +16634,7 @@
               <w:spacing w:after="10" w:before="0"/>
               <w:ind w:left="120"/>
             </w:pPr>
-            <w:hyperlink w:history="1" r:id="rId01lvp5adovkpycmma_11d">
+            <w:hyperlink w:history="1" r:id="rIddl7wxij8l5s1vhmyrtmni">
               <w:r>
                 <w:rPr>
                   <w:rFonts w:ascii="Arial" w:cs="Arial" w:eastAsia="Arial" w:hAnsi="Arial"/>
@@ -16679,7 +16679,7 @@
             <w:pPr>
               <w:spacing w:after="20" w:before="0"/>
             </w:pPr>
-            <w:hyperlink w:history="1" r:id="rIdehzvpecoaeeshl0pizjbl">
+            <w:hyperlink w:history="1" r:id="rIdt_gz2xxcbrzm0f548kol_">
               <w:r>
                 <w:rPr>
                   <w:rFonts w:ascii="Arial" w:cs="Arial" w:eastAsia="Arial" w:hAnsi="Arial"/>
@@ -16712,7 +16712,7 @@
               <w:spacing w:after="10" w:before="0"/>
               <w:ind w:left="120"/>
             </w:pPr>
-            <w:hyperlink w:history="1" r:id="rIdnvdpmi6ctejox0mdxd1uf">
+            <w:hyperlink w:history="1" r:id="rIdkktfoygaqsvrtex5emtzd">
               <w:r>
                 <w:rPr>
                   <w:rFonts w:ascii="Arial" w:cs="Arial" w:eastAsia="Arial" w:hAnsi="Arial"/>
@@ -18199,7 +18199,7 @@
             <w:pPr>
               <w:spacing w:after="20" w:before="0"/>
             </w:pPr>
-            <w:hyperlink w:history="1" r:id="rIddu8hcmavmsg8qtdurzhul">
+            <w:hyperlink w:history="1" r:id="rIdcm43flw0efhsguml5ylma">
               <w:r>
                 <w:rPr>
                   <w:rFonts w:ascii="Arial" w:cs="Arial" w:eastAsia="Arial" w:hAnsi="Arial"/>
@@ -18232,7 +18232,7 @@
               <w:spacing w:after="10" w:before="0"/>
               <w:ind w:left="120"/>
             </w:pPr>
-            <w:hyperlink w:history="1" r:id="rIdohv0ld4mnyfjghub71twy">
+            <w:hyperlink w:history="1" r:id="rIdrikmt_vqgw7vqiu2zzemp">
               <w:r>
                 <w:rPr>
                   <w:rFonts w:ascii="Arial" w:cs="Arial" w:eastAsia="Arial" w:hAnsi="Arial"/>
@@ -18277,7 +18277,7 @@
             <w:pPr>
               <w:spacing w:after="20" w:before="0"/>
             </w:pPr>
-            <w:hyperlink w:history="1" r:id="rIdqekz3bc9gbahiruyifcbh">
+            <w:hyperlink w:history="1" r:id="rId79vy2ndofcmul5flqzbl8">
               <w:r>
                 <w:rPr>
                   <w:rFonts w:ascii="Arial" w:cs="Arial" w:eastAsia="Arial" w:hAnsi="Arial"/>
@@ -18310,7 +18310,7 @@
               <w:spacing w:after="10" w:before="0"/>
               <w:ind w:left="120"/>
             </w:pPr>
-            <w:hyperlink w:history="1" r:id="rIdlenz9my6qtingagpi7zkw">
+            <w:hyperlink w:history="1" r:id="rId8rkhjqhgpracw01ammqll">
               <w:r>
                 <w:rPr>
                   <w:rFonts w:ascii="Arial" w:cs="Arial" w:eastAsia="Arial" w:hAnsi="Arial"/>
@@ -18505,7 +18505,7 @@
             <w:pPr>
               <w:spacing w:after="20" w:before="0"/>
             </w:pPr>
-            <w:hyperlink w:history="1" r:id="rIdpd-opgojnoknzagqjg_nq">
+            <w:hyperlink w:history="1" r:id="rIdh_miydysav3rknpzrkfwg">
               <w:r>
                 <w:rPr>
                   <w:rFonts w:ascii="Arial" w:cs="Arial" w:eastAsia="Arial" w:hAnsi="Arial"/>
@@ -18538,7 +18538,7 @@
               <w:spacing w:after="10" w:before="0"/>
               <w:ind w:left="120"/>
             </w:pPr>
-            <w:hyperlink w:history="1" r:id="rIdu08jtad2ftrizqrjvuzk0">
+            <w:hyperlink w:history="1" r:id="rIdenzr30ngh4vsc_mu2tzby">
               <w:r>
                 <w:rPr>
                   <w:rFonts w:ascii="Arial" w:cs="Arial" w:eastAsia="Arial" w:hAnsi="Arial"/>
@@ -18583,7 +18583,7 @@
             <w:pPr>
               <w:spacing w:after="20" w:before="0"/>
             </w:pPr>
-            <w:hyperlink w:history="1" r:id="rId6_chtmbhw3adxab9lldoy">
+            <w:hyperlink w:history="1" r:id="rIdf60uk6c_huzknn_zxyy8x">
               <w:r>
                 <w:rPr>
                   <w:rFonts w:ascii="Arial" w:cs="Arial" w:eastAsia="Arial" w:hAnsi="Arial"/>
@@ -18616,7 +18616,7 @@
               <w:spacing w:after="10" w:before="0"/>
               <w:ind w:left="120"/>
             </w:pPr>
-            <w:hyperlink w:history="1" r:id="rId24xsnkcjvutxtqquwfcc-">
+            <w:hyperlink w:history="1" r:id="rIdk-_rneni8m9qk3jgefo6m">
               <w:r>
                 <w:rPr>
                   <w:rFonts w:ascii="Arial" w:cs="Arial" w:eastAsia="Arial" w:hAnsi="Arial"/>
@@ -18811,7 +18811,7 @@
             <w:pPr>
               <w:spacing w:after="20" w:before="0"/>
             </w:pPr>
-            <w:hyperlink w:history="1" r:id="rIda-hcvrvr8c9b_pcr7xyd3">
+            <w:hyperlink w:history="1" r:id="rIdm74eykwiu9xlj0fhl0aot">
               <w:r>
                 <w:rPr>
                   <w:rFonts w:ascii="Arial" w:cs="Arial" w:eastAsia="Arial" w:hAnsi="Arial"/>
@@ -18844,7 +18844,7 @@
               <w:spacing w:after="10" w:before="0"/>
               <w:ind w:left="120"/>
             </w:pPr>
-            <w:hyperlink w:history="1" r:id="rIdj_rwq3rlpyeynsppv3wev">
+            <w:hyperlink w:history="1" r:id="rIdhh_btakpofoxzx-c2z492">
               <w:r>
                 <w:rPr>
                   <w:rFonts w:ascii="Arial" w:cs="Arial" w:eastAsia="Arial" w:hAnsi="Arial"/>
@@ -18889,7 +18889,7 @@
             <w:pPr>
               <w:spacing w:after="20" w:before="0"/>
             </w:pPr>
-            <w:hyperlink w:history="1" r:id="rIdlvskovkvp21ywln-ilu15">
+            <w:hyperlink w:history="1" r:id="rIdylzkoatqpj1fwlrjgrxga">
               <w:r>
                 <w:rPr>
                   <w:rFonts w:ascii="Arial" w:cs="Arial" w:eastAsia="Arial" w:hAnsi="Arial"/>
@@ -18922,7 +18922,7 @@
               <w:spacing w:after="10" w:before="0"/>
               <w:ind w:left="120"/>
             </w:pPr>
-            <w:hyperlink w:history="1" r:id="rIdp0j0xcvh7odolhxccr9hm">
+            <w:hyperlink w:history="1" r:id="rId1tnix2kjyvt0yn3y4vzbh">
               <w:r>
                 <w:rPr>
                   <w:rFonts w:ascii="Arial" w:cs="Arial" w:eastAsia="Arial" w:hAnsi="Arial"/>
@@ -19117,7 +19117,7 @@
             <w:pPr>
               <w:spacing w:after="20" w:before="0"/>
             </w:pPr>
-            <w:hyperlink w:history="1" r:id="rIdmyuu0seexcdx4z-bto4ep">
+            <w:hyperlink w:history="1" r:id="rIdpl3y7kq8wijob-1drs6tb">
               <w:r>
                 <w:rPr>
                   <w:rFonts w:ascii="Arial" w:cs="Arial" w:eastAsia="Arial" w:hAnsi="Arial"/>
@@ -19150,7 +19150,7 @@
               <w:spacing w:after="10" w:before="0"/>
               <w:ind w:left="120"/>
             </w:pPr>
-            <w:hyperlink w:history="1" r:id="rId3ilvgbf9vckcldib7v7sy">
+            <w:hyperlink w:history="1" r:id="rIdddjgyls6mzdzyzch-u4yf">
               <w:r>
                 <w:rPr>
                   <w:rFonts w:ascii="Arial" w:cs="Arial" w:eastAsia="Arial" w:hAnsi="Arial"/>
@@ -19195,7 +19195,7 @@
             <w:pPr>
               <w:spacing w:after="20" w:before="0"/>
             </w:pPr>
-            <w:hyperlink w:history="1" r:id="rIdtifketm_tqqurwaxjtyoi">
+            <w:hyperlink w:history="1" r:id="rId8l7eqwb8m72iomihu5ywg">
               <w:r>
                 <w:rPr>
                   <w:rFonts w:ascii="Arial" w:cs="Arial" w:eastAsia="Arial" w:hAnsi="Arial"/>
@@ -19228,7 +19228,7 @@
               <w:spacing w:after="10" w:before="0"/>
               <w:ind w:left="120"/>
             </w:pPr>
-            <w:hyperlink w:history="1" r:id="rIdfpz7rqerdif_tkzbzpfw9">
+            <w:hyperlink w:history="1" r:id="rId1yh0wzodsjqoxsp487te0">
               <w:r>
                 <w:rPr>
                   <w:rFonts w:ascii="Arial" w:cs="Arial" w:eastAsia="Arial" w:hAnsi="Arial"/>
@@ -19423,7 +19423,7 @@
             <w:pPr>
               <w:spacing w:after="20" w:before="0"/>
             </w:pPr>
-            <w:hyperlink w:history="1" r:id="rIdtvnwpmeiqxef_0d0weevk">
+            <w:hyperlink w:history="1" r:id="rId8z2mmoptqpuvn5owyup-l">
               <w:r>
                 <w:rPr>
                   <w:rFonts w:ascii="Arial" w:cs="Arial" w:eastAsia="Arial" w:hAnsi="Arial"/>
@@ -19456,7 +19456,7 @@
               <w:spacing w:after="10" w:before="0"/>
               <w:ind w:left="120"/>
             </w:pPr>
-            <w:hyperlink w:history="1" r:id="rIdahjbkusulaen3ozj2vbjn">
+            <w:hyperlink w:history="1" r:id="rIduvx0wyymu5fe9xcblciib">
               <w:r>
                 <w:rPr>
                   <w:rFonts w:ascii="Arial" w:cs="Arial" w:eastAsia="Arial" w:hAnsi="Arial"/>
@@ -19501,7 +19501,7 @@
             <w:pPr>
               <w:spacing w:after="20" w:before="0"/>
             </w:pPr>
-            <w:hyperlink w:history="1" r:id="rIdfjnjwzfrbrc4tavolzlc8">
+            <w:hyperlink w:history="1" r:id="rIdr2qeztfvxna-55hsv3rdi">
               <w:r>
                 <w:rPr>
                   <w:rFonts w:ascii="Arial" w:cs="Arial" w:eastAsia="Arial" w:hAnsi="Arial"/>
@@ -19534,7 +19534,7 @@
               <w:spacing w:after="10" w:before="0"/>
               <w:ind w:left="120"/>
             </w:pPr>
-            <w:hyperlink w:history="1" r:id="rIdpa6q9-mykaeobkbzxez0y">
+            <w:hyperlink w:history="1" r:id="rIdzgnkhddks_4hfjjf6w-om">
               <w:r>
                 <w:rPr>
                   <w:rFonts w:ascii="Arial" w:cs="Arial" w:eastAsia="Arial" w:hAnsi="Arial"/>
@@ -21021,7 +21021,7 @@
             <w:pPr>
               <w:spacing w:after="20" w:before="0"/>
             </w:pPr>
-            <w:hyperlink w:history="1" r:id="rIdnusatrl7yeshehp4q-ifb">
+            <w:hyperlink w:history="1" r:id="rIdcbspx1hjx3kzbb9ygkzgr">
               <w:r>
                 <w:rPr>
                   <w:rFonts w:ascii="Arial" w:cs="Arial" w:eastAsia="Arial" w:hAnsi="Arial"/>
@@ -21054,7 +21054,7 @@
               <w:spacing w:after="10" w:before="0"/>
               <w:ind w:left="120"/>
             </w:pPr>
-            <w:hyperlink w:history="1" r:id="rIdyzxhze181ef0qexl_wpnk">
+            <w:hyperlink w:history="1" r:id="rIdnlpx-t6ptkdurrhdi7pyc">
               <w:r>
                 <w:rPr>
                   <w:rFonts w:ascii="Arial" w:cs="Arial" w:eastAsia="Arial" w:hAnsi="Arial"/>
@@ -21099,7 +21099,7 @@
             <w:pPr>
               <w:spacing w:after="20" w:before="0"/>
             </w:pPr>
-            <w:hyperlink w:history="1" r:id="rId5ybpnc-wsl-2qd17q7ifd">
+            <w:hyperlink w:history="1" r:id="rIdeekbf38i9pzmh07ixal-c">
               <w:r>
                 <w:rPr>
                   <w:rFonts w:ascii="Arial" w:cs="Arial" w:eastAsia="Arial" w:hAnsi="Arial"/>
@@ -21132,7 +21132,7 @@
               <w:spacing w:after="10" w:before="0"/>
               <w:ind w:left="120"/>
             </w:pPr>
-            <w:hyperlink w:history="1" r:id="rIdc_szymdtm4okc38hrnard">
+            <w:hyperlink w:history="1" r:id="rIdq60loddwcttmmoyssy4mo">
               <w:r>
                 <w:rPr>
                   <w:rFonts w:ascii="Arial" w:cs="Arial" w:eastAsia="Arial" w:hAnsi="Arial"/>
@@ -21327,7 +21327,7 @@
             <w:pPr>
               <w:spacing w:after="20" w:before="0"/>
             </w:pPr>
-            <w:hyperlink w:history="1" r:id="rIdwvzxxa2w3agrmxngnsnre">
+            <w:hyperlink w:history="1" r:id="rIdo8gwqg-lrawqp-3lqdbkc">
               <w:r>
                 <w:rPr>
                   <w:rFonts w:ascii="Arial" w:cs="Arial" w:eastAsia="Arial" w:hAnsi="Arial"/>
@@ -21360,7 +21360,7 @@
               <w:spacing w:after="10" w:before="0"/>
               <w:ind w:left="120"/>
             </w:pPr>
-            <w:hyperlink w:history="1" r:id="rIdd-dqgfbtni_b4xpusfrzj">
+            <w:hyperlink w:history="1" r:id="rId5owilf4m4-cary-bdbrxg">
               <w:r>
                 <w:rPr>
                   <w:rFonts w:ascii="Arial" w:cs="Arial" w:eastAsia="Arial" w:hAnsi="Arial"/>
@@ -21405,7 +21405,7 @@
             <w:pPr>
               <w:spacing w:after="20" w:before="0"/>
             </w:pPr>
-            <w:hyperlink w:history="1" r:id="rId2vuhmv-dccb7v6cfvu8aw">
+            <w:hyperlink w:history="1" r:id="rIdpbdjbqdq_pm8naftsfxot">
               <w:r>
                 <w:rPr>
                   <w:rFonts w:ascii="Arial" w:cs="Arial" w:eastAsia="Arial" w:hAnsi="Arial"/>
@@ -21438,7 +21438,7 @@
               <w:spacing w:after="10" w:before="0"/>
               <w:ind w:left="120"/>
             </w:pPr>
-            <w:hyperlink w:history="1" r:id="rIdwlzu25egfyp76eh5ozsqx">
+            <w:hyperlink w:history="1" r:id="rId6fhrrbeso-f3qpdxh3orr">
               <w:r>
                 <w:rPr>
                   <w:rFonts w:ascii="Arial" w:cs="Arial" w:eastAsia="Arial" w:hAnsi="Arial"/>
@@ -21633,7 +21633,7 @@
             <w:pPr>
               <w:spacing w:after="20" w:before="0"/>
             </w:pPr>
-            <w:hyperlink w:history="1" r:id="rIdef4rnpelibtgqhuqzkhiv">
+            <w:hyperlink w:history="1" r:id="rIdmoxey2uj1cdhy8akbgzue">
               <w:r>
                 <w:rPr>
                   <w:rFonts w:ascii="Arial" w:cs="Arial" w:eastAsia="Arial" w:hAnsi="Arial"/>
@@ -21666,7 +21666,7 @@
               <w:spacing w:after="10" w:before="0"/>
               <w:ind w:left="120"/>
             </w:pPr>
-            <w:hyperlink w:history="1" r:id="rId2d50xn_jvvg2rs_4kewfz">
+            <w:hyperlink w:history="1" r:id="rIdpd3iy3e_qti4chp-2njox">
               <w:r>
                 <w:rPr>
                   <w:rFonts w:ascii="Arial" w:cs="Arial" w:eastAsia="Arial" w:hAnsi="Arial"/>
@@ -21711,7 +21711,7 @@
             <w:pPr>
               <w:spacing w:after="20" w:before="0"/>
             </w:pPr>
-            <w:hyperlink w:history="1" r:id="rIdd9gjaiz5za3eokcrmsh3c">
+            <w:hyperlink w:history="1" r:id="rIdq958cskxefdw8mww2cwxe">
               <w:r>
                 <w:rPr>
                   <w:rFonts w:ascii="Arial" w:cs="Arial" w:eastAsia="Arial" w:hAnsi="Arial"/>
@@ -21744,7 +21744,7 @@
               <w:spacing w:after="10" w:before="0"/>
               <w:ind w:left="120"/>
             </w:pPr>
-            <w:hyperlink w:history="1" r:id="rIdwkccihcxvjhhkfrqiwkjd">
+            <w:hyperlink w:history="1" r:id="rIdj5fzugsqipzmr52l1nn1a">
               <w:r>
                 <w:rPr>
                   <w:rFonts w:ascii="Arial" w:cs="Arial" w:eastAsia="Arial" w:hAnsi="Arial"/>
@@ -21939,7 +21939,7 @@
             <w:pPr>
               <w:spacing w:after="20" w:before="0"/>
             </w:pPr>
-            <w:hyperlink w:history="1" r:id="rIdkjhpsoxgveunst0kj-1r8">
+            <w:hyperlink w:history="1" r:id="rIdupg_we07aemgqnlxdzars">
               <w:r>
                 <w:rPr>
                   <w:rFonts w:ascii="Arial" w:cs="Arial" w:eastAsia="Arial" w:hAnsi="Arial"/>
@@ -21972,7 +21972,7 @@
               <w:spacing w:after="10" w:before="0"/>
               <w:ind w:left="120"/>
             </w:pPr>
-            <w:hyperlink w:history="1" r:id="rIds6hmztdj_mrqnj-r0dsi1">
+            <w:hyperlink w:history="1" r:id="rIdxipqzrxmnnvfha1x3uzxs">
               <w:r>
                 <w:rPr>
                   <w:rFonts w:ascii="Arial" w:cs="Arial" w:eastAsia="Arial" w:hAnsi="Arial"/>
@@ -22017,7 +22017,7 @@
             <w:pPr>
               <w:spacing w:after="20" w:before="0"/>
             </w:pPr>
-            <w:hyperlink w:history="1" r:id="rIdc7noywbs8ba80gnc5ro2u">
+            <w:hyperlink w:history="1" r:id="rIdewecbjkecyl5qbdq3c_py">
               <w:r>
                 <w:rPr>
                   <w:rFonts w:ascii="Arial" w:cs="Arial" w:eastAsia="Arial" w:hAnsi="Arial"/>
@@ -22050,7 +22050,7 @@
               <w:spacing w:after="10" w:before="0"/>
               <w:ind w:left="120"/>
             </w:pPr>
-            <w:hyperlink w:history="1" r:id="rIdny7zlqj2v5_m3gr7lo-at">
+            <w:hyperlink w:history="1" r:id="rId2twze-bgqjg16m46d-m2x">
               <w:r>
                 <w:rPr>
                   <w:rFonts w:ascii="Arial" w:cs="Arial" w:eastAsia="Arial" w:hAnsi="Arial"/>
@@ -22245,7 +22245,7 @@
             <w:pPr>
               <w:spacing w:after="20" w:before="0"/>
             </w:pPr>
-            <w:hyperlink w:history="1" r:id="rIdltsklschdffaqfc3_fw0a">
+            <w:hyperlink w:history="1" r:id="rIdokqzb0xm5ftej-bohlyho">
               <w:r>
                 <w:rPr>
                   <w:rFonts w:ascii="Arial" w:cs="Arial" w:eastAsia="Arial" w:hAnsi="Arial"/>
@@ -22278,7 +22278,7 @@
               <w:spacing w:after="10" w:before="0"/>
               <w:ind w:left="120"/>
             </w:pPr>
-            <w:hyperlink w:history="1" r:id="rIdxlt0vwp2ynqjv1jy4o-vj">
+            <w:hyperlink w:history="1" r:id="rIdl1xd4vaoucktkqqvekaa_">
               <w:r>
                 <w:rPr>
                   <w:rFonts w:ascii="Arial" w:cs="Arial" w:eastAsia="Arial" w:hAnsi="Arial"/>
@@ -22323,7 +22323,7 @@
             <w:pPr>
               <w:spacing w:after="20" w:before="0"/>
             </w:pPr>
-            <w:hyperlink w:history="1" r:id="rIdvehfh3ceo71-wtejyddrb">
+            <w:hyperlink w:history="1" r:id="rIdkzqg_dbv99jpaswrcz9ff">
               <w:r>
                 <w:rPr>
                   <w:rFonts w:ascii="Arial" w:cs="Arial" w:eastAsia="Arial" w:hAnsi="Arial"/>
@@ -22356,7 +22356,7 @@
               <w:spacing w:after="10" w:before="0"/>
               <w:ind w:left="120"/>
             </w:pPr>
-            <w:hyperlink w:history="1" r:id="rIdbro9fiqupyzuneeh0iiuy">
+            <w:hyperlink w:history="1" r:id="rIdkv-p19u8m2trmsoq4awjk">
               <w:r>
                 <w:rPr>
                   <w:rFonts w:ascii="Arial" w:cs="Arial" w:eastAsia="Arial" w:hAnsi="Arial"/>
@@ -23843,7 +23843,7 @@
             <w:pPr>
               <w:spacing w:after="20" w:before="0"/>
             </w:pPr>
-            <w:hyperlink w:history="1" r:id="rId7x9gdcqkpjfqt2qndk6nt">
+            <w:hyperlink w:history="1" r:id="rId89f0ojomevvmxpuspch2a">
               <w:r>
                 <w:rPr>
                   <w:rFonts w:ascii="Arial" w:cs="Arial" w:eastAsia="Arial" w:hAnsi="Arial"/>
@@ -23876,7 +23876,7 @@
               <w:spacing w:after="10" w:before="0"/>
               <w:ind w:left="120"/>
             </w:pPr>
-            <w:hyperlink w:history="1" r:id="rIdzyy6mm2sfqszxhze8aych">
+            <w:hyperlink w:history="1" r:id="rIdmedar9rud6y4egtrspxwx">
               <w:r>
                 <w:rPr>
                   <w:rFonts w:ascii="Arial" w:cs="Arial" w:eastAsia="Arial" w:hAnsi="Arial"/>
@@ -23921,7 +23921,7 @@
             <w:pPr>
               <w:spacing w:after="20" w:before="0"/>
             </w:pPr>
-            <w:hyperlink w:history="1" r:id="rIdajayx375ujoi9yksxhjta">
+            <w:hyperlink w:history="1" r:id="rIdwqlif3krw58t2utqzg3ec">
               <w:r>
                 <w:rPr>
                   <w:rFonts w:ascii="Arial" w:cs="Arial" w:eastAsia="Arial" w:hAnsi="Arial"/>
@@ -23954,7 +23954,7 @@
               <w:spacing w:after="10" w:before="0"/>
               <w:ind w:left="120"/>
             </w:pPr>
-            <w:hyperlink w:history="1" r:id="rId0kobzzlbevuge1gro8qhn">
+            <w:hyperlink w:history="1" r:id="rIdpvchsl8yzjzuxc7_i6djn">
               <w:r>
                 <w:rPr>
                   <w:rFonts w:ascii="Arial" w:cs="Arial" w:eastAsia="Arial" w:hAnsi="Arial"/>
@@ -24149,7 +24149,7 @@
             <w:pPr>
               <w:spacing w:after="20" w:before="0"/>
             </w:pPr>
-            <w:hyperlink w:history="1" r:id="rIdenpjtd1od-02q70p0iiyb">
+            <w:hyperlink w:history="1" r:id="rIdza77plrdlc4740lmb9kta">
               <w:r>
                 <w:rPr>
                   <w:rFonts w:ascii="Arial" w:cs="Arial" w:eastAsia="Arial" w:hAnsi="Arial"/>
@@ -24182,7 +24182,7 @@
               <w:spacing w:after="10" w:before="0"/>
               <w:ind w:left="120"/>
             </w:pPr>
-            <w:hyperlink w:history="1" r:id="rId6tuxsd4pvewc5s_dewg3k">
+            <w:hyperlink w:history="1" r:id="rIddudun_21u0yjvb3j8q0o9">
               <w:r>
                 <w:rPr>
                   <w:rFonts w:ascii="Arial" w:cs="Arial" w:eastAsia="Arial" w:hAnsi="Arial"/>
@@ -24227,7 +24227,7 @@
             <w:pPr>
               <w:spacing w:after="20" w:before="0"/>
             </w:pPr>
-            <w:hyperlink w:history="1" r:id="rId0rtbxbayd3-2vvig5p0wa">
+            <w:hyperlink w:history="1" r:id="rIdoroghc2mfwyz25r0u_axe">
               <w:r>
                 <w:rPr>
                   <w:rFonts w:ascii="Arial" w:cs="Arial" w:eastAsia="Arial" w:hAnsi="Arial"/>
@@ -24260,7 +24260,7 @@
               <w:spacing w:after="10" w:before="0"/>
               <w:ind w:left="120"/>
             </w:pPr>
-            <w:hyperlink w:history="1" r:id="rIdi1k-ayjqkmc90l5gjsyjo">
+            <w:hyperlink w:history="1" r:id="rIdji_c6hqc85wjsgd4dz6le">
               <w:r>
                 <w:rPr>
                   <w:rFonts w:ascii="Arial" w:cs="Arial" w:eastAsia="Arial" w:hAnsi="Arial"/>
@@ -24455,7 +24455,7 @@
             <w:pPr>
               <w:spacing w:after="20" w:before="0"/>
             </w:pPr>
-            <w:hyperlink w:history="1" r:id="rIdavttky-m59tadeb-_6uh9">
+            <w:hyperlink w:history="1" r:id="rIdqfvgcfhivkyvbv_wzif8d">
               <w:r>
                 <w:rPr>
                   <w:rFonts w:ascii="Arial" w:cs="Arial" w:eastAsia="Arial" w:hAnsi="Arial"/>
@@ -24488,7 +24488,7 @@
               <w:spacing w:after="10" w:before="0"/>
               <w:ind w:left="120"/>
             </w:pPr>
-            <w:hyperlink w:history="1" r:id="rIdvlld71usjo9ievxqnblww">
+            <w:hyperlink w:history="1" r:id="rIdd07fygse6moeszo-hpan1">
               <w:r>
                 <w:rPr>
                   <w:rFonts w:ascii="Arial" w:cs="Arial" w:eastAsia="Arial" w:hAnsi="Arial"/>
@@ -24533,7 +24533,7 @@
             <w:pPr>
               <w:spacing w:after="20" w:before="0"/>
             </w:pPr>
-            <w:hyperlink w:history="1" r:id="rIdxoywin48lwjmhztxnxgku">
+            <w:hyperlink w:history="1" r:id="rId-vjj5h2chrwd7bs9rje7u">
               <w:r>
                 <w:rPr>
                   <w:rFonts w:ascii="Arial" w:cs="Arial" w:eastAsia="Arial" w:hAnsi="Arial"/>
@@ -24566,7 +24566,7 @@
               <w:spacing w:after="10" w:before="0"/>
               <w:ind w:left="120"/>
             </w:pPr>
-            <w:hyperlink w:history="1" r:id="rIdlqdzl6jlkui7xh4c8ebon">
+            <w:hyperlink w:history="1" r:id="rIdwk8yi-wxg9ktdogryfh1g">
               <w:r>
                 <w:rPr>
                   <w:rFonts w:ascii="Arial" w:cs="Arial" w:eastAsia="Arial" w:hAnsi="Arial"/>
@@ -24761,7 +24761,7 @@
             <w:pPr>
               <w:spacing w:after="20" w:before="0"/>
             </w:pPr>
-            <w:hyperlink w:history="1" r:id="rId6wnprdgh4gze5chb3kxq7">
+            <w:hyperlink w:history="1" r:id="rIdfr7_c-nqqwy3offh7qm-o">
               <w:r>
                 <w:rPr>
                   <w:rFonts w:ascii="Arial" w:cs="Arial" w:eastAsia="Arial" w:hAnsi="Arial"/>
@@ -24794,7 +24794,7 @@
               <w:spacing w:after="10" w:before="0"/>
               <w:ind w:left="120"/>
             </w:pPr>
-            <w:hyperlink w:history="1" r:id="rIdlcfc8mdyvwpafpiltwzvp">
+            <w:hyperlink w:history="1" r:id="rIdbyvma0yj0rfynwmhielon">
               <w:r>
                 <w:rPr>
                   <w:rFonts w:ascii="Arial" w:cs="Arial" w:eastAsia="Arial" w:hAnsi="Arial"/>
@@ -24839,7 +24839,7 @@
             <w:pPr>
               <w:spacing w:after="20" w:before="0"/>
             </w:pPr>
-            <w:hyperlink w:history="1" r:id="rIdoe7io9mgqohxxhdb03k3_">
+            <w:hyperlink w:history="1" r:id="rIdalkdhpffclf_1udbq7jbz">
               <w:r>
                 <w:rPr>
                   <w:rFonts w:ascii="Arial" w:cs="Arial" w:eastAsia="Arial" w:hAnsi="Arial"/>
@@ -24872,7 +24872,7 @@
               <w:spacing w:after="10" w:before="0"/>
               <w:ind w:left="120"/>
             </w:pPr>
-            <w:hyperlink w:history="1" r:id="rIdhlo7piixecxizikyj497v">
+            <w:hyperlink w:history="1" r:id="rIdycf-twjbv6p-ixbovliuk">
               <w:r>
                 <w:rPr>
                   <w:rFonts w:ascii="Arial" w:cs="Arial" w:eastAsia="Arial" w:hAnsi="Arial"/>
@@ -25067,7 +25067,7 @@
             <w:pPr>
               <w:spacing w:after="20" w:before="0"/>
             </w:pPr>
-            <w:hyperlink w:history="1" r:id="rIdsuoyzoajuankzh6n5uw6t">
+            <w:hyperlink w:history="1" r:id="rIdj7sg1bwrnonwduqtvveof">
               <w:r>
                 <w:rPr>
                   <w:rFonts w:ascii="Arial" w:cs="Arial" w:eastAsia="Arial" w:hAnsi="Arial"/>
@@ -25100,7 +25100,7 @@
               <w:spacing w:after="10" w:before="0"/>
               <w:ind w:left="120"/>
             </w:pPr>
-            <w:hyperlink w:history="1" r:id="rId5h5zyyry0v_2lrcewio9n">
+            <w:hyperlink w:history="1" r:id="rIdbabcqkqzh0wfqbusz7mqm">
               <w:r>
                 <w:rPr>
                   <w:rFonts w:ascii="Arial" w:cs="Arial" w:eastAsia="Arial" w:hAnsi="Arial"/>
@@ -25145,7 +25145,7 @@
             <w:pPr>
               <w:spacing w:after="20" w:before="0"/>
             </w:pPr>
-            <w:hyperlink w:history="1" r:id="rIdgwkup7zjgnsdlqf7ctcfn">
+            <w:hyperlink w:history="1" r:id="rIddw8ljbgfbfga_eqdcu7jt">
               <w:r>
                 <w:rPr>
                   <w:rFonts w:ascii="Arial" w:cs="Arial" w:eastAsia="Arial" w:hAnsi="Arial"/>
@@ -25178,7 +25178,7 @@
               <w:spacing w:after="10" w:before="0"/>
               <w:ind w:left="120"/>
             </w:pPr>
-            <w:hyperlink w:history="1" r:id="rId_b4yqjzfray5w9wxwi1y2">
+            <w:hyperlink w:history="1" r:id="rIdmbunhlwx7zy1j2r5ktex5">
               <w:r>
                 <w:rPr>
                   <w:rFonts w:ascii="Arial" w:cs="Arial" w:eastAsia="Arial" w:hAnsi="Arial"/>
@@ -26665,7 +26665,7 @@
             <w:pPr>
               <w:spacing w:after="20" w:before="0"/>
             </w:pPr>
-            <w:hyperlink w:history="1" r:id="rIdiq4r35bfrtrtb44js7n3f">
+            <w:hyperlink w:history="1" r:id="rIdm-osvrsc6o7_05xbzemz0">
               <w:r>
                 <w:rPr>
                   <w:rFonts w:ascii="Arial" w:cs="Arial" w:eastAsia="Arial" w:hAnsi="Arial"/>
@@ -26698,7 +26698,7 @@
               <w:spacing w:after="10" w:before="0"/>
               <w:ind w:left="120"/>
             </w:pPr>
-            <w:hyperlink w:history="1" r:id="rId6iy_pboidc-qki891vcfw">
+            <w:hyperlink w:history="1" r:id="rIdvqjtp1gj6xul5lsbiba23">
               <w:r>
                 <w:rPr>
                   <w:rFonts w:ascii="Arial" w:cs="Arial" w:eastAsia="Arial" w:hAnsi="Arial"/>
@@ -26743,7 +26743,7 @@
             <w:pPr>
               <w:spacing w:after="20" w:before="0"/>
             </w:pPr>
-            <w:hyperlink w:history="1" r:id="rIdmfcyvncbva_chdvapn4dt">
+            <w:hyperlink w:history="1" r:id="rId8oi84-_7fftj6amt1fvoh">
               <w:r>
                 <w:rPr>
                   <w:rFonts w:ascii="Arial" w:cs="Arial" w:eastAsia="Arial" w:hAnsi="Arial"/>
@@ -26776,7 +26776,7 @@
               <w:spacing w:after="10" w:before="0"/>
               <w:ind w:left="120"/>
             </w:pPr>
-            <w:hyperlink w:history="1" r:id="rId0dannhfat2k2okwc6vuc-">
+            <w:hyperlink w:history="1" r:id="rIdc1lkd38zdmalkpo1xlsz4">
               <w:r>
                 <w:rPr>
                   <w:rFonts w:ascii="Arial" w:cs="Arial" w:eastAsia="Arial" w:hAnsi="Arial"/>
@@ -26971,7 +26971,7 @@
             <w:pPr>
               <w:spacing w:after="20" w:before="0"/>
             </w:pPr>
-            <w:hyperlink w:history="1" r:id="rIdfrgurgvpajnzi8jr5ijec">
+            <w:hyperlink w:history="1" r:id="rIdjq-dn9wfhxbtyhygemhex">
               <w:r>
                 <w:rPr>
                   <w:rFonts w:ascii="Arial" w:cs="Arial" w:eastAsia="Arial" w:hAnsi="Arial"/>
@@ -27004,7 +27004,7 @@
               <w:spacing w:after="10" w:before="0"/>
               <w:ind w:left="120"/>
             </w:pPr>
-            <w:hyperlink w:history="1" r:id="rIdxpbteqdfa454xed1t9ku_">
+            <w:hyperlink w:history="1" r:id="rIdekravrfg39k_uu1e-vyri">
               <w:r>
                 <w:rPr>
                   <w:rFonts w:ascii="Arial" w:cs="Arial" w:eastAsia="Arial" w:hAnsi="Arial"/>
@@ -27049,7 +27049,7 @@
             <w:pPr>
               <w:spacing w:after="20" w:before="0"/>
             </w:pPr>
-            <w:hyperlink w:history="1" r:id="rId6abto0jo_fvghrfbeofzj">
+            <w:hyperlink w:history="1" r:id="rIdcim6-kd9jybrefjcz55_m">
               <w:r>
                 <w:rPr>
                   <w:rFonts w:ascii="Arial" w:cs="Arial" w:eastAsia="Arial" w:hAnsi="Arial"/>
@@ -27082,7 +27082,7 @@
               <w:spacing w:after="10" w:before="0"/>
               <w:ind w:left="120"/>
             </w:pPr>
-            <w:hyperlink w:history="1" r:id="rIdat81uot1ihgcrfajzlpbs">
+            <w:hyperlink w:history="1" r:id="rIdmb1sgzx0qu60ocvgwl2wy">
               <w:r>
                 <w:rPr>
                   <w:rFonts w:ascii="Arial" w:cs="Arial" w:eastAsia="Arial" w:hAnsi="Arial"/>
@@ -27277,7 +27277,7 @@
             <w:pPr>
               <w:spacing w:after="20" w:before="0"/>
             </w:pPr>
-            <w:hyperlink w:history="1" r:id="rIdaxvovazhp7b93srkx4p_l">
+            <w:hyperlink w:history="1" r:id="rIdfxvozbugocngszke5mkyq">
               <w:r>
                 <w:rPr>
                   <w:rFonts w:ascii="Arial" w:cs="Arial" w:eastAsia="Arial" w:hAnsi="Arial"/>
@@ -27310,7 +27310,7 @@
               <w:spacing w:after="10" w:before="0"/>
               <w:ind w:left="120"/>
             </w:pPr>
-            <w:hyperlink w:history="1" r:id="rIdeuqa8t6hrygvfi-u9yl2d">
+            <w:hyperlink w:history="1" r:id="rIdz3indbb9gog3_n4aq0u56">
               <w:r>
                 <w:rPr>
                   <w:rFonts w:ascii="Arial" w:cs="Arial" w:eastAsia="Arial" w:hAnsi="Arial"/>
@@ -27355,7 +27355,7 @@
             <w:pPr>
               <w:spacing w:after="20" w:before="0"/>
             </w:pPr>
-            <w:hyperlink w:history="1" r:id="rIdznajkg26sron-ghrlhb58">
+            <w:hyperlink w:history="1" r:id="rIdcpeug5tnhgl0nldpukb_j">
               <w:r>
                 <w:rPr>
                   <w:rFonts w:ascii="Arial" w:cs="Arial" w:eastAsia="Arial" w:hAnsi="Arial"/>
@@ -27388,7 +27388,7 @@
               <w:spacing w:after="10" w:before="0"/>
               <w:ind w:left="120"/>
             </w:pPr>
-            <w:hyperlink w:history="1" r:id="rIdimoa6scrjvzdgnqwsoatj">
+            <w:hyperlink w:history="1" r:id="rIdh-sem_ht8bjigbam9kgav">
               <w:r>
                 <w:rPr>
                   <w:rFonts w:ascii="Arial" w:cs="Arial" w:eastAsia="Arial" w:hAnsi="Arial"/>
@@ -27583,7 +27583,7 @@
             <w:pPr>
               <w:spacing w:after="20" w:before="0"/>
             </w:pPr>
-            <w:hyperlink w:history="1" r:id="rIddvuvza7bwrbtwrcf8kj_q">
+            <w:hyperlink w:history="1" r:id="rIdpbserkp6w6vp8_sm_rbcp">
               <w:r>
                 <w:rPr>
                   <w:rFonts w:ascii="Arial" w:cs="Arial" w:eastAsia="Arial" w:hAnsi="Arial"/>
@@ -27616,7 +27616,7 @@
               <w:spacing w:after="10" w:before="0"/>
               <w:ind w:left="120"/>
             </w:pPr>
-            <w:hyperlink w:history="1" r:id="rIdrmxna4oebajp5ty_mdnh2">
+            <w:hyperlink w:history="1" r:id="rIdzusklniolfq4b11vvuhyc">
               <w:r>
                 <w:rPr>
                   <w:rFonts w:ascii="Arial" w:cs="Arial" w:eastAsia="Arial" w:hAnsi="Arial"/>
@@ -27661,7 +27661,7 @@
             <w:pPr>
               <w:spacing w:after="20" w:before="0"/>
             </w:pPr>
-            <w:hyperlink w:history="1" r:id="rIdnjd0kfqr8kwr-_t3vwbhe">
+            <w:hyperlink w:history="1" r:id="rIdzprrotie8kzmhh97jmcol">
               <w:r>
                 <w:rPr>
                   <w:rFonts w:ascii="Arial" w:cs="Arial" w:eastAsia="Arial" w:hAnsi="Arial"/>
@@ -27694,7 +27694,7 @@
               <w:spacing w:after="10" w:before="0"/>
               <w:ind w:left="120"/>
             </w:pPr>
-            <w:hyperlink w:history="1" r:id="rIdghb7inpr9emli8ihhq79c">
+            <w:hyperlink w:history="1" r:id="rIdlhjkwh7wjgy5di76qkbl4">
               <w:r>
                 <w:rPr>
                   <w:rFonts w:ascii="Arial" w:cs="Arial" w:eastAsia="Arial" w:hAnsi="Arial"/>
@@ -27889,7 +27889,7 @@
             <w:pPr>
               <w:spacing w:after="20" w:before="0"/>
             </w:pPr>
-            <w:hyperlink w:history="1" r:id="rIdjgnjlc90j4b1e6kbof_f3">
+            <w:hyperlink w:history="1" r:id="rIdm7-mmdsgrgsfbn60wfyov">
               <w:r>
                 <w:rPr>
                   <w:rFonts w:ascii="Arial" w:cs="Arial" w:eastAsia="Arial" w:hAnsi="Arial"/>
@@ -27922,7 +27922,7 @@
               <w:spacing w:after="10" w:before="0"/>
               <w:ind w:left="120"/>
             </w:pPr>
-            <w:hyperlink w:history="1" r:id="rIdb2c0qalu7lcblmdnpjuy3">
+            <w:hyperlink w:history="1" r:id="rIdw-nzqtca7fxpf9zhdvakc">
               <w:r>
                 <w:rPr>
                   <w:rFonts w:ascii="Arial" w:cs="Arial" w:eastAsia="Arial" w:hAnsi="Arial"/>
@@ -27967,7 +27967,7 @@
             <w:pPr>
               <w:spacing w:after="20" w:before="0"/>
             </w:pPr>
-            <w:hyperlink w:history="1" r:id="rId-crhthwgrpt_abmpj1fvu">
+            <w:hyperlink w:history="1" r:id="rIdwizb57pf3z1vnbadw6rcj">
               <w:r>
                 <w:rPr>
                   <w:rFonts w:ascii="Arial" w:cs="Arial" w:eastAsia="Arial" w:hAnsi="Arial"/>
@@ -28000,7 +28000,7 @@
               <w:spacing w:after="10" w:before="0"/>
               <w:ind w:left="120"/>
             </w:pPr>
-            <w:hyperlink w:history="1" r:id="rIdkaow936q6vemonz9dbu_-">
+            <w:hyperlink w:history="1" r:id="rIdhsbp3x5kjllrhtommxsma">
               <w:r>
                 <w:rPr>
                   <w:rFonts w:ascii="Arial" w:cs="Arial" w:eastAsia="Arial" w:hAnsi="Arial"/>
@@ -29487,7 +29487,7 @@
             <w:pPr>
               <w:spacing w:after="20" w:before="0"/>
             </w:pPr>
-            <w:hyperlink w:history="1" r:id="rIdqs2a02l3b0zwpyteqbenz">
+            <w:hyperlink w:history="1" r:id="rIdaenhevli1gkk_xlnpkak6">
               <w:r>
                 <w:rPr>
                   <w:rFonts w:ascii="Arial" w:cs="Arial" w:eastAsia="Arial" w:hAnsi="Arial"/>
@@ -29520,7 +29520,7 @@
               <w:spacing w:after="10" w:before="0"/>
               <w:ind w:left="120"/>
             </w:pPr>
-            <w:hyperlink w:history="1" r:id="rIddbubpoo8m9fnapvzirgjb">
+            <w:hyperlink w:history="1" r:id="rIdtptkij2g_q1pdnvfpmv4m">
               <w:r>
                 <w:rPr>
                   <w:rFonts w:ascii="Arial" w:cs="Arial" w:eastAsia="Arial" w:hAnsi="Arial"/>
@@ -29565,7 +29565,7 @@
             <w:pPr>
               <w:spacing w:after="20" w:before="0"/>
             </w:pPr>
-            <w:hyperlink w:history="1" r:id="rIduxdxzorgtxjahnsux9mnb">
+            <w:hyperlink w:history="1" r:id="rIdbi-lti4lpue3qzyzotcrr">
               <w:r>
                 <w:rPr>
                   <w:rFonts w:ascii="Arial" w:cs="Arial" w:eastAsia="Arial" w:hAnsi="Arial"/>
@@ -29598,7 +29598,7 @@
               <w:spacing w:after="10" w:before="0"/>
               <w:ind w:left="120"/>
             </w:pPr>
-            <w:hyperlink w:history="1" r:id="rIdtpu-rjxyojp9tsm9msvav">
+            <w:hyperlink w:history="1" r:id="rIdcn-eypjnxxplhfbrghdrn">
               <w:r>
                 <w:rPr>
                   <w:rFonts w:ascii="Arial" w:cs="Arial" w:eastAsia="Arial" w:hAnsi="Arial"/>
@@ -29793,7 +29793,7 @@
             <w:pPr>
               <w:spacing w:after="20" w:before="0"/>
             </w:pPr>
-            <w:hyperlink w:history="1" r:id="rIdsam2_fxxsagvttgwqybsl">
+            <w:hyperlink w:history="1" r:id="rId-9hqmrl-yhlm-1zr0-fkf">
               <w:r>
                 <w:rPr>
                   <w:rFonts w:ascii="Arial" w:cs="Arial" w:eastAsia="Arial" w:hAnsi="Arial"/>
@@ -29826,7 +29826,7 @@
               <w:spacing w:after="10" w:before="0"/>
               <w:ind w:left="120"/>
             </w:pPr>
-            <w:hyperlink w:history="1" r:id="rIdpfowequcqgad-smyiqmp9">
+            <w:hyperlink w:history="1" r:id="rId3oyrcmktiz4c5u_kwr2qy">
               <w:r>
                 <w:rPr>
                   <w:rFonts w:ascii="Arial" w:cs="Arial" w:eastAsia="Arial" w:hAnsi="Arial"/>
@@ -29871,7 +29871,7 @@
             <w:pPr>
               <w:spacing w:after="20" w:before="0"/>
             </w:pPr>
-            <w:hyperlink w:history="1" r:id="rIde2w2z4zm9tc3yaenvgzd0">
+            <w:hyperlink w:history="1" r:id="rIdy9ootaf8u-rl5q8aydtcs">
               <w:r>
                 <w:rPr>
                   <w:rFonts w:ascii="Arial" w:cs="Arial" w:eastAsia="Arial" w:hAnsi="Arial"/>
@@ -29904,7 +29904,7 @@
               <w:spacing w:after="10" w:before="0"/>
               <w:ind w:left="120"/>
             </w:pPr>
-            <w:hyperlink w:history="1" r:id="rIdwxnecv2mshky6vj94jahe">
+            <w:hyperlink w:history="1" r:id="rIdfjktlirkgg0wtqhb6olzy">
               <w:r>
                 <w:rPr>
                   <w:rFonts w:ascii="Arial" w:cs="Arial" w:eastAsia="Arial" w:hAnsi="Arial"/>
@@ -30099,7 +30099,7 @@
             <w:pPr>
               <w:spacing w:after="20" w:before="0"/>
             </w:pPr>
-            <w:hyperlink w:history="1" r:id="rIdd7oaviadynupvuzmeblmt">
+            <w:hyperlink w:history="1" r:id="rIduo_eh0x6hvraiqijmx5jc">
               <w:r>
                 <w:rPr>
                   <w:rFonts w:ascii="Arial" w:cs="Arial" w:eastAsia="Arial" w:hAnsi="Arial"/>
@@ -30132,7 +30132,7 @@
               <w:spacing w:after="10" w:before="0"/>
               <w:ind w:left="120"/>
             </w:pPr>
-            <w:hyperlink w:history="1" r:id="rIdbxh7ciwmzuqczfpcjfo7l">
+            <w:hyperlink w:history="1" r:id="rIddp3cg0s1ezzlm-xle-qq-">
               <w:r>
                 <w:rPr>
                   <w:rFonts w:ascii="Arial" w:cs="Arial" w:eastAsia="Arial" w:hAnsi="Arial"/>
@@ -30177,7 +30177,7 @@
             <w:pPr>
               <w:spacing w:after="20" w:before="0"/>
             </w:pPr>
-            <w:hyperlink w:history="1" r:id="rIdcubmindphsfgscymmsws9">
+            <w:hyperlink w:history="1" r:id="rIdmpspka8gmzehr6jzwibpd">
               <w:r>
                 <w:rPr>
                   <w:rFonts w:ascii="Arial" w:cs="Arial" w:eastAsia="Arial" w:hAnsi="Arial"/>
@@ -30210,7 +30210,7 @@
               <w:spacing w:after="10" w:before="0"/>
               <w:ind w:left="120"/>
             </w:pPr>
-            <w:hyperlink w:history="1" r:id="rId0r2tfoyrm-mdbvptafjcz">
+            <w:hyperlink w:history="1" r:id="rIdcr7iv770rvxmy52uzk52x">
               <w:r>
                 <w:rPr>
                   <w:rFonts w:ascii="Arial" w:cs="Arial" w:eastAsia="Arial" w:hAnsi="Arial"/>
@@ -30405,7 +30405,7 @@
             <w:pPr>
               <w:spacing w:after="20" w:before="0"/>
             </w:pPr>
-            <w:hyperlink w:history="1" r:id="rId6ueajwvbnfgr8o52vh4ps">
+            <w:hyperlink w:history="1" r:id="rIdnr-g4jyaqwds1olgzavro">
               <w:r>
                 <w:rPr>
                   <w:rFonts w:ascii="Arial" w:cs="Arial" w:eastAsia="Arial" w:hAnsi="Arial"/>
@@ -30438,7 +30438,7 @@
               <w:spacing w:after="10" w:before="0"/>
               <w:ind w:left="120"/>
             </w:pPr>
-            <w:hyperlink w:history="1" r:id="rId5k9o2c6f7hhvgfjygwt5d">
+            <w:hyperlink w:history="1" r:id="rIdw8qw5heheful3yr04k8b3">
               <w:r>
                 <w:rPr>
                   <w:rFonts w:ascii="Arial" w:cs="Arial" w:eastAsia="Arial" w:hAnsi="Arial"/>
@@ -30483,7 +30483,7 @@
             <w:pPr>
               <w:spacing w:after="20" w:before="0"/>
             </w:pPr>
-            <w:hyperlink w:history="1" r:id="rIdudynrnl8rvrzbidmc6oky">
+            <w:hyperlink w:history="1" r:id="rIdt9mh70yogsg1yryvhngk2">
               <w:r>
                 <w:rPr>
                   <w:rFonts w:ascii="Arial" w:cs="Arial" w:eastAsia="Arial" w:hAnsi="Arial"/>
@@ -30516,7 +30516,7 @@
               <w:spacing w:after="10" w:before="0"/>
               <w:ind w:left="120"/>
             </w:pPr>
-            <w:hyperlink w:history="1" r:id="rIdiw0ztpepee2cepf092huo">
+            <w:hyperlink w:history="1" r:id="rIdk0muwhlqmz9tiooy_ju6h">
               <w:r>
                 <w:rPr>
                   <w:rFonts w:ascii="Arial" w:cs="Arial" w:eastAsia="Arial" w:hAnsi="Arial"/>
@@ -30711,7 +30711,7 @@
             <w:pPr>
               <w:spacing w:after="20" w:before="0"/>
             </w:pPr>
-            <w:hyperlink w:history="1" r:id="rIddlrpccisc_calglaxoo73">
+            <w:hyperlink w:history="1" r:id="rIdfq69hyqsekoaaofwptg1k">
               <w:r>
                 <w:rPr>
                   <w:rFonts w:ascii="Arial" w:cs="Arial" w:eastAsia="Arial" w:hAnsi="Arial"/>
@@ -30744,7 +30744,7 @@
               <w:spacing w:after="10" w:before="0"/>
               <w:ind w:left="120"/>
             </w:pPr>
-            <w:hyperlink w:history="1" r:id="rIdb7ohvfpzxcicbxbccq-zd">
+            <w:hyperlink w:history="1" r:id="rIdur78dgwge5w9cd8mvxc8x">
               <w:r>
                 <w:rPr>
                   <w:rFonts w:ascii="Arial" w:cs="Arial" w:eastAsia="Arial" w:hAnsi="Arial"/>
@@ -30789,7 +30789,7 @@
             <w:pPr>
               <w:spacing w:after="20" w:before="0"/>
             </w:pPr>
-            <w:hyperlink w:history="1" r:id="rIdhpw02r-h8bwof5v6vv_ws">
+            <w:hyperlink w:history="1" r:id="rIdt1qsqy-b27tu4vf3hgovp">
               <w:r>
                 <w:rPr>
                   <w:rFonts w:ascii="Arial" w:cs="Arial" w:eastAsia="Arial" w:hAnsi="Arial"/>
@@ -30822,7 +30822,7 @@
               <w:spacing w:after="10" w:before="0"/>
               <w:ind w:left="120"/>
             </w:pPr>
-            <w:hyperlink w:history="1" r:id="rIdaj5caiawhhlcjjbwvfbdd">
+            <w:hyperlink w:history="1" r:id="rIdk6ity-849stz_n1fnan0d">
               <w:r>
                 <w:rPr>
                   <w:rFonts w:ascii="Arial" w:cs="Arial" w:eastAsia="Arial" w:hAnsi="Arial"/>

--- a/data/outputs/v2/Chemistry/SS1.3_The_Periodic_Table/Chemistry_The_Periodic_Table_CBE_LessonSequence.docx
+++ b/data/outputs/v2/Chemistry/SS1.3_The_Periodic_Table/Chemistry_The_Periodic_Table_CBE_LessonSequence.docx
@@ -3082,7 +3082,7 @@
             <w:pPr>
               <w:spacing w:after="20" w:before="0"/>
             </w:pPr>
-            <w:hyperlink w:history="1" r:id="rIdeiebb75sb65yzglybyvzq">
+            <w:hyperlink w:history="1" r:id="rIdhm4v5pydx4-urzuwovd9-">
               <w:r>
                 <w:rPr>
                   <w:rFonts w:ascii="Arial" w:cs="Arial" w:eastAsia="Arial" w:hAnsi="Arial"/>
@@ -3115,7 +3115,7 @@
               <w:spacing w:after="10" w:before="0"/>
               <w:ind w:left="120"/>
             </w:pPr>
-            <w:hyperlink w:history="1" r:id="rIdcljlziygic9lo53ipnkyj">
+            <w:hyperlink w:history="1" r:id="rIdfrfl4pzfgrcwl3w-rns8b">
               <w:r>
                 <w:rPr>
                   <w:rFonts w:ascii="Arial" w:cs="Arial" w:eastAsia="Arial" w:hAnsi="Arial"/>
@@ -3160,7 +3160,7 @@
             <w:pPr>
               <w:spacing w:after="20" w:before="0"/>
             </w:pPr>
-            <w:hyperlink w:history="1" r:id="rIdlwlpwtuhqr22rwhd7hnhn">
+            <w:hyperlink w:history="1" r:id="rIdk9e5dkhmagutmphxvshx2">
               <w:r>
                 <w:rPr>
                   <w:rFonts w:ascii="Arial" w:cs="Arial" w:eastAsia="Arial" w:hAnsi="Arial"/>
@@ -3193,7 +3193,7 @@
               <w:spacing w:after="10" w:before="0"/>
               <w:ind w:left="120"/>
             </w:pPr>
-            <w:hyperlink w:history="1" r:id="rIdm7pwxu8m1yywefbpec1rv">
+            <w:hyperlink w:history="1" r:id="rIdb1h8j3wkusyxg2qymryh_">
               <w:r>
                 <w:rPr>
                   <w:rFonts w:ascii="Arial" w:cs="Arial" w:eastAsia="Arial" w:hAnsi="Arial"/>
@@ -3388,7 +3388,7 @@
             <w:pPr>
               <w:spacing w:after="20" w:before="0"/>
             </w:pPr>
-            <w:hyperlink w:history="1" r:id="rIdxxnrajzbevkii2upmpjfs">
+            <w:hyperlink w:history="1" r:id="rIdlv3jchc841puhzucs4-ud">
               <w:r>
                 <w:rPr>
                   <w:rFonts w:ascii="Arial" w:cs="Arial" w:eastAsia="Arial" w:hAnsi="Arial"/>
@@ -3421,7 +3421,7 @@
               <w:spacing w:after="10" w:before="0"/>
               <w:ind w:left="120"/>
             </w:pPr>
-            <w:hyperlink w:history="1" r:id="rIdgmbucmmospnad1gmsarpf">
+            <w:hyperlink w:history="1" r:id="rIdmjexoqelpc-dpwctd_ic9">
               <w:r>
                 <w:rPr>
                   <w:rFonts w:ascii="Arial" w:cs="Arial" w:eastAsia="Arial" w:hAnsi="Arial"/>
@@ -3466,7 +3466,7 @@
             <w:pPr>
               <w:spacing w:after="20" w:before="0"/>
             </w:pPr>
-            <w:hyperlink w:history="1" r:id="rIdnr3aj8ba_iz3yuzdrezye">
+            <w:hyperlink w:history="1" r:id="rId_mmzfb3fsfuzbsrzzy3hh">
               <w:r>
                 <w:rPr>
                   <w:rFonts w:ascii="Arial" w:cs="Arial" w:eastAsia="Arial" w:hAnsi="Arial"/>
@@ -3499,7 +3499,7 @@
               <w:spacing w:after="10" w:before="0"/>
               <w:ind w:left="120"/>
             </w:pPr>
-            <w:hyperlink w:history="1" r:id="rIdclvgarekhprpd1jvdznsf">
+            <w:hyperlink w:history="1" r:id="rIdlv9eecuyazmwlv1-wfvah">
               <w:r>
                 <w:rPr>
                   <w:rFonts w:ascii="Arial" w:cs="Arial" w:eastAsia="Arial" w:hAnsi="Arial"/>
@@ -3694,7 +3694,7 @@
             <w:pPr>
               <w:spacing w:after="20" w:before="0"/>
             </w:pPr>
-            <w:hyperlink w:history="1" r:id="rIdqvihu5zvyujv4d-pfbf-u">
+            <w:hyperlink w:history="1" r:id="rIdzhwsmqts4hchk-aygto4f">
               <w:r>
                 <w:rPr>
                   <w:rFonts w:ascii="Arial" w:cs="Arial" w:eastAsia="Arial" w:hAnsi="Arial"/>
@@ -3727,7 +3727,7 @@
               <w:spacing w:after="10" w:before="0"/>
               <w:ind w:left="120"/>
             </w:pPr>
-            <w:hyperlink w:history="1" r:id="rIdkvvplo4jujkrg50bxooti">
+            <w:hyperlink w:history="1" r:id="rIdfa6hldjzv2t7xi97e_ff1">
               <w:r>
                 <w:rPr>
                   <w:rFonts w:ascii="Arial" w:cs="Arial" w:eastAsia="Arial" w:hAnsi="Arial"/>
@@ -3772,7 +3772,7 @@
             <w:pPr>
               <w:spacing w:after="20" w:before="0"/>
             </w:pPr>
-            <w:hyperlink w:history="1" r:id="rIdhep4u_khs-6sxkqqcalpz">
+            <w:hyperlink w:history="1" r:id="rIdleuva1gz1dg3tuq_oszvx">
               <w:r>
                 <w:rPr>
                   <w:rFonts w:ascii="Arial" w:cs="Arial" w:eastAsia="Arial" w:hAnsi="Arial"/>
@@ -3805,7 +3805,7 @@
               <w:spacing w:after="10" w:before="0"/>
               <w:ind w:left="120"/>
             </w:pPr>
-            <w:hyperlink w:history="1" r:id="rIdypk1euchrl7utag9th-jb">
+            <w:hyperlink w:history="1" r:id="rIdllx9w5zstun2ijcskot5s">
               <w:r>
                 <w:rPr>
                   <w:rFonts w:ascii="Arial" w:cs="Arial" w:eastAsia="Arial" w:hAnsi="Arial"/>
@@ -4000,7 +4000,7 @@
             <w:pPr>
               <w:spacing w:after="20" w:before="0"/>
             </w:pPr>
-            <w:hyperlink w:history="1" r:id="rId4fvxr7gzw2ymrgmumskrj">
+            <w:hyperlink w:history="1" r:id="rIdk117raz1ijrmzj5efzhnh">
               <w:r>
                 <w:rPr>
                   <w:rFonts w:ascii="Arial" w:cs="Arial" w:eastAsia="Arial" w:hAnsi="Arial"/>
@@ -4033,7 +4033,7 @@
               <w:spacing w:after="10" w:before="0"/>
               <w:ind w:left="120"/>
             </w:pPr>
-            <w:hyperlink w:history="1" r:id="rIdsajhszuhqbf0f_1bsjyum">
+            <w:hyperlink w:history="1" r:id="rIdfo4yp0boifubvzwbcalkr">
               <w:r>
                 <w:rPr>
                   <w:rFonts w:ascii="Arial" w:cs="Arial" w:eastAsia="Arial" w:hAnsi="Arial"/>
@@ -4078,7 +4078,7 @@
             <w:pPr>
               <w:spacing w:after="20" w:before="0"/>
             </w:pPr>
-            <w:hyperlink w:history="1" r:id="rId8ptbbx7bqivlmlgx3ncaz">
+            <w:hyperlink w:history="1" r:id="rIdo4eqnbia0zehharpa4ee9">
               <w:r>
                 <w:rPr>
                   <w:rFonts w:ascii="Arial" w:cs="Arial" w:eastAsia="Arial" w:hAnsi="Arial"/>
@@ -4111,7 +4111,7 @@
               <w:spacing w:after="10" w:before="0"/>
               <w:ind w:left="120"/>
             </w:pPr>
-            <w:hyperlink w:history="1" r:id="rIdphmhr6emlhtaf9wihvrij">
+            <w:hyperlink w:history="1" r:id="rId0u3tr_aogl63yd6dlx6kg">
               <w:r>
                 <w:rPr>
                   <w:rFonts w:ascii="Arial" w:cs="Arial" w:eastAsia="Arial" w:hAnsi="Arial"/>
@@ -4306,7 +4306,7 @@
             <w:pPr>
               <w:spacing w:after="20" w:before="0"/>
             </w:pPr>
-            <w:hyperlink w:history="1" r:id="rIdlgx9mj4xq0cl451ogjh2n">
+            <w:hyperlink w:history="1" r:id="rIdndzpl4o3k1fiugt0vdkdv">
               <w:r>
                 <w:rPr>
                   <w:rFonts w:ascii="Arial" w:cs="Arial" w:eastAsia="Arial" w:hAnsi="Arial"/>
@@ -4339,7 +4339,7 @@
               <w:spacing w:after="10" w:before="0"/>
               <w:ind w:left="120"/>
             </w:pPr>
-            <w:hyperlink w:history="1" r:id="rIdmcbmtijmpyyqrug9gw9d-">
+            <w:hyperlink w:history="1" r:id="rIdnlpr97mq0mz_ufs-_n6j8">
               <w:r>
                 <w:rPr>
                   <w:rFonts w:ascii="Arial" w:cs="Arial" w:eastAsia="Arial" w:hAnsi="Arial"/>
@@ -4384,7 +4384,7 @@
             <w:pPr>
               <w:spacing w:after="20" w:before="0"/>
             </w:pPr>
-            <w:hyperlink w:history="1" r:id="rIddnoihhpwcg08goiicgpf8">
+            <w:hyperlink w:history="1" r:id="rIdr8yvfqlei2riwjajpcveu">
               <w:r>
                 <w:rPr>
                   <w:rFonts w:ascii="Arial" w:cs="Arial" w:eastAsia="Arial" w:hAnsi="Arial"/>
@@ -4417,7 +4417,7 @@
               <w:spacing w:after="10" w:before="0"/>
               <w:ind w:left="120"/>
             </w:pPr>
-            <w:hyperlink w:history="1" r:id="rId9j0md-n1czv5iir7y4z4x">
+            <w:hyperlink w:history="1" r:id="rIdnz7ghokk0xui3vvspcg29">
               <w:r>
                 <w:rPr>
                   <w:rFonts w:ascii="Arial" w:cs="Arial" w:eastAsia="Arial" w:hAnsi="Arial"/>
@@ -5999,7 +5999,7 @@
             <w:pPr>
               <w:spacing w:after="20" w:before="0"/>
             </w:pPr>
-            <w:hyperlink w:history="1" r:id="rIdkwr95t-9ghmfqqs8bggfv">
+            <w:hyperlink w:history="1" r:id="rIdl20grbrwlgrfn94nkk2yx">
               <w:r>
                 <w:rPr>
                   <w:rFonts w:ascii="Arial" w:cs="Arial" w:eastAsia="Arial" w:hAnsi="Arial"/>
@@ -6032,7 +6032,7 @@
               <w:spacing w:after="10" w:before="0"/>
               <w:ind w:left="120"/>
             </w:pPr>
-            <w:hyperlink w:history="1" r:id="rId_befhk_u-5a74qkzlsxzx">
+            <w:hyperlink w:history="1" r:id="rIdzpojunz0ktltmtvb0d4hs">
               <w:r>
                 <w:rPr>
                   <w:rFonts w:ascii="Arial" w:cs="Arial" w:eastAsia="Arial" w:hAnsi="Arial"/>
@@ -6077,7 +6077,7 @@
             <w:pPr>
               <w:spacing w:after="20" w:before="0"/>
             </w:pPr>
-            <w:hyperlink w:history="1" r:id="rIdtwq6xtzy7rjayz_l275mv">
+            <w:hyperlink w:history="1" r:id="rIdcpyt9kuksuv5ods0zn1jp">
               <w:r>
                 <w:rPr>
                   <w:rFonts w:ascii="Arial" w:cs="Arial" w:eastAsia="Arial" w:hAnsi="Arial"/>
@@ -6110,7 +6110,7 @@
               <w:spacing w:after="10" w:before="0"/>
               <w:ind w:left="120"/>
             </w:pPr>
-            <w:hyperlink w:history="1" r:id="rId9evv9mci0umgnrlbpq6yg">
+            <w:hyperlink w:history="1" r:id="rId8rfihgic-iokgxz6zgj1d">
               <w:r>
                 <w:rPr>
                   <w:rFonts w:ascii="Arial" w:cs="Arial" w:eastAsia="Arial" w:hAnsi="Arial"/>
@@ -6305,7 +6305,7 @@
             <w:pPr>
               <w:spacing w:after="20" w:before="0"/>
             </w:pPr>
-            <w:hyperlink w:history="1" r:id="rIdyvcspasyzchn38e1s_7qq">
+            <w:hyperlink w:history="1" r:id="rId40ef0zyqxcuu3ycgn0qaj">
               <w:r>
                 <w:rPr>
                   <w:rFonts w:ascii="Arial" w:cs="Arial" w:eastAsia="Arial" w:hAnsi="Arial"/>
@@ -6338,7 +6338,7 @@
               <w:spacing w:after="10" w:before="0"/>
               <w:ind w:left="120"/>
             </w:pPr>
-            <w:hyperlink w:history="1" r:id="rIdnhjhqlc5cfenvz-ndtpuf">
+            <w:hyperlink w:history="1" r:id="rIdzd6uhdc1tf8lmlgec1f8v">
               <w:r>
                 <w:rPr>
                   <w:rFonts w:ascii="Arial" w:cs="Arial" w:eastAsia="Arial" w:hAnsi="Arial"/>
@@ -6383,7 +6383,7 @@
             <w:pPr>
               <w:spacing w:after="20" w:before="0"/>
             </w:pPr>
-            <w:hyperlink w:history="1" r:id="rIdqvn5lmnhpmk0o0ee5719t">
+            <w:hyperlink w:history="1" r:id="rIdzkiwc_o_t3d6q1covoxhj">
               <w:r>
                 <w:rPr>
                   <w:rFonts w:ascii="Arial" w:cs="Arial" w:eastAsia="Arial" w:hAnsi="Arial"/>
@@ -6416,7 +6416,7 @@
               <w:spacing w:after="10" w:before="0"/>
               <w:ind w:left="120"/>
             </w:pPr>
-            <w:hyperlink w:history="1" r:id="rIdknd0wtoqs5fudrnyw5wis">
+            <w:hyperlink w:history="1" r:id="rId0uivg35n3ttkrxome2kph">
               <w:r>
                 <w:rPr>
                   <w:rFonts w:ascii="Arial" w:cs="Arial" w:eastAsia="Arial" w:hAnsi="Arial"/>
@@ -6611,7 +6611,7 @@
             <w:pPr>
               <w:spacing w:after="20" w:before="0"/>
             </w:pPr>
-            <w:hyperlink w:history="1" r:id="rIdvkaz8-qu95v75xjonouz0">
+            <w:hyperlink w:history="1" r:id="rIdnatr8ie9uggnzhyo6anou">
               <w:r>
                 <w:rPr>
                   <w:rFonts w:ascii="Arial" w:cs="Arial" w:eastAsia="Arial" w:hAnsi="Arial"/>
@@ -6644,7 +6644,7 @@
               <w:spacing w:after="10" w:before="0"/>
               <w:ind w:left="120"/>
             </w:pPr>
-            <w:hyperlink w:history="1" r:id="rIdntdk4mecax7spvavl-sa5">
+            <w:hyperlink w:history="1" r:id="rId98ldmqjvdro7piwqch83b">
               <w:r>
                 <w:rPr>
                   <w:rFonts w:ascii="Arial" w:cs="Arial" w:eastAsia="Arial" w:hAnsi="Arial"/>
@@ -6689,7 +6689,7 @@
             <w:pPr>
               <w:spacing w:after="20" w:before="0"/>
             </w:pPr>
-            <w:hyperlink w:history="1" r:id="rIdpd0ir5g1igeqw3-qqcqz6">
+            <w:hyperlink w:history="1" r:id="rIdbyxjxasykaww-pt7lvzsp">
               <w:r>
                 <w:rPr>
                   <w:rFonts w:ascii="Arial" w:cs="Arial" w:eastAsia="Arial" w:hAnsi="Arial"/>
@@ -6722,7 +6722,7 @@
               <w:spacing w:after="10" w:before="0"/>
               <w:ind w:left="120"/>
             </w:pPr>
-            <w:hyperlink w:history="1" r:id="rIdild3bwegy6vntgml_eamt">
+            <w:hyperlink w:history="1" r:id="rIdpdjguod7heo7izr9dwzz4">
               <w:r>
                 <w:rPr>
                   <w:rFonts w:ascii="Arial" w:cs="Arial" w:eastAsia="Arial" w:hAnsi="Arial"/>
@@ -6917,7 +6917,7 @@
             <w:pPr>
               <w:spacing w:after="20" w:before="0"/>
             </w:pPr>
-            <w:hyperlink w:history="1" r:id="rIdooyvgbliw3vja57fecqla">
+            <w:hyperlink w:history="1" r:id="rIdcibrk5pn9ojs79sywhcic">
               <w:r>
                 <w:rPr>
                   <w:rFonts w:ascii="Arial" w:cs="Arial" w:eastAsia="Arial" w:hAnsi="Arial"/>
@@ -6950,7 +6950,7 @@
               <w:spacing w:after="10" w:before="0"/>
               <w:ind w:left="120"/>
             </w:pPr>
-            <w:hyperlink w:history="1" r:id="rIdcwuiitv3hg_x2kckqr07i">
+            <w:hyperlink w:history="1" r:id="rIda0emdu2fbanbzacuqizdw">
               <w:r>
                 <w:rPr>
                   <w:rFonts w:ascii="Arial" w:cs="Arial" w:eastAsia="Arial" w:hAnsi="Arial"/>
@@ -6995,7 +6995,7 @@
             <w:pPr>
               <w:spacing w:after="20" w:before="0"/>
             </w:pPr>
-            <w:hyperlink w:history="1" r:id="rIdjy7x-izldn2autnjupm9d">
+            <w:hyperlink w:history="1" r:id="rId3f7hl-apu1b-ochoajkxr">
               <w:r>
                 <w:rPr>
                   <w:rFonts w:ascii="Arial" w:cs="Arial" w:eastAsia="Arial" w:hAnsi="Arial"/>
@@ -7028,7 +7028,7 @@
               <w:spacing w:after="10" w:before="0"/>
               <w:ind w:left="120"/>
             </w:pPr>
-            <w:hyperlink w:history="1" r:id="rIdo25v3l9qj9nm1-9gbtfg7">
+            <w:hyperlink w:history="1" r:id="rIdh1lm4nlbwwjceb1cqwxf_">
               <w:r>
                 <w:rPr>
                   <w:rFonts w:ascii="Arial" w:cs="Arial" w:eastAsia="Arial" w:hAnsi="Arial"/>
@@ -7223,7 +7223,7 @@
             <w:pPr>
               <w:spacing w:after="20" w:before="0"/>
             </w:pPr>
-            <w:hyperlink w:history="1" r:id="rIdrsc01ijak0p-6_h2m-_nw">
+            <w:hyperlink w:history="1" r:id="rIdqnzkytkevjlnsa-bri8tl">
               <w:r>
                 <w:rPr>
                   <w:rFonts w:ascii="Arial" w:cs="Arial" w:eastAsia="Arial" w:hAnsi="Arial"/>
@@ -7256,7 +7256,7 @@
               <w:spacing w:after="10" w:before="0"/>
               <w:ind w:left="120"/>
             </w:pPr>
-            <w:hyperlink w:history="1" r:id="rIdyxsnwm3dddec1w2jlqcyj">
+            <w:hyperlink w:history="1" r:id="rIdfqfa_prjnwpuixd7zk6ih">
               <w:r>
                 <w:rPr>
                   <w:rFonts w:ascii="Arial" w:cs="Arial" w:eastAsia="Arial" w:hAnsi="Arial"/>
@@ -7301,7 +7301,7 @@
             <w:pPr>
               <w:spacing w:after="20" w:before="0"/>
             </w:pPr>
-            <w:hyperlink w:history="1" r:id="rIdpwaylnin8e249e3fqttfc">
+            <w:hyperlink w:history="1" r:id="rId3kdv030xc7v_uje9vla8q">
               <w:r>
                 <w:rPr>
                   <w:rFonts w:ascii="Arial" w:cs="Arial" w:eastAsia="Arial" w:hAnsi="Arial"/>
@@ -7334,7 +7334,7 @@
               <w:spacing w:after="10" w:before="0"/>
               <w:ind w:left="120"/>
             </w:pPr>
-            <w:hyperlink w:history="1" r:id="rId8hkld6ptvi8gwndwye4hy">
+            <w:hyperlink w:history="1" r:id="rIdg5gmrszpyyvawefcmaphi">
               <w:r>
                 <w:rPr>
                   <w:rFonts w:ascii="Arial" w:cs="Arial" w:eastAsia="Arial" w:hAnsi="Arial"/>
@@ -8821,7 +8821,7 @@
             <w:pPr>
               <w:spacing w:after="20" w:before="0"/>
             </w:pPr>
-            <w:hyperlink w:history="1" r:id="rIdxmdqh6an-wgjoauvw_hso">
+            <w:hyperlink w:history="1" r:id="rId-ay_qx-g38acdzqt8nvhy">
               <w:r>
                 <w:rPr>
                   <w:rFonts w:ascii="Arial" w:cs="Arial" w:eastAsia="Arial" w:hAnsi="Arial"/>
@@ -8854,7 +8854,7 @@
               <w:spacing w:after="10" w:before="0"/>
               <w:ind w:left="120"/>
             </w:pPr>
-            <w:hyperlink w:history="1" r:id="rIdxslvpsf3yknqotss9h3kw">
+            <w:hyperlink w:history="1" r:id="rIdorhnx5pspsjnm_rbv33-c">
               <w:r>
                 <w:rPr>
                   <w:rFonts w:ascii="Arial" w:cs="Arial" w:eastAsia="Arial" w:hAnsi="Arial"/>
@@ -8899,7 +8899,7 @@
             <w:pPr>
               <w:spacing w:after="20" w:before="0"/>
             </w:pPr>
-            <w:hyperlink w:history="1" r:id="rIdqzd2c_uqpdlobf6xjynnp">
+            <w:hyperlink w:history="1" r:id="rId5j4p3imtq0sy3pvmconlu">
               <w:r>
                 <w:rPr>
                   <w:rFonts w:ascii="Arial" w:cs="Arial" w:eastAsia="Arial" w:hAnsi="Arial"/>
@@ -8932,7 +8932,7 @@
               <w:spacing w:after="10" w:before="0"/>
               <w:ind w:left="120"/>
             </w:pPr>
-            <w:hyperlink w:history="1" r:id="rIdm1t3jzp-9ikh0kun1su9f">
+            <w:hyperlink w:history="1" r:id="rIdheoawkcmk4gneien7hcbc">
               <w:r>
                 <w:rPr>
                   <w:rFonts w:ascii="Arial" w:cs="Arial" w:eastAsia="Arial" w:hAnsi="Arial"/>
@@ -9184,7 +9184,7 @@
             <w:pPr>
               <w:spacing w:after="20" w:before="0"/>
             </w:pPr>
-            <w:hyperlink w:history="1" r:id="rIdadtxsx6hwzynuzltup-zq">
+            <w:hyperlink w:history="1" r:id="rIdi1zm4sxszdqnh6htpcaal">
               <w:r>
                 <w:rPr>
                   <w:rFonts w:ascii="Arial" w:cs="Arial" w:eastAsia="Arial" w:hAnsi="Arial"/>
@@ -9217,7 +9217,7 @@
               <w:spacing w:after="10" w:before="0"/>
               <w:ind w:left="120"/>
             </w:pPr>
-            <w:hyperlink w:history="1" r:id="rIdywlxq2bn5bkeu-dxx1exl">
+            <w:hyperlink w:history="1" r:id="rId7rt2y9syghiz6une8iyik">
               <w:r>
                 <w:rPr>
                   <w:rFonts w:ascii="Arial" w:cs="Arial" w:eastAsia="Arial" w:hAnsi="Arial"/>
@@ -9262,7 +9262,7 @@
             <w:pPr>
               <w:spacing w:after="20" w:before="0"/>
             </w:pPr>
-            <w:hyperlink w:history="1" r:id="rIdxm6efts7fkexlibgy1wey">
+            <w:hyperlink w:history="1" r:id="rIdlr3gghoe_xlhvmzalcxuq">
               <w:r>
                 <w:rPr>
                   <w:rFonts w:ascii="Arial" w:cs="Arial" w:eastAsia="Arial" w:hAnsi="Arial"/>
@@ -9295,7 +9295,7 @@
               <w:spacing w:after="10" w:before="0"/>
               <w:ind w:left="120"/>
             </w:pPr>
-            <w:hyperlink w:history="1" r:id="rIdzpnrvnhmnvf79dc6rihci">
+            <w:hyperlink w:history="1" r:id="rIdbxmlibzuzcsni5ajnm3un">
               <w:r>
                 <w:rPr>
                   <w:rFonts w:ascii="Arial" w:cs="Arial" w:eastAsia="Arial" w:hAnsi="Arial"/>
@@ -9794,7 +9794,7 @@
             <w:pPr>
               <w:spacing w:after="20" w:before="0"/>
             </w:pPr>
-            <w:hyperlink w:history="1" r:id="rIdravtctl1pfpu0rcyv__wz">
+            <w:hyperlink w:history="1" r:id="rIdcmc5i5vrgb4ijy9cupd7x">
               <w:r>
                 <w:rPr>
                   <w:rFonts w:ascii="Arial" w:cs="Arial" w:eastAsia="Arial" w:hAnsi="Arial"/>
@@ -9827,7 +9827,7 @@
               <w:spacing w:after="10" w:before="0"/>
               <w:ind w:left="120"/>
             </w:pPr>
-            <w:hyperlink w:history="1" r:id="rIdboi83brhwh-3_isy4_bs2">
+            <w:hyperlink w:history="1" r:id="rId6kuukrxyphnwnq4h-kgbi">
               <w:r>
                 <w:rPr>
                   <w:rFonts w:ascii="Arial" w:cs="Arial" w:eastAsia="Arial" w:hAnsi="Arial"/>
@@ -9872,7 +9872,7 @@
             <w:pPr>
               <w:spacing w:after="20" w:before="0"/>
             </w:pPr>
-            <w:hyperlink w:history="1" r:id="rIdbpwelrm2lxowtsbbkkkko">
+            <w:hyperlink w:history="1" r:id="rId87uceifu-jw7ud2yiqgoc">
               <w:r>
                 <w:rPr>
                   <w:rFonts w:ascii="Arial" w:cs="Arial" w:eastAsia="Arial" w:hAnsi="Arial"/>
@@ -9905,7 +9905,7 @@
               <w:spacing w:after="10" w:before="0"/>
               <w:ind w:left="120"/>
             </w:pPr>
-            <w:hyperlink w:history="1" r:id="rIdywlv_4a6-tr8rbqi5rfk1">
+            <w:hyperlink w:history="1" r:id="rIdlq8pygshae62kjwamshrr">
               <w:r>
                 <w:rPr>
                   <w:rFonts w:ascii="Arial" w:cs="Arial" w:eastAsia="Arial" w:hAnsi="Arial"/>
@@ -10480,7 +10480,7 @@
             <w:pPr>
               <w:spacing w:after="20" w:before="0"/>
             </w:pPr>
-            <w:hyperlink w:history="1" r:id="rIdaijuggj-jzl0n9p7updbi">
+            <w:hyperlink w:history="1" r:id="rIdnob9kkkpkgmhah92rebh2">
               <w:r>
                 <w:rPr>
                   <w:rFonts w:ascii="Arial" w:cs="Arial" w:eastAsia="Arial" w:hAnsi="Arial"/>
@@ -10513,7 +10513,7 @@
               <w:spacing w:after="10" w:before="0"/>
               <w:ind w:left="120"/>
             </w:pPr>
-            <w:hyperlink w:history="1" r:id="rId6jpuvikbakxj7ozy08qmb">
+            <w:hyperlink w:history="1" r:id="rIdsxdkk-w7ulbj6ee5dabm5">
               <w:r>
                 <w:rPr>
                   <w:rFonts w:ascii="Arial" w:cs="Arial" w:eastAsia="Arial" w:hAnsi="Arial"/>
@@ -10558,7 +10558,7 @@
             <w:pPr>
               <w:spacing w:after="20" w:before="0"/>
             </w:pPr>
-            <w:hyperlink w:history="1" r:id="rIdood3cndsgugisozcj0z2a">
+            <w:hyperlink w:history="1" r:id="rIdhtjs4y9gdz5ybdvf2opya">
               <w:r>
                 <w:rPr>
                   <w:rFonts w:ascii="Arial" w:cs="Arial" w:eastAsia="Arial" w:hAnsi="Arial"/>
@@ -10591,7 +10591,7 @@
               <w:spacing w:after="10" w:before="0"/>
               <w:ind w:left="120"/>
             </w:pPr>
-            <w:hyperlink w:history="1" r:id="rIdasbac96ztvtw-2fj-zpyo">
+            <w:hyperlink w:history="1" r:id="rId6bgue48j5889ns22ol1hz">
               <w:r>
                 <w:rPr>
                   <w:rFonts w:ascii="Arial" w:cs="Arial" w:eastAsia="Arial" w:hAnsi="Arial"/>
@@ -10862,7 +10862,7 @@
             <w:pPr>
               <w:spacing w:after="20" w:before="0"/>
             </w:pPr>
-            <w:hyperlink w:history="1" r:id="rIdkn1m2evnffiqdwyvae6cf">
+            <w:hyperlink w:history="1" r:id="rIdzz4vlskqrrjz5_ylvsnzx">
               <w:r>
                 <w:rPr>
                   <w:rFonts w:ascii="Arial" w:cs="Arial" w:eastAsia="Arial" w:hAnsi="Arial"/>
@@ -10895,7 +10895,7 @@
               <w:spacing w:after="10" w:before="0"/>
               <w:ind w:left="120"/>
             </w:pPr>
-            <w:hyperlink w:history="1" r:id="rIdwlnfxatbcgw9iwzhxcbdr">
+            <w:hyperlink w:history="1" r:id="rIdi3bvdo2kcir5zblolao30">
               <w:r>
                 <w:rPr>
                   <w:rFonts w:ascii="Arial" w:cs="Arial" w:eastAsia="Arial" w:hAnsi="Arial"/>
@@ -10940,7 +10940,7 @@
             <w:pPr>
               <w:spacing w:after="20" w:before="0"/>
             </w:pPr>
-            <w:hyperlink w:history="1" r:id="rIdossov6mum89frmcdyvnlg">
+            <w:hyperlink w:history="1" r:id="rIdznict0h5osu5ew-mwuxqj">
               <w:r>
                 <w:rPr>
                   <w:rFonts w:ascii="Arial" w:cs="Arial" w:eastAsia="Arial" w:hAnsi="Arial"/>
@@ -10973,7 +10973,7 @@
               <w:spacing w:after="10" w:before="0"/>
               <w:ind w:left="120"/>
             </w:pPr>
-            <w:hyperlink w:history="1" r:id="rIduzasjficsjrmeq31jh-vi">
+            <w:hyperlink w:history="1" r:id="rIdtyqnggwmvck_tkcgf7xrx">
               <w:r>
                 <w:rPr>
                   <w:rFonts w:ascii="Arial" w:cs="Arial" w:eastAsia="Arial" w:hAnsi="Arial"/>
@@ -12555,7 +12555,7 @@
             <w:pPr>
               <w:spacing w:after="20" w:before="0"/>
             </w:pPr>
-            <w:hyperlink w:history="1" r:id="rIdpfd5adq5qr_wczre_xrw2">
+            <w:hyperlink w:history="1" r:id="rIdbmnwde-h3eiavy0eyl9zt">
               <w:r>
                 <w:rPr>
                   <w:rFonts w:ascii="Arial" w:cs="Arial" w:eastAsia="Arial" w:hAnsi="Arial"/>
@@ -12588,7 +12588,7 @@
               <w:spacing w:after="10" w:before="0"/>
               <w:ind w:left="120"/>
             </w:pPr>
-            <w:hyperlink w:history="1" r:id="rId9gpaletlsssbin5qrjtsn">
+            <w:hyperlink w:history="1" r:id="rIdtaei8kfxjs9lsbl3f1kgr">
               <w:r>
                 <w:rPr>
                   <w:rFonts w:ascii="Arial" w:cs="Arial" w:eastAsia="Arial" w:hAnsi="Arial"/>
@@ -12633,7 +12633,7 @@
             <w:pPr>
               <w:spacing w:after="20" w:before="0"/>
             </w:pPr>
-            <w:hyperlink w:history="1" r:id="rIdovs6aan9-ofj4wyazmelw">
+            <w:hyperlink w:history="1" r:id="rIdg6xb3et59qjogux7iaqjt">
               <w:r>
                 <w:rPr>
                   <w:rFonts w:ascii="Arial" w:cs="Arial" w:eastAsia="Arial" w:hAnsi="Arial"/>
@@ -12666,7 +12666,7 @@
               <w:spacing w:after="10" w:before="0"/>
               <w:ind w:left="120"/>
             </w:pPr>
-            <w:hyperlink w:history="1" r:id="rIdjfcwv9wr2vvn0svrrbrvb">
+            <w:hyperlink w:history="1" r:id="rId-teoko_ppo0usjhoyhi9v">
               <w:r>
                 <w:rPr>
                   <w:rFonts w:ascii="Arial" w:cs="Arial" w:eastAsia="Arial" w:hAnsi="Arial"/>
@@ -12861,7 +12861,7 @@
             <w:pPr>
               <w:spacing w:after="20" w:before="0"/>
             </w:pPr>
-            <w:hyperlink w:history="1" r:id="rIdfr4p-me7-diqla8hyq7pj">
+            <w:hyperlink w:history="1" r:id="rIdpnbu2jetwg2frhgeyifsr">
               <w:r>
                 <w:rPr>
                   <w:rFonts w:ascii="Arial" w:cs="Arial" w:eastAsia="Arial" w:hAnsi="Arial"/>
@@ -12894,7 +12894,7 @@
               <w:spacing w:after="10" w:before="0"/>
               <w:ind w:left="120"/>
             </w:pPr>
-            <w:hyperlink w:history="1" r:id="rIdhaibze4zavtgr5gpn10m1">
+            <w:hyperlink w:history="1" r:id="rIdigzcqtmsrdfgosrz6h-vx">
               <w:r>
                 <w:rPr>
                   <w:rFonts w:ascii="Arial" w:cs="Arial" w:eastAsia="Arial" w:hAnsi="Arial"/>
@@ -12939,7 +12939,7 @@
             <w:pPr>
               <w:spacing w:after="20" w:before="0"/>
             </w:pPr>
-            <w:hyperlink w:history="1" r:id="rIdmkvpw2mdcmwvwbzc6rqlz">
+            <w:hyperlink w:history="1" r:id="rIdoqifi2_fhpgcn8jpxwulp">
               <w:r>
                 <w:rPr>
                   <w:rFonts w:ascii="Arial" w:cs="Arial" w:eastAsia="Arial" w:hAnsi="Arial"/>
@@ -12972,7 +12972,7 @@
               <w:spacing w:after="10" w:before="0"/>
               <w:ind w:left="120"/>
             </w:pPr>
-            <w:hyperlink w:history="1" r:id="rIdegwdhj9pkyrvlx_s_sixe">
+            <w:hyperlink w:history="1" r:id="rIdoq7bovikkbpzzsiokigtq">
               <w:r>
                 <w:rPr>
                   <w:rFonts w:ascii="Arial" w:cs="Arial" w:eastAsia="Arial" w:hAnsi="Arial"/>
@@ -13167,7 +13167,7 @@
             <w:pPr>
               <w:spacing w:after="20" w:before="0"/>
             </w:pPr>
-            <w:hyperlink w:history="1" r:id="rId5obq26j4rfjgidupzztay">
+            <w:hyperlink w:history="1" r:id="rId0mpq6v2tk79kwifxbuefq">
               <w:r>
                 <w:rPr>
                   <w:rFonts w:ascii="Arial" w:cs="Arial" w:eastAsia="Arial" w:hAnsi="Arial"/>
@@ -13200,7 +13200,7 @@
               <w:spacing w:after="10" w:before="0"/>
               <w:ind w:left="120"/>
             </w:pPr>
-            <w:hyperlink w:history="1" r:id="rIdmpmh5j5i9--h0jwqnvmhg">
+            <w:hyperlink w:history="1" r:id="rIde-seq6pcqba0xne2dsc8w">
               <w:r>
                 <w:rPr>
                   <w:rFonts w:ascii="Arial" w:cs="Arial" w:eastAsia="Arial" w:hAnsi="Arial"/>
@@ -13245,7 +13245,7 @@
             <w:pPr>
               <w:spacing w:after="20" w:before="0"/>
             </w:pPr>
-            <w:hyperlink w:history="1" r:id="rIdwp54qphxtfwtw5w6io_sy">
+            <w:hyperlink w:history="1" r:id="rId4ktrkry7gikaqxt_1rdtn">
               <w:r>
                 <w:rPr>
                   <w:rFonts w:ascii="Arial" w:cs="Arial" w:eastAsia="Arial" w:hAnsi="Arial"/>
@@ -13278,7 +13278,7 @@
               <w:spacing w:after="10" w:before="0"/>
               <w:ind w:left="120"/>
             </w:pPr>
-            <w:hyperlink w:history="1" r:id="rIdhykavxpunetbumfmx5vo5">
+            <w:hyperlink w:history="1" r:id="rIdezakmujxu-0roeai4fnkh">
               <w:r>
                 <w:rPr>
                   <w:rFonts w:ascii="Arial" w:cs="Arial" w:eastAsia="Arial" w:hAnsi="Arial"/>
@@ -13473,7 +13473,7 @@
             <w:pPr>
               <w:spacing w:after="20" w:before="0"/>
             </w:pPr>
-            <w:hyperlink w:history="1" r:id="rIditqo85xvp-q4mddaew4an">
+            <w:hyperlink w:history="1" r:id="rIdc-tzmzlhvlaf44e32twdj">
               <w:r>
                 <w:rPr>
                   <w:rFonts w:ascii="Arial" w:cs="Arial" w:eastAsia="Arial" w:hAnsi="Arial"/>
@@ -13506,7 +13506,7 @@
               <w:spacing w:after="10" w:before="0"/>
               <w:ind w:left="120"/>
             </w:pPr>
-            <w:hyperlink w:history="1" r:id="rId8s7ufgbljjkovu20_un7e">
+            <w:hyperlink w:history="1" r:id="rId8sc7ar8uaclwgjytyd4ms">
               <w:r>
                 <w:rPr>
                   <w:rFonts w:ascii="Arial" w:cs="Arial" w:eastAsia="Arial" w:hAnsi="Arial"/>
@@ -13551,7 +13551,7 @@
             <w:pPr>
               <w:spacing w:after="20" w:before="0"/>
             </w:pPr>
-            <w:hyperlink w:history="1" r:id="rIde1t3yutqoeuqs_w5swp3x">
+            <w:hyperlink w:history="1" r:id="rIduvtifaxo4zr9opkhnxbw1">
               <w:r>
                 <w:rPr>
                   <w:rFonts w:ascii="Arial" w:cs="Arial" w:eastAsia="Arial" w:hAnsi="Arial"/>
@@ -13584,7 +13584,7 @@
               <w:spacing w:after="10" w:before="0"/>
               <w:ind w:left="120"/>
             </w:pPr>
-            <w:hyperlink w:history="1" r:id="rIdm3amkekpu-dyazemxlgvn">
+            <w:hyperlink w:history="1" r:id="rIdfqadewyuvmao9oembd1a8">
               <w:r>
                 <w:rPr>
                   <w:rFonts w:ascii="Arial" w:cs="Arial" w:eastAsia="Arial" w:hAnsi="Arial"/>
@@ -13779,7 +13779,7 @@
             <w:pPr>
               <w:spacing w:after="20" w:before="0"/>
             </w:pPr>
-            <w:hyperlink w:history="1" r:id="rIdobplqtjznqmrqx7rwpgai">
+            <w:hyperlink w:history="1" r:id="rIdi8o9zn_xouo9g5ajguutd">
               <w:r>
                 <w:rPr>
                   <w:rFonts w:ascii="Arial" w:cs="Arial" w:eastAsia="Arial" w:hAnsi="Arial"/>
@@ -13812,7 +13812,7 @@
               <w:spacing w:after="10" w:before="0"/>
               <w:ind w:left="120"/>
             </w:pPr>
-            <w:hyperlink w:history="1" r:id="rIdjfalgu5qy6u8t0rrcvufe">
+            <w:hyperlink w:history="1" r:id="rIdc1iwpw4vvbhkwwvhrmgf3">
               <w:r>
                 <w:rPr>
                   <w:rFonts w:ascii="Arial" w:cs="Arial" w:eastAsia="Arial" w:hAnsi="Arial"/>
@@ -13857,7 +13857,7 @@
             <w:pPr>
               <w:spacing w:after="20" w:before="0"/>
             </w:pPr>
-            <w:hyperlink w:history="1" r:id="rIdykwtv0b3mz5j9jpgrnmzg">
+            <w:hyperlink w:history="1" r:id="rIdqrxo-ew_ejqg4uktshopd">
               <w:r>
                 <w:rPr>
                   <w:rFonts w:ascii="Arial" w:cs="Arial" w:eastAsia="Arial" w:hAnsi="Arial"/>
@@ -13890,7 +13890,7 @@
               <w:spacing w:after="10" w:before="0"/>
               <w:ind w:left="120"/>
             </w:pPr>
-            <w:hyperlink w:history="1" r:id="rIdtd3rizdcyxmkg1rhgezs3">
+            <w:hyperlink w:history="1" r:id="rIdy2zfhou4xyjc5q_d6ie0w">
               <w:r>
                 <w:rPr>
                   <w:rFonts w:ascii="Arial" w:cs="Arial" w:eastAsia="Arial" w:hAnsi="Arial"/>
@@ -15377,7 +15377,7 @@
             <w:pPr>
               <w:spacing w:after="20" w:before="0"/>
             </w:pPr>
-            <w:hyperlink w:history="1" r:id="rId7sg6jajddd1r-9z0sb3ef">
+            <w:hyperlink w:history="1" r:id="rIdx5oqf1ymsdt7ve1r2did-">
               <w:r>
                 <w:rPr>
                   <w:rFonts w:ascii="Arial" w:cs="Arial" w:eastAsia="Arial" w:hAnsi="Arial"/>
@@ -15410,7 +15410,7 @@
               <w:spacing w:after="10" w:before="0"/>
               <w:ind w:left="120"/>
             </w:pPr>
-            <w:hyperlink w:history="1" r:id="rId_rqs-_i3h9i0tkjbl7ctq">
+            <w:hyperlink w:history="1" r:id="rIdje_jws9ihbydbk3-q0mdo">
               <w:r>
                 <w:rPr>
                   <w:rFonts w:ascii="Arial" w:cs="Arial" w:eastAsia="Arial" w:hAnsi="Arial"/>
@@ -15455,7 +15455,7 @@
             <w:pPr>
               <w:spacing w:after="20" w:before="0"/>
             </w:pPr>
-            <w:hyperlink w:history="1" r:id="rIdv6tkdccuw8eeijxidfvwv">
+            <w:hyperlink w:history="1" r:id="rIdmvdx0l4q6ef6oh_xw39fs">
               <w:r>
                 <w:rPr>
                   <w:rFonts w:ascii="Arial" w:cs="Arial" w:eastAsia="Arial" w:hAnsi="Arial"/>
@@ -15488,7 +15488,7 @@
               <w:spacing w:after="10" w:before="0"/>
               <w:ind w:left="120"/>
             </w:pPr>
-            <w:hyperlink w:history="1" r:id="rIdr7akhsyegwldleragdrwd">
+            <w:hyperlink w:history="1" r:id="rIdomi9hf44gtkgvxcxi_cjo">
               <w:r>
                 <w:rPr>
                   <w:rFonts w:ascii="Arial" w:cs="Arial" w:eastAsia="Arial" w:hAnsi="Arial"/>
@@ -15683,7 +15683,7 @@
             <w:pPr>
               <w:spacing w:after="20" w:before="0"/>
             </w:pPr>
-            <w:hyperlink w:history="1" r:id="rIdl0tiijt0y7jzvw8i6c-12">
+            <w:hyperlink w:history="1" r:id="rIdvujrcs2wzhsrcy7_p-8-p">
               <w:r>
                 <w:rPr>
                   <w:rFonts w:ascii="Arial" w:cs="Arial" w:eastAsia="Arial" w:hAnsi="Arial"/>
@@ -15716,7 +15716,7 @@
               <w:spacing w:after="10" w:before="0"/>
               <w:ind w:left="120"/>
             </w:pPr>
-            <w:hyperlink w:history="1" r:id="rId5jbbv4k0-rzc_nko-_mzo">
+            <w:hyperlink w:history="1" r:id="rIdxmgrttdxjkmbacj7-efre">
               <w:r>
                 <w:rPr>
                   <w:rFonts w:ascii="Arial" w:cs="Arial" w:eastAsia="Arial" w:hAnsi="Arial"/>
@@ -15761,7 +15761,7 @@
             <w:pPr>
               <w:spacing w:after="20" w:before="0"/>
             </w:pPr>
-            <w:hyperlink w:history="1" r:id="rIdgwuqq03dlxfkik_rfxkh1">
+            <w:hyperlink w:history="1" r:id="rIdhwjpbop5p6qhl-o5loi62">
               <w:r>
                 <w:rPr>
                   <w:rFonts w:ascii="Arial" w:cs="Arial" w:eastAsia="Arial" w:hAnsi="Arial"/>
@@ -15794,7 +15794,7 @@
               <w:spacing w:after="10" w:before="0"/>
               <w:ind w:left="120"/>
             </w:pPr>
-            <w:hyperlink w:history="1" r:id="rIdky3mdvkll6uuze2gvgnbx">
+            <w:hyperlink w:history="1" r:id="rIdbqiy71ij9clgcuit_hs14">
               <w:r>
                 <w:rPr>
                   <w:rFonts w:ascii="Arial" w:cs="Arial" w:eastAsia="Arial" w:hAnsi="Arial"/>
@@ -15989,7 +15989,7 @@
             <w:pPr>
               <w:spacing w:after="20" w:before="0"/>
             </w:pPr>
-            <w:hyperlink w:history="1" r:id="rIdz2epwoxegg8w_io53r8jp">
+            <w:hyperlink w:history="1" r:id="rId4szgaav7tzlutwcukr5z3">
               <w:r>
                 <w:rPr>
                   <w:rFonts w:ascii="Arial" w:cs="Arial" w:eastAsia="Arial" w:hAnsi="Arial"/>
@@ -16022,7 +16022,7 @@
               <w:spacing w:after="10" w:before="0"/>
               <w:ind w:left="120"/>
             </w:pPr>
-            <w:hyperlink w:history="1" r:id="rIdkyrmttaszbj7snmjhz5qr">
+            <w:hyperlink w:history="1" r:id="rIdqhbznioysters2imrzdlk">
               <w:r>
                 <w:rPr>
                   <w:rFonts w:ascii="Arial" w:cs="Arial" w:eastAsia="Arial" w:hAnsi="Arial"/>
@@ -16067,7 +16067,7 @@
             <w:pPr>
               <w:spacing w:after="20" w:before="0"/>
             </w:pPr>
-            <w:hyperlink w:history="1" r:id="rIdcibvna_o7cojo92qnoefk">
+            <w:hyperlink w:history="1" r:id="rIdbwyg64bikre9hhbeo5zvs">
               <w:r>
                 <w:rPr>
                   <w:rFonts w:ascii="Arial" w:cs="Arial" w:eastAsia="Arial" w:hAnsi="Arial"/>
@@ -16100,7 +16100,7 @@
               <w:spacing w:after="10" w:before="0"/>
               <w:ind w:left="120"/>
             </w:pPr>
-            <w:hyperlink w:history="1" r:id="rIdk0go0xleymtqyf2ij4nr2">
+            <w:hyperlink w:history="1" r:id="rIdnahnfmhg5zrfqaeu4tc4o">
               <w:r>
                 <w:rPr>
                   <w:rFonts w:ascii="Arial" w:cs="Arial" w:eastAsia="Arial" w:hAnsi="Arial"/>
@@ -16295,7 +16295,7 @@
             <w:pPr>
               <w:spacing w:after="20" w:before="0"/>
             </w:pPr>
-            <w:hyperlink w:history="1" r:id="rIdrtchh8zgi647ixrxbuxiq">
+            <w:hyperlink w:history="1" r:id="rIdglccc1evo94kfopg8k0ma">
               <w:r>
                 <w:rPr>
                   <w:rFonts w:ascii="Arial" w:cs="Arial" w:eastAsia="Arial" w:hAnsi="Arial"/>
@@ -16328,7 +16328,7 @@
               <w:spacing w:after="10" w:before="0"/>
               <w:ind w:left="120"/>
             </w:pPr>
-            <w:hyperlink w:history="1" r:id="rIddakwb8umzk2t3-5j7hq6l">
+            <w:hyperlink w:history="1" r:id="rIdjt7ywr-gydip7nwnqb6l1">
               <w:r>
                 <w:rPr>
                   <w:rFonts w:ascii="Arial" w:cs="Arial" w:eastAsia="Arial" w:hAnsi="Arial"/>
@@ -16373,7 +16373,7 @@
             <w:pPr>
               <w:spacing w:after="20" w:before="0"/>
             </w:pPr>
-            <w:hyperlink w:history="1" r:id="rIdpf2rb3tuxt-qeexoromfy">
+            <w:hyperlink w:history="1" r:id="rId2urtufvheskz4ebuzi1uc">
               <w:r>
                 <w:rPr>
                   <w:rFonts w:ascii="Arial" w:cs="Arial" w:eastAsia="Arial" w:hAnsi="Arial"/>
@@ -16406,7 +16406,7 @@
               <w:spacing w:after="10" w:before="0"/>
               <w:ind w:left="120"/>
             </w:pPr>
-            <w:hyperlink w:history="1" r:id="rId3if8ugdnkfakgx7-yrgdd">
+            <w:hyperlink w:history="1" r:id="rIdrgedwdm6ywymffgwfv71b">
               <w:r>
                 <w:rPr>
                   <w:rFonts w:ascii="Arial" w:cs="Arial" w:eastAsia="Arial" w:hAnsi="Arial"/>
@@ -16601,7 +16601,7 @@
             <w:pPr>
               <w:spacing w:after="20" w:before="0"/>
             </w:pPr>
-            <w:hyperlink w:history="1" r:id="rId-svhjtuwfiuwtjsgydyxm">
+            <w:hyperlink w:history="1" r:id="rId0ajls6_rplyfl9svwecog">
               <w:r>
                 <w:rPr>
                   <w:rFonts w:ascii="Arial" w:cs="Arial" w:eastAsia="Arial" w:hAnsi="Arial"/>
@@ -16634,7 +16634,7 @@
               <w:spacing w:after="10" w:before="0"/>
               <w:ind w:left="120"/>
             </w:pPr>
-            <w:hyperlink w:history="1" r:id="rIddl7wxij8l5s1vhmyrtmni">
+            <w:hyperlink w:history="1" r:id="rIdqa5ld1owtxescwvmxo1t7">
               <w:r>
                 <w:rPr>
                   <w:rFonts w:ascii="Arial" w:cs="Arial" w:eastAsia="Arial" w:hAnsi="Arial"/>
@@ -16679,7 +16679,7 @@
             <w:pPr>
               <w:spacing w:after="20" w:before="0"/>
             </w:pPr>
-            <w:hyperlink w:history="1" r:id="rIdt_gz2xxcbrzm0f548kol_">
+            <w:hyperlink w:history="1" r:id="rIdcbgj4_g6vfgcaumlgoilm">
               <w:r>
                 <w:rPr>
                   <w:rFonts w:ascii="Arial" w:cs="Arial" w:eastAsia="Arial" w:hAnsi="Arial"/>
@@ -16712,7 +16712,7 @@
               <w:spacing w:after="10" w:before="0"/>
               <w:ind w:left="120"/>
             </w:pPr>
-            <w:hyperlink w:history="1" r:id="rIdkktfoygaqsvrtex5emtzd">
+            <w:hyperlink w:history="1" r:id="rIdvpx-hypu9a8i-9-hff9ta">
               <w:r>
                 <w:rPr>
                   <w:rFonts w:ascii="Arial" w:cs="Arial" w:eastAsia="Arial" w:hAnsi="Arial"/>
@@ -18199,7 +18199,7 @@
             <w:pPr>
               <w:spacing w:after="20" w:before="0"/>
             </w:pPr>
-            <w:hyperlink w:history="1" r:id="rIdcm43flw0efhsguml5ylma">
+            <w:hyperlink w:history="1" r:id="rIdxadt3zyssd-gf4ywazibo">
               <w:r>
                 <w:rPr>
                   <w:rFonts w:ascii="Arial" w:cs="Arial" w:eastAsia="Arial" w:hAnsi="Arial"/>
@@ -18232,7 +18232,7 @@
               <w:spacing w:after="10" w:before="0"/>
               <w:ind w:left="120"/>
             </w:pPr>
-            <w:hyperlink w:history="1" r:id="rIdrikmt_vqgw7vqiu2zzemp">
+            <w:hyperlink w:history="1" r:id="rIdinktkstt3hvuedrknhxf9">
               <w:r>
                 <w:rPr>
                   <w:rFonts w:ascii="Arial" w:cs="Arial" w:eastAsia="Arial" w:hAnsi="Arial"/>
@@ -18277,7 +18277,7 @@
             <w:pPr>
               <w:spacing w:after="20" w:before="0"/>
             </w:pPr>
-            <w:hyperlink w:history="1" r:id="rId79vy2ndofcmul5flqzbl8">
+            <w:hyperlink w:history="1" r:id="rId1fgvt_tnadcyx9j8dstfz">
               <w:r>
                 <w:rPr>
                   <w:rFonts w:ascii="Arial" w:cs="Arial" w:eastAsia="Arial" w:hAnsi="Arial"/>
@@ -18310,7 +18310,7 @@
               <w:spacing w:after="10" w:before="0"/>
               <w:ind w:left="120"/>
             </w:pPr>
-            <w:hyperlink w:history="1" r:id="rId8rkhjqhgpracw01ammqll">
+            <w:hyperlink w:history="1" r:id="rIdy7tkrkjishnxmbpuiffn8">
               <w:r>
                 <w:rPr>
                   <w:rFonts w:ascii="Arial" w:cs="Arial" w:eastAsia="Arial" w:hAnsi="Arial"/>
@@ -18505,7 +18505,7 @@
             <w:pPr>
               <w:spacing w:after="20" w:before="0"/>
             </w:pPr>
-            <w:hyperlink w:history="1" r:id="rIdh_miydysav3rknpzrkfwg">
+            <w:hyperlink w:history="1" r:id="rId5l4s4qsepf7hjyt0ussmu">
               <w:r>
                 <w:rPr>
                   <w:rFonts w:ascii="Arial" w:cs="Arial" w:eastAsia="Arial" w:hAnsi="Arial"/>
@@ -18538,7 +18538,7 @@
               <w:spacing w:after="10" w:before="0"/>
               <w:ind w:left="120"/>
             </w:pPr>
-            <w:hyperlink w:history="1" r:id="rIdenzr30ngh4vsc_mu2tzby">
+            <w:hyperlink w:history="1" r:id="rIdvbogupjplmdkimtzncqt5">
               <w:r>
                 <w:rPr>
                   <w:rFonts w:ascii="Arial" w:cs="Arial" w:eastAsia="Arial" w:hAnsi="Arial"/>
@@ -18583,7 +18583,7 @@
             <w:pPr>
               <w:spacing w:after="20" w:before="0"/>
             </w:pPr>
-            <w:hyperlink w:history="1" r:id="rIdf60uk6c_huzknn_zxyy8x">
+            <w:hyperlink w:history="1" r:id="rIdpgagv_nx9c395najvdymo">
               <w:r>
                 <w:rPr>
                   <w:rFonts w:ascii="Arial" w:cs="Arial" w:eastAsia="Arial" w:hAnsi="Arial"/>
@@ -18616,7 +18616,7 @@
               <w:spacing w:after="10" w:before="0"/>
               <w:ind w:left="120"/>
             </w:pPr>
-            <w:hyperlink w:history="1" r:id="rIdk-_rneni8m9qk3jgefo6m">
+            <w:hyperlink w:history="1" r:id="rIdokqcddhuutebkgw4gxppp">
               <w:r>
                 <w:rPr>
                   <w:rFonts w:ascii="Arial" w:cs="Arial" w:eastAsia="Arial" w:hAnsi="Arial"/>
@@ -18811,7 +18811,7 @@
             <w:pPr>
               <w:spacing w:after="20" w:before="0"/>
             </w:pPr>
-            <w:hyperlink w:history="1" r:id="rIdm74eykwiu9xlj0fhl0aot">
+            <w:hyperlink w:history="1" r:id="rIdkdn4cewipp_wyqnoijub1">
               <w:r>
                 <w:rPr>
                   <w:rFonts w:ascii="Arial" w:cs="Arial" w:eastAsia="Arial" w:hAnsi="Arial"/>
@@ -18844,7 +18844,7 @@
               <w:spacing w:after="10" w:before="0"/>
               <w:ind w:left="120"/>
             </w:pPr>
-            <w:hyperlink w:history="1" r:id="rIdhh_btakpofoxzx-c2z492">
+            <w:hyperlink w:history="1" r:id="rIdn2c2xkqtiknbkikykyosl">
               <w:r>
                 <w:rPr>
                   <w:rFonts w:ascii="Arial" w:cs="Arial" w:eastAsia="Arial" w:hAnsi="Arial"/>
@@ -18889,7 +18889,7 @@
             <w:pPr>
               <w:spacing w:after="20" w:before="0"/>
             </w:pPr>
-            <w:hyperlink w:history="1" r:id="rIdylzkoatqpj1fwlrjgrxga">
+            <w:hyperlink w:history="1" r:id="rIdqs5raofbojpptpqe0mpl-">
               <w:r>
                 <w:rPr>
                   <w:rFonts w:ascii="Arial" w:cs="Arial" w:eastAsia="Arial" w:hAnsi="Arial"/>
@@ -18922,7 +18922,7 @@
               <w:spacing w:after="10" w:before="0"/>
               <w:ind w:left="120"/>
             </w:pPr>
-            <w:hyperlink w:history="1" r:id="rId1tnix2kjyvt0yn3y4vzbh">
+            <w:hyperlink w:history="1" r:id="rIdfn-2kptkrxviof6iqtzow">
               <w:r>
                 <w:rPr>
                   <w:rFonts w:ascii="Arial" w:cs="Arial" w:eastAsia="Arial" w:hAnsi="Arial"/>
@@ -19117,7 +19117,7 @@
             <w:pPr>
               <w:spacing w:after="20" w:before="0"/>
             </w:pPr>
-            <w:hyperlink w:history="1" r:id="rIdpl3y7kq8wijob-1drs6tb">
+            <w:hyperlink w:history="1" r:id="rIdlbsuyqksn7ug_nvugrkab">
               <w:r>
                 <w:rPr>
                   <w:rFonts w:ascii="Arial" w:cs="Arial" w:eastAsia="Arial" w:hAnsi="Arial"/>
@@ -19150,7 +19150,7 @@
               <w:spacing w:after="10" w:before="0"/>
               <w:ind w:left="120"/>
             </w:pPr>
-            <w:hyperlink w:history="1" r:id="rIdddjgyls6mzdzyzch-u4yf">
+            <w:hyperlink w:history="1" r:id="rIdmcswxu47iabny37ocotdl">
               <w:r>
                 <w:rPr>
                   <w:rFonts w:ascii="Arial" w:cs="Arial" w:eastAsia="Arial" w:hAnsi="Arial"/>
@@ -19195,7 +19195,7 @@
             <w:pPr>
               <w:spacing w:after="20" w:before="0"/>
             </w:pPr>
-            <w:hyperlink w:history="1" r:id="rId8l7eqwb8m72iomihu5ywg">
+            <w:hyperlink w:history="1" r:id="rIdmquqcsk5ak5l1cszrf19z">
               <w:r>
                 <w:rPr>
                   <w:rFonts w:ascii="Arial" w:cs="Arial" w:eastAsia="Arial" w:hAnsi="Arial"/>
@@ -19228,7 +19228,7 @@
               <w:spacing w:after="10" w:before="0"/>
               <w:ind w:left="120"/>
             </w:pPr>
-            <w:hyperlink w:history="1" r:id="rId1yh0wzodsjqoxsp487te0">
+            <w:hyperlink w:history="1" r:id="rIdsx__nynu1idrvgbprgf8h">
               <w:r>
                 <w:rPr>
                   <w:rFonts w:ascii="Arial" w:cs="Arial" w:eastAsia="Arial" w:hAnsi="Arial"/>
@@ -19423,7 +19423,7 @@
             <w:pPr>
               <w:spacing w:after="20" w:before="0"/>
             </w:pPr>
-            <w:hyperlink w:history="1" r:id="rId8z2mmoptqpuvn5owyup-l">
+            <w:hyperlink w:history="1" r:id="rIduwycm_ncdsabe5opqkwbi">
               <w:r>
                 <w:rPr>
                   <w:rFonts w:ascii="Arial" w:cs="Arial" w:eastAsia="Arial" w:hAnsi="Arial"/>
@@ -19456,7 +19456,7 @@
               <w:spacing w:after="10" w:before="0"/>
               <w:ind w:left="120"/>
             </w:pPr>
-            <w:hyperlink w:history="1" r:id="rIduvx0wyymu5fe9xcblciib">
+            <w:hyperlink w:history="1" r:id="rIdg065xsqwmjzbjj9qh340a">
               <w:r>
                 <w:rPr>
                   <w:rFonts w:ascii="Arial" w:cs="Arial" w:eastAsia="Arial" w:hAnsi="Arial"/>
@@ -19501,7 +19501,7 @@
             <w:pPr>
               <w:spacing w:after="20" w:before="0"/>
             </w:pPr>
-            <w:hyperlink w:history="1" r:id="rIdr2qeztfvxna-55hsv3rdi">
+            <w:hyperlink w:history="1" r:id="rIdotrqiiiokhhtb4us0nihl">
               <w:r>
                 <w:rPr>
                   <w:rFonts w:ascii="Arial" w:cs="Arial" w:eastAsia="Arial" w:hAnsi="Arial"/>
@@ -19534,7 +19534,7 @@
               <w:spacing w:after="10" w:before="0"/>
               <w:ind w:left="120"/>
             </w:pPr>
-            <w:hyperlink w:history="1" r:id="rIdzgnkhddks_4hfjjf6w-om">
+            <w:hyperlink w:history="1" r:id="rIdysmt1ytp4syqxaiab03rg">
               <w:r>
                 <w:rPr>
                   <w:rFonts w:ascii="Arial" w:cs="Arial" w:eastAsia="Arial" w:hAnsi="Arial"/>
@@ -21021,7 +21021,7 @@
             <w:pPr>
               <w:spacing w:after="20" w:before="0"/>
             </w:pPr>
-            <w:hyperlink w:history="1" r:id="rIdcbspx1hjx3kzbb9ygkzgr">
+            <w:hyperlink w:history="1" r:id="rIdln_gswvma7l0is__qopxc">
               <w:r>
                 <w:rPr>
                   <w:rFonts w:ascii="Arial" w:cs="Arial" w:eastAsia="Arial" w:hAnsi="Arial"/>
@@ -21054,7 +21054,7 @@
               <w:spacing w:after="10" w:before="0"/>
               <w:ind w:left="120"/>
             </w:pPr>
-            <w:hyperlink w:history="1" r:id="rIdnlpx-t6ptkdurrhdi7pyc">
+            <w:hyperlink w:history="1" r:id="rId3nnrmak04ssbw6w23kric">
               <w:r>
                 <w:rPr>
                   <w:rFonts w:ascii="Arial" w:cs="Arial" w:eastAsia="Arial" w:hAnsi="Arial"/>
@@ -21099,7 +21099,7 @@
             <w:pPr>
               <w:spacing w:after="20" w:before="0"/>
             </w:pPr>
-            <w:hyperlink w:history="1" r:id="rIdeekbf38i9pzmh07ixal-c">
+            <w:hyperlink w:history="1" r:id="rId14nfw0qlzpvhxezqsps4o">
               <w:r>
                 <w:rPr>
                   <w:rFonts w:ascii="Arial" w:cs="Arial" w:eastAsia="Arial" w:hAnsi="Arial"/>
@@ -21132,7 +21132,7 @@
               <w:spacing w:after="10" w:before="0"/>
               <w:ind w:left="120"/>
             </w:pPr>
-            <w:hyperlink w:history="1" r:id="rIdq60loddwcttmmoyssy4mo">
+            <w:hyperlink w:history="1" r:id="rIdpbkktwjdoix6a8i5r3pya">
               <w:r>
                 <w:rPr>
                   <w:rFonts w:ascii="Arial" w:cs="Arial" w:eastAsia="Arial" w:hAnsi="Arial"/>
@@ -21327,7 +21327,7 @@
             <w:pPr>
               <w:spacing w:after="20" w:before="0"/>
             </w:pPr>
-            <w:hyperlink w:history="1" r:id="rIdo8gwqg-lrawqp-3lqdbkc">
+            <w:hyperlink w:history="1" r:id="rIdtrzarzjuj7zxnxnikyl61">
               <w:r>
                 <w:rPr>
                   <w:rFonts w:ascii="Arial" w:cs="Arial" w:eastAsia="Arial" w:hAnsi="Arial"/>
@@ -21360,7 +21360,7 @@
               <w:spacing w:after="10" w:before="0"/>
               <w:ind w:left="120"/>
             </w:pPr>
-            <w:hyperlink w:history="1" r:id="rId5owilf4m4-cary-bdbrxg">
+            <w:hyperlink w:history="1" r:id="rIdlvfy-x9cpdbvwex0wpxtl">
               <w:r>
                 <w:rPr>
                   <w:rFonts w:ascii="Arial" w:cs="Arial" w:eastAsia="Arial" w:hAnsi="Arial"/>
@@ -21405,7 +21405,7 @@
             <w:pPr>
               <w:spacing w:after="20" w:before="0"/>
             </w:pPr>
-            <w:hyperlink w:history="1" r:id="rIdpbdjbqdq_pm8naftsfxot">
+            <w:hyperlink w:history="1" r:id="rIdmrbybefvrc9somf9oyfvg">
               <w:r>
                 <w:rPr>
                   <w:rFonts w:ascii="Arial" w:cs="Arial" w:eastAsia="Arial" w:hAnsi="Arial"/>
@@ -21438,7 +21438,7 @@
               <w:spacing w:after="10" w:before="0"/>
               <w:ind w:left="120"/>
             </w:pPr>
-            <w:hyperlink w:history="1" r:id="rId6fhrrbeso-f3qpdxh3orr">
+            <w:hyperlink w:history="1" r:id="rIde7x84pkfcr8hp9llfxi8r">
               <w:r>
                 <w:rPr>
                   <w:rFonts w:ascii="Arial" w:cs="Arial" w:eastAsia="Arial" w:hAnsi="Arial"/>
@@ -21633,7 +21633,7 @@
             <w:pPr>
               <w:spacing w:after="20" w:before="0"/>
             </w:pPr>
-            <w:hyperlink w:history="1" r:id="rIdmoxey2uj1cdhy8akbgzue">
+            <w:hyperlink w:history="1" r:id="rIda9l6znj6_ydc9cz88yhig">
               <w:r>
                 <w:rPr>
                   <w:rFonts w:ascii="Arial" w:cs="Arial" w:eastAsia="Arial" w:hAnsi="Arial"/>
@@ -21666,7 +21666,7 @@
               <w:spacing w:after="10" w:before="0"/>
               <w:ind w:left="120"/>
             </w:pPr>
-            <w:hyperlink w:history="1" r:id="rIdpd3iy3e_qti4chp-2njox">
+            <w:hyperlink w:history="1" r:id="rIdq-wxpa9zsvbnerqwoq_gt">
               <w:r>
                 <w:rPr>
                   <w:rFonts w:ascii="Arial" w:cs="Arial" w:eastAsia="Arial" w:hAnsi="Arial"/>
@@ -21711,7 +21711,7 @@
             <w:pPr>
               <w:spacing w:after="20" w:before="0"/>
             </w:pPr>
-            <w:hyperlink w:history="1" r:id="rIdq958cskxefdw8mww2cwxe">
+            <w:hyperlink w:history="1" r:id="rIddzss28y7hcqpthksz-74q">
               <w:r>
                 <w:rPr>
                   <w:rFonts w:ascii="Arial" w:cs="Arial" w:eastAsia="Arial" w:hAnsi="Arial"/>
@@ -21744,7 +21744,7 @@
               <w:spacing w:after="10" w:before="0"/>
               <w:ind w:left="120"/>
             </w:pPr>
-            <w:hyperlink w:history="1" r:id="rIdj5fzugsqipzmr52l1nn1a">
+            <w:hyperlink w:history="1" r:id="rIdvdrm3taidwaey1-pq8xw3">
               <w:r>
                 <w:rPr>
                   <w:rFonts w:ascii="Arial" w:cs="Arial" w:eastAsia="Arial" w:hAnsi="Arial"/>
@@ -21939,7 +21939,7 @@
             <w:pPr>
               <w:spacing w:after="20" w:before="0"/>
             </w:pPr>
-            <w:hyperlink w:history="1" r:id="rIdupg_we07aemgqnlxdzars">
+            <w:hyperlink w:history="1" r:id="rIdvn6opw8czcnvsixxd9zfi">
               <w:r>
                 <w:rPr>
                   <w:rFonts w:ascii="Arial" w:cs="Arial" w:eastAsia="Arial" w:hAnsi="Arial"/>
@@ -21972,7 +21972,7 @@
               <w:spacing w:after="10" w:before="0"/>
               <w:ind w:left="120"/>
             </w:pPr>
-            <w:hyperlink w:history="1" r:id="rIdxipqzrxmnnvfha1x3uzxs">
+            <w:hyperlink w:history="1" r:id="rIdpmjoqa20bnxw-weoh9kfc">
               <w:r>
                 <w:rPr>
                   <w:rFonts w:ascii="Arial" w:cs="Arial" w:eastAsia="Arial" w:hAnsi="Arial"/>
@@ -22017,7 +22017,7 @@
             <w:pPr>
               <w:spacing w:after="20" w:before="0"/>
             </w:pPr>
-            <w:hyperlink w:history="1" r:id="rIdewecbjkecyl5qbdq3c_py">
+            <w:hyperlink w:history="1" r:id="rIdmhxvfgpa08siziqeost4b">
               <w:r>
                 <w:rPr>
                   <w:rFonts w:ascii="Arial" w:cs="Arial" w:eastAsia="Arial" w:hAnsi="Arial"/>
@@ -22050,7 +22050,7 @@
               <w:spacing w:after="10" w:before="0"/>
               <w:ind w:left="120"/>
             </w:pPr>
-            <w:hyperlink w:history="1" r:id="rId2twze-bgqjg16m46d-m2x">
+            <w:hyperlink w:history="1" r:id="rIdg2i6stsp4qsvjz5lnryu9">
               <w:r>
                 <w:rPr>
                   <w:rFonts w:ascii="Arial" w:cs="Arial" w:eastAsia="Arial" w:hAnsi="Arial"/>
@@ -22245,7 +22245,7 @@
             <w:pPr>
               <w:spacing w:after="20" w:before="0"/>
             </w:pPr>
-            <w:hyperlink w:history="1" r:id="rIdokqzb0xm5ftej-bohlyho">
+            <w:hyperlink w:history="1" r:id="rIdk3m0uwu6aohjex2-qrv5n">
               <w:r>
                 <w:rPr>
                   <w:rFonts w:ascii="Arial" w:cs="Arial" w:eastAsia="Arial" w:hAnsi="Arial"/>
@@ -22278,7 +22278,7 @@
               <w:spacing w:after="10" w:before="0"/>
               <w:ind w:left="120"/>
             </w:pPr>
-            <w:hyperlink w:history="1" r:id="rIdl1xd4vaoucktkqqvekaa_">
+            <w:hyperlink w:history="1" r:id="rIdvg7cr9j0mxpxenwp46drh">
               <w:r>
                 <w:rPr>
                   <w:rFonts w:ascii="Arial" w:cs="Arial" w:eastAsia="Arial" w:hAnsi="Arial"/>
@@ -22323,7 +22323,7 @@
             <w:pPr>
               <w:spacing w:after="20" w:before="0"/>
             </w:pPr>
-            <w:hyperlink w:history="1" r:id="rIdkzqg_dbv99jpaswrcz9ff">
+            <w:hyperlink w:history="1" r:id="rIdf5z97nnpvdpl2dljcqfe9">
               <w:r>
                 <w:rPr>
                   <w:rFonts w:ascii="Arial" w:cs="Arial" w:eastAsia="Arial" w:hAnsi="Arial"/>
@@ -22356,7 +22356,7 @@
               <w:spacing w:after="10" w:before="0"/>
               <w:ind w:left="120"/>
             </w:pPr>
-            <w:hyperlink w:history="1" r:id="rIdkv-p19u8m2trmsoq4awjk">
+            <w:hyperlink w:history="1" r:id="rIdng3nxovlfnjhbg5uwxy70">
               <w:r>
                 <w:rPr>
                   <w:rFonts w:ascii="Arial" w:cs="Arial" w:eastAsia="Arial" w:hAnsi="Arial"/>
@@ -23843,7 +23843,7 @@
             <w:pPr>
               <w:spacing w:after="20" w:before="0"/>
             </w:pPr>
-            <w:hyperlink w:history="1" r:id="rId89f0ojomevvmxpuspch2a">
+            <w:hyperlink w:history="1" r:id="rIdhidrs_5-v8hdjm8hmnujx">
               <w:r>
                 <w:rPr>
                   <w:rFonts w:ascii="Arial" w:cs="Arial" w:eastAsia="Arial" w:hAnsi="Arial"/>
@@ -23876,7 +23876,7 @@
               <w:spacing w:after="10" w:before="0"/>
               <w:ind w:left="120"/>
             </w:pPr>
-            <w:hyperlink w:history="1" r:id="rIdmedar9rud6y4egtrspxwx">
+            <w:hyperlink w:history="1" r:id="rIdoosn9usgu4q8esbvx_khv">
               <w:r>
                 <w:rPr>
                   <w:rFonts w:ascii="Arial" w:cs="Arial" w:eastAsia="Arial" w:hAnsi="Arial"/>
@@ -23921,7 +23921,7 @@
             <w:pPr>
               <w:spacing w:after="20" w:before="0"/>
             </w:pPr>
-            <w:hyperlink w:history="1" r:id="rIdwqlif3krw58t2utqzg3ec">
+            <w:hyperlink w:history="1" r:id="rIdnzvyf59kyebnwclzvvi6w">
               <w:r>
                 <w:rPr>
                   <w:rFonts w:ascii="Arial" w:cs="Arial" w:eastAsia="Arial" w:hAnsi="Arial"/>
@@ -23954,7 +23954,7 @@
               <w:spacing w:after="10" w:before="0"/>
               <w:ind w:left="120"/>
             </w:pPr>
-            <w:hyperlink w:history="1" r:id="rIdpvchsl8yzjzuxc7_i6djn">
+            <w:hyperlink w:history="1" r:id="rIdrhm9mdy0v_c304xwyf4sk">
               <w:r>
                 <w:rPr>
                   <w:rFonts w:ascii="Arial" w:cs="Arial" w:eastAsia="Arial" w:hAnsi="Arial"/>
@@ -24149,7 +24149,7 @@
             <w:pPr>
               <w:spacing w:after="20" w:before="0"/>
             </w:pPr>
-            <w:hyperlink w:history="1" r:id="rIdza77plrdlc4740lmb9kta">
+            <w:hyperlink w:history="1" r:id="rIdvidnbpqzfoy0ux5yuupwr">
               <w:r>
                 <w:rPr>
                   <w:rFonts w:ascii="Arial" w:cs="Arial" w:eastAsia="Arial" w:hAnsi="Arial"/>
@@ -24182,7 +24182,7 @@
               <w:spacing w:after="10" w:before="0"/>
               <w:ind w:left="120"/>
             </w:pPr>
-            <w:hyperlink w:history="1" r:id="rIddudun_21u0yjvb3j8q0o9">
+            <w:hyperlink w:history="1" r:id="rIdlcg0vnhobvnroglnzl8yh">
               <w:r>
                 <w:rPr>
                   <w:rFonts w:ascii="Arial" w:cs="Arial" w:eastAsia="Arial" w:hAnsi="Arial"/>
@@ -24227,7 +24227,7 @@
             <w:pPr>
               <w:spacing w:after="20" w:before="0"/>
             </w:pPr>
-            <w:hyperlink w:history="1" r:id="rIdoroghc2mfwyz25r0u_axe">
+            <w:hyperlink w:history="1" r:id="rIdumlywkmiwqmgovq28hcht">
               <w:r>
                 <w:rPr>
                   <w:rFonts w:ascii="Arial" w:cs="Arial" w:eastAsia="Arial" w:hAnsi="Arial"/>
@@ -24260,7 +24260,7 @@
               <w:spacing w:after="10" w:before="0"/>
               <w:ind w:left="120"/>
             </w:pPr>
-            <w:hyperlink w:history="1" r:id="rIdji_c6hqc85wjsgd4dz6le">
+            <w:hyperlink w:history="1" r:id="rIdbyr8zdb2wnutqqiz3ibjx">
               <w:r>
                 <w:rPr>
                   <w:rFonts w:ascii="Arial" w:cs="Arial" w:eastAsia="Arial" w:hAnsi="Arial"/>
@@ -24455,7 +24455,7 @@
             <w:pPr>
               <w:spacing w:after="20" w:before="0"/>
             </w:pPr>
-            <w:hyperlink w:history="1" r:id="rIdqfvgcfhivkyvbv_wzif8d">
+            <w:hyperlink w:history="1" r:id="rId_sveolxjnawpzuq7dgg8o">
               <w:r>
                 <w:rPr>
                   <w:rFonts w:ascii="Arial" w:cs="Arial" w:eastAsia="Arial" w:hAnsi="Arial"/>
@@ -24488,7 +24488,7 @@
               <w:spacing w:after="10" w:before="0"/>
               <w:ind w:left="120"/>
             </w:pPr>
-            <w:hyperlink w:history="1" r:id="rIdd07fygse6moeszo-hpan1">
+            <w:hyperlink w:history="1" r:id="rIdzjn7w99wtvh2fbvzb-hif">
               <w:r>
                 <w:rPr>
                   <w:rFonts w:ascii="Arial" w:cs="Arial" w:eastAsia="Arial" w:hAnsi="Arial"/>
@@ -24533,7 +24533,7 @@
             <w:pPr>
               <w:spacing w:after="20" w:before="0"/>
             </w:pPr>
-            <w:hyperlink w:history="1" r:id="rId-vjj5h2chrwd7bs9rje7u">
+            <w:hyperlink w:history="1" r:id="rIdtyqz-fpozxz4wrfjyoavj">
               <w:r>
                 <w:rPr>
                   <w:rFonts w:ascii="Arial" w:cs="Arial" w:eastAsia="Arial" w:hAnsi="Arial"/>
@@ -24566,7 +24566,7 @@
               <w:spacing w:after="10" w:before="0"/>
               <w:ind w:left="120"/>
             </w:pPr>
-            <w:hyperlink w:history="1" r:id="rIdwk8yi-wxg9ktdogryfh1g">
+            <w:hyperlink w:history="1" r:id="rIdlobzvbrgbx2ba7x8nxsvl">
               <w:r>
                 <w:rPr>
                   <w:rFonts w:ascii="Arial" w:cs="Arial" w:eastAsia="Arial" w:hAnsi="Arial"/>
@@ -24761,7 +24761,7 @@
             <w:pPr>
               <w:spacing w:after="20" w:before="0"/>
             </w:pPr>
-            <w:hyperlink w:history="1" r:id="rIdfr7_c-nqqwy3offh7qm-o">
+            <w:hyperlink w:history="1" r:id="rIdszawe1k9w9oz2d63rlm1i">
               <w:r>
                 <w:rPr>
                   <w:rFonts w:ascii="Arial" w:cs="Arial" w:eastAsia="Arial" w:hAnsi="Arial"/>
@@ -24794,7 +24794,7 @@
               <w:spacing w:after="10" w:before="0"/>
               <w:ind w:left="120"/>
             </w:pPr>
-            <w:hyperlink w:history="1" r:id="rIdbyvma0yj0rfynwmhielon">
+            <w:hyperlink w:history="1" r:id="rIdxpdfpjprf0ckeg1bimrdl">
               <w:r>
                 <w:rPr>
                   <w:rFonts w:ascii="Arial" w:cs="Arial" w:eastAsia="Arial" w:hAnsi="Arial"/>
@@ -24839,7 +24839,7 @@
             <w:pPr>
               <w:spacing w:after="20" w:before="0"/>
             </w:pPr>
-            <w:hyperlink w:history="1" r:id="rIdalkdhpffclf_1udbq7jbz">
+            <w:hyperlink w:history="1" r:id="rId2vxonwzvaaugoz9mj7ziq">
               <w:r>
                 <w:rPr>
                   <w:rFonts w:ascii="Arial" w:cs="Arial" w:eastAsia="Arial" w:hAnsi="Arial"/>
@@ -24872,7 +24872,7 @@
               <w:spacing w:after="10" w:before="0"/>
               <w:ind w:left="120"/>
             </w:pPr>
-            <w:hyperlink w:history="1" r:id="rIdycf-twjbv6p-ixbovliuk">
+            <w:hyperlink w:history="1" r:id="rIdn8txt0wh1ba6nq4tqja3a">
               <w:r>
                 <w:rPr>
                   <w:rFonts w:ascii="Arial" w:cs="Arial" w:eastAsia="Arial" w:hAnsi="Arial"/>
@@ -25067,7 +25067,7 @@
             <w:pPr>
               <w:spacing w:after="20" w:before="0"/>
             </w:pPr>
-            <w:hyperlink w:history="1" r:id="rIdj7sg1bwrnonwduqtvveof">
+            <w:hyperlink w:history="1" r:id="rIdjr_-aei39mqeoyjvtrlrt">
               <w:r>
                 <w:rPr>
                   <w:rFonts w:ascii="Arial" w:cs="Arial" w:eastAsia="Arial" w:hAnsi="Arial"/>
@@ -25100,7 +25100,7 @@
               <w:spacing w:after="10" w:before="0"/>
               <w:ind w:left="120"/>
             </w:pPr>
-            <w:hyperlink w:history="1" r:id="rIdbabcqkqzh0wfqbusz7mqm">
+            <w:hyperlink w:history="1" r:id="rIdnyzp_wxtdbqlyayavu4vp">
               <w:r>
                 <w:rPr>
                   <w:rFonts w:ascii="Arial" w:cs="Arial" w:eastAsia="Arial" w:hAnsi="Arial"/>
@@ -25145,7 +25145,7 @@
             <w:pPr>
               <w:spacing w:after="20" w:before="0"/>
             </w:pPr>
-            <w:hyperlink w:history="1" r:id="rIddw8ljbgfbfga_eqdcu7jt">
+            <w:hyperlink w:history="1" r:id="rIdfoqlyopxhcwbbnsujdxtc">
               <w:r>
                 <w:rPr>
                   <w:rFonts w:ascii="Arial" w:cs="Arial" w:eastAsia="Arial" w:hAnsi="Arial"/>
@@ -25178,7 +25178,7 @@
               <w:spacing w:after="10" w:before="0"/>
               <w:ind w:left="120"/>
             </w:pPr>
-            <w:hyperlink w:history="1" r:id="rIdmbunhlwx7zy1j2r5ktex5">
+            <w:hyperlink w:history="1" r:id="rIdafd7nhrtkgjts_0ft36z1">
               <w:r>
                 <w:rPr>
                   <w:rFonts w:ascii="Arial" w:cs="Arial" w:eastAsia="Arial" w:hAnsi="Arial"/>
@@ -26665,7 +26665,7 @@
             <w:pPr>
               <w:spacing w:after="20" w:before="0"/>
             </w:pPr>
-            <w:hyperlink w:history="1" r:id="rIdm-osvrsc6o7_05xbzemz0">
+            <w:hyperlink w:history="1" r:id="rIduf_ji0ixryjvziu_bsjkr">
               <w:r>
                 <w:rPr>
                   <w:rFonts w:ascii="Arial" w:cs="Arial" w:eastAsia="Arial" w:hAnsi="Arial"/>
@@ -26698,7 +26698,7 @@
               <w:spacing w:after="10" w:before="0"/>
               <w:ind w:left="120"/>
             </w:pPr>
-            <w:hyperlink w:history="1" r:id="rIdvqjtp1gj6xul5lsbiba23">
+            <w:hyperlink w:history="1" r:id="rIdxqtil21cbwuyljmjje_gj">
               <w:r>
                 <w:rPr>
                   <w:rFonts w:ascii="Arial" w:cs="Arial" w:eastAsia="Arial" w:hAnsi="Arial"/>
@@ -26743,7 +26743,7 @@
             <w:pPr>
               <w:spacing w:after="20" w:before="0"/>
             </w:pPr>
-            <w:hyperlink w:history="1" r:id="rId8oi84-_7fftj6amt1fvoh">
+            <w:hyperlink w:history="1" r:id="rIdoqcev7pyqdxjfofqj2l74">
               <w:r>
                 <w:rPr>
                   <w:rFonts w:ascii="Arial" w:cs="Arial" w:eastAsia="Arial" w:hAnsi="Arial"/>
@@ -26776,7 +26776,7 @@
               <w:spacing w:after="10" w:before="0"/>
               <w:ind w:left="120"/>
             </w:pPr>
-            <w:hyperlink w:history="1" r:id="rIdc1lkd38zdmalkpo1xlsz4">
+            <w:hyperlink w:history="1" r:id="rIdrvccmb6gj9ouvcovekrdx">
               <w:r>
                 <w:rPr>
                   <w:rFonts w:ascii="Arial" w:cs="Arial" w:eastAsia="Arial" w:hAnsi="Arial"/>
@@ -26971,7 +26971,7 @@
             <w:pPr>
               <w:spacing w:after="20" w:before="0"/>
             </w:pPr>
-            <w:hyperlink w:history="1" r:id="rIdjq-dn9wfhxbtyhygemhex">
+            <w:hyperlink w:history="1" r:id="rId7iv524fem6daw2zdnmxbr">
               <w:r>
                 <w:rPr>
                   <w:rFonts w:ascii="Arial" w:cs="Arial" w:eastAsia="Arial" w:hAnsi="Arial"/>
@@ -27004,7 +27004,7 @@
               <w:spacing w:after="10" w:before="0"/>
               <w:ind w:left="120"/>
             </w:pPr>
-            <w:hyperlink w:history="1" r:id="rIdekravrfg39k_uu1e-vyri">
+            <w:hyperlink w:history="1" r:id="rIdbexqbhwxjgnxtx9hd9zz4">
               <w:r>
                 <w:rPr>
                   <w:rFonts w:ascii="Arial" w:cs="Arial" w:eastAsia="Arial" w:hAnsi="Arial"/>
@@ -27049,7 +27049,7 @@
             <w:pPr>
               <w:spacing w:after="20" w:before="0"/>
             </w:pPr>
-            <w:hyperlink w:history="1" r:id="rIdcim6-kd9jybrefjcz55_m">
+            <w:hyperlink w:history="1" r:id="rIdm6w51uu9bj-vgg54ckz7r">
               <w:r>
                 <w:rPr>
                   <w:rFonts w:ascii="Arial" w:cs="Arial" w:eastAsia="Arial" w:hAnsi="Arial"/>
@@ -27082,7 +27082,7 @@
               <w:spacing w:after="10" w:before="0"/>
               <w:ind w:left="120"/>
             </w:pPr>
-            <w:hyperlink w:history="1" r:id="rIdmb1sgzx0qu60ocvgwl2wy">
+            <w:hyperlink w:history="1" r:id="rIdn0niosdcjn0m6wjqdvzyr">
               <w:r>
                 <w:rPr>
                   <w:rFonts w:ascii="Arial" w:cs="Arial" w:eastAsia="Arial" w:hAnsi="Arial"/>
@@ -27277,7 +27277,7 @@
             <w:pPr>
               <w:spacing w:after="20" w:before="0"/>
             </w:pPr>
-            <w:hyperlink w:history="1" r:id="rIdfxvozbugocngszke5mkyq">
+            <w:hyperlink w:history="1" r:id="rIdygtbibqdujzp9x2ax1xw-">
               <w:r>
                 <w:rPr>
                   <w:rFonts w:ascii="Arial" w:cs="Arial" w:eastAsia="Arial" w:hAnsi="Arial"/>
@@ -27310,7 +27310,7 @@
               <w:spacing w:after="10" w:before="0"/>
               <w:ind w:left="120"/>
             </w:pPr>
-            <w:hyperlink w:history="1" r:id="rIdz3indbb9gog3_n4aq0u56">
+            <w:hyperlink w:history="1" r:id="rIdmfy1ejmbzpbtxrz91r2-5">
               <w:r>
                 <w:rPr>
                   <w:rFonts w:ascii="Arial" w:cs="Arial" w:eastAsia="Arial" w:hAnsi="Arial"/>
@@ -27355,7 +27355,7 @@
             <w:pPr>
               <w:spacing w:after="20" w:before="0"/>
             </w:pPr>
-            <w:hyperlink w:history="1" r:id="rIdcpeug5tnhgl0nldpukb_j">
+            <w:hyperlink w:history="1" r:id="rIdkgujvvx61mqtwoeiinjyz">
               <w:r>
                 <w:rPr>
                   <w:rFonts w:ascii="Arial" w:cs="Arial" w:eastAsia="Arial" w:hAnsi="Arial"/>
@@ -27388,7 +27388,7 @@
               <w:spacing w:after="10" w:before="0"/>
               <w:ind w:left="120"/>
             </w:pPr>
-            <w:hyperlink w:history="1" r:id="rIdh-sem_ht8bjigbam9kgav">
+            <w:hyperlink w:history="1" r:id="rIdd9qmpi3usg0u7julalmbq">
               <w:r>
                 <w:rPr>
                   <w:rFonts w:ascii="Arial" w:cs="Arial" w:eastAsia="Arial" w:hAnsi="Arial"/>
@@ -27583,7 +27583,7 @@
             <w:pPr>
               <w:spacing w:after="20" w:before="0"/>
             </w:pPr>
-            <w:hyperlink w:history="1" r:id="rIdpbserkp6w6vp8_sm_rbcp">
+            <w:hyperlink w:history="1" r:id="rId4wie4h3fhudltnydrbjpe">
               <w:r>
                 <w:rPr>
                   <w:rFonts w:ascii="Arial" w:cs="Arial" w:eastAsia="Arial" w:hAnsi="Arial"/>
@@ -27616,7 +27616,7 @@
               <w:spacing w:after="10" w:before="0"/>
               <w:ind w:left="120"/>
             </w:pPr>
-            <w:hyperlink w:history="1" r:id="rIdzusklniolfq4b11vvuhyc">
+            <w:hyperlink w:history="1" r:id="rId-agh0nfbftqv2o6ian12t">
               <w:r>
                 <w:rPr>
                   <w:rFonts w:ascii="Arial" w:cs="Arial" w:eastAsia="Arial" w:hAnsi="Arial"/>
@@ -27661,7 +27661,7 @@
             <w:pPr>
               <w:spacing w:after="20" w:before="0"/>
             </w:pPr>
-            <w:hyperlink w:history="1" r:id="rIdzprrotie8kzmhh97jmcol">
+            <w:hyperlink w:history="1" r:id="rIdrxti95sbnp6hk47y4doth">
               <w:r>
                 <w:rPr>
                   <w:rFonts w:ascii="Arial" w:cs="Arial" w:eastAsia="Arial" w:hAnsi="Arial"/>
@@ -27694,7 +27694,7 @@
               <w:spacing w:after="10" w:before="0"/>
               <w:ind w:left="120"/>
             </w:pPr>
-            <w:hyperlink w:history="1" r:id="rIdlhjkwh7wjgy5di76qkbl4">
+            <w:hyperlink w:history="1" r:id="rIduwe8vbob9r5ghfjb03_sn">
               <w:r>
                 <w:rPr>
                   <w:rFonts w:ascii="Arial" w:cs="Arial" w:eastAsia="Arial" w:hAnsi="Arial"/>
@@ -27889,7 +27889,7 @@
             <w:pPr>
               <w:spacing w:after="20" w:before="0"/>
             </w:pPr>
-            <w:hyperlink w:history="1" r:id="rIdm7-mmdsgrgsfbn60wfyov">
+            <w:hyperlink w:history="1" r:id="rIdl0tep_k3eu3m8awinguyc">
               <w:r>
                 <w:rPr>
                   <w:rFonts w:ascii="Arial" w:cs="Arial" w:eastAsia="Arial" w:hAnsi="Arial"/>
@@ -27922,7 +27922,7 @@
               <w:spacing w:after="10" w:before="0"/>
               <w:ind w:left="120"/>
             </w:pPr>
-            <w:hyperlink w:history="1" r:id="rIdw-nzqtca7fxpf9zhdvakc">
+            <w:hyperlink w:history="1" r:id="rIddmu5v-r2emaprzr9zug8r">
               <w:r>
                 <w:rPr>
                   <w:rFonts w:ascii="Arial" w:cs="Arial" w:eastAsia="Arial" w:hAnsi="Arial"/>
@@ -27967,7 +27967,7 @@
             <w:pPr>
               <w:spacing w:after="20" w:before="0"/>
             </w:pPr>
-            <w:hyperlink w:history="1" r:id="rIdwizb57pf3z1vnbadw6rcj">
+            <w:hyperlink w:history="1" r:id="rIdk7r_pkeyshrfnxjtcyoks">
               <w:r>
                 <w:rPr>
                   <w:rFonts w:ascii="Arial" w:cs="Arial" w:eastAsia="Arial" w:hAnsi="Arial"/>
@@ -28000,7 +28000,7 @@
               <w:spacing w:after="10" w:before="0"/>
               <w:ind w:left="120"/>
             </w:pPr>
-            <w:hyperlink w:history="1" r:id="rIdhsbp3x5kjllrhtommxsma">
+            <w:hyperlink w:history="1" r:id="rIddramcyzq1swsddmcv3ycw">
               <w:r>
                 <w:rPr>
                   <w:rFonts w:ascii="Arial" w:cs="Arial" w:eastAsia="Arial" w:hAnsi="Arial"/>
@@ -29487,7 +29487,7 @@
             <w:pPr>
               <w:spacing w:after="20" w:before="0"/>
             </w:pPr>
-            <w:hyperlink w:history="1" r:id="rIdaenhevli1gkk_xlnpkak6">
+            <w:hyperlink w:history="1" r:id="rIdwgijlz9lficjffz0-5cux">
               <w:r>
                 <w:rPr>
                   <w:rFonts w:ascii="Arial" w:cs="Arial" w:eastAsia="Arial" w:hAnsi="Arial"/>
@@ -29520,7 +29520,7 @@
               <w:spacing w:after="10" w:before="0"/>
               <w:ind w:left="120"/>
             </w:pPr>
-            <w:hyperlink w:history="1" r:id="rIdtptkij2g_q1pdnvfpmv4m">
+            <w:hyperlink w:history="1" r:id="rIdvivxybomwqgwn7nkz7msq">
               <w:r>
                 <w:rPr>
                   <w:rFonts w:ascii="Arial" w:cs="Arial" w:eastAsia="Arial" w:hAnsi="Arial"/>
@@ -29565,7 +29565,7 @@
             <w:pPr>
               <w:spacing w:after="20" w:before="0"/>
             </w:pPr>
-            <w:hyperlink w:history="1" r:id="rIdbi-lti4lpue3qzyzotcrr">
+            <w:hyperlink w:history="1" r:id="rId4hvjko9utryh9hzbxsrzf">
               <w:r>
                 <w:rPr>
                   <w:rFonts w:ascii="Arial" w:cs="Arial" w:eastAsia="Arial" w:hAnsi="Arial"/>
@@ -29598,7 +29598,7 @@
               <w:spacing w:after="10" w:before="0"/>
               <w:ind w:left="120"/>
             </w:pPr>
-            <w:hyperlink w:history="1" r:id="rIdcn-eypjnxxplhfbrghdrn">
+            <w:hyperlink w:history="1" r:id="rIdsdtzyyse1jknw9x7zu1nb">
               <w:r>
                 <w:rPr>
                   <w:rFonts w:ascii="Arial" w:cs="Arial" w:eastAsia="Arial" w:hAnsi="Arial"/>
@@ -29793,7 +29793,7 @@
             <w:pPr>
               <w:spacing w:after="20" w:before="0"/>
             </w:pPr>
-            <w:hyperlink w:history="1" r:id="rId-9hqmrl-yhlm-1zr0-fkf">
+            <w:hyperlink w:history="1" r:id="rIdmwkemr0a9b-kt4y8p0ogm">
               <w:r>
                 <w:rPr>
                   <w:rFonts w:ascii="Arial" w:cs="Arial" w:eastAsia="Arial" w:hAnsi="Arial"/>
@@ -29826,7 +29826,7 @@
               <w:spacing w:after="10" w:before="0"/>
               <w:ind w:left="120"/>
             </w:pPr>
-            <w:hyperlink w:history="1" r:id="rId3oyrcmktiz4c5u_kwr2qy">
+            <w:hyperlink w:history="1" r:id="rIdg6u3mqwrc9ayxfeoprpqt">
               <w:r>
                 <w:rPr>
                   <w:rFonts w:ascii="Arial" w:cs="Arial" w:eastAsia="Arial" w:hAnsi="Arial"/>
@@ -29871,7 +29871,7 @@
             <w:pPr>
               <w:spacing w:after="20" w:before="0"/>
             </w:pPr>
-            <w:hyperlink w:history="1" r:id="rIdy9ootaf8u-rl5q8aydtcs">
+            <w:hyperlink w:history="1" r:id="rIdfcdlqycuv4mp2sudpsfry">
               <w:r>
                 <w:rPr>
                   <w:rFonts w:ascii="Arial" w:cs="Arial" w:eastAsia="Arial" w:hAnsi="Arial"/>
@@ -29904,7 +29904,7 @@
               <w:spacing w:after="10" w:before="0"/>
               <w:ind w:left="120"/>
             </w:pPr>
-            <w:hyperlink w:history="1" r:id="rIdfjktlirkgg0wtqhb6olzy">
+            <w:hyperlink w:history="1" r:id="rIdkz9ys6cv_1zwtkcv_nylz">
               <w:r>
                 <w:rPr>
                   <w:rFonts w:ascii="Arial" w:cs="Arial" w:eastAsia="Arial" w:hAnsi="Arial"/>
@@ -30099,7 +30099,7 @@
             <w:pPr>
               <w:spacing w:after="20" w:before="0"/>
             </w:pPr>
-            <w:hyperlink w:history="1" r:id="rIduo_eh0x6hvraiqijmx5jc">
+            <w:hyperlink w:history="1" r:id="rIdkduvibzcupgby4mkowp97">
               <w:r>
                 <w:rPr>
                   <w:rFonts w:ascii="Arial" w:cs="Arial" w:eastAsia="Arial" w:hAnsi="Arial"/>
@@ -30132,7 +30132,7 @@
               <w:spacing w:after="10" w:before="0"/>
               <w:ind w:left="120"/>
             </w:pPr>
-            <w:hyperlink w:history="1" r:id="rIddp3cg0s1ezzlm-xle-qq-">
+            <w:hyperlink w:history="1" r:id="rIdvz13imvl4i_t_owviiycj">
               <w:r>
                 <w:rPr>
                   <w:rFonts w:ascii="Arial" w:cs="Arial" w:eastAsia="Arial" w:hAnsi="Arial"/>
@@ -30177,7 +30177,7 @@
             <w:pPr>
               <w:spacing w:after="20" w:before="0"/>
             </w:pPr>
-            <w:hyperlink w:history="1" r:id="rIdmpspka8gmzehr6jzwibpd">
+            <w:hyperlink w:history="1" r:id="rIdn_r8tfqpq_qgsgbebuyye">
               <w:r>
                 <w:rPr>
                   <w:rFonts w:ascii="Arial" w:cs="Arial" w:eastAsia="Arial" w:hAnsi="Arial"/>
@@ -30210,7 +30210,7 @@
               <w:spacing w:after="10" w:before="0"/>
               <w:ind w:left="120"/>
             </w:pPr>
-            <w:hyperlink w:history="1" r:id="rIdcr7iv770rvxmy52uzk52x">
+            <w:hyperlink w:history="1" r:id="rIdgyvq1magilwrotyhjjfl5">
               <w:r>
                 <w:rPr>
                   <w:rFonts w:ascii="Arial" w:cs="Arial" w:eastAsia="Arial" w:hAnsi="Arial"/>
@@ -30405,7 +30405,7 @@
             <w:pPr>
               <w:spacing w:after="20" w:before="0"/>
             </w:pPr>
-            <w:hyperlink w:history="1" r:id="rIdnr-g4jyaqwds1olgzavro">
+            <w:hyperlink w:history="1" r:id="rIdbwrsc9utuabzvmlvc76vc">
               <w:r>
                 <w:rPr>
                   <w:rFonts w:ascii="Arial" w:cs="Arial" w:eastAsia="Arial" w:hAnsi="Arial"/>
@@ -30438,7 +30438,7 @@
               <w:spacing w:after="10" w:before="0"/>
               <w:ind w:left="120"/>
             </w:pPr>
-            <w:hyperlink w:history="1" r:id="rIdw8qw5heheful3yr04k8b3">
+            <w:hyperlink w:history="1" r:id="rIdfo0wnjetkjfcemoe_djgg">
               <w:r>
                 <w:rPr>
                   <w:rFonts w:ascii="Arial" w:cs="Arial" w:eastAsia="Arial" w:hAnsi="Arial"/>
@@ -30483,7 +30483,7 @@
             <w:pPr>
               <w:spacing w:after="20" w:before="0"/>
             </w:pPr>
-            <w:hyperlink w:history="1" r:id="rIdt9mh70yogsg1yryvhngk2">
+            <w:hyperlink w:history="1" r:id="rId9ju8ozfno3cefx0ti-j6m">
               <w:r>
                 <w:rPr>
                   <w:rFonts w:ascii="Arial" w:cs="Arial" w:eastAsia="Arial" w:hAnsi="Arial"/>
@@ -30516,7 +30516,7 @@
               <w:spacing w:after="10" w:before="0"/>
               <w:ind w:left="120"/>
             </w:pPr>
-            <w:hyperlink w:history="1" r:id="rIdk0muwhlqmz9tiooy_ju6h">
+            <w:hyperlink w:history="1" r:id="rIddxmnoy9gr4aircpolvgzy">
               <w:r>
                 <w:rPr>
                   <w:rFonts w:ascii="Arial" w:cs="Arial" w:eastAsia="Arial" w:hAnsi="Arial"/>
@@ -30711,7 +30711,7 @@
             <w:pPr>
               <w:spacing w:after="20" w:before="0"/>
             </w:pPr>
-            <w:hyperlink w:history="1" r:id="rIdfq69hyqsekoaaofwptg1k">
+            <w:hyperlink w:history="1" r:id="rIdpsgdeqme8bcesj_z6y3m9">
               <w:r>
                 <w:rPr>
                   <w:rFonts w:ascii="Arial" w:cs="Arial" w:eastAsia="Arial" w:hAnsi="Arial"/>
@@ -30744,7 +30744,7 @@
               <w:spacing w:after="10" w:before="0"/>
               <w:ind w:left="120"/>
             </w:pPr>
-            <w:hyperlink w:history="1" r:id="rIdur78dgwge5w9cd8mvxc8x">
+            <w:hyperlink w:history="1" r:id="rIdv-albdseq3ufdqcolfolv">
               <w:r>
                 <w:rPr>
                   <w:rFonts w:ascii="Arial" w:cs="Arial" w:eastAsia="Arial" w:hAnsi="Arial"/>
@@ -30789,7 +30789,7 @@
             <w:pPr>
               <w:spacing w:after="20" w:before="0"/>
             </w:pPr>
-            <w:hyperlink w:history="1" r:id="rIdt1qsqy-b27tu4vf3hgovp">
+            <w:hyperlink w:history="1" r:id="rIde38k1fzk18dtvfi7zuqih">
               <w:r>
                 <w:rPr>
                   <w:rFonts w:ascii="Arial" w:cs="Arial" w:eastAsia="Arial" w:hAnsi="Arial"/>
@@ -30822,7 +30822,7 @@
               <w:spacing w:after="10" w:before="0"/>
               <w:ind w:left="120"/>
             </w:pPr>
-            <w:hyperlink w:history="1" r:id="rIdk6ity-849stz_n1fnan0d">
+            <w:hyperlink w:history="1" r:id="rIdfwu49exb4jwoufgmv_if-">
               <w:r>
                 <w:rPr>
                   <w:rFonts w:ascii="Arial" w:cs="Arial" w:eastAsia="Arial" w:hAnsi="Arial"/>

--- a/data/outputs/v2/Chemistry/SS1.3_The_Periodic_Table/Chemistry_The_Periodic_Table_CBE_LessonSequence.docx
+++ b/data/outputs/v2/Chemistry/SS1.3_The_Periodic_Table/Chemistry_The_Periodic_Table_CBE_LessonSequence.docx
@@ -3082,7 +3082,7 @@
             <w:pPr>
               <w:spacing w:after="20" w:before="0"/>
             </w:pPr>
-            <w:hyperlink w:history="1" r:id="rIdhm4v5pydx4-urzuwovd9-">
+            <w:hyperlink w:history="1" r:id="rIdpbuglacrh45ib4bvdm8a2">
               <w:r>
                 <w:rPr>
                   <w:rFonts w:ascii="Arial" w:cs="Arial" w:eastAsia="Arial" w:hAnsi="Arial"/>
@@ -3115,7 +3115,7 @@
               <w:spacing w:after="10" w:before="0"/>
               <w:ind w:left="120"/>
             </w:pPr>
-            <w:hyperlink w:history="1" r:id="rIdfrfl4pzfgrcwl3w-rns8b">
+            <w:hyperlink w:history="1" r:id="rIdrjnod1fhk3ozofd1jxpdw">
               <w:r>
                 <w:rPr>
                   <w:rFonts w:ascii="Arial" w:cs="Arial" w:eastAsia="Arial" w:hAnsi="Arial"/>
@@ -3160,7 +3160,7 @@
             <w:pPr>
               <w:spacing w:after="20" w:before="0"/>
             </w:pPr>
-            <w:hyperlink w:history="1" r:id="rIdk9e5dkhmagutmphxvshx2">
+            <w:hyperlink w:history="1" r:id="rIdtb0vwus_-vhkhzm0krmwt">
               <w:r>
                 <w:rPr>
                   <w:rFonts w:ascii="Arial" w:cs="Arial" w:eastAsia="Arial" w:hAnsi="Arial"/>
@@ -3193,7 +3193,7 @@
               <w:spacing w:after="10" w:before="0"/>
               <w:ind w:left="120"/>
             </w:pPr>
-            <w:hyperlink w:history="1" r:id="rIdb1h8j3wkusyxg2qymryh_">
+            <w:hyperlink w:history="1" r:id="rIdxxh-evr-b4unf_f_jy2cd">
               <w:r>
                 <w:rPr>
                   <w:rFonts w:ascii="Arial" w:cs="Arial" w:eastAsia="Arial" w:hAnsi="Arial"/>
@@ -3388,7 +3388,7 @@
             <w:pPr>
               <w:spacing w:after="20" w:before="0"/>
             </w:pPr>
-            <w:hyperlink w:history="1" r:id="rIdlv3jchc841puhzucs4-ud">
+            <w:hyperlink w:history="1" r:id="rIdrm1sbmotbqojopzrh8lui">
               <w:r>
                 <w:rPr>
                   <w:rFonts w:ascii="Arial" w:cs="Arial" w:eastAsia="Arial" w:hAnsi="Arial"/>
@@ -3421,7 +3421,7 @@
               <w:spacing w:after="10" w:before="0"/>
               <w:ind w:left="120"/>
             </w:pPr>
-            <w:hyperlink w:history="1" r:id="rIdmjexoqelpc-dpwctd_ic9">
+            <w:hyperlink w:history="1" r:id="rIdelb0wntz_k2kboi8ar5pw">
               <w:r>
                 <w:rPr>
                   <w:rFonts w:ascii="Arial" w:cs="Arial" w:eastAsia="Arial" w:hAnsi="Arial"/>
@@ -3466,7 +3466,7 @@
             <w:pPr>
               <w:spacing w:after="20" w:before="0"/>
             </w:pPr>
-            <w:hyperlink w:history="1" r:id="rId_mmzfb3fsfuzbsrzzy3hh">
+            <w:hyperlink w:history="1" r:id="rIdhagtffxdhyrxhzt80f-qd">
               <w:r>
                 <w:rPr>
                   <w:rFonts w:ascii="Arial" w:cs="Arial" w:eastAsia="Arial" w:hAnsi="Arial"/>
@@ -3499,7 +3499,7 @@
               <w:spacing w:after="10" w:before="0"/>
               <w:ind w:left="120"/>
             </w:pPr>
-            <w:hyperlink w:history="1" r:id="rIdlv9eecuyazmwlv1-wfvah">
+            <w:hyperlink w:history="1" r:id="rIdfb5dkvrfvbke61y_dsre5">
               <w:r>
                 <w:rPr>
                   <w:rFonts w:ascii="Arial" w:cs="Arial" w:eastAsia="Arial" w:hAnsi="Arial"/>
@@ -3694,7 +3694,7 @@
             <w:pPr>
               <w:spacing w:after="20" w:before="0"/>
             </w:pPr>
-            <w:hyperlink w:history="1" r:id="rIdzhwsmqts4hchk-aygto4f">
+            <w:hyperlink w:history="1" r:id="rIdpikf0efhu07xp-xn81zdg">
               <w:r>
                 <w:rPr>
                   <w:rFonts w:ascii="Arial" w:cs="Arial" w:eastAsia="Arial" w:hAnsi="Arial"/>
@@ -3727,7 +3727,7 @@
               <w:spacing w:after="10" w:before="0"/>
               <w:ind w:left="120"/>
             </w:pPr>
-            <w:hyperlink w:history="1" r:id="rIdfa6hldjzv2t7xi97e_ff1">
+            <w:hyperlink w:history="1" r:id="rIdqqbthgpedzglwqe1atxr-">
               <w:r>
                 <w:rPr>
                   <w:rFonts w:ascii="Arial" w:cs="Arial" w:eastAsia="Arial" w:hAnsi="Arial"/>
@@ -3772,7 +3772,7 @@
             <w:pPr>
               <w:spacing w:after="20" w:before="0"/>
             </w:pPr>
-            <w:hyperlink w:history="1" r:id="rIdleuva1gz1dg3tuq_oszvx">
+            <w:hyperlink w:history="1" r:id="rIdrlnvslj90eyn5smelkcp4">
               <w:r>
                 <w:rPr>
                   <w:rFonts w:ascii="Arial" w:cs="Arial" w:eastAsia="Arial" w:hAnsi="Arial"/>
@@ -3805,7 +3805,7 @@
               <w:spacing w:after="10" w:before="0"/>
               <w:ind w:left="120"/>
             </w:pPr>
-            <w:hyperlink w:history="1" r:id="rIdllx9w5zstun2ijcskot5s">
+            <w:hyperlink w:history="1" r:id="rIdxukc6gmcrbogirf8g874q">
               <w:r>
                 <w:rPr>
                   <w:rFonts w:ascii="Arial" w:cs="Arial" w:eastAsia="Arial" w:hAnsi="Arial"/>
@@ -4000,7 +4000,7 @@
             <w:pPr>
               <w:spacing w:after="20" w:before="0"/>
             </w:pPr>
-            <w:hyperlink w:history="1" r:id="rIdk117raz1ijrmzj5efzhnh">
+            <w:hyperlink w:history="1" r:id="rIdwtsnyb1wkpt4fnlspw1yv">
               <w:r>
                 <w:rPr>
                   <w:rFonts w:ascii="Arial" w:cs="Arial" w:eastAsia="Arial" w:hAnsi="Arial"/>
@@ -4033,7 +4033,7 @@
               <w:spacing w:after="10" w:before="0"/>
               <w:ind w:left="120"/>
             </w:pPr>
-            <w:hyperlink w:history="1" r:id="rIdfo4yp0boifubvzwbcalkr">
+            <w:hyperlink w:history="1" r:id="rIdq2gj9pqofc8fol2walzso">
               <w:r>
                 <w:rPr>
                   <w:rFonts w:ascii="Arial" w:cs="Arial" w:eastAsia="Arial" w:hAnsi="Arial"/>
@@ -4078,7 +4078,7 @@
             <w:pPr>
               <w:spacing w:after="20" w:before="0"/>
             </w:pPr>
-            <w:hyperlink w:history="1" r:id="rIdo4eqnbia0zehharpa4ee9">
+            <w:hyperlink w:history="1" r:id="rIdp2xyn89a62a_gqnhkcxry">
               <w:r>
                 <w:rPr>
                   <w:rFonts w:ascii="Arial" w:cs="Arial" w:eastAsia="Arial" w:hAnsi="Arial"/>
@@ -4111,7 +4111,7 @@
               <w:spacing w:after="10" w:before="0"/>
               <w:ind w:left="120"/>
             </w:pPr>
-            <w:hyperlink w:history="1" r:id="rId0u3tr_aogl63yd6dlx6kg">
+            <w:hyperlink w:history="1" r:id="rIdqheutodti0ytu0kgjotn4">
               <w:r>
                 <w:rPr>
                   <w:rFonts w:ascii="Arial" w:cs="Arial" w:eastAsia="Arial" w:hAnsi="Arial"/>
@@ -4306,7 +4306,7 @@
             <w:pPr>
               <w:spacing w:after="20" w:before="0"/>
             </w:pPr>
-            <w:hyperlink w:history="1" r:id="rIdndzpl4o3k1fiugt0vdkdv">
+            <w:hyperlink w:history="1" r:id="rIdli1zylddwjw5rxqlemtzj">
               <w:r>
                 <w:rPr>
                   <w:rFonts w:ascii="Arial" w:cs="Arial" w:eastAsia="Arial" w:hAnsi="Arial"/>
@@ -4339,7 +4339,7 @@
               <w:spacing w:after="10" w:before="0"/>
               <w:ind w:left="120"/>
             </w:pPr>
-            <w:hyperlink w:history="1" r:id="rIdnlpr97mq0mz_ufs-_n6j8">
+            <w:hyperlink w:history="1" r:id="rIdmwzwavfdc7rgccpirj4e_">
               <w:r>
                 <w:rPr>
                   <w:rFonts w:ascii="Arial" w:cs="Arial" w:eastAsia="Arial" w:hAnsi="Arial"/>
@@ -4384,7 +4384,7 @@
             <w:pPr>
               <w:spacing w:after="20" w:before="0"/>
             </w:pPr>
-            <w:hyperlink w:history="1" r:id="rIdr8yvfqlei2riwjajpcveu">
+            <w:hyperlink w:history="1" r:id="rId6yryztj68y5t2kbfxuqmc">
               <w:r>
                 <w:rPr>
                   <w:rFonts w:ascii="Arial" w:cs="Arial" w:eastAsia="Arial" w:hAnsi="Arial"/>
@@ -4417,7 +4417,7 @@
               <w:spacing w:after="10" w:before="0"/>
               <w:ind w:left="120"/>
             </w:pPr>
-            <w:hyperlink w:history="1" r:id="rIdnz7ghokk0xui3vvspcg29">
+            <w:hyperlink w:history="1" r:id="rId9bokedafyg0xg2cukeudk">
               <w:r>
                 <w:rPr>
                   <w:rFonts w:ascii="Arial" w:cs="Arial" w:eastAsia="Arial" w:hAnsi="Arial"/>
@@ -5999,7 +5999,7 @@
             <w:pPr>
               <w:spacing w:after="20" w:before="0"/>
             </w:pPr>
-            <w:hyperlink w:history="1" r:id="rIdl20grbrwlgrfn94nkk2yx">
+            <w:hyperlink w:history="1" r:id="rIdtxhx8rmplpsi10sqplbxj">
               <w:r>
                 <w:rPr>
                   <w:rFonts w:ascii="Arial" w:cs="Arial" w:eastAsia="Arial" w:hAnsi="Arial"/>
@@ -6032,7 +6032,7 @@
               <w:spacing w:after="10" w:before="0"/>
               <w:ind w:left="120"/>
             </w:pPr>
-            <w:hyperlink w:history="1" r:id="rIdzpojunz0ktltmtvb0d4hs">
+            <w:hyperlink w:history="1" r:id="rIdqvyiabyivzqltkgvqpgf3">
               <w:r>
                 <w:rPr>
                   <w:rFonts w:ascii="Arial" w:cs="Arial" w:eastAsia="Arial" w:hAnsi="Arial"/>
@@ -6077,7 +6077,7 @@
             <w:pPr>
               <w:spacing w:after="20" w:before="0"/>
             </w:pPr>
-            <w:hyperlink w:history="1" r:id="rIdcpyt9kuksuv5ods0zn1jp">
+            <w:hyperlink w:history="1" r:id="rIdpdzt-ucuafzq0ooh2mqxw">
               <w:r>
                 <w:rPr>
                   <w:rFonts w:ascii="Arial" w:cs="Arial" w:eastAsia="Arial" w:hAnsi="Arial"/>
@@ -6110,7 +6110,7 @@
               <w:spacing w:after="10" w:before="0"/>
               <w:ind w:left="120"/>
             </w:pPr>
-            <w:hyperlink w:history="1" r:id="rId8rfihgic-iokgxz6zgj1d">
+            <w:hyperlink w:history="1" r:id="rIdxfq8kywctpkrdtzn8uwrh">
               <w:r>
                 <w:rPr>
                   <w:rFonts w:ascii="Arial" w:cs="Arial" w:eastAsia="Arial" w:hAnsi="Arial"/>
@@ -6305,7 +6305,7 @@
             <w:pPr>
               <w:spacing w:after="20" w:before="0"/>
             </w:pPr>
-            <w:hyperlink w:history="1" r:id="rId40ef0zyqxcuu3ycgn0qaj">
+            <w:hyperlink w:history="1" r:id="rIdsr8mqrcgz_agdzyqzjuac">
               <w:r>
                 <w:rPr>
                   <w:rFonts w:ascii="Arial" w:cs="Arial" w:eastAsia="Arial" w:hAnsi="Arial"/>
@@ -6338,7 +6338,7 @@
               <w:spacing w:after="10" w:before="0"/>
               <w:ind w:left="120"/>
             </w:pPr>
-            <w:hyperlink w:history="1" r:id="rIdzd6uhdc1tf8lmlgec1f8v">
+            <w:hyperlink w:history="1" r:id="rIdp4nl1u_sychwkqni40kwm">
               <w:r>
                 <w:rPr>
                   <w:rFonts w:ascii="Arial" w:cs="Arial" w:eastAsia="Arial" w:hAnsi="Arial"/>
@@ -6383,7 +6383,7 @@
             <w:pPr>
               <w:spacing w:after="20" w:before="0"/>
             </w:pPr>
-            <w:hyperlink w:history="1" r:id="rIdzkiwc_o_t3d6q1covoxhj">
+            <w:hyperlink w:history="1" r:id="rId9obbohmu9ncwd_mggg5xq">
               <w:r>
                 <w:rPr>
                   <w:rFonts w:ascii="Arial" w:cs="Arial" w:eastAsia="Arial" w:hAnsi="Arial"/>
@@ -6416,7 +6416,7 @@
               <w:spacing w:after="10" w:before="0"/>
               <w:ind w:left="120"/>
             </w:pPr>
-            <w:hyperlink w:history="1" r:id="rId0uivg35n3ttkrxome2kph">
+            <w:hyperlink w:history="1" r:id="rIdgclupeupqfqzqre8mesdd">
               <w:r>
                 <w:rPr>
                   <w:rFonts w:ascii="Arial" w:cs="Arial" w:eastAsia="Arial" w:hAnsi="Arial"/>
@@ -6611,7 +6611,7 @@
             <w:pPr>
               <w:spacing w:after="20" w:before="0"/>
             </w:pPr>
-            <w:hyperlink w:history="1" r:id="rIdnatr8ie9uggnzhyo6anou">
+            <w:hyperlink w:history="1" r:id="rIdwyppl9mlgywzv_nazlgvb">
               <w:r>
                 <w:rPr>
                   <w:rFonts w:ascii="Arial" w:cs="Arial" w:eastAsia="Arial" w:hAnsi="Arial"/>
@@ -6644,7 +6644,7 @@
               <w:spacing w:after="10" w:before="0"/>
               <w:ind w:left="120"/>
             </w:pPr>
-            <w:hyperlink w:history="1" r:id="rId98ldmqjvdro7piwqch83b">
+            <w:hyperlink w:history="1" r:id="rId1tl8_erx1t6_ibrqrve5n">
               <w:r>
                 <w:rPr>
                   <w:rFonts w:ascii="Arial" w:cs="Arial" w:eastAsia="Arial" w:hAnsi="Arial"/>
@@ -6689,7 +6689,7 @@
             <w:pPr>
               <w:spacing w:after="20" w:before="0"/>
             </w:pPr>
-            <w:hyperlink w:history="1" r:id="rIdbyxjxasykaww-pt7lvzsp">
+            <w:hyperlink w:history="1" r:id="rIdvgsgay7ohexrpbz2fe2qt">
               <w:r>
                 <w:rPr>
                   <w:rFonts w:ascii="Arial" w:cs="Arial" w:eastAsia="Arial" w:hAnsi="Arial"/>
@@ -6722,7 +6722,7 @@
               <w:spacing w:after="10" w:before="0"/>
               <w:ind w:left="120"/>
             </w:pPr>
-            <w:hyperlink w:history="1" r:id="rIdpdjguod7heo7izr9dwzz4">
+            <w:hyperlink w:history="1" r:id="rIdl3fvgptck4kgafmimqnsn">
               <w:r>
                 <w:rPr>
                   <w:rFonts w:ascii="Arial" w:cs="Arial" w:eastAsia="Arial" w:hAnsi="Arial"/>
@@ -6917,7 +6917,7 @@
             <w:pPr>
               <w:spacing w:after="20" w:before="0"/>
             </w:pPr>
-            <w:hyperlink w:history="1" r:id="rIdcibrk5pn9ojs79sywhcic">
+            <w:hyperlink w:history="1" r:id="rIdqrw4a64jdkdzfyvhd8wxr">
               <w:r>
                 <w:rPr>
                   <w:rFonts w:ascii="Arial" w:cs="Arial" w:eastAsia="Arial" w:hAnsi="Arial"/>
@@ -6950,7 +6950,7 @@
               <w:spacing w:after="10" w:before="0"/>
               <w:ind w:left="120"/>
             </w:pPr>
-            <w:hyperlink w:history="1" r:id="rIda0emdu2fbanbzacuqizdw">
+            <w:hyperlink w:history="1" r:id="rId4-oft10atnmzguj3aklbq">
               <w:r>
                 <w:rPr>
                   <w:rFonts w:ascii="Arial" w:cs="Arial" w:eastAsia="Arial" w:hAnsi="Arial"/>
@@ -6995,7 +6995,7 @@
             <w:pPr>
               <w:spacing w:after="20" w:before="0"/>
             </w:pPr>
-            <w:hyperlink w:history="1" r:id="rId3f7hl-apu1b-ochoajkxr">
+            <w:hyperlink w:history="1" r:id="rIdq6axbdejx4uls_af0rlga">
               <w:r>
                 <w:rPr>
                   <w:rFonts w:ascii="Arial" w:cs="Arial" w:eastAsia="Arial" w:hAnsi="Arial"/>
@@ -7028,7 +7028,7 @@
               <w:spacing w:after="10" w:before="0"/>
               <w:ind w:left="120"/>
             </w:pPr>
-            <w:hyperlink w:history="1" r:id="rIdh1lm4nlbwwjceb1cqwxf_">
+            <w:hyperlink w:history="1" r:id="rIdz7ey94dhlsqzpuxe9nbua">
               <w:r>
                 <w:rPr>
                   <w:rFonts w:ascii="Arial" w:cs="Arial" w:eastAsia="Arial" w:hAnsi="Arial"/>
@@ -7223,7 +7223,7 @@
             <w:pPr>
               <w:spacing w:after="20" w:before="0"/>
             </w:pPr>
-            <w:hyperlink w:history="1" r:id="rIdqnzkytkevjlnsa-bri8tl">
+            <w:hyperlink w:history="1" r:id="rIdnkqksjkjnz5epiaonn5m2">
               <w:r>
                 <w:rPr>
                   <w:rFonts w:ascii="Arial" w:cs="Arial" w:eastAsia="Arial" w:hAnsi="Arial"/>
@@ -7256,7 +7256,7 @@
               <w:spacing w:after="10" w:before="0"/>
               <w:ind w:left="120"/>
             </w:pPr>
-            <w:hyperlink w:history="1" r:id="rIdfqfa_prjnwpuixd7zk6ih">
+            <w:hyperlink w:history="1" r:id="rId9c1ep-4rllqen91heiri4">
               <w:r>
                 <w:rPr>
                   <w:rFonts w:ascii="Arial" w:cs="Arial" w:eastAsia="Arial" w:hAnsi="Arial"/>
@@ -7301,7 +7301,7 @@
             <w:pPr>
               <w:spacing w:after="20" w:before="0"/>
             </w:pPr>
-            <w:hyperlink w:history="1" r:id="rId3kdv030xc7v_uje9vla8q">
+            <w:hyperlink w:history="1" r:id="rIdqvlpltamyp8f8np-5jvru">
               <w:r>
                 <w:rPr>
                   <w:rFonts w:ascii="Arial" w:cs="Arial" w:eastAsia="Arial" w:hAnsi="Arial"/>
@@ -7334,7 +7334,7 @@
               <w:spacing w:after="10" w:before="0"/>
               <w:ind w:left="120"/>
             </w:pPr>
-            <w:hyperlink w:history="1" r:id="rIdg5gmrszpyyvawefcmaphi">
+            <w:hyperlink w:history="1" r:id="rId17j9ckyu_5y_ruvophbag">
               <w:r>
                 <w:rPr>
                   <w:rFonts w:ascii="Arial" w:cs="Arial" w:eastAsia="Arial" w:hAnsi="Arial"/>
@@ -8821,7 +8821,7 @@
             <w:pPr>
               <w:spacing w:after="20" w:before="0"/>
             </w:pPr>
-            <w:hyperlink w:history="1" r:id="rId-ay_qx-g38acdzqt8nvhy">
+            <w:hyperlink w:history="1" r:id="rIdu-f4636hmmdyrixwromk0">
               <w:r>
                 <w:rPr>
                   <w:rFonts w:ascii="Arial" w:cs="Arial" w:eastAsia="Arial" w:hAnsi="Arial"/>
@@ -8854,7 +8854,7 @@
               <w:spacing w:after="10" w:before="0"/>
               <w:ind w:left="120"/>
             </w:pPr>
-            <w:hyperlink w:history="1" r:id="rIdorhnx5pspsjnm_rbv33-c">
+            <w:hyperlink w:history="1" r:id="rIdlu7kta97ejrakyu6ethdu">
               <w:r>
                 <w:rPr>
                   <w:rFonts w:ascii="Arial" w:cs="Arial" w:eastAsia="Arial" w:hAnsi="Arial"/>
@@ -8899,7 +8899,7 @@
             <w:pPr>
               <w:spacing w:after="20" w:before="0"/>
             </w:pPr>
-            <w:hyperlink w:history="1" r:id="rId5j4p3imtq0sy3pvmconlu">
+            <w:hyperlink w:history="1" r:id="rIdmc9uv0slkpycuapod05y5">
               <w:r>
                 <w:rPr>
                   <w:rFonts w:ascii="Arial" w:cs="Arial" w:eastAsia="Arial" w:hAnsi="Arial"/>
@@ -8932,7 +8932,7 @@
               <w:spacing w:after="10" w:before="0"/>
               <w:ind w:left="120"/>
             </w:pPr>
-            <w:hyperlink w:history="1" r:id="rIdheoawkcmk4gneien7hcbc">
+            <w:hyperlink w:history="1" r:id="rIdrqp3s8u5ekusvpeel1qx5">
               <w:r>
                 <w:rPr>
                   <w:rFonts w:ascii="Arial" w:cs="Arial" w:eastAsia="Arial" w:hAnsi="Arial"/>
@@ -9184,7 +9184,7 @@
             <w:pPr>
               <w:spacing w:after="20" w:before="0"/>
             </w:pPr>
-            <w:hyperlink w:history="1" r:id="rIdi1zm4sxszdqnh6htpcaal">
+            <w:hyperlink w:history="1" r:id="rIdl4k_kcobuwgepikbjrnay">
               <w:r>
                 <w:rPr>
                   <w:rFonts w:ascii="Arial" w:cs="Arial" w:eastAsia="Arial" w:hAnsi="Arial"/>
@@ -9217,7 +9217,7 @@
               <w:spacing w:after="10" w:before="0"/>
               <w:ind w:left="120"/>
             </w:pPr>
-            <w:hyperlink w:history="1" r:id="rId7rt2y9syghiz6une8iyik">
+            <w:hyperlink w:history="1" r:id="rIdm2hc5qgroiccuiw26o_50">
               <w:r>
                 <w:rPr>
                   <w:rFonts w:ascii="Arial" w:cs="Arial" w:eastAsia="Arial" w:hAnsi="Arial"/>
@@ -9262,7 +9262,7 @@
             <w:pPr>
               <w:spacing w:after="20" w:before="0"/>
             </w:pPr>
-            <w:hyperlink w:history="1" r:id="rIdlr3gghoe_xlhvmzalcxuq">
+            <w:hyperlink w:history="1" r:id="rIdvdxvz5fspiaymxqs79xut">
               <w:r>
                 <w:rPr>
                   <w:rFonts w:ascii="Arial" w:cs="Arial" w:eastAsia="Arial" w:hAnsi="Arial"/>
@@ -9295,7 +9295,7 @@
               <w:spacing w:after="10" w:before="0"/>
               <w:ind w:left="120"/>
             </w:pPr>
-            <w:hyperlink w:history="1" r:id="rIdbxmlibzuzcsni5ajnm3un">
+            <w:hyperlink w:history="1" r:id="rIdwaw9drvnuosffngadyidp">
               <w:r>
                 <w:rPr>
                   <w:rFonts w:ascii="Arial" w:cs="Arial" w:eastAsia="Arial" w:hAnsi="Arial"/>
@@ -9794,7 +9794,7 @@
             <w:pPr>
               <w:spacing w:after="20" w:before="0"/>
             </w:pPr>
-            <w:hyperlink w:history="1" r:id="rIdcmc5i5vrgb4ijy9cupd7x">
+            <w:hyperlink w:history="1" r:id="rIdviiz0vcv5ehcgin1xdnzp">
               <w:r>
                 <w:rPr>
                   <w:rFonts w:ascii="Arial" w:cs="Arial" w:eastAsia="Arial" w:hAnsi="Arial"/>
@@ -9827,7 +9827,7 @@
               <w:spacing w:after="10" w:before="0"/>
               <w:ind w:left="120"/>
             </w:pPr>
-            <w:hyperlink w:history="1" r:id="rId6kuukrxyphnwnq4h-kgbi">
+            <w:hyperlink w:history="1" r:id="rIdqohfk4xzwzecmck5m_qbp">
               <w:r>
                 <w:rPr>
                   <w:rFonts w:ascii="Arial" w:cs="Arial" w:eastAsia="Arial" w:hAnsi="Arial"/>
@@ -9872,7 +9872,7 @@
             <w:pPr>
               <w:spacing w:after="20" w:before="0"/>
             </w:pPr>
-            <w:hyperlink w:history="1" r:id="rId87uceifu-jw7ud2yiqgoc">
+            <w:hyperlink w:history="1" r:id="rIdnzun-i-ryd-peialwardp">
               <w:r>
                 <w:rPr>
                   <w:rFonts w:ascii="Arial" w:cs="Arial" w:eastAsia="Arial" w:hAnsi="Arial"/>
@@ -9905,7 +9905,7 @@
               <w:spacing w:after="10" w:before="0"/>
               <w:ind w:left="120"/>
             </w:pPr>
-            <w:hyperlink w:history="1" r:id="rIdlq8pygshae62kjwamshrr">
+            <w:hyperlink w:history="1" r:id="rIdh5x2itirzmqrv2tdn3suj">
               <w:r>
                 <w:rPr>
                   <w:rFonts w:ascii="Arial" w:cs="Arial" w:eastAsia="Arial" w:hAnsi="Arial"/>
@@ -10480,7 +10480,7 @@
             <w:pPr>
               <w:spacing w:after="20" w:before="0"/>
             </w:pPr>
-            <w:hyperlink w:history="1" r:id="rIdnob9kkkpkgmhah92rebh2">
+            <w:hyperlink w:history="1" r:id="rIdqoyh2zrobww7yleagrwyf">
               <w:r>
                 <w:rPr>
                   <w:rFonts w:ascii="Arial" w:cs="Arial" w:eastAsia="Arial" w:hAnsi="Arial"/>
@@ -10513,7 +10513,7 @@
               <w:spacing w:after="10" w:before="0"/>
               <w:ind w:left="120"/>
             </w:pPr>
-            <w:hyperlink w:history="1" r:id="rIdsxdkk-w7ulbj6ee5dabm5">
+            <w:hyperlink w:history="1" r:id="rIdxr9yhmcnjfsua3m7kgmtf">
               <w:r>
                 <w:rPr>
                   <w:rFonts w:ascii="Arial" w:cs="Arial" w:eastAsia="Arial" w:hAnsi="Arial"/>
@@ -10558,7 +10558,7 @@
             <w:pPr>
               <w:spacing w:after="20" w:before="0"/>
             </w:pPr>
-            <w:hyperlink w:history="1" r:id="rIdhtjs4y9gdz5ybdvf2opya">
+            <w:hyperlink w:history="1" r:id="rIdnep9wxpf9jrvjrosd3erx">
               <w:r>
                 <w:rPr>
                   <w:rFonts w:ascii="Arial" w:cs="Arial" w:eastAsia="Arial" w:hAnsi="Arial"/>
@@ -10591,7 +10591,7 @@
               <w:spacing w:after="10" w:before="0"/>
               <w:ind w:left="120"/>
             </w:pPr>
-            <w:hyperlink w:history="1" r:id="rId6bgue48j5889ns22ol1hz">
+            <w:hyperlink w:history="1" r:id="rIdzgyi_zfhynek87hodgi3x">
               <w:r>
                 <w:rPr>
                   <w:rFonts w:ascii="Arial" w:cs="Arial" w:eastAsia="Arial" w:hAnsi="Arial"/>
@@ -10862,7 +10862,7 @@
             <w:pPr>
               <w:spacing w:after="20" w:before="0"/>
             </w:pPr>
-            <w:hyperlink w:history="1" r:id="rIdzz4vlskqrrjz5_ylvsnzx">
+            <w:hyperlink w:history="1" r:id="rIdsyue21qoexp8mtsxjvyhn">
               <w:r>
                 <w:rPr>
                   <w:rFonts w:ascii="Arial" w:cs="Arial" w:eastAsia="Arial" w:hAnsi="Arial"/>
@@ -10895,7 +10895,7 @@
               <w:spacing w:after="10" w:before="0"/>
               <w:ind w:left="120"/>
             </w:pPr>
-            <w:hyperlink w:history="1" r:id="rIdi3bvdo2kcir5zblolao30">
+            <w:hyperlink w:history="1" r:id="rIdzq2tp-r_igm0ttgjy26lu">
               <w:r>
                 <w:rPr>
                   <w:rFonts w:ascii="Arial" w:cs="Arial" w:eastAsia="Arial" w:hAnsi="Arial"/>
@@ -10940,7 +10940,7 @@
             <w:pPr>
               <w:spacing w:after="20" w:before="0"/>
             </w:pPr>
-            <w:hyperlink w:history="1" r:id="rIdznict0h5osu5ew-mwuxqj">
+            <w:hyperlink w:history="1" r:id="rIdxiwngvqkohwimdjkm8frv">
               <w:r>
                 <w:rPr>
                   <w:rFonts w:ascii="Arial" w:cs="Arial" w:eastAsia="Arial" w:hAnsi="Arial"/>
@@ -10973,7 +10973,7 @@
               <w:spacing w:after="10" w:before="0"/>
               <w:ind w:left="120"/>
             </w:pPr>
-            <w:hyperlink w:history="1" r:id="rIdtyqnggwmvck_tkcgf7xrx">
+            <w:hyperlink w:history="1" r:id="rIdu0bpw2g8wn4lxunrnrarh">
               <w:r>
                 <w:rPr>
                   <w:rFonts w:ascii="Arial" w:cs="Arial" w:eastAsia="Arial" w:hAnsi="Arial"/>
@@ -12555,7 +12555,7 @@
             <w:pPr>
               <w:spacing w:after="20" w:before="0"/>
             </w:pPr>
-            <w:hyperlink w:history="1" r:id="rIdbmnwde-h3eiavy0eyl9zt">
+            <w:hyperlink w:history="1" r:id="rIdcrlyvbnohxelwdkba31ap">
               <w:r>
                 <w:rPr>
                   <w:rFonts w:ascii="Arial" w:cs="Arial" w:eastAsia="Arial" w:hAnsi="Arial"/>
@@ -12588,7 +12588,7 @@
               <w:spacing w:after="10" w:before="0"/>
               <w:ind w:left="120"/>
             </w:pPr>
-            <w:hyperlink w:history="1" r:id="rIdtaei8kfxjs9lsbl3f1kgr">
+            <w:hyperlink w:history="1" r:id="rIdl9u-guye3niv8mymkmo6z">
               <w:r>
                 <w:rPr>
                   <w:rFonts w:ascii="Arial" w:cs="Arial" w:eastAsia="Arial" w:hAnsi="Arial"/>
@@ -12633,7 +12633,7 @@
             <w:pPr>
               <w:spacing w:after="20" w:before="0"/>
             </w:pPr>
-            <w:hyperlink w:history="1" r:id="rIdg6xb3et59qjogux7iaqjt">
+            <w:hyperlink w:history="1" r:id="rIdkieziqjrsbqzxd51z65al">
               <w:r>
                 <w:rPr>
                   <w:rFonts w:ascii="Arial" w:cs="Arial" w:eastAsia="Arial" w:hAnsi="Arial"/>
@@ -12666,7 +12666,7 @@
               <w:spacing w:after="10" w:before="0"/>
               <w:ind w:left="120"/>
             </w:pPr>
-            <w:hyperlink w:history="1" r:id="rId-teoko_ppo0usjhoyhi9v">
+            <w:hyperlink w:history="1" r:id="rIdz8vo_c88flcpfe1vvxthr">
               <w:r>
                 <w:rPr>
                   <w:rFonts w:ascii="Arial" w:cs="Arial" w:eastAsia="Arial" w:hAnsi="Arial"/>
@@ -12861,7 +12861,7 @@
             <w:pPr>
               <w:spacing w:after="20" w:before="0"/>
             </w:pPr>
-            <w:hyperlink w:history="1" r:id="rIdpnbu2jetwg2frhgeyifsr">
+            <w:hyperlink w:history="1" r:id="rIdyrg0nees9e9__ovnlyybc">
               <w:r>
                 <w:rPr>
                   <w:rFonts w:ascii="Arial" w:cs="Arial" w:eastAsia="Arial" w:hAnsi="Arial"/>
@@ -12894,7 +12894,7 @@
               <w:spacing w:after="10" w:before="0"/>
               <w:ind w:left="120"/>
             </w:pPr>
-            <w:hyperlink w:history="1" r:id="rIdigzcqtmsrdfgosrz6h-vx">
+            <w:hyperlink w:history="1" r:id="rIdopzdgui8op2ybxnvy1zki">
               <w:r>
                 <w:rPr>
                   <w:rFonts w:ascii="Arial" w:cs="Arial" w:eastAsia="Arial" w:hAnsi="Arial"/>
@@ -12939,7 +12939,7 @@
             <w:pPr>
               <w:spacing w:after="20" w:before="0"/>
             </w:pPr>
-            <w:hyperlink w:history="1" r:id="rIdoqifi2_fhpgcn8jpxwulp">
+            <w:hyperlink w:history="1" r:id="rIdy35swva7spzok-l9qswtu">
               <w:r>
                 <w:rPr>
                   <w:rFonts w:ascii="Arial" w:cs="Arial" w:eastAsia="Arial" w:hAnsi="Arial"/>
@@ -12972,7 +12972,7 @@
               <w:spacing w:after="10" w:before="0"/>
               <w:ind w:left="120"/>
             </w:pPr>
-            <w:hyperlink w:history="1" r:id="rIdoq7bovikkbpzzsiokigtq">
+            <w:hyperlink w:history="1" r:id="rId-bpq31bxipgrynwcfhlsd">
               <w:r>
                 <w:rPr>
                   <w:rFonts w:ascii="Arial" w:cs="Arial" w:eastAsia="Arial" w:hAnsi="Arial"/>
@@ -13167,7 +13167,7 @@
             <w:pPr>
               <w:spacing w:after="20" w:before="0"/>
             </w:pPr>
-            <w:hyperlink w:history="1" r:id="rId0mpq6v2tk79kwifxbuefq">
+            <w:hyperlink w:history="1" r:id="rIdwna1yqrwnf7q4_q6f3ly8">
               <w:r>
                 <w:rPr>
                   <w:rFonts w:ascii="Arial" w:cs="Arial" w:eastAsia="Arial" w:hAnsi="Arial"/>
@@ -13200,7 +13200,7 @@
               <w:spacing w:after="10" w:before="0"/>
               <w:ind w:left="120"/>
             </w:pPr>
-            <w:hyperlink w:history="1" r:id="rIde-seq6pcqba0xne2dsc8w">
+            <w:hyperlink w:history="1" r:id="rIdypdhyqaztlkjtd2-hf6me">
               <w:r>
                 <w:rPr>
                   <w:rFonts w:ascii="Arial" w:cs="Arial" w:eastAsia="Arial" w:hAnsi="Arial"/>
@@ -13245,7 +13245,7 @@
             <w:pPr>
               <w:spacing w:after="20" w:before="0"/>
             </w:pPr>
-            <w:hyperlink w:history="1" r:id="rId4ktrkry7gikaqxt_1rdtn">
+            <w:hyperlink w:history="1" r:id="rIdslkxpbgxkeyxl8vkaomkq">
               <w:r>
                 <w:rPr>
                   <w:rFonts w:ascii="Arial" w:cs="Arial" w:eastAsia="Arial" w:hAnsi="Arial"/>
@@ -13278,7 +13278,7 @@
               <w:spacing w:after="10" w:before="0"/>
               <w:ind w:left="120"/>
             </w:pPr>
-            <w:hyperlink w:history="1" r:id="rIdezakmujxu-0roeai4fnkh">
+            <w:hyperlink w:history="1" r:id="rIdbodus1vkzgkfct2fek3rb">
               <w:r>
                 <w:rPr>
                   <w:rFonts w:ascii="Arial" w:cs="Arial" w:eastAsia="Arial" w:hAnsi="Arial"/>
@@ -13473,7 +13473,7 @@
             <w:pPr>
               <w:spacing w:after="20" w:before="0"/>
             </w:pPr>
-            <w:hyperlink w:history="1" r:id="rIdc-tzmzlhvlaf44e32twdj">
+            <w:hyperlink w:history="1" r:id="rIdort8vy2qa4yqguib321-t">
               <w:r>
                 <w:rPr>
                   <w:rFonts w:ascii="Arial" w:cs="Arial" w:eastAsia="Arial" w:hAnsi="Arial"/>
@@ -13506,7 +13506,7 @@
               <w:spacing w:after="10" w:before="0"/>
               <w:ind w:left="120"/>
             </w:pPr>
-            <w:hyperlink w:history="1" r:id="rId8sc7ar8uaclwgjytyd4ms">
+            <w:hyperlink w:history="1" r:id="rIdnhmdx-kfuae5jgihmgkgg">
               <w:r>
                 <w:rPr>
                   <w:rFonts w:ascii="Arial" w:cs="Arial" w:eastAsia="Arial" w:hAnsi="Arial"/>
@@ -13551,7 +13551,7 @@
             <w:pPr>
               <w:spacing w:after="20" w:before="0"/>
             </w:pPr>
-            <w:hyperlink w:history="1" r:id="rIduvtifaxo4zr9opkhnxbw1">
+            <w:hyperlink w:history="1" r:id="rIdyhs3qwf6qmvn3ixdfkdb6">
               <w:r>
                 <w:rPr>
                   <w:rFonts w:ascii="Arial" w:cs="Arial" w:eastAsia="Arial" w:hAnsi="Arial"/>
@@ -13584,7 +13584,7 @@
               <w:spacing w:after="10" w:before="0"/>
               <w:ind w:left="120"/>
             </w:pPr>
-            <w:hyperlink w:history="1" r:id="rIdfqadewyuvmao9oembd1a8">
+            <w:hyperlink w:history="1" r:id="rIdxr18w1r9vst3ptnhvhhc9">
               <w:r>
                 <w:rPr>
                   <w:rFonts w:ascii="Arial" w:cs="Arial" w:eastAsia="Arial" w:hAnsi="Arial"/>
@@ -13779,7 +13779,7 @@
             <w:pPr>
               <w:spacing w:after="20" w:before="0"/>
             </w:pPr>
-            <w:hyperlink w:history="1" r:id="rIdi8o9zn_xouo9g5ajguutd">
+            <w:hyperlink w:history="1" r:id="rIdsbiwmf4akcbypa_-qjrl_">
               <w:r>
                 <w:rPr>
                   <w:rFonts w:ascii="Arial" w:cs="Arial" w:eastAsia="Arial" w:hAnsi="Arial"/>
@@ -13812,7 +13812,7 @@
               <w:spacing w:after="10" w:before="0"/>
               <w:ind w:left="120"/>
             </w:pPr>
-            <w:hyperlink w:history="1" r:id="rIdc1iwpw4vvbhkwwvhrmgf3">
+            <w:hyperlink w:history="1" r:id="rIdzsxyna21fefeevrflmxhk">
               <w:r>
                 <w:rPr>
                   <w:rFonts w:ascii="Arial" w:cs="Arial" w:eastAsia="Arial" w:hAnsi="Arial"/>
@@ -13857,7 +13857,7 @@
             <w:pPr>
               <w:spacing w:after="20" w:before="0"/>
             </w:pPr>
-            <w:hyperlink w:history="1" r:id="rIdqrxo-ew_ejqg4uktshopd">
+            <w:hyperlink w:history="1" r:id="rIdk_tlw1fz7z_u_c8cqmapz">
               <w:r>
                 <w:rPr>
                   <w:rFonts w:ascii="Arial" w:cs="Arial" w:eastAsia="Arial" w:hAnsi="Arial"/>
@@ -13890,7 +13890,7 @@
               <w:spacing w:after="10" w:before="0"/>
               <w:ind w:left="120"/>
             </w:pPr>
-            <w:hyperlink w:history="1" r:id="rIdy2zfhou4xyjc5q_d6ie0w">
+            <w:hyperlink w:history="1" r:id="rId5y2emdgvsnjftqcc2bjrt">
               <w:r>
                 <w:rPr>
                   <w:rFonts w:ascii="Arial" w:cs="Arial" w:eastAsia="Arial" w:hAnsi="Arial"/>
@@ -15377,7 +15377,7 @@
             <w:pPr>
               <w:spacing w:after="20" w:before="0"/>
             </w:pPr>
-            <w:hyperlink w:history="1" r:id="rIdx5oqf1ymsdt7ve1r2did-">
+            <w:hyperlink w:history="1" r:id="rIdanbd3hbybavolc1kggxnx">
               <w:r>
                 <w:rPr>
                   <w:rFonts w:ascii="Arial" w:cs="Arial" w:eastAsia="Arial" w:hAnsi="Arial"/>
@@ -15410,7 +15410,7 @@
               <w:spacing w:after="10" w:before="0"/>
               <w:ind w:left="120"/>
             </w:pPr>
-            <w:hyperlink w:history="1" r:id="rIdje_jws9ihbydbk3-q0mdo">
+            <w:hyperlink w:history="1" r:id="rIdqtsrbu0_gmlko3cf6y8i8">
               <w:r>
                 <w:rPr>
                   <w:rFonts w:ascii="Arial" w:cs="Arial" w:eastAsia="Arial" w:hAnsi="Arial"/>
@@ -15455,7 +15455,7 @@
             <w:pPr>
               <w:spacing w:after="20" w:before="0"/>
             </w:pPr>
-            <w:hyperlink w:history="1" r:id="rIdmvdx0l4q6ef6oh_xw39fs">
+            <w:hyperlink w:history="1" r:id="rIdi2og2ql7zv3-cdrdzrmsn">
               <w:r>
                 <w:rPr>
                   <w:rFonts w:ascii="Arial" w:cs="Arial" w:eastAsia="Arial" w:hAnsi="Arial"/>
@@ -15488,7 +15488,7 @@
               <w:spacing w:after="10" w:before="0"/>
               <w:ind w:left="120"/>
             </w:pPr>
-            <w:hyperlink w:history="1" r:id="rIdomi9hf44gtkgvxcxi_cjo">
+            <w:hyperlink w:history="1" r:id="rIdx3daf5fmke8finsmtyoow">
               <w:r>
                 <w:rPr>
                   <w:rFonts w:ascii="Arial" w:cs="Arial" w:eastAsia="Arial" w:hAnsi="Arial"/>
@@ -15683,7 +15683,7 @@
             <w:pPr>
               <w:spacing w:after="20" w:before="0"/>
             </w:pPr>
-            <w:hyperlink w:history="1" r:id="rIdvujrcs2wzhsrcy7_p-8-p">
+            <w:hyperlink w:history="1" r:id="rIdocgxw6littjgvkegebgnw">
               <w:r>
                 <w:rPr>
                   <w:rFonts w:ascii="Arial" w:cs="Arial" w:eastAsia="Arial" w:hAnsi="Arial"/>
@@ -15716,7 +15716,7 @@
               <w:spacing w:after="10" w:before="0"/>
               <w:ind w:left="120"/>
             </w:pPr>
-            <w:hyperlink w:history="1" r:id="rIdxmgrttdxjkmbacj7-efre">
+            <w:hyperlink w:history="1" r:id="rIdql5vbifdyzm3omn8bk5ev">
               <w:r>
                 <w:rPr>
                   <w:rFonts w:ascii="Arial" w:cs="Arial" w:eastAsia="Arial" w:hAnsi="Arial"/>
@@ -15761,7 +15761,7 @@
             <w:pPr>
               <w:spacing w:after="20" w:before="0"/>
             </w:pPr>
-            <w:hyperlink w:history="1" r:id="rIdhwjpbop5p6qhl-o5loi62">
+            <w:hyperlink w:history="1" r:id="rId6zwrbatszcogevaa0tknc">
               <w:r>
                 <w:rPr>
                   <w:rFonts w:ascii="Arial" w:cs="Arial" w:eastAsia="Arial" w:hAnsi="Arial"/>
@@ -15794,7 +15794,7 @@
               <w:spacing w:after="10" w:before="0"/>
               <w:ind w:left="120"/>
             </w:pPr>
-            <w:hyperlink w:history="1" r:id="rIdbqiy71ij9clgcuit_hs14">
+            <w:hyperlink w:history="1" r:id="rIddemkpptwxekuqweuycluo">
               <w:r>
                 <w:rPr>
                   <w:rFonts w:ascii="Arial" w:cs="Arial" w:eastAsia="Arial" w:hAnsi="Arial"/>
@@ -15989,7 +15989,7 @@
             <w:pPr>
               <w:spacing w:after="20" w:before="0"/>
             </w:pPr>
-            <w:hyperlink w:history="1" r:id="rId4szgaav7tzlutwcukr5z3">
+            <w:hyperlink w:history="1" r:id="rIdoqsb_p_oyn2qytv5zrnea">
               <w:r>
                 <w:rPr>
                   <w:rFonts w:ascii="Arial" w:cs="Arial" w:eastAsia="Arial" w:hAnsi="Arial"/>
@@ -16022,7 +16022,7 @@
               <w:spacing w:after="10" w:before="0"/>
               <w:ind w:left="120"/>
             </w:pPr>
-            <w:hyperlink w:history="1" r:id="rIdqhbznioysters2imrzdlk">
+            <w:hyperlink w:history="1" r:id="rIdx25kwoilzkcz487xzylkl">
               <w:r>
                 <w:rPr>
                   <w:rFonts w:ascii="Arial" w:cs="Arial" w:eastAsia="Arial" w:hAnsi="Arial"/>
@@ -16067,7 +16067,7 @@
             <w:pPr>
               <w:spacing w:after="20" w:before="0"/>
             </w:pPr>
-            <w:hyperlink w:history="1" r:id="rIdbwyg64bikre9hhbeo5zvs">
+            <w:hyperlink w:history="1" r:id="rId3og_wobyydmsjbof6yl5h">
               <w:r>
                 <w:rPr>
                   <w:rFonts w:ascii="Arial" w:cs="Arial" w:eastAsia="Arial" w:hAnsi="Arial"/>
@@ -16100,7 +16100,7 @@
               <w:spacing w:after="10" w:before="0"/>
               <w:ind w:left="120"/>
             </w:pPr>
-            <w:hyperlink w:history="1" r:id="rIdnahnfmhg5zrfqaeu4tc4o">
+            <w:hyperlink w:history="1" r:id="rIduznxexdctnuxy1nhyeboy">
               <w:r>
                 <w:rPr>
                   <w:rFonts w:ascii="Arial" w:cs="Arial" w:eastAsia="Arial" w:hAnsi="Arial"/>
@@ -16295,7 +16295,7 @@
             <w:pPr>
               <w:spacing w:after="20" w:before="0"/>
             </w:pPr>
-            <w:hyperlink w:history="1" r:id="rIdglccc1evo94kfopg8k0ma">
+            <w:hyperlink w:history="1" r:id="rIdyyibxrhnlv9bak75ix3li">
               <w:r>
                 <w:rPr>
                   <w:rFonts w:ascii="Arial" w:cs="Arial" w:eastAsia="Arial" w:hAnsi="Arial"/>
@@ -16328,7 +16328,7 @@
               <w:spacing w:after="10" w:before="0"/>
               <w:ind w:left="120"/>
             </w:pPr>
-            <w:hyperlink w:history="1" r:id="rIdjt7ywr-gydip7nwnqb6l1">
+            <w:hyperlink w:history="1" r:id="rId6m6juevo2ahcbvzn6p3ek">
               <w:r>
                 <w:rPr>
                   <w:rFonts w:ascii="Arial" w:cs="Arial" w:eastAsia="Arial" w:hAnsi="Arial"/>
@@ -16373,7 +16373,7 @@
             <w:pPr>
               <w:spacing w:after="20" w:before="0"/>
             </w:pPr>
-            <w:hyperlink w:history="1" r:id="rId2urtufvheskz4ebuzi1uc">
+            <w:hyperlink w:history="1" r:id="rId_ry642ngys-uwiuazi60a">
               <w:r>
                 <w:rPr>
                   <w:rFonts w:ascii="Arial" w:cs="Arial" w:eastAsia="Arial" w:hAnsi="Arial"/>
@@ -16406,7 +16406,7 @@
               <w:spacing w:after="10" w:before="0"/>
               <w:ind w:left="120"/>
             </w:pPr>
-            <w:hyperlink w:history="1" r:id="rIdrgedwdm6ywymffgwfv71b">
+            <w:hyperlink w:history="1" r:id="rId0xmhpkzny6dbwcux2iur2">
               <w:r>
                 <w:rPr>
                   <w:rFonts w:ascii="Arial" w:cs="Arial" w:eastAsia="Arial" w:hAnsi="Arial"/>
@@ -16601,7 +16601,7 @@
             <w:pPr>
               <w:spacing w:after="20" w:before="0"/>
             </w:pPr>
-            <w:hyperlink w:history="1" r:id="rId0ajls6_rplyfl9svwecog">
+            <w:hyperlink w:history="1" r:id="rId48gptfrupqqcxshasykxz">
               <w:r>
                 <w:rPr>
                   <w:rFonts w:ascii="Arial" w:cs="Arial" w:eastAsia="Arial" w:hAnsi="Arial"/>
@@ -16634,7 +16634,7 @@
               <w:spacing w:after="10" w:before="0"/>
               <w:ind w:left="120"/>
             </w:pPr>
-            <w:hyperlink w:history="1" r:id="rIdqa5ld1owtxescwvmxo1t7">
+            <w:hyperlink w:history="1" r:id="rIdtsd_qp3igxvqbbhhnk20r">
               <w:r>
                 <w:rPr>
                   <w:rFonts w:ascii="Arial" w:cs="Arial" w:eastAsia="Arial" w:hAnsi="Arial"/>
@@ -16679,7 +16679,7 @@
             <w:pPr>
               <w:spacing w:after="20" w:before="0"/>
             </w:pPr>
-            <w:hyperlink w:history="1" r:id="rIdcbgj4_g6vfgcaumlgoilm">
+            <w:hyperlink w:history="1" r:id="rIdylis7chtlhzfikbmnydja">
               <w:r>
                 <w:rPr>
                   <w:rFonts w:ascii="Arial" w:cs="Arial" w:eastAsia="Arial" w:hAnsi="Arial"/>
@@ -16712,7 +16712,7 @@
               <w:spacing w:after="10" w:before="0"/>
               <w:ind w:left="120"/>
             </w:pPr>
-            <w:hyperlink w:history="1" r:id="rIdvpx-hypu9a8i-9-hff9ta">
+            <w:hyperlink w:history="1" r:id="rIdfhh6tygod3lwwotwigkz6">
               <w:r>
                 <w:rPr>
                   <w:rFonts w:ascii="Arial" w:cs="Arial" w:eastAsia="Arial" w:hAnsi="Arial"/>
@@ -18199,7 +18199,7 @@
             <w:pPr>
               <w:spacing w:after="20" w:before="0"/>
             </w:pPr>
-            <w:hyperlink w:history="1" r:id="rIdxadt3zyssd-gf4ywazibo">
+            <w:hyperlink w:history="1" r:id="rId4jbyykbhcg4kpntordozt">
               <w:r>
                 <w:rPr>
                   <w:rFonts w:ascii="Arial" w:cs="Arial" w:eastAsia="Arial" w:hAnsi="Arial"/>
@@ -18232,7 +18232,7 @@
               <w:spacing w:after="10" w:before="0"/>
               <w:ind w:left="120"/>
             </w:pPr>
-            <w:hyperlink w:history="1" r:id="rIdinktkstt3hvuedrknhxf9">
+            <w:hyperlink w:history="1" r:id="rIdj1jsr4drpml4yy2grfbud">
               <w:r>
                 <w:rPr>
                   <w:rFonts w:ascii="Arial" w:cs="Arial" w:eastAsia="Arial" w:hAnsi="Arial"/>
@@ -18277,7 +18277,7 @@
             <w:pPr>
               <w:spacing w:after="20" w:before="0"/>
             </w:pPr>
-            <w:hyperlink w:history="1" r:id="rId1fgvt_tnadcyx9j8dstfz">
+            <w:hyperlink w:history="1" r:id="rId0omdt3ifendybvicuf6ab">
               <w:r>
                 <w:rPr>
                   <w:rFonts w:ascii="Arial" w:cs="Arial" w:eastAsia="Arial" w:hAnsi="Arial"/>
@@ -18310,7 +18310,7 @@
               <w:spacing w:after="10" w:before="0"/>
               <w:ind w:left="120"/>
             </w:pPr>
-            <w:hyperlink w:history="1" r:id="rIdy7tkrkjishnxmbpuiffn8">
+            <w:hyperlink w:history="1" r:id="rIdb0xilftkh6p9ibuh55aof">
               <w:r>
                 <w:rPr>
                   <w:rFonts w:ascii="Arial" w:cs="Arial" w:eastAsia="Arial" w:hAnsi="Arial"/>
@@ -18505,7 +18505,7 @@
             <w:pPr>
               <w:spacing w:after="20" w:before="0"/>
             </w:pPr>
-            <w:hyperlink w:history="1" r:id="rId5l4s4qsepf7hjyt0ussmu">
+            <w:hyperlink w:history="1" r:id="rIdjx5vgzgkf2bbg09o5dm-r">
               <w:r>
                 <w:rPr>
                   <w:rFonts w:ascii="Arial" w:cs="Arial" w:eastAsia="Arial" w:hAnsi="Arial"/>
@@ -18538,7 +18538,7 @@
               <w:spacing w:after="10" w:before="0"/>
               <w:ind w:left="120"/>
             </w:pPr>
-            <w:hyperlink w:history="1" r:id="rIdvbogupjplmdkimtzncqt5">
+            <w:hyperlink w:history="1" r:id="rIdiu4hhuufzund5equ5iak5">
               <w:r>
                 <w:rPr>
                   <w:rFonts w:ascii="Arial" w:cs="Arial" w:eastAsia="Arial" w:hAnsi="Arial"/>
@@ -18583,7 +18583,7 @@
             <w:pPr>
               <w:spacing w:after="20" w:before="0"/>
             </w:pPr>
-            <w:hyperlink w:history="1" r:id="rIdpgagv_nx9c395najvdymo">
+            <w:hyperlink w:history="1" r:id="rId7a_6pbckehfpwen4llchk">
               <w:r>
                 <w:rPr>
                   <w:rFonts w:ascii="Arial" w:cs="Arial" w:eastAsia="Arial" w:hAnsi="Arial"/>
@@ -18616,7 +18616,7 @@
               <w:spacing w:after="10" w:before="0"/>
               <w:ind w:left="120"/>
             </w:pPr>
-            <w:hyperlink w:history="1" r:id="rIdokqcddhuutebkgw4gxppp">
+            <w:hyperlink w:history="1" r:id="rIdxikmqbjdzxkyzawor_ic1">
               <w:r>
                 <w:rPr>
                   <w:rFonts w:ascii="Arial" w:cs="Arial" w:eastAsia="Arial" w:hAnsi="Arial"/>
@@ -18811,7 +18811,7 @@
             <w:pPr>
               <w:spacing w:after="20" w:before="0"/>
             </w:pPr>
-            <w:hyperlink w:history="1" r:id="rIdkdn4cewipp_wyqnoijub1">
+            <w:hyperlink w:history="1" r:id="rIdlxv20ahp60truagtwy591">
               <w:r>
                 <w:rPr>
                   <w:rFonts w:ascii="Arial" w:cs="Arial" w:eastAsia="Arial" w:hAnsi="Arial"/>
@@ -18844,7 +18844,7 @@
               <w:spacing w:after="10" w:before="0"/>
               <w:ind w:left="120"/>
             </w:pPr>
-            <w:hyperlink w:history="1" r:id="rIdn2c2xkqtiknbkikykyosl">
+            <w:hyperlink w:history="1" r:id="rIdcjxhiudl56m9fk7icc7hq">
               <w:r>
                 <w:rPr>
                   <w:rFonts w:ascii="Arial" w:cs="Arial" w:eastAsia="Arial" w:hAnsi="Arial"/>
@@ -18889,7 +18889,7 @@
             <w:pPr>
               <w:spacing w:after="20" w:before="0"/>
             </w:pPr>
-            <w:hyperlink w:history="1" r:id="rIdqs5raofbojpptpqe0mpl-">
+            <w:hyperlink w:history="1" r:id="rId9fiaqjszaq1dzsnnq9avs">
               <w:r>
                 <w:rPr>
                   <w:rFonts w:ascii="Arial" w:cs="Arial" w:eastAsia="Arial" w:hAnsi="Arial"/>
@@ -18922,7 +18922,7 @@
               <w:spacing w:after="10" w:before="0"/>
               <w:ind w:left="120"/>
             </w:pPr>
-            <w:hyperlink w:history="1" r:id="rIdfn-2kptkrxviof6iqtzow">
+            <w:hyperlink w:history="1" r:id="rIdxys6tfo6qsjnqa76pmhrs">
               <w:r>
                 <w:rPr>
                   <w:rFonts w:ascii="Arial" w:cs="Arial" w:eastAsia="Arial" w:hAnsi="Arial"/>
@@ -19117,7 +19117,7 @@
             <w:pPr>
               <w:spacing w:after="20" w:before="0"/>
             </w:pPr>
-            <w:hyperlink w:history="1" r:id="rIdlbsuyqksn7ug_nvugrkab">
+            <w:hyperlink w:history="1" r:id="rIdtbpovqe8b1ia0zp6cp0x3">
               <w:r>
                 <w:rPr>
                   <w:rFonts w:ascii="Arial" w:cs="Arial" w:eastAsia="Arial" w:hAnsi="Arial"/>
@@ -19150,7 +19150,7 @@
               <w:spacing w:after="10" w:before="0"/>
               <w:ind w:left="120"/>
             </w:pPr>
-            <w:hyperlink w:history="1" r:id="rIdmcswxu47iabny37ocotdl">
+            <w:hyperlink w:history="1" r:id="rIdp9sdb_rlsjkpcqis_yts9">
               <w:r>
                 <w:rPr>
                   <w:rFonts w:ascii="Arial" w:cs="Arial" w:eastAsia="Arial" w:hAnsi="Arial"/>
@@ -19195,7 +19195,7 @@
             <w:pPr>
               <w:spacing w:after="20" w:before="0"/>
             </w:pPr>
-            <w:hyperlink w:history="1" r:id="rIdmquqcsk5ak5l1cszrf19z">
+            <w:hyperlink w:history="1" r:id="rIdp8lvajvthzgu8xnmyq-to">
               <w:r>
                 <w:rPr>
                   <w:rFonts w:ascii="Arial" w:cs="Arial" w:eastAsia="Arial" w:hAnsi="Arial"/>
@@ -19228,7 +19228,7 @@
               <w:spacing w:after="10" w:before="0"/>
               <w:ind w:left="120"/>
             </w:pPr>
-            <w:hyperlink w:history="1" r:id="rIdsx__nynu1idrvgbprgf8h">
+            <w:hyperlink w:history="1" r:id="rIdkdc0pkknxahjf_k3dcp_h">
               <w:r>
                 <w:rPr>
                   <w:rFonts w:ascii="Arial" w:cs="Arial" w:eastAsia="Arial" w:hAnsi="Arial"/>
@@ -19423,7 +19423,7 @@
             <w:pPr>
               <w:spacing w:after="20" w:before="0"/>
             </w:pPr>
-            <w:hyperlink w:history="1" r:id="rIduwycm_ncdsabe5opqkwbi">
+            <w:hyperlink w:history="1" r:id="rId1tnhvlsru_03oorhvrfp7">
               <w:r>
                 <w:rPr>
                   <w:rFonts w:ascii="Arial" w:cs="Arial" w:eastAsia="Arial" w:hAnsi="Arial"/>
@@ -19456,7 +19456,7 @@
               <w:spacing w:after="10" w:before="0"/>
               <w:ind w:left="120"/>
             </w:pPr>
-            <w:hyperlink w:history="1" r:id="rIdg065xsqwmjzbjj9qh340a">
+            <w:hyperlink w:history="1" r:id="rId0vvoembou9xrxyln-ovwr">
               <w:r>
                 <w:rPr>
                   <w:rFonts w:ascii="Arial" w:cs="Arial" w:eastAsia="Arial" w:hAnsi="Arial"/>
@@ -19501,7 +19501,7 @@
             <w:pPr>
               <w:spacing w:after="20" w:before="0"/>
             </w:pPr>
-            <w:hyperlink w:history="1" r:id="rIdotrqiiiokhhtb4us0nihl">
+            <w:hyperlink w:history="1" r:id="rId1misjhpblv6klakgcev4t">
               <w:r>
                 <w:rPr>
                   <w:rFonts w:ascii="Arial" w:cs="Arial" w:eastAsia="Arial" w:hAnsi="Arial"/>
@@ -19534,7 +19534,7 @@
               <w:spacing w:after="10" w:before="0"/>
               <w:ind w:left="120"/>
             </w:pPr>
-            <w:hyperlink w:history="1" r:id="rIdysmt1ytp4syqxaiab03rg">
+            <w:hyperlink w:history="1" r:id="rIdjljrohm71yqecy4v5kpna">
               <w:r>
                 <w:rPr>
                   <w:rFonts w:ascii="Arial" w:cs="Arial" w:eastAsia="Arial" w:hAnsi="Arial"/>
@@ -21021,7 +21021,7 @@
             <w:pPr>
               <w:spacing w:after="20" w:before="0"/>
             </w:pPr>
-            <w:hyperlink w:history="1" r:id="rIdln_gswvma7l0is__qopxc">
+            <w:hyperlink w:history="1" r:id="rIdmmnzftvvpzz8i5syz0s91">
               <w:r>
                 <w:rPr>
                   <w:rFonts w:ascii="Arial" w:cs="Arial" w:eastAsia="Arial" w:hAnsi="Arial"/>
@@ -21054,7 +21054,7 @@
               <w:spacing w:after="10" w:before="0"/>
               <w:ind w:left="120"/>
             </w:pPr>
-            <w:hyperlink w:history="1" r:id="rId3nnrmak04ssbw6w23kric">
+            <w:hyperlink w:history="1" r:id="rIdkqamiw3ndcoeadjrchzck">
               <w:r>
                 <w:rPr>
                   <w:rFonts w:ascii="Arial" w:cs="Arial" w:eastAsia="Arial" w:hAnsi="Arial"/>
@@ -21099,7 +21099,7 @@
             <w:pPr>
               <w:spacing w:after="20" w:before="0"/>
             </w:pPr>
-            <w:hyperlink w:history="1" r:id="rId14nfw0qlzpvhxezqsps4o">
+            <w:hyperlink w:history="1" r:id="rIdgyhtq5sp-t1hvom6j1yil">
               <w:r>
                 <w:rPr>
                   <w:rFonts w:ascii="Arial" w:cs="Arial" w:eastAsia="Arial" w:hAnsi="Arial"/>
@@ -21132,7 +21132,7 @@
               <w:spacing w:after="10" w:before="0"/>
               <w:ind w:left="120"/>
             </w:pPr>
-            <w:hyperlink w:history="1" r:id="rIdpbkktwjdoix6a8i5r3pya">
+            <w:hyperlink w:history="1" r:id="rIdoka6njffbg0ejluzw61po">
               <w:r>
                 <w:rPr>
                   <w:rFonts w:ascii="Arial" w:cs="Arial" w:eastAsia="Arial" w:hAnsi="Arial"/>
@@ -21327,7 +21327,7 @@
             <w:pPr>
               <w:spacing w:after="20" w:before="0"/>
             </w:pPr>
-            <w:hyperlink w:history="1" r:id="rIdtrzarzjuj7zxnxnikyl61">
+            <w:hyperlink w:history="1" r:id="rIdnec4oz7ac16ieslyntftm">
               <w:r>
                 <w:rPr>
                   <w:rFonts w:ascii="Arial" w:cs="Arial" w:eastAsia="Arial" w:hAnsi="Arial"/>
@@ -21360,7 +21360,7 @@
               <w:spacing w:after="10" w:before="0"/>
               <w:ind w:left="120"/>
             </w:pPr>
-            <w:hyperlink w:history="1" r:id="rIdlvfy-x9cpdbvwex0wpxtl">
+            <w:hyperlink w:history="1" r:id="rIdte1omwqj5uurcskt-uuy0">
               <w:r>
                 <w:rPr>
                   <w:rFonts w:ascii="Arial" w:cs="Arial" w:eastAsia="Arial" w:hAnsi="Arial"/>
@@ -21405,7 +21405,7 @@
             <w:pPr>
               <w:spacing w:after="20" w:before="0"/>
             </w:pPr>
-            <w:hyperlink w:history="1" r:id="rIdmrbybefvrc9somf9oyfvg">
+            <w:hyperlink w:history="1" r:id="rIdshsmwvsuhfepki46si9pz">
               <w:r>
                 <w:rPr>
                   <w:rFonts w:ascii="Arial" w:cs="Arial" w:eastAsia="Arial" w:hAnsi="Arial"/>
@@ -21438,7 +21438,7 @@
               <w:spacing w:after="10" w:before="0"/>
               <w:ind w:left="120"/>
             </w:pPr>
-            <w:hyperlink w:history="1" r:id="rIde7x84pkfcr8hp9llfxi8r">
+            <w:hyperlink w:history="1" r:id="rIdo06oi5cnl6j-nadza9cgc">
               <w:r>
                 <w:rPr>
                   <w:rFonts w:ascii="Arial" w:cs="Arial" w:eastAsia="Arial" w:hAnsi="Arial"/>
@@ -21633,7 +21633,7 @@
             <w:pPr>
               <w:spacing w:after="20" w:before="0"/>
             </w:pPr>
-            <w:hyperlink w:history="1" r:id="rIda9l6znj6_ydc9cz88yhig">
+            <w:hyperlink w:history="1" r:id="rIduihe6jakiensudgliwkks">
               <w:r>
                 <w:rPr>
                   <w:rFonts w:ascii="Arial" w:cs="Arial" w:eastAsia="Arial" w:hAnsi="Arial"/>
@@ -21666,7 +21666,7 @@
               <w:spacing w:after="10" w:before="0"/>
               <w:ind w:left="120"/>
             </w:pPr>
-            <w:hyperlink w:history="1" r:id="rIdq-wxpa9zsvbnerqwoq_gt">
+            <w:hyperlink w:history="1" r:id="rIdzgtebtbkeef7k9pbdfrne">
               <w:r>
                 <w:rPr>
                   <w:rFonts w:ascii="Arial" w:cs="Arial" w:eastAsia="Arial" w:hAnsi="Arial"/>
@@ -21711,7 +21711,7 @@
             <w:pPr>
               <w:spacing w:after="20" w:before="0"/>
             </w:pPr>
-            <w:hyperlink w:history="1" r:id="rIddzss28y7hcqpthksz-74q">
+            <w:hyperlink w:history="1" r:id="rId_kfc74ch3rx40hs_sw7qk">
               <w:r>
                 <w:rPr>
                   <w:rFonts w:ascii="Arial" w:cs="Arial" w:eastAsia="Arial" w:hAnsi="Arial"/>
@@ -21744,7 +21744,7 @@
               <w:spacing w:after="10" w:before="0"/>
               <w:ind w:left="120"/>
             </w:pPr>
-            <w:hyperlink w:history="1" r:id="rIdvdrm3taidwaey1-pq8xw3">
+            <w:hyperlink w:history="1" r:id="rIdxbhgmvmvf_dqln2yzociu">
               <w:r>
                 <w:rPr>
                   <w:rFonts w:ascii="Arial" w:cs="Arial" w:eastAsia="Arial" w:hAnsi="Arial"/>
@@ -21939,7 +21939,7 @@
             <w:pPr>
               <w:spacing w:after="20" w:before="0"/>
             </w:pPr>
-            <w:hyperlink w:history="1" r:id="rIdvn6opw8czcnvsixxd9zfi">
+            <w:hyperlink w:history="1" r:id="rIdyfxkjvfq7hdlsf8qvklpr">
               <w:r>
                 <w:rPr>
                   <w:rFonts w:ascii="Arial" w:cs="Arial" w:eastAsia="Arial" w:hAnsi="Arial"/>
@@ -21972,7 +21972,7 @@
               <w:spacing w:after="10" w:before="0"/>
               <w:ind w:left="120"/>
             </w:pPr>
-            <w:hyperlink w:history="1" r:id="rIdpmjoqa20bnxw-weoh9kfc">
+            <w:hyperlink w:history="1" r:id="rIdmfoeifbbxqvdamysvkf4y">
               <w:r>
                 <w:rPr>
                   <w:rFonts w:ascii="Arial" w:cs="Arial" w:eastAsia="Arial" w:hAnsi="Arial"/>
@@ -22017,7 +22017,7 @@
             <w:pPr>
               <w:spacing w:after="20" w:before="0"/>
             </w:pPr>
-            <w:hyperlink w:history="1" r:id="rIdmhxvfgpa08siziqeost4b">
+            <w:hyperlink w:history="1" r:id="rIdkbrubmmrjjnmimhp87pon">
               <w:r>
                 <w:rPr>
                   <w:rFonts w:ascii="Arial" w:cs="Arial" w:eastAsia="Arial" w:hAnsi="Arial"/>
@@ -22050,7 +22050,7 @@
               <w:spacing w:after="10" w:before="0"/>
               <w:ind w:left="120"/>
             </w:pPr>
-            <w:hyperlink w:history="1" r:id="rIdg2i6stsp4qsvjz5lnryu9">
+            <w:hyperlink w:history="1" r:id="rIdokizcogncju9xmhwmjc8m">
               <w:r>
                 <w:rPr>
                   <w:rFonts w:ascii="Arial" w:cs="Arial" w:eastAsia="Arial" w:hAnsi="Arial"/>
@@ -22245,7 +22245,7 @@
             <w:pPr>
               <w:spacing w:after="20" w:before="0"/>
             </w:pPr>
-            <w:hyperlink w:history="1" r:id="rIdk3m0uwu6aohjex2-qrv5n">
+            <w:hyperlink w:history="1" r:id="rIdn3n3lpunjawngjjk_jix8">
               <w:r>
                 <w:rPr>
                   <w:rFonts w:ascii="Arial" w:cs="Arial" w:eastAsia="Arial" w:hAnsi="Arial"/>
@@ -22278,7 +22278,7 @@
               <w:spacing w:after="10" w:before="0"/>
               <w:ind w:left="120"/>
             </w:pPr>
-            <w:hyperlink w:history="1" r:id="rIdvg7cr9j0mxpxenwp46drh">
+            <w:hyperlink w:history="1" r:id="rIdkl0dpqygoodwpiam2fgna">
               <w:r>
                 <w:rPr>
                   <w:rFonts w:ascii="Arial" w:cs="Arial" w:eastAsia="Arial" w:hAnsi="Arial"/>
@@ -22323,7 +22323,7 @@
             <w:pPr>
               <w:spacing w:after="20" w:before="0"/>
             </w:pPr>
-            <w:hyperlink w:history="1" r:id="rIdf5z97nnpvdpl2dljcqfe9">
+            <w:hyperlink w:history="1" r:id="rIdzatdwe34lpqmlffvq5n_v">
               <w:r>
                 <w:rPr>
                   <w:rFonts w:ascii="Arial" w:cs="Arial" w:eastAsia="Arial" w:hAnsi="Arial"/>
@@ -22356,7 +22356,7 @@
               <w:spacing w:after="10" w:before="0"/>
               <w:ind w:left="120"/>
             </w:pPr>
-            <w:hyperlink w:history="1" r:id="rIdng3nxovlfnjhbg5uwxy70">
+            <w:hyperlink w:history="1" r:id="rIdwat_dwp4oq0ld2zg6hz2r">
               <w:r>
                 <w:rPr>
                   <w:rFonts w:ascii="Arial" w:cs="Arial" w:eastAsia="Arial" w:hAnsi="Arial"/>
@@ -23843,7 +23843,7 @@
             <w:pPr>
               <w:spacing w:after="20" w:before="0"/>
             </w:pPr>
-            <w:hyperlink w:history="1" r:id="rIdhidrs_5-v8hdjm8hmnujx">
+            <w:hyperlink w:history="1" r:id="rIdkew1uhabcijpaqf69rnro">
               <w:r>
                 <w:rPr>
                   <w:rFonts w:ascii="Arial" w:cs="Arial" w:eastAsia="Arial" w:hAnsi="Arial"/>
@@ -23876,7 +23876,7 @@
               <w:spacing w:after="10" w:before="0"/>
               <w:ind w:left="120"/>
             </w:pPr>
-            <w:hyperlink w:history="1" r:id="rIdoosn9usgu4q8esbvx_khv">
+            <w:hyperlink w:history="1" r:id="rIdlufeh-mkk3hrjcihgs_er">
               <w:r>
                 <w:rPr>
                   <w:rFonts w:ascii="Arial" w:cs="Arial" w:eastAsia="Arial" w:hAnsi="Arial"/>
@@ -23921,7 +23921,7 @@
             <w:pPr>
               <w:spacing w:after="20" w:before="0"/>
             </w:pPr>
-            <w:hyperlink w:history="1" r:id="rIdnzvyf59kyebnwclzvvi6w">
+            <w:hyperlink w:history="1" r:id="rIdhxxfoufeobt5kji5plu7y">
               <w:r>
                 <w:rPr>
                   <w:rFonts w:ascii="Arial" w:cs="Arial" w:eastAsia="Arial" w:hAnsi="Arial"/>
@@ -23954,7 +23954,7 @@
               <w:spacing w:after="10" w:before="0"/>
               <w:ind w:left="120"/>
             </w:pPr>
-            <w:hyperlink w:history="1" r:id="rIdrhm9mdy0v_c304xwyf4sk">
+            <w:hyperlink w:history="1" r:id="rIdmqpe3zhyyisxd8gyplcfd">
               <w:r>
                 <w:rPr>
                   <w:rFonts w:ascii="Arial" w:cs="Arial" w:eastAsia="Arial" w:hAnsi="Arial"/>
@@ -24149,7 +24149,7 @@
             <w:pPr>
               <w:spacing w:after="20" w:before="0"/>
             </w:pPr>
-            <w:hyperlink w:history="1" r:id="rIdvidnbpqzfoy0ux5yuupwr">
+            <w:hyperlink w:history="1" r:id="rId5g4kdqh3qagdgs3hgagqu">
               <w:r>
                 <w:rPr>
                   <w:rFonts w:ascii="Arial" w:cs="Arial" w:eastAsia="Arial" w:hAnsi="Arial"/>
@@ -24182,7 +24182,7 @@
               <w:spacing w:after="10" w:before="0"/>
               <w:ind w:left="120"/>
             </w:pPr>
-            <w:hyperlink w:history="1" r:id="rIdlcg0vnhobvnroglnzl8yh">
+            <w:hyperlink w:history="1" r:id="rIde055gw053mvlfqgvor3xw">
               <w:r>
                 <w:rPr>
                   <w:rFonts w:ascii="Arial" w:cs="Arial" w:eastAsia="Arial" w:hAnsi="Arial"/>
@@ -24227,7 +24227,7 @@
             <w:pPr>
               <w:spacing w:after="20" w:before="0"/>
             </w:pPr>
-            <w:hyperlink w:history="1" r:id="rIdumlywkmiwqmgovq28hcht">
+            <w:hyperlink w:history="1" r:id="rIdgcz97pq_qdbwputj4l9zx">
               <w:r>
                 <w:rPr>
                   <w:rFonts w:ascii="Arial" w:cs="Arial" w:eastAsia="Arial" w:hAnsi="Arial"/>
@@ -24260,7 +24260,7 @@
               <w:spacing w:after="10" w:before="0"/>
               <w:ind w:left="120"/>
             </w:pPr>
-            <w:hyperlink w:history="1" r:id="rIdbyr8zdb2wnutqqiz3ibjx">
+            <w:hyperlink w:history="1" r:id="rIddyc8kgpmc9-dxxohcnn6p">
               <w:r>
                 <w:rPr>
                   <w:rFonts w:ascii="Arial" w:cs="Arial" w:eastAsia="Arial" w:hAnsi="Arial"/>
@@ -24455,7 +24455,7 @@
             <w:pPr>
               <w:spacing w:after="20" w:before="0"/>
             </w:pPr>
-            <w:hyperlink w:history="1" r:id="rId_sveolxjnawpzuq7dgg8o">
+            <w:hyperlink w:history="1" r:id="rIdvaza74x9pr9jk_jdi57pn">
               <w:r>
                 <w:rPr>
                   <w:rFonts w:ascii="Arial" w:cs="Arial" w:eastAsia="Arial" w:hAnsi="Arial"/>
@@ -24488,7 +24488,7 @@
               <w:spacing w:after="10" w:before="0"/>
               <w:ind w:left="120"/>
             </w:pPr>
-            <w:hyperlink w:history="1" r:id="rIdzjn7w99wtvh2fbvzb-hif">
+            <w:hyperlink w:history="1" r:id="rIdr8ycaqjteo2hhifzcqnfg">
               <w:r>
                 <w:rPr>
                   <w:rFonts w:ascii="Arial" w:cs="Arial" w:eastAsia="Arial" w:hAnsi="Arial"/>
@@ -24533,7 +24533,7 @@
             <w:pPr>
               <w:spacing w:after="20" w:before="0"/>
             </w:pPr>
-            <w:hyperlink w:history="1" r:id="rIdtyqz-fpozxz4wrfjyoavj">
+            <w:hyperlink w:history="1" r:id="rIdethkcxc_nplug21qrppif">
               <w:r>
                 <w:rPr>
                   <w:rFonts w:ascii="Arial" w:cs="Arial" w:eastAsia="Arial" w:hAnsi="Arial"/>
@@ -24566,7 +24566,7 @@
               <w:spacing w:after="10" w:before="0"/>
               <w:ind w:left="120"/>
             </w:pPr>
-            <w:hyperlink w:history="1" r:id="rIdlobzvbrgbx2ba7x8nxsvl">
+            <w:hyperlink w:history="1" r:id="rIdnrkkp2djw5cryh6asb9pk">
               <w:r>
                 <w:rPr>
                   <w:rFonts w:ascii="Arial" w:cs="Arial" w:eastAsia="Arial" w:hAnsi="Arial"/>
@@ -24761,7 +24761,7 @@
             <w:pPr>
               <w:spacing w:after="20" w:before="0"/>
             </w:pPr>
-            <w:hyperlink w:history="1" r:id="rIdszawe1k9w9oz2d63rlm1i">
+            <w:hyperlink w:history="1" r:id="rIdgywr4tjp_ne9tjal2lwjc">
               <w:r>
                 <w:rPr>
                   <w:rFonts w:ascii="Arial" w:cs="Arial" w:eastAsia="Arial" w:hAnsi="Arial"/>
@@ -24794,7 +24794,7 @@
               <w:spacing w:after="10" w:before="0"/>
               <w:ind w:left="120"/>
             </w:pPr>
-            <w:hyperlink w:history="1" r:id="rIdxpdfpjprf0ckeg1bimrdl">
+            <w:hyperlink w:history="1" r:id="rId-he_fs60fbncj7atunmz8">
               <w:r>
                 <w:rPr>
                   <w:rFonts w:ascii="Arial" w:cs="Arial" w:eastAsia="Arial" w:hAnsi="Arial"/>
@@ -24839,7 +24839,7 @@
             <w:pPr>
               <w:spacing w:after="20" w:before="0"/>
             </w:pPr>
-            <w:hyperlink w:history="1" r:id="rId2vxonwzvaaugoz9mj7ziq">
+            <w:hyperlink w:history="1" r:id="rIdnerzwg29c1vuqhg4bg4qn">
               <w:r>
                 <w:rPr>
                   <w:rFonts w:ascii="Arial" w:cs="Arial" w:eastAsia="Arial" w:hAnsi="Arial"/>
@@ -24872,7 +24872,7 @@
               <w:spacing w:after="10" w:before="0"/>
               <w:ind w:left="120"/>
             </w:pPr>
-            <w:hyperlink w:history="1" r:id="rIdn8txt0wh1ba6nq4tqja3a">
+            <w:hyperlink w:history="1" r:id="rIdttf_6bl4wnbni8bymdtd5">
               <w:r>
                 <w:rPr>
                   <w:rFonts w:ascii="Arial" w:cs="Arial" w:eastAsia="Arial" w:hAnsi="Arial"/>
@@ -25067,7 +25067,7 @@
             <w:pPr>
               <w:spacing w:after="20" w:before="0"/>
             </w:pPr>
-            <w:hyperlink w:history="1" r:id="rIdjr_-aei39mqeoyjvtrlrt">
+            <w:hyperlink w:history="1" r:id="rIdjaqptv9ox9ypf_gj_dyty">
               <w:r>
                 <w:rPr>
                   <w:rFonts w:ascii="Arial" w:cs="Arial" w:eastAsia="Arial" w:hAnsi="Arial"/>
@@ -25100,7 +25100,7 @@
               <w:spacing w:after="10" w:before="0"/>
               <w:ind w:left="120"/>
             </w:pPr>
-            <w:hyperlink w:history="1" r:id="rIdnyzp_wxtdbqlyayavu4vp">
+            <w:hyperlink w:history="1" r:id="rIdndulnnuxgtzuyej7oirkg">
               <w:r>
                 <w:rPr>
                   <w:rFonts w:ascii="Arial" w:cs="Arial" w:eastAsia="Arial" w:hAnsi="Arial"/>
@@ -25145,7 +25145,7 @@
             <w:pPr>
               <w:spacing w:after="20" w:before="0"/>
             </w:pPr>
-            <w:hyperlink w:history="1" r:id="rIdfoqlyopxhcwbbnsujdxtc">
+            <w:hyperlink w:history="1" r:id="rId1hwwxyr3vfen8k8gwcf2l">
               <w:r>
                 <w:rPr>
                   <w:rFonts w:ascii="Arial" w:cs="Arial" w:eastAsia="Arial" w:hAnsi="Arial"/>
@@ -25178,7 +25178,7 @@
               <w:spacing w:after="10" w:before="0"/>
               <w:ind w:left="120"/>
             </w:pPr>
-            <w:hyperlink w:history="1" r:id="rIdafd7nhrtkgjts_0ft36z1">
+            <w:hyperlink w:history="1" r:id="rIdujujo50xtxgczw2whocxu">
               <w:r>
                 <w:rPr>
                   <w:rFonts w:ascii="Arial" w:cs="Arial" w:eastAsia="Arial" w:hAnsi="Arial"/>
@@ -26665,7 +26665,7 @@
             <w:pPr>
               <w:spacing w:after="20" w:before="0"/>
             </w:pPr>
-            <w:hyperlink w:history="1" r:id="rIduf_ji0ixryjvziu_bsjkr">
+            <w:hyperlink w:history="1" r:id="rIdoyjyckc-w0cn_8zvuh7og">
               <w:r>
                 <w:rPr>
                   <w:rFonts w:ascii="Arial" w:cs="Arial" w:eastAsia="Arial" w:hAnsi="Arial"/>
@@ -26698,7 +26698,7 @@
               <w:spacing w:after="10" w:before="0"/>
               <w:ind w:left="120"/>
             </w:pPr>
-            <w:hyperlink w:history="1" r:id="rIdxqtil21cbwuyljmjje_gj">
+            <w:hyperlink w:history="1" r:id="rIdiylw34ivijqn0x9johlq6">
               <w:r>
                 <w:rPr>
                   <w:rFonts w:ascii="Arial" w:cs="Arial" w:eastAsia="Arial" w:hAnsi="Arial"/>
@@ -26743,7 +26743,7 @@
             <w:pPr>
               <w:spacing w:after="20" w:before="0"/>
             </w:pPr>
-            <w:hyperlink w:history="1" r:id="rIdoqcev7pyqdxjfofqj2l74">
+            <w:hyperlink w:history="1" r:id="rIdwjlawv0dip7amsndepgdn">
               <w:r>
                 <w:rPr>
                   <w:rFonts w:ascii="Arial" w:cs="Arial" w:eastAsia="Arial" w:hAnsi="Arial"/>
@@ -26776,7 +26776,7 @@
               <w:spacing w:after="10" w:before="0"/>
               <w:ind w:left="120"/>
             </w:pPr>
-            <w:hyperlink w:history="1" r:id="rIdrvccmb6gj9ouvcovekrdx">
+            <w:hyperlink w:history="1" r:id="rId25_xbu0jsgbjkjukpf_kt">
               <w:r>
                 <w:rPr>
                   <w:rFonts w:ascii="Arial" w:cs="Arial" w:eastAsia="Arial" w:hAnsi="Arial"/>
@@ -26971,7 +26971,7 @@
             <w:pPr>
               <w:spacing w:after="20" w:before="0"/>
             </w:pPr>
-            <w:hyperlink w:history="1" r:id="rId7iv524fem6daw2zdnmxbr">
+            <w:hyperlink w:history="1" r:id="rIdzo990rgfnwzup0ztegb89">
               <w:r>
                 <w:rPr>
                   <w:rFonts w:ascii="Arial" w:cs="Arial" w:eastAsia="Arial" w:hAnsi="Arial"/>
@@ -27004,7 +27004,7 @@
               <w:spacing w:after="10" w:before="0"/>
               <w:ind w:left="120"/>
             </w:pPr>
-            <w:hyperlink w:history="1" r:id="rIdbexqbhwxjgnxtx9hd9zz4">
+            <w:hyperlink w:history="1" r:id="rIdw5nhpqtcqooeva3zbas0h">
               <w:r>
                 <w:rPr>
                   <w:rFonts w:ascii="Arial" w:cs="Arial" w:eastAsia="Arial" w:hAnsi="Arial"/>
@@ -27049,7 +27049,7 @@
             <w:pPr>
               <w:spacing w:after="20" w:before="0"/>
             </w:pPr>
-            <w:hyperlink w:history="1" r:id="rIdm6w51uu9bj-vgg54ckz7r">
+            <w:hyperlink w:history="1" r:id="rIdayxblzcetdfvmsi2euouc">
               <w:r>
                 <w:rPr>
                   <w:rFonts w:ascii="Arial" w:cs="Arial" w:eastAsia="Arial" w:hAnsi="Arial"/>
@@ -27082,7 +27082,7 @@
               <w:spacing w:after="10" w:before="0"/>
               <w:ind w:left="120"/>
             </w:pPr>
-            <w:hyperlink w:history="1" r:id="rIdn0niosdcjn0m6wjqdvzyr">
+            <w:hyperlink w:history="1" r:id="rIdg1iswgaacaub7tomxz1q_">
               <w:r>
                 <w:rPr>
                   <w:rFonts w:ascii="Arial" w:cs="Arial" w:eastAsia="Arial" w:hAnsi="Arial"/>
@@ -27277,7 +27277,7 @@
             <w:pPr>
               <w:spacing w:after="20" w:before="0"/>
             </w:pPr>
-            <w:hyperlink w:history="1" r:id="rIdygtbibqdujzp9x2ax1xw-">
+            <w:hyperlink w:history="1" r:id="rId8ib2yq_slihd7u6mjgkna">
               <w:r>
                 <w:rPr>
                   <w:rFonts w:ascii="Arial" w:cs="Arial" w:eastAsia="Arial" w:hAnsi="Arial"/>
@@ -27310,7 +27310,7 @@
               <w:spacing w:after="10" w:before="0"/>
               <w:ind w:left="120"/>
             </w:pPr>
-            <w:hyperlink w:history="1" r:id="rIdmfy1ejmbzpbtxrz91r2-5">
+            <w:hyperlink w:history="1" r:id="rId3zwbdinfzbhzjdcaxll8e">
               <w:r>
                 <w:rPr>
                   <w:rFonts w:ascii="Arial" w:cs="Arial" w:eastAsia="Arial" w:hAnsi="Arial"/>
@@ -27355,7 +27355,7 @@
             <w:pPr>
               <w:spacing w:after="20" w:before="0"/>
             </w:pPr>
-            <w:hyperlink w:history="1" r:id="rIdkgujvvx61mqtwoeiinjyz">
+            <w:hyperlink w:history="1" r:id="rId92lu_mlu0sqc04orsaj0w">
               <w:r>
                 <w:rPr>
                   <w:rFonts w:ascii="Arial" w:cs="Arial" w:eastAsia="Arial" w:hAnsi="Arial"/>
@@ -27388,7 +27388,7 @@
               <w:spacing w:after="10" w:before="0"/>
               <w:ind w:left="120"/>
             </w:pPr>
-            <w:hyperlink w:history="1" r:id="rIdd9qmpi3usg0u7julalmbq">
+            <w:hyperlink w:history="1" r:id="rIdtrreqq2xkq3jtjdv5uk2l">
               <w:r>
                 <w:rPr>
                   <w:rFonts w:ascii="Arial" w:cs="Arial" w:eastAsia="Arial" w:hAnsi="Arial"/>
@@ -27583,7 +27583,7 @@
             <w:pPr>
               <w:spacing w:after="20" w:before="0"/>
             </w:pPr>
-            <w:hyperlink w:history="1" r:id="rId4wie4h3fhudltnydrbjpe">
+            <w:hyperlink w:history="1" r:id="rIdsb72akch7vwhj8df6gxot">
               <w:r>
                 <w:rPr>
                   <w:rFonts w:ascii="Arial" w:cs="Arial" w:eastAsia="Arial" w:hAnsi="Arial"/>
@@ -27616,7 +27616,7 @@
               <w:spacing w:after="10" w:before="0"/>
               <w:ind w:left="120"/>
             </w:pPr>
-            <w:hyperlink w:history="1" r:id="rId-agh0nfbftqv2o6ian12t">
+            <w:hyperlink w:history="1" r:id="rIdpgjy55dog6bonydo8vwv-">
               <w:r>
                 <w:rPr>
                   <w:rFonts w:ascii="Arial" w:cs="Arial" w:eastAsia="Arial" w:hAnsi="Arial"/>
@@ -27661,7 +27661,7 @@
             <w:pPr>
               <w:spacing w:after="20" w:before="0"/>
             </w:pPr>
-            <w:hyperlink w:history="1" r:id="rIdrxti95sbnp6hk47y4doth">
+            <w:hyperlink w:history="1" r:id="rId3urkzlpfmgb35likxut9j">
               <w:r>
                 <w:rPr>
                   <w:rFonts w:ascii="Arial" w:cs="Arial" w:eastAsia="Arial" w:hAnsi="Arial"/>
@@ -27694,7 +27694,7 @@
               <w:spacing w:after="10" w:before="0"/>
               <w:ind w:left="120"/>
             </w:pPr>
-            <w:hyperlink w:history="1" r:id="rIduwe8vbob9r5ghfjb03_sn">
+            <w:hyperlink w:history="1" r:id="rIdmkvclstfz1v8c9eqoh1sa">
               <w:r>
                 <w:rPr>
                   <w:rFonts w:ascii="Arial" w:cs="Arial" w:eastAsia="Arial" w:hAnsi="Arial"/>
@@ -27889,7 +27889,7 @@
             <w:pPr>
               <w:spacing w:after="20" w:before="0"/>
             </w:pPr>
-            <w:hyperlink w:history="1" r:id="rIdl0tep_k3eu3m8awinguyc">
+            <w:hyperlink w:history="1" r:id="rIdve5e8itomb5z_3xkjskkn">
               <w:r>
                 <w:rPr>
                   <w:rFonts w:ascii="Arial" w:cs="Arial" w:eastAsia="Arial" w:hAnsi="Arial"/>
@@ -27922,7 +27922,7 @@
               <w:spacing w:after="10" w:before="0"/>
               <w:ind w:left="120"/>
             </w:pPr>
-            <w:hyperlink w:history="1" r:id="rIddmu5v-r2emaprzr9zug8r">
+            <w:hyperlink w:history="1" r:id="rId_lhp2xvrgbfdp21zujtbj">
               <w:r>
                 <w:rPr>
                   <w:rFonts w:ascii="Arial" w:cs="Arial" w:eastAsia="Arial" w:hAnsi="Arial"/>
@@ -27967,7 +27967,7 @@
             <w:pPr>
               <w:spacing w:after="20" w:before="0"/>
             </w:pPr>
-            <w:hyperlink w:history="1" r:id="rIdk7r_pkeyshrfnxjtcyoks">
+            <w:hyperlink w:history="1" r:id="rIdnbmk919yfa6x76apxphda">
               <w:r>
                 <w:rPr>
                   <w:rFonts w:ascii="Arial" w:cs="Arial" w:eastAsia="Arial" w:hAnsi="Arial"/>
@@ -28000,7 +28000,7 @@
               <w:spacing w:after="10" w:before="0"/>
               <w:ind w:left="120"/>
             </w:pPr>
-            <w:hyperlink w:history="1" r:id="rIddramcyzq1swsddmcv3ycw">
+            <w:hyperlink w:history="1" r:id="rIduz5pebdfkkdd5v6necpof">
               <w:r>
                 <w:rPr>
                   <w:rFonts w:ascii="Arial" w:cs="Arial" w:eastAsia="Arial" w:hAnsi="Arial"/>
@@ -29487,7 +29487,7 @@
             <w:pPr>
               <w:spacing w:after="20" w:before="0"/>
             </w:pPr>
-            <w:hyperlink w:history="1" r:id="rIdwgijlz9lficjffz0-5cux">
+            <w:hyperlink w:history="1" r:id="rIdqklggmtfyyae_m72hvebw">
               <w:r>
                 <w:rPr>
                   <w:rFonts w:ascii="Arial" w:cs="Arial" w:eastAsia="Arial" w:hAnsi="Arial"/>
@@ -29520,7 +29520,7 @@
               <w:spacing w:after="10" w:before="0"/>
               <w:ind w:left="120"/>
             </w:pPr>
-            <w:hyperlink w:history="1" r:id="rIdvivxybomwqgwn7nkz7msq">
+            <w:hyperlink w:history="1" r:id="rIdixyh2ihuekroggd4slxn2">
               <w:r>
                 <w:rPr>
                   <w:rFonts w:ascii="Arial" w:cs="Arial" w:eastAsia="Arial" w:hAnsi="Arial"/>
@@ -29565,7 +29565,7 @@
             <w:pPr>
               <w:spacing w:after="20" w:before="0"/>
             </w:pPr>
-            <w:hyperlink w:history="1" r:id="rId4hvjko9utryh9hzbxsrzf">
+            <w:hyperlink w:history="1" r:id="rIdv6xty6do1qzqutiningt_">
               <w:r>
                 <w:rPr>
                   <w:rFonts w:ascii="Arial" w:cs="Arial" w:eastAsia="Arial" w:hAnsi="Arial"/>
@@ -29598,7 +29598,7 @@
               <w:spacing w:after="10" w:before="0"/>
               <w:ind w:left="120"/>
             </w:pPr>
-            <w:hyperlink w:history="1" r:id="rIdsdtzyyse1jknw9x7zu1nb">
+            <w:hyperlink w:history="1" r:id="rId0uhwmm_atdytmm1i8hmfl">
               <w:r>
                 <w:rPr>
                   <w:rFonts w:ascii="Arial" w:cs="Arial" w:eastAsia="Arial" w:hAnsi="Arial"/>
@@ -29793,7 +29793,7 @@
             <w:pPr>
               <w:spacing w:after="20" w:before="0"/>
             </w:pPr>
-            <w:hyperlink w:history="1" r:id="rIdmwkemr0a9b-kt4y8p0ogm">
+            <w:hyperlink w:history="1" r:id="rId-htb91vkpyvvula-puukg">
               <w:r>
                 <w:rPr>
                   <w:rFonts w:ascii="Arial" w:cs="Arial" w:eastAsia="Arial" w:hAnsi="Arial"/>
@@ -29826,7 +29826,7 @@
               <w:spacing w:after="10" w:before="0"/>
               <w:ind w:left="120"/>
             </w:pPr>
-            <w:hyperlink w:history="1" r:id="rIdg6u3mqwrc9ayxfeoprpqt">
+            <w:hyperlink w:history="1" r:id="rIdbnu5xghvabyixr1t7ufrm">
               <w:r>
                 <w:rPr>
                   <w:rFonts w:ascii="Arial" w:cs="Arial" w:eastAsia="Arial" w:hAnsi="Arial"/>
@@ -29871,7 +29871,7 @@
             <w:pPr>
               <w:spacing w:after="20" w:before="0"/>
             </w:pPr>
-            <w:hyperlink w:history="1" r:id="rIdfcdlqycuv4mp2sudpsfry">
+            <w:hyperlink w:history="1" r:id="rIditgsrdbl70kh3okg3irry">
               <w:r>
                 <w:rPr>
                   <w:rFonts w:ascii="Arial" w:cs="Arial" w:eastAsia="Arial" w:hAnsi="Arial"/>
@@ -29904,7 +29904,7 @@
               <w:spacing w:after="10" w:before="0"/>
               <w:ind w:left="120"/>
             </w:pPr>
-            <w:hyperlink w:history="1" r:id="rIdkz9ys6cv_1zwtkcv_nylz">
+            <w:hyperlink w:history="1" r:id="rIdyjkxwgqvtwhimy1fd3wz7">
               <w:r>
                 <w:rPr>
                   <w:rFonts w:ascii="Arial" w:cs="Arial" w:eastAsia="Arial" w:hAnsi="Arial"/>
@@ -30099,7 +30099,7 @@
             <w:pPr>
               <w:spacing w:after="20" w:before="0"/>
             </w:pPr>
-            <w:hyperlink w:history="1" r:id="rIdkduvibzcupgby4mkowp97">
+            <w:hyperlink w:history="1" r:id="rIdzc3cocaq_9do6yscmo_z2">
               <w:r>
                 <w:rPr>
                   <w:rFonts w:ascii="Arial" w:cs="Arial" w:eastAsia="Arial" w:hAnsi="Arial"/>
@@ -30132,7 +30132,7 @@
               <w:spacing w:after="10" w:before="0"/>
               <w:ind w:left="120"/>
             </w:pPr>
-            <w:hyperlink w:history="1" r:id="rIdvz13imvl4i_t_owviiycj">
+            <w:hyperlink w:history="1" r:id="rIdl_bxv4ih2mv0xigrikq81">
               <w:r>
                 <w:rPr>
                   <w:rFonts w:ascii="Arial" w:cs="Arial" w:eastAsia="Arial" w:hAnsi="Arial"/>
@@ -30177,7 +30177,7 @@
             <w:pPr>
               <w:spacing w:after="20" w:before="0"/>
             </w:pPr>
-            <w:hyperlink w:history="1" r:id="rIdn_r8tfqpq_qgsgbebuyye">
+            <w:hyperlink w:history="1" r:id="rIda4rgtiehugzzue8muy72c">
               <w:r>
                 <w:rPr>
                   <w:rFonts w:ascii="Arial" w:cs="Arial" w:eastAsia="Arial" w:hAnsi="Arial"/>
@@ -30210,7 +30210,7 @@
               <w:spacing w:after="10" w:before="0"/>
               <w:ind w:left="120"/>
             </w:pPr>
-            <w:hyperlink w:history="1" r:id="rIdgyvq1magilwrotyhjjfl5">
+            <w:hyperlink w:history="1" r:id="rIdl_8qlau0r1mhfxd8gdo7y">
               <w:r>
                 <w:rPr>
                   <w:rFonts w:ascii="Arial" w:cs="Arial" w:eastAsia="Arial" w:hAnsi="Arial"/>
@@ -30405,7 +30405,7 @@
             <w:pPr>
               <w:spacing w:after="20" w:before="0"/>
             </w:pPr>
-            <w:hyperlink w:history="1" r:id="rIdbwrsc9utuabzvmlvc76vc">
+            <w:hyperlink w:history="1" r:id="rIdcukqtt5canwfhzxztxgqu">
               <w:r>
                 <w:rPr>
                   <w:rFonts w:ascii="Arial" w:cs="Arial" w:eastAsia="Arial" w:hAnsi="Arial"/>
@@ -30438,7 +30438,7 @@
               <w:spacing w:after="10" w:before="0"/>
               <w:ind w:left="120"/>
             </w:pPr>
-            <w:hyperlink w:history="1" r:id="rIdfo0wnjetkjfcemoe_djgg">
+            <w:hyperlink w:history="1" r:id="rId73vj_pt40yoo9tzjhug-y">
               <w:r>
                 <w:rPr>
                   <w:rFonts w:ascii="Arial" w:cs="Arial" w:eastAsia="Arial" w:hAnsi="Arial"/>
@@ -30483,7 +30483,7 @@
             <w:pPr>
               <w:spacing w:after="20" w:before="0"/>
             </w:pPr>
-            <w:hyperlink w:history="1" r:id="rId9ju8ozfno3cefx0ti-j6m">
+            <w:hyperlink w:history="1" r:id="rId-7mdwxnf-9zdtuvfxp-6w">
               <w:r>
                 <w:rPr>
                   <w:rFonts w:ascii="Arial" w:cs="Arial" w:eastAsia="Arial" w:hAnsi="Arial"/>
@@ -30516,7 +30516,7 @@
               <w:spacing w:after="10" w:before="0"/>
               <w:ind w:left="120"/>
             </w:pPr>
-            <w:hyperlink w:history="1" r:id="rIddxmnoy9gr4aircpolvgzy">
+            <w:hyperlink w:history="1" r:id="rId6iyjnakqbdv9cym4ndw2r">
               <w:r>
                 <w:rPr>
                   <w:rFonts w:ascii="Arial" w:cs="Arial" w:eastAsia="Arial" w:hAnsi="Arial"/>
@@ -30711,7 +30711,7 @@
             <w:pPr>
               <w:spacing w:after="20" w:before="0"/>
             </w:pPr>
-            <w:hyperlink w:history="1" r:id="rIdpsgdeqme8bcesj_z6y3m9">
+            <w:hyperlink w:history="1" r:id="rId9xqxxktcjofe5ye1yfk--">
               <w:r>
                 <w:rPr>
                   <w:rFonts w:ascii="Arial" w:cs="Arial" w:eastAsia="Arial" w:hAnsi="Arial"/>
@@ -30744,7 +30744,7 @@
               <w:spacing w:after="10" w:before="0"/>
               <w:ind w:left="120"/>
             </w:pPr>
-            <w:hyperlink w:history="1" r:id="rIdv-albdseq3ufdqcolfolv">
+            <w:hyperlink w:history="1" r:id="rIdeitoc7swn2g9j_bdf8-fc">
               <w:r>
                 <w:rPr>
                   <w:rFonts w:ascii="Arial" w:cs="Arial" w:eastAsia="Arial" w:hAnsi="Arial"/>
@@ -30789,7 +30789,7 @@
             <w:pPr>
               <w:spacing w:after="20" w:before="0"/>
             </w:pPr>
-            <w:hyperlink w:history="1" r:id="rIde38k1fzk18dtvfi7zuqih">
+            <w:hyperlink w:history="1" r:id="rIdq3jutqqymwsoaquxubcbu">
               <w:r>
                 <w:rPr>
                   <w:rFonts w:ascii="Arial" w:cs="Arial" w:eastAsia="Arial" w:hAnsi="Arial"/>
@@ -30822,7 +30822,7 @@
               <w:spacing w:after="10" w:before="0"/>
               <w:ind w:left="120"/>
             </w:pPr>
-            <w:hyperlink w:history="1" r:id="rIdfwu49exb4jwoufgmv_if-">
+            <w:hyperlink w:history="1" r:id="rId1nlegnu__p5kyhwoewdrg">
               <w:r>
                 <w:rPr>
                   <w:rFonts w:ascii="Arial" w:cs="Arial" w:eastAsia="Arial" w:hAnsi="Arial"/>

--- a/data/outputs/v2/Chemistry/SS1.3_The_Periodic_Table/Chemistry_The_Periodic_Table_CBE_LessonSequence.docx
+++ b/data/outputs/v2/Chemistry/SS1.3_The_Periodic_Table/Chemistry_The_Periodic_Table_CBE_LessonSequence.docx
@@ -3082,7 +3082,7 @@
             <w:pPr>
               <w:spacing w:after="20" w:before="0"/>
             </w:pPr>
-            <w:hyperlink w:history="1" r:id="rIdpbuglacrh45ib4bvdm8a2">
+            <w:hyperlink w:history="1" r:id="rIdat3p_uyqich1r4fkcypwj">
               <w:r>
                 <w:rPr>
                   <w:rFonts w:ascii="Arial" w:cs="Arial" w:eastAsia="Arial" w:hAnsi="Arial"/>
@@ -3115,7 +3115,7 @@
               <w:spacing w:after="10" w:before="0"/>
               <w:ind w:left="120"/>
             </w:pPr>
-            <w:hyperlink w:history="1" r:id="rIdrjnod1fhk3ozofd1jxpdw">
+            <w:hyperlink w:history="1" r:id="rIdjnaimtlfzhdgwybvbsvem">
               <w:r>
                 <w:rPr>
                   <w:rFonts w:ascii="Arial" w:cs="Arial" w:eastAsia="Arial" w:hAnsi="Arial"/>
@@ -3160,7 +3160,7 @@
             <w:pPr>
               <w:spacing w:after="20" w:before="0"/>
             </w:pPr>
-            <w:hyperlink w:history="1" r:id="rIdtb0vwus_-vhkhzm0krmwt">
+            <w:hyperlink w:history="1" r:id="rIdhmbfgkbx2klzc-tsoln1d">
               <w:r>
                 <w:rPr>
                   <w:rFonts w:ascii="Arial" w:cs="Arial" w:eastAsia="Arial" w:hAnsi="Arial"/>
@@ -3193,7 +3193,7 @@
               <w:spacing w:after="10" w:before="0"/>
               <w:ind w:left="120"/>
             </w:pPr>
-            <w:hyperlink w:history="1" r:id="rIdxxh-evr-b4unf_f_jy2cd">
+            <w:hyperlink w:history="1" r:id="rId8ojbsknsfyqt1tb6mwfpw">
               <w:r>
                 <w:rPr>
                   <w:rFonts w:ascii="Arial" w:cs="Arial" w:eastAsia="Arial" w:hAnsi="Arial"/>
@@ -3388,7 +3388,7 @@
             <w:pPr>
               <w:spacing w:after="20" w:before="0"/>
             </w:pPr>
-            <w:hyperlink w:history="1" r:id="rIdrm1sbmotbqojopzrh8lui">
+            <w:hyperlink w:history="1" r:id="rId1uvf8c6txjuxqeavqxx_n">
               <w:r>
                 <w:rPr>
                   <w:rFonts w:ascii="Arial" w:cs="Arial" w:eastAsia="Arial" w:hAnsi="Arial"/>
@@ -3421,7 +3421,7 @@
               <w:spacing w:after="10" w:before="0"/>
               <w:ind w:left="120"/>
             </w:pPr>
-            <w:hyperlink w:history="1" r:id="rIdelb0wntz_k2kboi8ar5pw">
+            <w:hyperlink w:history="1" r:id="rIduzxg18ck-bwah_cfxmhvq">
               <w:r>
                 <w:rPr>
                   <w:rFonts w:ascii="Arial" w:cs="Arial" w:eastAsia="Arial" w:hAnsi="Arial"/>
@@ -3466,7 +3466,7 @@
             <w:pPr>
               <w:spacing w:after="20" w:before="0"/>
             </w:pPr>
-            <w:hyperlink w:history="1" r:id="rIdhagtffxdhyrxhzt80f-qd">
+            <w:hyperlink w:history="1" r:id="rIdzeb7i5nxejgciasunhlbe">
               <w:r>
                 <w:rPr>
                   <w:rFonts w:ascii="Arial" w:cs="Arial" w:eastAsia="Arial" w:hAnsi="Arial"/>
@@ -3499,7 +3499,7 @@
               <w:spacing w:after="10" w:before="0"/>
               <w:ind w:left="120"/>
             </w:pPr>
-            <w:hyperlink w:history="1" r:id="rIdfb5dkvrfvbke61y_dsre5">
+            <w:hyperlink w:history="1" r:id="rIdw623vzvnftdvr1wvmk71n">
               <w:r>
                 <w:rPr>
                   <w:rFonts w:ascii="Arial" w:cs="Arial" w:eastAsia="Arial" w:hAnsi="Arial"/>
@@ -3694,7 +3694,7 @@
             <w:pPr>
               <w:spacing w:after="20" w:before="0"/>
             </w:pPr>
-            <w:hyperlink w:history="1" r:id="rIdpikf0efhu07xp-xn81zdg">
+            <w:hyperlink w:history="1" r:id="rIdf8nm4rvdeijwuerw0zglr">
               <w:r>
                 <w:rPr>
                   <w:rFonts w:ascii="Arial" w:cs="Arial" w:eastAsia="Arial" w:hAnsi="Arial"/>
@@ -3727,7 +3727,7 @@
               <w:spacing w:after="10" w:before="0"/>
               <w:ind w:left="120"/>
             </w:pPr>
-            <w:hyperlink w:history="1" r:id="rIdqqbthgpedzglwqe1atxr-">
+            <w:hyperlink w:history="1" r:id="rId3uqtgjkq5mrzmkrfksybv">
               <w:r>
                 <w:rPr>
                   <w:rFonts w:ascii="Arial" w:cs="Arial" w:eastAsia="Arial" w:hAnsi="Arial"/>
@@ -3772,7 +3772,7 @@
             <w:pPr>
               <w:spacing w:after="20" w:before="0"/>
             </w:pPr>
-            <w:hyperlink w:history="1" r:id="rIdrlnvslj90eyn5smelkcp4">
+            <w:hyperlink w:history="1" r:id="rIdr3abifmacnpsh960tecwx">
               <w:r>
                 <w:rPr>
                   <w:rFonts w:ascii="Arial" w:cs="Arial" w:eastAsia="Arial" w:hAnsi="Arial"/>
@@ -3805,7 +3805,7 @@
               <w:spacing w:after="10" w:before="0"/>
               <w:ind w:left="120"/>
             </w:pPr>
-            <w:hyperlink w:history="1" r:id="rIdxukc6gmcrbogirf8g874q">
+            <w:hyperlink w:history="1" r:id="rIdjvff14xz44pdypbitmow0">
               <w:r>
                 <w:rPr>
                   <w:rFonts w:ascii="Arial" w:cs="Arial" w:eastAsia="Arial" w:hAnsi="Arial"/>
@@ -4000,7 +4000,7 @@
             <w:pPr>
               <w:spacing w:after="20" w:before="0"/>
             </w:pPr>
-            <w:hyperlink w:history="1" r:id="rIdwtsnyb1wkpt4fnlspw1yv">
+            <w:hyperlink w:history="1" r:id="rIdesfhlq52byout_bfugtds">
               <w:r>
                 <w:rPr>
                   <w:rFonts w:ascii="Arial" w:cs="Arial" w:eastAsia="Arial" w:hAnsi="Arial"/>
@@ -4033,7 +4033,7 @@
               <w:spacing w:after="10" w:before="0"/>
               <w:ind w:left="120"/>
             </w:pPr>
-            <w:hyperlink w:history="1" r:id="rIdq2gj9pqofc8fol2walzso">
+            <w:hyperlink w:history="1" r:id="rIdxxcvbydctwa50i4dqfvbx">
               <w:r>
                 <w:rPr>
                   <w:rFonts w:ascii="Arial" w:cs="Arial" w:eastAsia="Arial" w:hAnsi="Arial"/>
@@ -4078,7 +4078,7 @@
             <w:pPr>
               <w:spacing w:after="20" w:before="0"/>
             </w:pPr>
-            <w:hyperlink w:history="1" r:id="rIdp2xyn89a62a_gqnhkcxry">
+            <w:hyperlink w:history="1" r:id="rIdkji9hr7r7vntrspcbjevd">
               <w:r>
                 <w:rPr>
                   <w:rFonts w:ascii="Arial" w:cs="Arial" w:eastAsia="Arial" w:hAnsi="Arial"/>
@@ -4111,7 +4111,7 @@
               <w:spacing w:after="10" w:before="0"/>
               <w:ind w:left="120"/>
             </w:pPr>
-            <w:hyperlink w:history="1" r:id="rIdqheutodti0ytu0kgjotn4">
+            <w:hyperlink w:history="1" r:id="rIdvhedwag-nhn0y8bf14r2y">
               <w:r>
                 <w:rPr>
                   <w:rFonts w:ascii="Arial" w:cs="Arial" w:eastAsia="Arial" w:hAnsi="Arial"/>
@@ -4306,7 +4306,7 @@
             <w:pPr>
               <w:spacing w:after="20" w:before="0"/>
             </w:pPr>
-            <w:hyperlink w:history="1" r:id="rIdli1zylddwjw5rxqlemtzj">
+            <w:hyperlink w:history="1" r:id="rIdl7zwckv8p8blhirlkrkcu">
               <w:r>
                 <w:rPr>
                   <w:rFonts w:ascii="Arial" w:cs="Arial" w:eastAsia="Arial" w:hAnsi="Arial"/>
@@ -4339,7 +4339,7 @@
               <w:spacing w:after="10" w:before="0"/>
               <w:ind w:left="120"/>
             </w:pPr>
-            <w:hyperlink w:history="1" r:id="rIdmwzwavfdc7rgccpirj4e_">
+            <w:hyperlink w:history="1" r:id="rIdw9qr9kjdhz8czeegnwsjw">
               <w:r>
                 <w:rPr>
                   <w:rFonts w:ascii="Arial" w:cs="Arial" w:eastAsia="Arial" w:hAnsi="Arial"/>
@@ -4384,7 +4384,7 @@
             <w:pPr>
               <w:spacing w:after="20" w:before="0"/>
             </w:pPr>
-            <w:hyperlink w:history="1" r:id="rId6yryztj68y5t2kbfxuqmc">
+            <w:hyperlink w:history="1" r:id="rIdapbg9pludyqo6qq9y-rri">
               <w:r>
                 <w:rPr>
                   <w:rFonts w:ascii="Arial" w:cs="Arial" w:eastAsia="Arial" w:hAnsi="Arial"/>
@@ -4417,7 +4417,7 @@
               <w:spacing w:after="10" w:before="0"/>
               <w:ind w:left="120"/>
             </w:pPr>
-            <w:hyperlink w:history="1" r:id="rId9bokedafyg0xg2cukeudk">
+            <w:hyperlink w:history="1" r:id="rIdfgfhkpk6lxut327kazoh5">
               <w:r>
                 <w:rPr>
                   <w:rFonts w:ascii="Arial" w:cs="Arial" w:eastAsia="Arial" w:hAnsi="Arial"/>
@@ -5999,7 +5999,7 @@
             <w:pPr>
               <w:spacing w:after="20" w:before="0"/>
             </w:pPr>
-            <w:hyperlink w:history="1" r:id="rIdtxhx8rmplpsi10sqplbxj">
+            <w:hyperlink w:history="1" r:id="rId3deqbrodlg2j9lx7wkgnl">
               <w:r>
                 <w:rPr>
                   <w:rFonts w:ascii="Arial" w:cs="Arial" w:eastAsia="Arial" w:hAnsi="Arial"/>
@@ -6032,7 +6032,7 @@
               <w:spacing w:after="10" w:before="0"/>
               <w:ind w:left="120"/>
             </w:pPr>
-            <w:hyperlink w:history="1" r:id="rIdqvyiabyivzqltkgvqpgf3">
+            <w:hyperlink w:history="1" r:id="rIdmvsg6eh_bc_zu6n_2jftl">
               <w:r>
                 <w:rPr>
                   <w:rFonts w:ascii="Arial" w:cs="Arial" w:eastAsia="Arial" w:hAnsi="Arial"/>
@@ -6077,7 +6077,7 @@
             <w:pPr>
               <w:spacing w:after="20" w:before="0"/>
             </w:pPr>
-            <w:hyperlink w:history="1" r:id="rIdpdzt-ucuafzq0ooh2mqxw">
+            <w:hyperlink w:history="1" r:id="rIdm5rzycljfb5izdwfuncn_">
               <w:r>
                 <w:rPr>
                   <w:rFonts w:ascii="Arial" w:cs="Arial" w:eastAsia="Arial" w:hAnsi="Arial"/>
@@ -6110,7 +6110,7 @@
               <w:spacing w:after="10" w:before="0"/>
               <w:ind w:left="120"/>
             </w:pPr>
-            <w:hyperlink w:history="1" r:id="rIdxfq8kywctpkrdtzn8uwrh">
+            <w:hyperlink w:history="1" r:id="rIdcyshyzgyhyblhqpdsk-v3">
               <w:r>
                 <w:rPr>
                   <w:rFonts w:ascii="Arial" w:cs="Arial" w:eastAsia="Arial" w:hAnsi="Arial"/>
@@ -6305,7 +6305,7 @@
             <w:pPr>
               <w:spacing w:after="20" w:before="0"/>
             </w:pPr>
-            <w:hyperlink w:history="1" r:id="rIdsr8mqrcgz_agdzyqzjuac">
+            <w:hyperlink w:history="1" r:id="rId-mkwriceltrompdo4wtk7">
               <w:r>
                 <w:rPr>
                   <w:rFonts w:ascii="Arial" w:cs="Arial" w:eastAsia="Arial" w:hAnsi="Arial"/>
@@ -6338,7 +6338,7 @@
               <w:spacing w:after="10" w:before="0"/>
               <w:ind w:left="120"/>
             </w:pPr>
-            <w:hyperlink w:history="1" r:id="rIdp4nl1u_sychwkqni40kwm">
+            <w:hyperlink w:history="1" r:id="rIdiqt8drtw_fy0qgqcw-e9d">
               <w:r>
                 <w:rPr>
                   <w:rFonts w:ascii="Arial" w:cs="Arial" w:eastAsia="Arial" w:hAnsi="Arial"/>
@@ -6383,7 +6383,7 @@
             <w:pPr>
               <w:spacing w:after="20" w:before="0"/>
             </w:pPr>
-            <w:hyperlink w:history="1" r:id="rId9obbohmu9ncwd_mggg5xq">
+            <w:hyperlink w:history="1" r:id="rIdpzpfvghabzaaniidzfp7j">
               <w:r>
                 <w:rPr>
                   <w:rFonts w:ascii="Arial" w:cs="Arial" w:eastAsia="Arial" w:hAnsi="Arial"/>
@@ -6416,7 +6416,7 @@
               <w:spacing w:after="10" w:before="0"/>
               <w:ind w:left="120"/>
             </w:pPr>
-            <w:hyperlink w:history="1" r:id="rIdgclupeupqfqzqre8mesdd">
+            <w:hyperlink w:history="1" r:id="rId-qhxfxeuoutmuypdvpkdb">
               <w:r>
                 <w:rPr>
                   <w:rFonts w:ascii="Arial" w:cs="Arial" w:eastAsia="Arial" w:hAnsi="Arial"/>
@@ -6611,7 +6611,7 @@
             <w:pPr>
               <w:spacing w:after="20" w:before="0"/>
             </w:pPr>
-            <w:hyperlink w:history="1" r:id="rIdwyppl9mlgywzv_nazlgvb">
+            <w:hyperlink w:history="1" r:id="rIdkuqig9dzeqsn7xq2fozlg">
               <w:r>
                 <w:rPr>
                   <w:rFonts w:ascii="Arial" w:cs="Arial" w:eastAsia="Arial" w:hAnsi="Arial"/>
@@ -6644,7 +6644,7 @@
               <w:spacing w:after="10" w:before="0"/>
               <w:ind w:left="120"/>
             </w:pPr>
-            <w:hyperlink w:history="1" r:id="rId1tl8_erx1t6_ibrqrve5n">
+            <w:hyperlink w:history="1" r:id="rIdi_qtpuqongfbguicufjii">
               <w:r>
                 <w:rPr>
                   <w:rFonts w:ascii="Arial" w:cs="Arial" w:eastAsia="Arial" w:hAnsi="Arial"/>
@@ -6689,7 +6689,7 @@
             <w:pPr>
               <w:spacing w:after="20" w:before="0"/>
             </w:pPr>
-            <w:hyperlink w:history="1" r:id="rIdvgsgay7ohexrpbz2fe2qt">
+            <w:hyperlink w:history="1" r:id="rIdnz41qktafsama4hlufjms">
               <w:r>
                 <w:rPr>
                   <w:rFonts w:ascii="Arial" w:cs="Arial" w:eastAsia="Arial" w:hAnsi="Arial"/>
@@ -6722,7 +6722,7 @@
               <w:spacing w:after="10" w:before="0"/>
               <w:ind w:left="120"/>
             </w:pPr>
-            <w:hyperlink w:history="1" r:id="rIdl3fvgptck4kgafmimqnsn">
+            <w:hyperlink w:history="1" r:id="rId1rsctckiwjt_xas2qexkh">
               <w:r>
                 <w:rPr>
                   <w:rFonts w:ascii="Arial" w:cs="Arial" w:eastAsia="Arial" w:hAnsi="Arial"/>
@@ -6917,7 +6917,7 @@
             <w:pPr>
               <w:spacing w:after="20" w:before="0"/>
             </w:pPr>
-            <w:hyperlink w:history="1" r:id="rIdqrw4a64jdkdzfyvhd8wxr">
+            <w:hyperlink w:history="1" r:id="rIdoqu3nzxa2re7s92eg315k">
               <w:r>
                 <w:rPr>
                   <w:rFonts w:ascii="Arial" w:cs="Arial" w:eastAsia="Arial" w:hAnsi="Arial"/>
@@ -6950,7 +6950,7 @@
               <w:spacing w:after="10" w:before="0"/>
               <w:ind w:left="120"/>
             </w:pPr>
-            <w:hyperlink w:history="1" r:id="rId4-oft10atnmzguj3aklbq">
+            <w:hyperlink w:history="1" r:id="rIdytfzgmatiwqvxzxoy1yfr">
               <w:r>
                 <w:rPr>
                   <w:rFonts w:ascii="Arial" w:cs="Arial" w:eastAsia="Arial" w:hAnsi="Arial"/>
@@ -6995,7 +6995,7 @@
             <w:pPr>
               <w:spacing w:after="20" w:before="0"/>
             </w:pPr>
-            <w:hyperlink w:history="1" r:id="rIdq6axbdejx4uls_af0rlga">
+            <w:hyperlink w:history="1" r:id="rIdgj6l316qil5kln0ksp2ds">
               <w:r>
                 <w:rPr>
                   <w:rFonts w:ascii="Arial" w:cs="Arial" w:eastAsia="Arial" w:hAnsi="Arial"/>
@@ -7028,7 +7028,7 @@
               <w:spacing w:after="10" w:before="0"/>
               <w:ind w:left="120"/>
             </w:pPr>
-            <w:hyperlink w:history="1" r:id="rIdz7ey94dhlsqzpuxe9nbua">
+            <w:hyperlink w:history="1" r:id="rIdqrjl9e0y3xnwtxxrizqwm">
               <w:r>
                 <w:rPr>
                   <w:rFonts w:ascii="Arial" w:cs="Arial" w:eastAsia="Arial" w:hAnsi="Arial"/>
@@ -7223,7 +7223,7 @@
             <w:pPr>
               <w:spacing w:after="20" w:before="0"/>
             </w:pPr>
-            <w:hyperlink w:history="1" r:id="rIdnkqksjkjnz5epiaonn5m2">
+            <w:hyperlink w:history="1" r:id="rIdkj_zcmo2fffmnymzwasvx">
               <w:r>
                 <w:rPr>
                   <w:rFonts w:ascii="Arial" w:cs="Arial" w:eastAsia="Arial" w:hAnsi="Arial"/>
@@ -7256,7 +7256,7 @@
               <w:spacing w:after="10" w:before="0"/>
               <w:ind w:left="120"/>
             </w:pPr>
-            <w:hyperlink w:history="1" r:id="rId9c1ep-4rllqen91heiri4">
+            <w:hyperlink w:history="1" r:id="rIdmgehlgbqyq50aonjygw9z">
               <w:r>
                 <w:rPr>
                   <w:rFonts w:ascii="Arial" w:cs="Arial" w:eastAsia="Arial" w:hAnsi="Arial"/>
@@ -7301,7 +7301,7 @@
             <w:pPr>
               <w:spacing w:after="20" w:before="0"/>
             </w:pPr>
-            <w:hyperlink w:history="1" r:id="rIdqvlpltamyp8f8np-5jvru">
+            <w:hyperlink w:history="1" r:id="rIdzli_yzpka0lybzysqi3x1">
               <w:r>
                 <w:rPr>
                   <w:rFonts w:ascii="Arial" w:cs="Arial" w:eastAsia="Arial" w:hAnsi="Arial"/>
@@ -7334,7 +7334,7 @@
               <w:spacing w:after="10" w:before="0"/>
               <w:ind w:left="120"/>
             </w:pPr>
-            <w:hyperlink w:history="1" r:id="rId17j9ckyu_5y_ruvophbag">
+            <w:hyperlink w:history="1" r:id="rId0do4vgr42sxrr6gd-3vsc">
               <w:r>
                 <w:rPr>
                   <w:rFonts w:ascii="Arial" w:cs="Arial" w:eastAsia="Arial" w:hAnsi="Arial"/>
@@ -8821,7 +8821,7 @@
             <w:pPr>
               <w:spacing w:after="20" w:before="0"/>
             </w:pPr>
-            <w:hyperlink w:history="1" r:id="rIdu-f4636hmmdyrixwromk0">
+            <w:hyperlink w:history="1" r:id="rIdqqjslv7xbpfiw64j_qor4">
               <w:r>
                 <w:rPr>
                   <w:rFonts w:ascii="Arial" w:cs="Arial" w:eastAsia="Arial" w:hAnsi="Arial"/>
@@ -8854,7 +8854,7 @@
               <w:spacing w:after="10" w:before="0"/>
               <w:ind w:left="120"/>
             </w:pPr>
-            <w:hyperlink w:history="1" r:id="rIdlu7kta97ejrakyu6ethdu">
+            <w:hyperlink w:history="1" r:id="rId3gcfxaslval3zr3dhltrd">
               <w:r>
                 <w:rPr>
                   <w:rFonts w:ascii="Arial" w:cs="Arial" w:eastAsia="Arial" w:hAnsi="Arial"/>
@@ -8899,7 +8899,7 @@
             <w:pPr>
               <w:spacing w:after="20" w:before="0"/>
             </w:pPr>
-            <w:hyperlink w:history="1" r:id="rIdmc9uv0slkpycuapod05y5">
+            <w:hyperlink w:history="1" r:id="rIdmp-bpxvof6opbckhbtcme">
               <w:r>
                 <w:rPr>
                   <w:rFonts w:ascii="Arial" w:cs="Arial" w:eastAsia="Arial" w:hAnsi="Arial"/>
@@ -8932,7 +8932,7 @@
               <w:spacing w:after="10" w:before="0"/>
               <w:ind w:left="120"/>
             </w:pPr>
-            <w:hyperlink w:history="1" r:id="rIdrqp3s8u5ekusvpeel1qx5">
+            <w:hyperlink w:history="1" r:id="rIdbwjh5hqilzq2pjsif4vyv">
               <w:r>
                 <w:rPr>
                   <w:rFonts w:ascii="Arial" w:cs="Arial" w:eastAsia="Arial" w:hAnsi="Arial"/>
@@ -9184,7 +9184,7 @@
             <w:pPr>
               <w:spacing w:after="20" w:before="0"/>
             </w:pPr>
-            <w:hyperlink w:history="1" r:id="rIdl4k_kcobuwgepikbjrnay">
+            <w:hyperlink w:history="1" r:id="rIdhyhvvqfzjnar_ejhtyywu">
               <w:r>
                 <w:rPr>
                   <w:rFonts w:ascii="Arial" w:cs="Arial" w:eastAsia="Arial" w:hAnsi="Arial"/>
@@ -9217,7 +9217,7 @@
               <w:spacing w:after="10" w:before="0"/>
               <w:ind w:left="120"/>
             </w:pPr>
-            <w:hyperlink w:history="1" r:id="rIdm2hc5qgroiccuiw26o_50">
+            <w:hyperlink w:history="1" r:id="rId90upwxgm5ommukyy6m47c">
               <w:r>
                 <w:rPr>
                   <w:rFonts w:ascii="Arial" w:cs="Arial" w:eastAsia="Arial" w:hAnsi="Arial"/>
@@ -9262,7 +9262,7 @@
             <w:pPr>
               <w:spacing w:after="20" w:before="0"/>
             </w:pPr>
-            <w:hyperlink w:history="1" r:id="rIdvdxvz5fspiaymxqs79xut">
+            <w:hyperlink w:history="1" r:id="rIdghieie1_xywkbwuehcb_o">
               <w:r>
                 <w:rPr>
                   <w:rFonts w:ascii="Arial" w:cs="Arial" w:eastAsia="Arial" w:hAnsi="Arial"/>
@@ -9295,7 +9295,7 @@
               <w:spacing w:after="10" w:before="0"/>
               <w:ind w:left="120"/>
             </w:pPr>
-            <w:hyperlink w:history="1" r:id="rIdwaw9drvnuosffngadyidp">
+            <w:hyperlink w:history="1" r:id="rIdy-tlxwedgxpleeqojyrke">
               <w:r>
                 <w:rPr>
                   <w:rFonts w:ascii="Arial" w:cs="Arial" w:eastAsia="Arial" w:hAnsi="Arial"/>
@@ -9794,7 +9794,7 @@
             <w:pPr>
               <w:spacing w:after="20" w:before="0"/>
             </w:pPr>
-            <w:hyperlink w:history="1" r:id="rIdviiz0vcv5ehcgin1xdnzp">
+            <w:hyperlink w:history="1" r:id="rIdolylxxsnaipspr_jm3lo6">
               <w:r>
                 <w:rPr>
                   <w:rFonts w:ascii="Arial" w:cs="Arial" w:eastAsia="Arial" w:hAnsi="Arial"/>
@@ -9827,7 +9827,7 @@
               <w:spacing w:after="10" w:before="0"/>
               <w:ind w:left="120"/>
             </w:pPr>
-            <w:hyperlink w:history="1" r:id="rIdqohfk4xzwzecmck5m_qbp">
+            <w:hyperlink w:history="1" r:id="rIdnsxrpqh4rb_yrlxopendt">
               <w:r>
                 <w:rPr>
                   <w:rFonts w:ascii="Arial" w:cs="Arial" w:eastAsia="Arial" w:hAnsi="Arial"/>
@@ -9872,7 +9872,7 @@
             <w:pPr>
               <w:spacing w:after="20" w:before="0"/>
             </w:pPr>
-            <w:hyperlink w:history="1" r:id="rIdnzun-i-ryd-peialwardp">
+            <w:hyperlink w:history="1" r:id="rIdio6cqzfcym7xtrc58w-ur">
               <w:r>
                 <w:rPr>
                   <w:rFonts w:ascii="Arial" w:cs="Arial" w:eastAsia="Arial" w:hAnsi="Arial"/>
@@ -9905,7 +9905,7 @@
               <w:spacing w:after="10" w:before="0"/>
               <w:ind w:left="120"/>
             </w:pPr>
-            <w:hyperlink w:history="1" r:id="rIdh5x2itirzmqrv2tdn3suj">
+            <w:hyperlink w:history="1" r:id="rIdx4dkkkzdqtowdudnc4ccj">
               <w:r>
                 <w:rPr>
                   <w:rFonts w:ascii="Arial" w:cs="Arial" w:eastAsia="Arial" w:hAnsi="Arial"/>
@@ -10480,7 +10480,7 @@
             <w:pPr>
               <w:spacing w:after="20" w:before="0"/>
             </w:pPr>
-            <w:hyperlink w:history="1" r:id="rIdqoyh2zrobww7yleagrwyf">
+            <w:hyperlink w:history="1" r:id="rIdqc7fdsru2p1-pisnbnkxb">
               <w:r>
                 <w:rPr>
                   <w:rFonts w:ascii="Arial" w:cs="Arial" w:eastAsia="Arial" w:hAnsi="Arial"/>
@@ -10513,7 +10513,7 @@
               <w:spacing w:after="10" w:before="0"/>
               <w:ind w:left="120"/>
             </w:pPr>
-            <w:hyperlink w:history="1" r:id="rIdxr9yhmcnjfsua3m7kgmtf">
+            <w:hyperlink w:history="1" r:id="rIdenv71_0e9gewsnsoqhhi3">
               <w:r>
                 <w:rPr>
                   <w:rFonts w:ascii="Arial" w:cs="Arial" w:eastAsia="Arial" w:hAnsi="Arial"/>
@@ -10558,7 +10558,7 @@
             <w:pPr>
               <w:spacing w:after="20" w:before="0"/>
             </w:pPr>
-            <w:hyperlink w:history="1" r:id="rIdnep9wxpf9jrvjrosd3erx">
+            <w:hyperlink w:history="1" r:id="rIdwxtltjwts3wxnmaoxyhzx">
               <w:r>
                 <w:rPr>
                   <w:rFonts w:ascii="Arial" w:cs="Arial" w:eastAsia="Arial" w:hAnsi="Arial"/>
@@ -10591,7 +10591,7 @@
               <w:spacing w:after="10" w:before="0"/>
               <w:ind w:left="120"/>
             </w:pPr>
-            <w:hyperlink w:history="1" r:id="rIdzgyi_zfhynek87hodgi3x">
+            <w:hyperlink w:history="1" r:id="rIdy48ieim5rilibaxiqyjno">
               <w:r>
                 <w:rPr>
                   <w:rFonts w:ascii="Arial" w:cs="Arial" w:eastAsia="Arial" w:hAnsi="Arial"/>
@@ -10862,7 +10862,7 @@
             <w:pPr>
               <w:spacing w:after="20" w:before="0"/>
             </w:pPr>
-            <w:hyperlink w:history="1" r:id="rIdsyue21qoexp8mtsxjvyhn">
+            <w:hyperlink w:history="1" r:id="rId4uiagewbsrqrz6hpf47ei">
               <w:r>
                 <w:rPr>
                   <w:rFonts w:ascii="Arial" w:cs="Arial" w:eastAsia="Arial" w:hAnsi="Arial"/>
@@ -10895,7 +10895,7 @@
               <w:spacing w:after="10" w:before="0"/>
               <w:ind w:left="120"/>
             </w:pPr>
-            <w:hyperlink w:history="1" r:id="rIdzq2tp-r_igm0ttgjy26lu">
+            <w:hyperlink w:history="1" r:id="rIduop9-t2frf2gidwwwd9pj">
               <w:r>
                 <w:rPr>
                   <w:rFonts w:ascii="Arial" w:cs="Arial" w:eastAsia="Arial" w:hAnsi="Arial"/>
@@ -10940,7 +10940,7 @@
             <w:pPr>
               <w:spacing w:after="20" w:before="0"/>
             </w:pPr>
-            <w:hyperlink w:history="1" r:id="rIdxiwngvqkohwimdjkm8frv">
+            <w:hyperlink w:history="1" r:id="rIdanstzyogi5wminauqodil">
               <w:r>
                 <w:rPr>
                   <w:rFonts w:ascii="Arial" w:cs="Arial" w:eastAsia="Arial" w:hAnsi="Arial"/>
@@ -10973,7 +10973,7 @@
               <w:spacing w:after="10" w:before="0"/>
               <w:ind w:left="120"/>
             </w:pPr>
-            <w:hyperlink w:history="1" r:id="rIdu0bpw2g8wn4lxunrnrarh">
+            <w:hyperlink w:history="1" r:id="rIda_c_h8sdp42ojzvzxhvyw">
               <w:r>
                 <w:rPr>
                   <w:rFonts w:ascii="Arial" w:cs="Arial" w:eastAsia="Arial" w:hAnsi="Arial"/>
@@ -12555,7 +12555,7 @@
             <w:pPr>
               <w:spacing w:after="20" w:before="0"/>
             </w:pPr>
-            <w:hyperlink w:history="1" r:id="rIdcrlyvbnohxelwdkba31ap">
+            <w:hyperlink w:history="1" r:id="rIdboc69bmikdnvtsv-k9lhj">
               <w:r>
                 <w:rPr>
                   <w:rFonts w:ascii="Arial" w:cs="Arial" w:eastAsia="Arial" w:hAnsi="Arial"/>
@@ -12588,7 +12588,7 @@
               <w:spacing w:after="10" w:before="0"/>
               <w:ind w:left="120"/>
             </w:pPr>
-            <w:hyperlink w:history="1" r:id="rIdl9u-guye3niv8mymkmo6z">
+            <w:hyperlink w:history="1" r:id="rIdie76ht_szltux-mp0knsf">
               <w:r>
                 <w:rPr>
                   <w:rFonts w:ascii="Arial" w:cs="Arial" w:eastAsia="Arial" w:hAnsi="Arial"/>
@@ -12633,7 +12633,7 @@
             <w:pPr>
               <w:spacing w:after="20" w:before="0"/>
             </w:pPr>
-            <w:hyperlink w:history="1" r:id="rIdkieziqjrsbqzxd51z65al">
+            <w:hyperlink w:history="1" r:id="rIdq0xdtzob5ucv6xo5rayqr">
               <w:r>
                 <w:rPr>
                   <w:rFonts w:ascii="Arial" w:cs="Arial" w:eastAsia="Arial" w:hAnsi="Arial"/>
@@ -12666,7 +12666,7 @@
               <w:spacing w:after="10" w:before="0"/>
               <w:ind w:left="120"/>
             </w:pPr>
-            <w:hyperlink w:history="1" r:id="rIdz8vo_c88flcpfe1vvxthr">
+            <w:hyperlink w:history="1" r:id="rIdfspc29icyaksznayqzezh">
               <w:r>
                 <w:rPr>
                   <w:rFonts w:ascii="Arial" w:cs="Arial" w:eastAsia="Arial" w:hAnsi="Arial"/>
@@ -12861,7 +12861,7 @@
             <w:pPr>
               <w:spacing w:after="20" w:before="0"/>
             </w:pPr>
-            <w:hyperlink w:history="1" r:id="rIdyrg0nees9e9__ovnlyybc">
+            <w:hyperlink w:history="1" r:id="rId-djrlbyatuesivmampove">
               <w:r>
                 <w:rPr>
                   <w:rFonts w:ascii="Arial" w:cs="Arial" w:eastAsia="Arial" w:hAnsi="Arial"/>
@@ -12894,7 +12894,7 @@
               <w:spacing w:after="10" w:before="0"/>
               <w:ind w:left="120"/>
             </w:pPr>
-            <w:hyperlink w:history="1" r:id="rIdopzdgui8op2ybxnvy1zki">
+            <w:hyperlink w:history="1" r:id="rId7cme-7ggri9vfyaaent1o">
               <w:r>
                 <w:rPr>
                   <w:rFonts w:ascii="Arial" w:cs="Arial" w:eastAsia="Arial" w:hAnsi="Arial"/>
@@ -12939,7 +12939,7 @@
             <w:pPr>
               <w:spacing w:after="20" w:before="0"/>
             </w:pPr>
-            <w:hyperlink w:history="1" r:id="rIdy35swva7spzok-l9qswtu">
+            <w:hyperlink w:history="1" r:id="rIdmccd0zb4ez8iapg64pcff">
               <w:r>
                 <w:rPr>
                   <w:rFonts w:ascii="Arial" w:cs="Arial" w:eastAsia="Arial" w:hAnsi="Arial"/>
@@ -12972,7 +12972,7 @@
               <w:spacing w:after="10" w:before="0"/>
               <w:ind w:left="120"/>
             </w:pPr>
-            <w:hyperlink w:history="1" r:id="rId-bpq31bxipgrynwcfhlsd">
+            <w:hyperlink w:history="1" r:id="rIdab8tgvpnngml4j0ghdf77">
               <w:r>
                 <w:rPr>
                   <w:rFonts w:ascii="Arial" w:cs="Arial" w:eastAsia="Arial" w:hAnsi="Arial"/>
@@ -13167,7 +13167,7 @@
             <w:pPr>
               <w:spacing w:after="20" w:before="0"/>
             </w:pPr>
-            <w:hyperlink w:history="1" r:id="rIdwna1yqrwnf7q4_q6f3ly8">
+            <w:hyperlink w:history="1" r:id="rIdh1h_anp5vj6_c8zyy71ia">
               <w:r>
                 <w:rPr>
                   <w:rFonts w:ascii="Arial" w:cs="Arial" w:eastAsia="Arial" w:hAnsi="Arial"/>
@@ -13200,7 +13200,7 @@
               <w:spacing w:after="10" w:before="0"/>
               <w:ind w:left="120"/>
             </w:pPr>
-            <w:hyperlink w:history="1" r:id="rIdypdhyqaztlkjtd2-hf6me">
+            <w:hyperlink w:history="1" r:id="rIdryeqhad9kk3g9l4hc5var">
               <w:r>
                 <w:rPr>
                   <w:rFonts w:ascii="Arial" w:cs="Arial" w:eastAsia="Arial" w:hAnsi="Arial"/>
@@ -13245,7 +13245,7 @@
             <w:pPr>
               <w:spacing w:after="20" w:before="0"/>
             </w:pPr>
-            <w:hyperlink w:history="1" r:id="rIdslkxpbgxkeyxl8vkaomkq">
+            <w:hyperlink w:history="1" r:id="rIdaxmepezku9mgdrej_slxm">
               <w:r>
                 <w:rPr>
                   <w:rFonts w:ascii="Arial" w:cs="Arial" w:eastAsia="Arial" w:hAnsi="Arial"/>
@@ -13278,7 +13278,7 @@
               <w:spacing w:after="10" w:before="0"/>
               <w:ind w:left="120"/>
             </w:pPr>
-            <w:hyperlink w:history="1" r:id="rIdbodus1vkzgkfct2fek3rb">
+            <w:hyperlink w:history="1" r:id="rIdheimfclv_lotz6z8uvzdh">
               <w:r>
                 <w:rPr>
                   <w:rFonts w:ascii="Arial" w:cs="Arial" w:eastAsia="Arial" w:hAnsi="Arial"/>
@@ -13473,7 +13473,7 @@
             <w:pPr>
               <w:spacing w:after="20" w:before="0"/>
             </w:pPr>
-            <w:hyperlink w:history="1" r:id="rIdort8vy2qa4yqguib321-t">
+            <w:hyperlink w:history="1" r:id="rIdxz1vdlz2qz-ng1ilnwonj">
               <w:r>
                 <w:rPr>
                   <w:rFonts w:ascii="Arial" w:cs="Arial" w:eastAsia="Arial" w:hAnsi="Arial"/>
@@ -13506,7 +13506,7 @@
               <w:spacing w:after="10" w:before="0"/>
               <w:ind w:left="120"/>
             </w:pPr>
-            <w:hyperlink w:history="1" r:id="rIdnhmdx-kfuae5jgihmgkgg">
+            <w:hyperlink w:history="1" r:id="rIdtwuxnqsgydafw8fily_b7">
               <w:r>
                 <w:rPr>
                   <w:rFonts w:ascii="Arial" w:cs="Arial" w:eastAsia="Arial" w:hAnsi="Arial"/>
@@ -13551,7 +13551,7 @@
             <w:pPr>
               <w:spacing w:after="20" w:before="0"/>
             </w:pPr>
-            <w:hyperlink w:history="1" r:id="rIdyhs3qwf6qmvn3ixdfkdb6">
+            <w:hyperlink w:history="1" r:id="rIdcpcnzytf9cnpnjvkj00cx">
               <w:r>
                 <w:rPr>
                   <w:rFonts w:ascii="Arial" w:cs="Arial" w:eastAsia="Arial" w:hAnsi="Arial"/>
@@ -13584,7 +13584,7 @@
               <w:spacing w:after="10" w:before="0"/>
               <w:ind w:left="120"/>
             </w:pPr>
-            <w:hyperlink w:history="1" r:id="rIdxr18w1r9vst3ptnhvhhc9">
+            <w:hyperlink w:history="1" r:id="rIdnek-mel-ph9rdgfz9ahcr">
               <w:r>
                 <w:rPr>
                   <w:rFonts w:ascii="Arial" w:cs="Arial" w:eastAsia="Arial" w:hAnsi="Arial"/>
@@ -13779,7 +13779,7 @@
             <w:pPr>
               <w:spacing w:after="20" w:before="0"/>
             </w:pPr>
-            <w:hyperlink w:history="1" r:id="rIdsbiwmf4akcbypa_-qjrl_">
+            <w:hyperlink w:history="1" r:id="rIdm1_qn8aeldqbrvywe7lle">
               <w:r>
                 <w:rPr>
                   <w:rFonts w:ascii="Arial" w:cs="Arial" w:eastAsia="Arial" w:hAnsi="Arial"/>
@@ -13812,7 +13812,7 @@
               <w:spacing w:after="10" w:before="0"/>
               <w:ind w:left="120"/>
             </w:pPr>
-            <w:hyperlink w:history="1" r:id="rIdzsxyna21fefeevrflmxhk">
+            <w:hyperlink w:history="1" r:id="rIdvc21re3ddtf8n2jtpnmyz">
               <w:r>
                 <w:rPr>
                   <w:rFonts w:ascii="Arial" w:cs="Arial" w:eastAsia="Arial" w:hAnsi="Arial"/>
@@ -13857,7 +13857,7 @@
             <w:pPr>
               <w:spacing w:after="20" w:before="0"/>
             </w:pPr>
-            <w:hyperlink w:history="1" r:id="rIdk_tlw1fz7z_u_c8cqmapz">
+            <w:hyperlink w:history="1" r:id="rIdcig8f48s7ivo7eiqy8cyw">
               <w:r>
                 <w:rPr>
                   <w:rFonts w:ascii="Arial" w:cs="Arial" w:eastAsia="Arial" w:hAnsi="Arial"/>
@@ -13890,7 +13890,7 @@
               <w:spacing w:after="10" w:before="0"/>
               <w:ind w:left="120"/>
             </w:pPr>
-            <w:hyperlink w:history="1" r:id="rId5y2emdgvsnjftqcc2bjrt">
+            <w:hyperlink w:history="1" r:id="rIdiyo3jpm050_uxggi2ya8v">
               <w:r>
                 <w:rPr>
                   <w:rFonts w:ascii="Arial" w:cs="Arial" w:eastAsia="Arial" w:hAnsi="Arial"/>
@@ -15377,7 +15377,7 @@
             <w:pPr>
               <w:spacing w:after="20" w:before="0"/>
             </w:pPr>
-            <w:hyperlink w:history="1" r:id="rIdanbd3hbybavolc1kggxnx">
+            <w:hyperlink w:history="1" r:id="rIdk6m-mdqhqu5ktecs1rojj">
               <w:r>
                 <w:rPr>
                   <w:rFonts w:ascii="Arial" w:cs="Arial" w:eastAsia="Arial" w:hAnsi="Arial"/>
@@ -15410,7 +15410,7 @@
               <w:spacing w:after="10" w:before="0"/>
               <w:ind w:left="120"/>
             </w:pPr>
-            <w:hyperlink w:history="1" r:id="rIdqtsrbu0_gmlko3cf6y8i8">
+            <w:hyperlink w:history="1" r:id="rIdixz1ibaydmp-8nienjves">
               <w:r>
                 <w:rPr>
                   <w:rFonts w:ascii="Arial" w:cs="Arial" w:eastAsia="Arial" w:hAnsi="Arial"/>
@@ -15455,7 +15455,7 @@
             <w:pPr>
               <w:spacing w:after="20" w:before="0"/>
             </w:pPr>
-            <w:hyperlink w:history="1" r:id="rIdi2og2ql7zv3-cdrdzrmsn">
+            <w:hyperlink w:history="1" r:id="rIdamicxxzb72e2t50fepfqo">
               <w:r>
                 <w:rPr>
                   <w:rFonts w:ascii="Arial" w:cs="Arial" w:eastAsia="Arial" w:hAnsi="Arial"/>
@@ -15488,7 +15488,7 @@
               <w:spacing w:after="10" w:before="0"/>
               <w:ind w:left="120"/>
             </w:pPr>
-            <w:hyperlink w:history="1" r:id="rIdx3daf5fmke8finsmtyoow">
+            <w:hyperlink w:history="1" r:id="rIddfvtzpjzqtcltykghqnu4">
               <w:r>
                 <w:rPr>
                   <w:rFonts w:ascii="Arial" w:cs="Arial" w:eastAsia="Arial" w:hAnsi="Arial"/>
@@ -15683,7 +15683,7 @@
             <w:pPr>
               <w:spacing w:after="20" w:before="0"/>
             </w:pPr>
-            <w:hyperlink w:history="1" r:id="rIdocgxw6littjgvkegebgnw">
+            <w:hyperlink w:history="1" r:id="rIdzmtacutyd-308fzgm2ba3">
               <w:r>
                 <w:rPr>
                   <w:rFonts w:ascii="Arial" w:cs="Arial" w:eastAsia="Arial" w:hAnsi="Arial"/>
@@ -15716,7 +15716,7 @@
               <w:spacing w:after="10" w:before="0"/>
               <w:ind w:left="120"/>
             </w:pPr>
-            <w:hyperlink w:history="1" r:id="rIdql5vbifdyzm3omn8bk5ev">
+            <w:hyperlink w:history="1" r:id="rIdggebuggufk2y_tjkibav9">
               <w:r>
                 <w:rPr>
                   <w:rFonts w:ascii="Arial" w:cs="Arial" w:eastAsia="Arial" w:hAnsi="Arial"/>
@@ -15761,7 +15761,7 @@
             <w:pPr>
               <w:spacing w:after="20" w:before="0"/>
             </w:pPr>
-            <w:hyperlink w:history="1" r:id="rId6zwrbatszcogevaa0tknc">
+            <w:hyperlink w:history="1" r:id="rIdb-xcu6azgukofu8jiuxiz">
               <w:r>
                 <w:rPr>
                   <w:rFonts w:ascii="Arial" w:cs="Arial" w:eastAsia="Arial" w:hAnsi="Arial"/>
@@ -15794,7 +15794,7 @@
               <w:spacing w:after="10" w:before="0"/>
               <w:ind w:left="120"/>
             </w:pPr>
-            <w:hyperlink w:history="1" r:id="rIddemkpptwxekuqweuycluo">
+            <w:hyperlink w:history="1" r:id="rIdvs2n56a9h4emdnds0xmvy">
               <w:r>
                 <w:rPr>
                   <w:rFonts w:ascii="Arial" w:cs="Arial" w:eastAsia="Arial" w:hAnsi="Arial"/>
@@ -15989,7 +15989,7 @@
             <w:pPr>
               <w:spacing w:after="20" w:before="0"/>
             </w:pPr>
-            <w:hyperlink w:history="1" r:id="rIdoqsb_p_oyn2qytv5zrnea">
+            <w:hyperlink w:history="1" r:id="rIdykwqzkkdxsr0xmtvvvg08">
               <w:r>
                 <w:rPr>
                   <w:rFonts w:ascii="Arial" w:cs="Arial" w:eastAsia="Arial" w:hAnsi="Arial"/>
@@ -16022,7 +16022,7 @@
               <w:spacing w:after="10" w:before="0"/>
               <w:ind w:left="120"/>
             </w:pPr>
-            <w:hyperlink w:history="1" r:id="rIdx25kwoilzkcz487xzylkl">
+            <w:hyperlink w:history="1" r:id="rId3p3_xu7y2_dwpvtvgkx1w">
               <w:r>
                 <w:rPr>
                   <w:rFonts w:ascii="Arial" w:cs="Arial" w:eastAsia="Arial" w:hAnsi="Arial"/>
@@ -16067,7 +16067,7 @@
             <w:pPr>
               <w:spacing w:after="20" w:before="0"/>
             </w:pPr>
-            <w:hyperlink w:history="1" r:id="rId3og_wobyydmsjbof6yl5h">
+            <w:hyperlink w:history="1" r:id="rId4jxcortdxdof8e7_potzx">
               <w:r>
                 <w:rPr>
                   <w:rFonts w:ascii="Arial" w:cs="Arial" w:eastAsia="Arial" w:hAnsi="Arial"/>
@@ -16100,7 +16100,7 @@
               <w:spacing w:after="10" w:before="0"/>
               <w:ind w:left="120"/>
             </w:pPr>
-            <w:hyperlink w:history="1" r:id="rIduznxexdctnuxy1nhyeboy">
+            <w:hyperlink w:history="1" r:id="rIdypyckb_syt-x_fajvph3e">
               <w:r>
                 <w:rPr>
                   <w:rFonts w:ascii="Arial" w:cs="Arial" w:eastAsia="Arial" w:hAnsi="Arial"/>
@@ -16295,7 +16295,7 @@
             <w:pPr>
               <w:spacing w:after="20" w:before="0"/>
             </w:pPr>
-            <w:hyperlink w:history="1" r:id="rIdyyibxrhnlv9bak75ix3li">
+            <w:hyperlink w:history="1" r:id="rIdh2aepgv9-9symlnkhhlef">
               <w:r>
                 <w:rPr>
                   <w:rFonts w:ascii="Arial" w:cs="Arial" w:eastAsia="Arial" w:hAnsi="Arial"/>
@@ -16328,7 +16328,7 @@
               <w:spacing w:after="10" w:before="0"/>
               <w:ind w:left="120"/>
             </w:pPr>
-            <w:hyperlink w:history="1" r:id="rId6m6juevo2ahcbvzn6p3ek">
+            <w:hyperlink w:history="1" r:id="rIdculcvmzdotq8epvwd4j28">
               <w:r>
                 <w:rPr>
                   <w:rFonts w:ascii="Arial" w:cs="Arial" w:eastAsia="Arial" w:hAnsi="Arial"/>
@@ -16373,7 +16373,7 @@
             <w:pPr>
               <w:spacing w:after="20" w:before="0"/>
             </w:pPr>
-            <w:hyperlink w:history="1" r:id="rId_ry642ngys-uwiuazi60a">
+            <w:hyperlink w:history="1" r:id="rIdgelitipzy2qn8mjssr9dj">
               <w:r>
                 <w:rPr>
                   <w:rFonts w:ascii="Arial" w:cs="Arial" w:eastAsia="Arial" w:hAnsi="Arial"/>
@@ -16406,7 +16406,7 @@
               <w:spacing w:after="10" w:before="0"/>
               <w:ind w:left="120"/>
             </w:pPr>
-            <w:hyperlink w:history="1" r:id="rId0xmhpkzny6dbwcux2iur2">
+            <w:hyperlink w:history="1" r:id="rIdbsv0iw1b5s0qcubmsbhix">
               <w:r>
                 <w:rPr>
                   <w:rFonts w:ascii="Arial" w:cs="Arial" w:eastAsia="Arial" w:hAnsi="Arial"/>
@@ -16601,7 +16601,7 @@
             <w:pPr>
               <w:spacing w:after="20" w:before="0"/>
             </w:pPr>
-            <w:hyperlink w:history="1" r:id="rId48gptfrupqqcxshasykxz">
+            <w:hyperlink w:history="1" r:id="rIdg-hg7jnr5g4a2h_h3kvrh">
               <w:r>
                 <w:rPr>
                   <w:rFonts w:ascii="Arial" w:cs="Arial" w:eastAsia="Arial" w:hAnsi="Arial"/>
@@ -16634,7 +16634,7 @@
               <w:spacing w:after="10" w:before="0"/>
               <w:ind w:left="120"/>
             </w:pPr>
-            <w:hyperlink w:history="1" r:id="rIdtsd_qp3igxvqbbhhnk20r">
+            <w:hyperlink w:history="1" r:id="rIdm6poaqdo_nwyv7yvjwcri">
               <w:r>
                 <w:rPr>
                   <w:rFonts w:ascii="Arial" w:cs="Arial" w:eastAsia="Arial" w:hAnsi="Arial"/>
@@ -16679,7 +16679,7 @@
             <w:pPr>
               <w:spacing w:after="20" w:before="0"/>
             </w:pPr>
-            <w:hyperlink w:history="1" r:id="rIdylis7chtlhzfikbmnydja">
+            <w:hyperlink w:history="1" r:id="rIdvxkkwm-fz01bivansyqtf">
               <w:r>
                 <w:rPr>
                   <w:rFonts w:ascii="Arial" w:cs="Arial" w:eastAsia="Arial" w:hAnsi="Arial"/>
@@ -16712,7 +16712,7 @@
               <w:spacing w:after="10" w:before="0"/>
               <w:ind w:left="120"/>
             </w:pPr>
-            <w:hyperlink w:history="1" r:id="rIdfhh6tygod3lwwotwigkz6">
+            <w:hyperlink w:history="1" r:id="rIdnxr7gqaxedidkmjpkto1a">
               <w:r>
                 <w:rPr>
                   <w:rFonts w:ascii="Arial" w:cs="Arial" w:eastAsia="Arial" w:hAnsi="Arial"/>
@@ -18199,7 +18199,7 @@
             <w:pPr>
               <w:spacing w:after="20" w:before="0"/>
             </w:pPr>
-            <w:hyperlink w:history="1" r:id="rId4jbyykbhcg4kpntordozt">
+            <w:hyperlink w:history="1" r:id="rIdqemh75tmp7h5zaeyhxgul">
               <w:r>
                 <w:rPr>
                   <w:rFonts w:ascii="Arial" w:cs="Arial" w:eastAsia="Arial" w:hAnsi="Arial"/>
@@ -18232,7 +18232,7 @@
               <w:spacing w:after="10" w:before="0"/>
               <w:ind w:left="120"/>
             </w:pPr>
-            <w:hyperlink w:history="1" r:id="rIdj1jsr4drpml4yy2grfbud">
+            <w:hyperlink w:history="1" r:id="rIdz8nz0x0rmfav7qgfrlgfk">
               <w:r>
                 <w:rPr>
                   <w:rFonts w:ascii="Arial" w:cs="Arial" w:eastAsia="Arial" w:hAnsi="Arial"/>
@@ -18277,7 +18277,7 @@
             <w:pPr>
               <w:spacing w:after="20" w:before="0"/>
             </w:pPr>
-            <w:hyperlink w:history="1" r:id="rId0omdt3ifendybvicuf6ab">
+            <w:hyperlink w:history="1" r:id="rIdvzt_cpwuzglc0lynrbukl">
               <w:r>
                 <w:rPr>
                   <w:rFonts w:ascii="Arial" w:cs="Arial" w:eastAsia="Arial" w:hAnsi="Arial"/>
@@ -18310,7 +18310,7 @@
               <w:spacing w:after="10" w:before="0"/>
               <w:ind w:left="120"/>
             </w:pPr>
-            <w:hyperlink w:history="1" r:id="rIdb0xilftkh6p9ibuh55aof">
+            <w:hyperlink w:history="1" r:id="rIdm2n0bp1iyym6b-lq9_a08">
               <w:r>
                 <w:rPr>
                   <w:rFonts w:ascii="Arial" w:cs="Arial" w:eastAsia="Arial" w:hAnsi="Arial"/>
@@ -18505,7 +18505,7 @@
             <w:pPr>
               <w:spacing w:after="20" w:before="0"/>
             </w:pPr>
-            <w:hyperlink w:history="1" r:id="rIdjx5vgzgkf2bbg09o5dm-r">
+            <w:hyperlink w:history="1" r:id="rIdsw026-q32lvwml90f7ms2">
               <w:r>
                 <w:rPr>
                   <w:rFonts w:ascii="Arial" w:cs="Arial" w:eastAsia="Arial" w:hAnsi="Arial"/>
@@ -18538,7 +18538,7 @@
               <w:spacing w:after="10" w:before="0"/>
               <w:ind w:left="120"/>
             </w:pPr>
-            <w:hyperlink w:history="1" r:id="rIdiu4hhuufzund5equ5iak5">
+            <w:hyperlink w:history="1" r:id="rId6905fcuz_hxtixzlsi86e">
               <w:r>
                 <w:rPr>
                   <w:rFonts w:ascii="Arial" w:cs="Arial" w:eastAsia="Arial" w:hAnsi="Arial"/>
@@ -18583,7 +18583,7 @@
             <w:pPr>
               <w:spacing w:after="20" w:before="0"/>
             </w:pPr>
-            <w:hyperlink w:history="1" r:id="rId7a_6pbckehfpwen4llchk">
+            <w:hyperlink w:history="1" r:id="rId4gtzvqax88g3vaf-7p_2l">
               <w:r>
                 <w:rPr>
                   <w:rFonts w:ascii="Arial" w:cs="Arial" w:eastAsia="Arial" w:hAnsi="Arial"/>
@@ -18616,7 +18616,7 @@
               <w:spacing w:after="10" w:before="0"/>
               <w:ind w:left="120"/>
             </w:pPr>
-            <w:hyperlink w:history="1" r:id="rIdxikmqbjdzxkyzawor_ic1">
+            <w:hyperlink w:history="1" r:id="rIdd9xasrkgunr9h6hq5nlw4">
               <w:r>
                 <w:rPr>
                   <w:rFonts w:ascii="Arial" w:cs="Arial" w:eastAsia="Arial" w:hAnsi="Arial"/>
@@ -18811,7 +18811,7 @@
             <w:pPr>
               <w:spacing w:after="20" w:before="0"/>
             </w:pPr>
-            <w:hyperlink w:history="1" r:id="rIdlxv20ahp60truagtwy591">
+            <w:hyperlink w:history="1" r:id="rId8nlabdbp8efcjlw5gv0xd">
               <w:r>
                 <w:rPr>
                   <w:rFonts w:ascii="Arial" w:cs="Arial" w:eastAsia="Arial" w:hAnsi="Arial"/>
@@ -18844,7 +18844,7 @@
               <w:spacing w:after="10" w:before="0"/>
               <w:ind w:left="120"/>
             </w:pPr>
-            <w:hyperlink w:history="1" r:id="rIdcjxhiudl56m9fk7icc7hq">
+            <w:hyperlink w:history="1" r:id="rIdibo4zkqkx_sw2dedhmcdo">
               <w:r>
                 <w:rPr>
                   <w:rFonts w:ascii="Arial" w:cs="Arial" w:eastAsia="Arial" w:hAnsi="Arial"/>
@@ -18889,7 +18889,7 @@
             <w:pPr>
               <w:spacing w:after="20" w:before="0"/>
             </w:pPr>
-            <w:hyperlink w:history="1" r:id="rId9fiaqjszaq1dzsnnq9avs">
+            <w:hyperlink w:history="1" r:id="rIdj0yqrqykgzhzqlmi8uc5l">
               <w:r>
                 <w:rPr>
                   <w:rFonts w:ascii="Arial" w:cs="Arial" w:eastAsia="Arial" w:hAnsi="Arial"/>
@@ -18922,7 +18922,7 @@
               <w:spacing w:after="10" w:before="0"/>
               <w:ind w:left="120"/>
             </w:pPr>
-            <w:hyperlink w:history="1" r:id="rIdxys6tfo6qsjnqa76pmhrs">
+            <w:hyperlink w:history="1" r:id="rIdtjvzpawhkqotil2hv7rdg">
               <w:r>
                 <w:rPr>
                   <w:rFonts w:ascii="Arial" w:cs="Arial" w:eastAsia="Arial" w:hAnsi="Arial"/>
@@ -19117,7 +19117,7 @@
             <w:pPr>
               <w:spacing w:after="20" w:before="0"/>
             </w:pPr>
-            <w:hyperlink w:history="1" r:id="rIdtbpovqe8b1ia0zp6cp0x3">
+            <w:hyperlink w:history="1" r:id="rIdgwi4gx5hvtzryju9nvuad">
               <w:r>
                 <w:rPr>
                   <w:rFonts w:ascii="Arial" w:cs="Arial" w:eastAsia="Arial" w:hAnsi="Arial"/>
@@ -19150,7 +19150,7 @@
               <w:spacing w:after="10" w:before="0"/>
               <w:ind w:left="120"/>
             </w:pPr>
-            <w:hyperlink w:history="1" r:id="rIdp9sdb_rlsjkpcqis_yts9">
+            <w:hyperlink w:history="1" r:id="rIdj0_apq0aefihppmb2sjme">
               <w:r>
                 <w:rPr>
                   <w:rFonts w:ascii="Arial" w:cs="Arial" w:eastAsia="Arial" w:hAnsi="Arial"/>
@@ -19195,7 +19195,7 @@
             <w:pPr>
               <w:spacing w:after="20" w:before="0"/>
             </w:pPr>
-            <w:hyperlink w:history="1" r:id="rIdp8lvajvthzgu8xnmyq-to">
+            <w:hyperlink w:history="1" r:id="rIdukqzr3l3f5hxv4rjxoltf">
               <w:r>
                 <w:rPr>
                   <w:rFonts w:ascii="Arial" w:cs="Arial" w:eastAsia="Arial" w:hAnsi="Arial"/>
@@ -19228,7 +19228,7 @@
               <w:spacing w:after="10" w:before="0"/>
               <w:ind w:left="120"/>
             </w:pPr>
-            <w:hyperlink w:history="1" r:id="rIdkdc0pkknxahjf_k3dcp_h">
+            <w:hyperlink w:history="1" r:id="rIdbojjcekl2kcdthruyrnaq">
               <w:r>
                 <w:rPr>
                   <w:rFonts w:ascii="Arial" w:cs="Arial" w:eastAsia="Arial" w:hAnsi="Arial"/>
@@ -19423,7 +19423,7 @@
             <w:pPr>
               <w:spacing w:after="20" w:before="0"/>
             </w:pPr>
-            <w:hyperlink w:history="1" r:id="rId1tnhvlsru_03oorhvrfp7">
+            <w:hyperlink w:history="1" r:id="rIduaddbiajxvao9kiv3zcok">
               <w:r>
                 <w:rPr>
                   <w:rFonts w:ascii="Arial" w:cs="Arial" w:eastAsia="Arial" w:hAnsi="Arial"/>
@@ -19456,7 +19456,7 @@
               <w:spacing w:after="10" w:before="0"/>
               <w:ind w:left="120"/>
             </w:pPr>
-            <w:hyperlink w:history="1" r:id="rId0vvoembou9xrxyln-ovwr">
+            <w:hyperlink w:history="1" r:id="rIdrzrfr1emvgc4owoqnhgwf">
               <w:r>
                 <w:rPr>
                   <w:rFonts w:ascii="Arial" w:cs="Arial" w:eastAsia="Arial" w:hAnsi="Arial"/>
@@ -19501,7 +19501,7 @@
             <w:pPr>
               <w:spacing w:after="20" w:before="0"/>
             </w:pPr>
-            <w:hyperlink w:history="1" r:id="rId1misjhpblv6klakgcev4t">
+            <w:hyperlink w:history="1" r:id="rIdifdigcge0hlj51852cxx1">
               <w:r>
                 <w:rPr>
                   <w:rFonts w:ascii="Arial" w:cs="Arial" w:eastAsia="Arial" w:hAnsi="Arial"/>
@@ -19534,7 +19534,7 @@
               <w:spacing w:after="10" w:before="0"/>
               <w:ind w:left="120"/>
             </w:pPr>
-            <w:hyperlink w:history="1" r:id="rIdjljrohm71yqecy4v5kpna">
+            <w:hyperlink w:history="1" r:id="rIdyivolnupmyxn1n6qjkoch">
               <w:r>
                 <w:rPr>
                   <w:rFonts w:ascii="Arial" w:cs="Arial" w:eastAsia="Arial" w:hAnsi="Arial"/>
@@ -21021,7 +21021,7 @@
             <w:pPr>
               <w:spacing w:after="20" w:before="0"/>
             </w:pPr>
-            <w:hyperlink w:history="1" r:id="rIdmmnzftvvpzz8i5syz0s91">
+            <w:hyperlink w:history="1" r:id="rIdqraq15ahphq2jfcv8xpd6">
               <w:r>
                 <w:rPr>
                   <w:rFonts w:ascii="Arial" w:cs="Arial" w:eastAsia="Arial" w:hAnsi="Arial"/>
@@ -21054,7 +21054,7 @@
               <w:spacing w:after="10" w:before="0"/>
               <w:ind w:left="120"/>
             </w:pPr>
-            <w:hyperlink w:history="1" r:id="rIdkqamiw3ndcoeadjrchzck">
+            <w:hyperlink w:history="1" r:id="rIdzxf6aef8g5hfuoi8xxeup">
               <w:r>
                 <w:rPr>
                   <w:rFonts w:ascii="Arial" w:cs="Arial" w:eastAsia="Arial" w:hAnsi="Arial"/>
@@ -21099,7 +21099,7 @@
             <w:pPr>
               <w:spacing w:after="20" w:before="0"/>
             </w:pPr>
-            <w:hyperlink w:history="1" r:id="rIdgyhtq5sp-t1hvom6j1yil">
+            <w:hyperlink w:history="1" r:id="rIdf8h0yebh6nnz8lha7gq0r">
               <w:r>
                 <w:rPr>
                   <w:rFonts w:ascii="Arial" w:cs="Arial" w:eastAsia="Arial" w:hAnsi="Arial"/>
@@ -21132,7 +21132,7 @@
               <w:spacing w:after="10" w:before="0"/>
               <w:ind w:left="120"/>
             </w:pPr>
-            <w:hyperlink w:history="1" r:id="rIdoka6njffbg0ejluzw61po">
+            <w:hyperlink w:history="1" r:id="rId2h7d2q8ci9tixvnykqy8t">
               <w:r>
                 <w:rPr>
                   <w:rFonts w:ascii="Arial" w:cs="Arial" w:eastAsia="Arial" w:hAnsi="Arial"/>
@@ -21327,7 +21327,7 @@
             <w:pPr>
               <w:spacing w:after="20" w:before="0"/>
             </w:pPr>
-            <w:hyperlink w:history="1" r:id="rIdnec4oz7ac16ieslyntftm">
+            <w:hyperlink w:history="1" r:id="rId3eriout43mgy4bhlocyhu">
               <w:r>
                 <w:rPr>
                   <w:rFonts w:ascii="Arial" w:cs="Arial" w:eastAsia="Arial" w:hAnsi="Arial"/>
@@ -21360,7 +21360,7 @@
               <w:spacing w:after="10" w:before="0"/>
               <w:ind w:left="120"/>
             </w:pPr>
-            <w:hyperlink w:history="1" r:id="rIdte1omwqj5uurcskt-uuy0">
+            <w:hyperlink w:history="1" r:id="rIdz7hrbdjzhdoxlr-ypkhyn">
               <w:r>
                 <w:rPr>
                   <w:rFonts w:ascii="Arial" w:cs="Arial" w:eastAsia="Arial" w:hAnsi="Arial"/>
@@ -21405,7 +21405,7 @@
             <w:pPr>
               <w:spacing w:after="20" w:before="0"/>
             </w:pPr>
-            <w:hyperlink w:history="1" r:id="rIdshsmwvsuhfepki46si9pz">
+            <w:hyperlink w:history="1" r:id="rIdscfrebogrhhdbi-m2cmw-">
               <w:r>
                 <w:rPr>
                   <w:rFonts w:ascii="Arial" w:cs="Arial" w:eastAsia="Arial" w:hAnsi="Arial"/>
@@ -21438,7 +21438,7 @@
               <w:spacing w:after="10" w:before="0"/>
               <w:ind w:left="120"/>
             </w:pPr>
-            <w:hyperlink w:history="1" r:id="rIdo06oi5cnl6j-nadza9cgc">
+            <w:hyperlink w:history="1" r:id="rIdvj-tksb5v28rpjpeniusq">
               <w:r>
                 <w:rPr>
                   <w:rFonts w:ascii="Arial" w:cs="Arial" w:eastAsia="Arial" w:hAnsi="Arial"/>
@@ -21633,7 +21633,7 @@
             <w:pPr>
               <w:spacing w:after="20" w:before="0"/>
             </w:pPr>
-            <w:hyperlink w:history="1" r:id="rIduihe6jakiensudgliwkks">
+            <w:hyperlink w:history="1" r:id="rId6__cekzqpnzsjndfbnonh">
               <w:r>
                 <w:rPr>
                   <w:rFonts w:ascii="Arial" w:cs="Arial" w:eastAsia="Arial" w:hAnsi="Arial"/>
@@ -21666,7 +21666,7 @@
               <w:spacing w:after="10" w:before="0"/>
               <w:ind w:left="120"/>
             </w:pPr>
-            <w:hyperlink w:history="1" r:id="rIdzgtebtbkeef7k9pbdfrne">
+            <w:hyperlink w:history="1" r:id="rIdf6elovgeveu49zzneh0jj">
               <w:r>
                 <w:rPr>
                   <w:rFonts w:ascii="Arial" w:cs="Arial" w:eastAsia="Arial" w:hAnsi="Arial"/>
@@ -21711,7 +21711,7 @@
             <w:pPr>
               <w:spacing w:after="20" w:before="0"/>
             </w:pPr>
-            <w:hyperlink w:history="1" r:id="rId_kfc74ch3rx40hs_sw7qk">
+            <w:hyperlink w:history="1" r:id="rIdfwrneh6qyjhjzzixovmno">
               <w:r>
                 <w:rPr>
                   <w:rFonts w:ascii="Arial" w:cs="Arial" w:eastAsia="Arial" w:hAnsi="Arial"/>
@@ -21744,7 +21744,7 @@
               <w:spacing w:after="10" w:before="0"/>
               <w:ind w:left="120"/>
             </w:pPr>
-            <w:hyperlink w:history="1" r:id="rIdxbhgmvmvf_dqln2yzociu">
+            <w:hyperlink w:history="1" r:id="rId5dy8kxxmqf9ozvnfnfhry">
               <w:r>
                 <w:rPr>
                   <w:rFonts w:ascii="Arial" w:cs="Arial" w:eastAsia="Arial" w:hAnsi="Arial"/>
@@ -21939,7 +21939,7 @@
             <w:pPr>
               <w:spacing w:after="20" w:before="0"/>
             </w:pPr>
-            <w:hyperlink w:history="1" r:id="rIdyfxkjvfq7hdlsf8qvklpr">
+            <w:hyperlink w:history="1" r:id="rId5mutkfas9pvqrairdsoza">
               <w:r>
                 <w:rPr>
                   <w:rFonts w:ascii="Arial" w:cs="Arial" w:eastAsia="Arial" w:hAnsi="Arial"/>
@@ -21972,7 +21972,7 @@
               <w:spacing w:after="10" w:before="0"/>
               <w:ind w:left="120"/>
             </w:pPr>
-            <w:hyperlink w:history="1" r:id="rIdmfoeifbbxqvdamysvkf4y">
+            <w:hyperlink w:history="1" r:id="rIdx3bmw7cuvfy0vq00oicea">
               <w:r>
                 <w:rPr>
                   <w:rFonts w:ascii="Arial" w:cs="Arial" w:eastAsia="Arial" w:hAnsi="Arial"/>
@@ -22017,7 +22017,7 @@
             <w:pPr>
               <w:spacing w:after="20" w:before="0"/>
             </w:pPr>
-            <w:hyperlink w:history="1" r:id="rIdkbrubmmrjjnmimhp87pon">
+            <w:hyperlink w:history="1" r:id="rIdo3yrlafqqq-t3fxyl9xx4">
               <w:r>
                 <w:rPr>
                   <w:rFonts w:ascii="Arial" w:cs="Arial" w:eastAsia="Arial" w:hAnsi="Arial"/>
@@ -22050,7 +22050,7 @@
               <w:spacing w:after="10" w:before="0"/>
               <w:ind w:left="120"/>
             </w:pPr>
-            <w:hyperlink w:history="1" r:id="rIdokizcogncju9xmhwmjc8m">
+            <w:hyperlink w:history="1" r:id="rId9zexznw4xykaofi_6wrsj">
               <w:r>
                 <w:rPr>
                   <w:rFonts w:ascii="Arial" w:cs="Arial" w:eastAsia="Arial" w:hAnsi="Arial"/>
@@ -22245,7 +22245,7 @@
             <w:pPr>
               <w:spacing w:after="20" w:before="0"/>
             </w:pPr>
-            <w:hyperlink w:history="1" r:id="rIdn3n3lpunjawngjjk_jix8">
+            <w:hyperlink w:history="1" r:id="rIdgvfksnoohe0yardspyvjh">
               <w:r>
                 <w:rPr>
                   <w:rFonts w:ascii="Arial" w:cs="Arial" w:eastAsia="Arial" w:hAnsi="Arial"/>
@@ -22278,7 +22278,7 @@
               <w:spacing w:after="10" w:before="0"/>
               <w:ind w:left="120"/>
             </w:pPr>
-            <w:hyperlink w:history="1" r:id="rIdkl0dpqygoodwpiam2fgna">
+            <w:hyperlink w:history="1" r:id="rIddj8hu0v5x-x15nourgkkm">
               <w:r>
                 <w:rPr>
                   <w:rFonts w:ascii="Arial" w:cs="Arial" w:eastAsia="Arial" w:hAnsi="Arial"/>
@@ -22323,7 +22323,7 @@
             <w:pPr>
               <w:spacing w:after="20" w:before="0"/>
             </w:pPr>
-            <w:hyperlink w:history="1" r:id="rIdzatdwe34lpqmlffvq5n_v">
+            <w:hyperlink w:history="1" r:id="rIdyvzrca94m3sy5jrav2gzo">
               <w:r>
                 <w:rPr>
                   <w:rFonts w:ascii="Arial" w:cs="Arial" w:eastAsia="Arial" w:hAnsi="Arial"/>
@@ -22356,7 +22356,7 @@
               <w:spacing w:after="10" w:before="0"/>
               <w:ind w:left="120"/>
             </w:pPr>
-            <w:hyperlink w:history="1" r:id="rIdwat_dwp4oq0ld2zg6hz2r">
+            <w:hyperlink w:history="1" r:id="rId_ri6pjhtstgsj7ezlvswb">
               <w:r>
                 <w:rPr>
                   <w:rFonts w:ascii="Arial" w:cs="Arial" w:eastAsia="Arial" w:hAnsi="Arial"/>
@@ -23843,7 +23843,7 @@
             <w:pPr>
               <w:spacing w:after="20" w:before="0"/>
             </w:pPr>
-            <w:hyperlink w:history="1" r:id="rIdkew1uhabcijpaqf69rnro">
+            <w:hyperlink w:history="1" r:id="rId71y7e3i0hyi0e5k8ynvyc">
               <w:r>
                 <w:rPr>
                   <w:rFonts w:ascii="Arial" w:cs="Arial" w:eastAsia="Arial" w:hAnsi="Arial"/>
@@ -23876,7 +23876,7 @@
               <w:spacing w:after="10" w:before="0"/>
               <w:ind w:left="120"/>
             </w:pPr>
-            <w:hyperlink w:history="1" r:id="rIdlufeh-mkk3hrjcihgs_er">
+            <w:hyperlink w:history="1" r:id="rIdslzd3al5kaka5nt-qfqx3">
               <w:r>
                 <w:rPr>
                   <w:rFonts w:ascii="Arial" w:cs="Arial" w:eastAsia="Arial" w:hAnsi="Arial"/>
@@ -23921,7 +23921,7 @@
             <w:pPr>
               <w:spacing w:after="20" w:before="0"/>
             </w:pPr>
-            <w:hyperlink w:history="1" r:id="rIdhxxfoufeobt5kji5plu7y">
+            <w:hyperlink w:history="1" r:id="rIdrzcn7kn9t5elxbdcn1igy">
               <w:r>
                 <w:rPr>
                   <w:rFonts w:ascii="Arial" w:cs="Arial" w:eastAsia="Arial" w:hAnsi="Arial"/>
@@ -23954,7 +23954,7 @@
               <w:spacing w:after="10" w:before="0"/>
               <w:ind w:left="120"/>
             </w:pPr>
-            <w:hyperlink w:history="1" r:id="rIdmqpe3zhyyisxd8gyplcfd">
+            <w:hyperlink w:history="1" r:id="rIdwvxjnxm0miwbcuu4xztb7">
               <w:r>
                 <w:rPr>
                   <w:rFonts w:ascii="Arial" w:cs="Arial" w:eastAsia="Arial" w:hAnsi="Arial"/>
@@ -24149,7 +24149,7 @@
             <w:pPr>
               <w:spacing w:after="20" w:before="0"/>
             </w:pPr>
-            <w:hyperlink w:history="1" r:id="rId5g4kdqh3qagdgs3hgagqu">
+            <w:hyperlink w:history="1" r:id="rIdxdioyukb4jp3zsroegvaa">
               <w:r>
                 <w:rPr>
                   <w:rFonts w:ascii="Arial" w:cs="Arial" w:eastAsia="Arial" w:hAnsi="Arial"/>
@@ -24182,7 +24182,7 @@
               <w:spacing w:after="10" w:before="0"/>
               <w:ind w:left="120"/>
             </w:pPr>
-            <w:hyperlink w:history="1" r:id="rIde055gw053mvlfqgvor3xw">
+            <w:hyperlink w:history="1" r:id="rId5pks7x3boakm_h4j3r5ao">
               <w:r>
                 <w:rPr>
                   <w:rFonts w:ascii="Arial" w:cs="Arial" w:eastAsia="Arial" w:hAnsi="Arial"/>
@@ -24227,7 +24227,7 @@
             <w:pPr>
               <w:spacing w:after="20" w:before="0"/>
             </w:pPr>
-            <w:hyperlink w:history="1" r:id="rIdgcz97pq_qdbwputj4l9zx">
+            <w:hyperlink w:history="1" r:id="rIdqkfzbdlv227z6r22bkns9">
               <w:r>
                 <w:rPr>
                   <w:rFonts w:ascii="Arial" w:cs="Arial" w:eastAsia="Arial" w:hAnsi="Arial"/>
@@ -24260,7 +24260,7 @@
               <w:spacing w:after="10" w:before="0"/>
               <w:ind w:left="120"/>
             </w:pPr>
-            <w:hyperlink w:history="1" r:id="rIddyc8kgpmc9-dxxohcnn6p">
+            <w:hyperlink w:history="1" r:id="rIdicutwxgdnurpi3wb4l561">
               <w:r>
                 <w:rPr>
                   <w:rFonts w:ascii="Arial" w:cs="Arial" w:eastAsia="Arial" w:hAnsi="Arial"/>
@@ -24455,7 +24455,7 @@
             <w:pPr>
               <w:spacing w:after="20" w:before="0"/>
             </w:pPr>
-            <w:hyperlink w:history="1" r:id="rIdvaza74x9pr9jk_jdi57pn">
+            <w:hyperlink w:history="1" r:id="rIdn4gtsn43oxj1maiaqhg_j">
               <w:r>
                 <w:rPr>
                   <w:rFonts w:ascii="Arial" w:cs="Arial" w:eastAsia="Arial" w:hAnsi="Arial"/>
@@ -24488,7 +24488,7 @@
               <w:spacing w:after="10" w:before="0"/>
               <w:ind w:left="120"/>
             </w:pPr>
-            <w:hyperlink w:history="1" r:id="rIdr8ycaqjteo2hhifzcqnfg">
+            <w:hyperlink w:history="1" r:id="rIdneosetupabog0z4dlchfn">
               <w:r>
                 <w:rPr>
                   <w:rFonts w:ascii="Arial" w:cs="Arial" w:eastAsia="Arial" w:hAnsi="Arial"/>
@@ -24533,7 +24533,7 @@
             <w:pPr>
               <w:spacing w:after="20" w:before="0"/>
             </w:pPr>
-            <w:hyperlink w:history="1" r:id="rIdethkcxc_nplug21qrppif">
+            <w:hyperlink w:history="1" r:id="rIdgnu4icny4tgrbwmzl75wi">
               <w:r>
                 <w:rPr>
                   <w:rFonts w:ascii="Arial" w:cs="Arial" w:eastAsia="Arial" w:hAnsi="Arial"/>
@@ -24566,7 +24566,7 @@
               <w:spacing w:after="10" w:before="0"/>
               <w:ind w:left="120"/>
             </w:pPr>
-            <w:hyperlink w:history="1" r:id="rIdnrkkp2djw5cryh6asb9pk">
+            <w:hyperlink w:history="1" r:id="rIdcwldphhha4bwaqpqegxyh">
               <w:r>
                 <w:rPr>
                   <w:rFonts w:ascii="Arial" w:cs="Arial" w:eastAsia="Arial" w:hAnsi="Arial"/>
@@ -24761,7 +24761,7 @@
             <w:pPr>
               <w:spacing w:after="20" w:before="0"/>
             </w:pPr>
-            <w:hyperlink w:history="1" r:id="rIdgywr4tjp_ne9tjal2lwjc">
+            <w:hyperlink w:history="1" r:id="rIdyvr-ntsv4trykkcwnrgl_">
               <w:r>
                 <w:rPr>
                   <w:rFonts w:ascii="Arial" w:cs="Arial" w:eastAsia="Arial" w:hAnsi="Arial"/>
@@ -24794,7 +24794,7 @@
               <w:spacing w:after="10" w:before="0"/>
               <w:ind w:left="120"/>
             </w:pPr>
-            <w:hyperlink w:history="1" r:id="rId-he_fs60fbncj7atunmz8">
+            <w:hyperlink w:history="1" r:id="rIdhwui0ehqekhtquf6wmfqe">
               <w:r>
                 <w:rPr>
                   <w:rFonts w:ascii="Arial" w:cs="Arial" w:eastAsia="Arial" w:hAnsi="Arial"/>
@@ -24839,7 +24839,7 @@
             <w:pPr>
               <w:spacing w:after="20" w:before="0"/>
             </w:pPr>
-            <w:hyperlink w:history="1" r:id="rIdnerzwg29c1vuqhg4bg4qn">
+            <w:hyperlink w:history="1" r:id="rIdwr6nwzxi5o6irqr81x201">
               <w:r>
                 <w:rPr>
                   <w:rFonts w:ascii="Arial" w:cs="Arial" w:eastAsia="Arial" w:hAnsi="Arial"/>
@@ -24872,7 +24872,7 @@
               <w:spacing w:after="10" w:before="0"/>
               <w:ind w:left="120"/>
             </w:pPr>
-            <w:hyperlink w:history="1" r:id="rIdttf_6bl4wnbni8bymdtd5">
+            <w:hyperlink w:history="1" r:id="rId6xuobh3pckrp46ptf-pwc">
               <w:r>
                 <w:rPr>
                   <w:rFonts w:ascii="Arial" w:cs="Arial" w:eastAsia="Arial" w:hAnsi="Arial"/>
@@ -25067,7 +25067,7 @@
             <w:pPr>
               <w:spacing w:after="20" w:before="0"/>
             </w:pPr>
-            <w:hyperlink w:history="1" r:id="rIdjaqptv9ox9ypf_gj_dyty">
+            <w:hyperlink w:history="1" r:id="rIdr7vjrib4qvzhz05xqozbb">
               <w:r>
                 <w:rPr>
                   <w:rFonts w:ascii="Arial" w:cs="Arial" w:eastAsia="Arial" w:hAnsi="Arial"/>
@@ -25100,7 +25100,7 @@
               <w:spacing w:after="10" w:before="0"/>
               <w:ind w:left="120"/>
             </w:pPr>
-            <w:hyperlink w:history="1" r:id="rIdndulnnuxgtzuyej7oirkg">
+            <w:hyperlink w:history="1" r:id="rIdap4mqgayu3axdwks8nnma">
               <w:r>
                 <w:rPr>
                   <w:rFonts w:ascii="Arial" w:cs="Arial" w:eastAsia="Arial" w:hAnsi="Arial"/>
@@ -25145,7 +25145,7 @@
             <w:pPr>
               <w:spacing w:after="20" w:before="0"/>
             </w:pPr>
-            <w:hyperlink w:history="1" r:id="rId1hwwxyr3vfen8k8gwcf2l">
+            <w:hyperlink w:history="1" r:id="rIdbm03hsj5eqlipniabbm7j">
               <w:r>
                 <w:rPr>
                   <w:rFonts w:ascii="Arial" w:cs="Arial" w:eastAsia="Arial" w:hAnsi="Arial"/>
@@ -25178,7 +25178,7 @@
               <w:spacing w:after="10" w:before="0"/>
               <w:ind w:left="120"/>
             </w:pPr>
-            <w:hyperlink w:history="1" r:id="rIdujujo50xtxgczw2whocxu">
+            <w:hyperlink w:history="1" r:id="rIdwhd3cmojyp3ysyh6ylyzi">
               <w:r>
                 <w:rPr>
                   <w:rFonts w:ascii="Arial" w:cs="Arial" w:eastAsia="Arial" w:hAnsi="Arial"/>
@@ -26665,7 +26665,7 @@
             <w:pPr>
               <w:spacing w:after="20" w:before="0"/>
             </w:pPr>
-            <w:hyperlink w:history="1" r:id="rIdoyjyckc-w0cn_8zvuh7og">
+            <w:hyperlink w:history="1" r:id="rIdpaxbo5bxhfpn4twl_eulf">
               <w:r>
                 <w:rPr>
                   <w:rFonts w:ascii="Arial" w:cs="Arial" w:eastAsia="Arial" w:hAnsi="Arial"/>
@@ -26698,7 +26698,7 @@
               <w:spacing w:after="10" w:before="0"/>
               <w:ind w:left="120"/>
             </w:pPr>
-            <w:hyperlink w:history="1" r:id="rIdiylw34ivijqn0x9johlq6">
+            <w:hyperlink w:history="1" r:id="rIdasuihkwkuoz-bgnxp_pde">
               <w:r>
                 <w:rPr>
                   <w:rFonts w:ascii="Arial" w:cs="Arial" w:eastAsia="Arial" w:hAnsi="Arial"/>
@@ -26743,7 +26743,7 @@
             <w:pPr>
               <w:spacing w:after="20" w:before="0"/>
             </w:pPr>
-            <w:hyperlink w:history="1" r:id="rIdwjlawv0dip7amsndepgdn">
+            <w:hyperlink w:history="1" r:id="rIdak6c1l5vgcd3712gacu5a">
               <w:r>
                 <w:rPr>
                   <w:rFonts w:ascii="Arial" w:cs="Arial" w:eastAsia="Arial" w:hAnsi="Arial"/>
@@ -26776,7 +26776,7 @@
               <w:spacing w:after="10" w:before="0"/>
               <w:ind w:left="120"/>
             </w:pPr>
-            <w:hyperlink w:history="1" r:id="rId25_xbu0jsgbjkjukpf_kt">
+            <w:hyperlink w:history="1" r:id="rIdqx6duczh-fez9cg86itqe">
               <w:r>
                 <w:rPr>
                   <w:rFonts w:ascii="Arial" w:cs="Arial" w:eastAsia="Arial" w:hAnsi="Arial"/>
@@ -26971,7 +26971,7 @@
             <w:pPr>
               <w:spacing w:after="20" w:before="0"/>
             </w:pPr>
-            <w:hyperlink w:history="1" r:id="rIdzo990rgfnwzup0ztegb89">
+            <w:hyperlink w:history="1" r:id="rIdxotd7exbeesg_cpnewnrf">
               <w:r>
                 <w:rPr>
                   <w:rFonts w:ascii="Arial" w:cs="Arial" w:eastAsia="Arial" w:hAnsi="Arial"/>
@@ -27004,7 +27004,7 @@
               <w:spacing w:after="10" w:before="0"/>
               <w:ind w:left="120"/>
             </w:pPr>
-            <w:hyperlink w:history="1" r:id="rIdw5nhpqtcqooeva3zbas0h">
+            <w:hyperlink w:history="1" r:id="rIdg3jj8wqmdd0rsr1fgr8nv">
               <w:r>
                 <w:rPr>
                   <w:rFonts w:ascii="Arial" w:cs="Arial" w:eastAsia="Arial" w:hAnsi="Arial"/>
@@ -27049,7 +27049,7 @@
             <w:pPr>
               <w:spacing w:after="20" w:before="0"/>
             </w:pPr>
-            <w:hyperlink w:history="1" r:id="rIdayxblzcetdfvmsi2euouc">
+            <w:hyperlink w:history="1" r:id="rIdh6ie5ylgflfktioezfmkh">
               <w:r>
                 <w:rPr>
                   <w:rFonts w:ascii="Arial" w:cs="Arial" w:eastAsia="Arial" w:hAnsi="Arial"/>
@@ -27082,7 +27082,7 @@
               <w:spacing w:after="10" w:before="0"/>
               <w:ind w:left="120"/>
             </w:pPr>
-            <w:hyperlink w:history="1" r:id="rIdg1iswgaacaub7tomxz1q_">
+            <w:hyperlink w:history="1" r:id="rId77xpqtz6mztj5xolrbp3i">
               <w:r>
                 <w:rPr>
                   <w:rFonts w:ascii="Arial" w:cs="Arial" w:eastAsia="Arial" w:hAnsi="Arial"/>
@@ -27277,7 +27277,7 @@
             <w:pPr>
               <w:spacing w:after="20" w:before="0"/>
             </w:pPr>
-            <w:hyperlink w:history="1" r:id="rId8ib2yq_slihd7u6mjgkna">
+            <w:hyperlink w:history="1" r:id="rId2hrcjsz9l3i3rwhftwfcn">
               <w:r>
                 <w:rPr>
                   <w:rFonts w:ascii="Arial" w:cs="Arial" w:eastAsia="Arial" w:hAnsi="Arial"/>
@@ -27310,7 +27310,7 @@
               <w:spacing w:after="10" w:before="0"/>
               <w:ind w:left="120"/>
             </w:pPr>
-            <w:hyperlink w:history="1" r:id="rId3zwbdinfzbhzjdcaxll8e">
+            <w:hyperlink w:history="1" r:id="rIdskpfhweywvvx3vgjoq0v-">
               <w:r>
                 <w:rPr>
                   <w:rFonts w:ascii="Arial" w:cs="Arial" w:eastAsia="Arial" w:hAnsi="Arial"/>
@@ -27355,7 +27355,7 @@
             <w:pPr>
               <w:spacing w:after="20" w:before="0"/>
             </w:pPr>
-            <w:hyperlink w:history="1" r:id="rId92lu_mlu0sqc04orsaj0w">
+            <w:hyperlink w:history="1" r:id="rIdnpfdyr73n157xnx6bwovn">
               <w:r>
                 <w:rPr>
                   <w:rFonts w:ascii="Arial" w:cs="Arial" w:eastAsia="Arial" w:hAnsi="Arial"/>
@@ -27388,7 +27388,7 @@
               <w:spacing w:after="10" w:before="0"/>
               <w:ind w:left="120"/>
             </w:pPr>
-            <w:hyperlink w:history="1" r:id="rIdtrreqq2xkq3jtjdv5uk2l">
+            <w:hyperlink w:history="1" r:id="rIdzaw3xdnauvzh0u-fgon8i">
               <w:r>
                 <w:rPr>
                   <w:rFonts w:ascii="Arial" w:cs="Arial" w:eastAsia="Arial" w:hAnsi="Arial"/>
@@ -27583,7 +27583,7 @@
             <w:pPr>
               <w:spacing w:after="20" w:before="0"/>
             </w:pPr>
-            <w:hyperlink w:history="1" r:id="rIdsb72akch7vwhj8df6gxot">
+            <w:hyperlink w:history="1" r:id="rId6ir61eeih1qfah6mmlyty">
               <w:r>
                 <w:rPr>
                   <w:rFonts w:ascii="Arial" w:cs="Arial" w:eastAsia="Arial" w:hAnsi="Arial"/>
@@ -27616,7 +27616,7 @@
               <w:spacing w:after="10" w:before="0"/>
               <w:ind w:left="120"/>
             </w:pPr>
-            <w:hyperlink w:history="1" r:id="rIdpgjy55dog6bonydo8vwv-">
+            <w:hyperlink w:history="1" r:id="rIdu-wwsjogpzhgjt_9_fmnn">
               <w:r>
                 <w:rPr>
                   <w:rFonts w:ascii="Arial" w:cs="Arial" w:eastAsia="Arial" w:hAnsi="Arial"/>
@@ -27661,7 +27661,7 @@
             <w:pPr>
               <w:spacing w:after="20" w:before="0"/>
             </w:pPr>
-            <w:hyperlink w:history="1" r:id="rId3urkzlpfmgb35likxut9j">
+            <w:hyperlink w:history="1" r:id="rIdlhdh3_tipznytpgrsu1cv">
               <w:r>
                 <w:rPr>
                   <w:rFonts w:ascii="Arial" w:cs="Arial" w:eastAsia="Arial" w:hAnsi="Arial"/>
@@ -27694,7 +27694,7 @@
               <w:spacing w:after="10" w:before="0"/>
               <w:ind w:left="120"/>
             </w:pPr>
-            <w:hyperlink w:history="1" r:id="rIdmkvclstfz1v8c9eqoh1sa">
+            <w:hyperlink w:history="1" r:id="rIdz9wfdr6-j_arobz-edhvj">
               <w:r>
                 <w:rPr>
                   <w:rFonts w:ascii="Arial" w:cs="Arial" w:eastAsia="Arial" w:hAnsi="Arial"/>
@@ -27889,7 +27889,7 @@
             <w:pPr>
               <w:spacing w:after="20" w:before="0"/>
             </w:pPr>
-            <w:hyperlink w:history="1" r:id="rIdve5e8itomb5z_3xkjskkn">
+            <w:hyperlink w:history="1" r:id="rIdsttzlx8rm8ati6taoc5k2">
               <w:r>
                 <w:rPr>
                   <w:rFonts w:ascii="Arial" w:cs="Arial" w:eastAsia="Arial" w:hAnsi="Arial"/>
@@ -27922,7 +27922,7 @@
               <w:spacing w:after="10" w:before="0"/>
               <w:ind w:left="120"/>
             </w:pPr>
-            <w:hyperlink w:history="1" r:id="rId_lhp2xvrgbfdp21zujtbj">
+            <w:hyperlink w:history="1" r:id="rIdikqz3_kgan4ix6ceteqlq">
               <w:r>
                 <w:rPr>
                   <w:rFonts w:ascii="Arial" w:cs="Arial" w:eastAsia="Arial" w:hAnsi="Arial"/>
@@ -27967,7 +27967,7 @@
             <w:pPr>
               <w:spacing w:after="20" w:before="0"/>
             </w:pPr>
-            <w:hyperlink w:history="1" r:id="rIdnbmk919yfa6x76apxphda">
+            <w:hyperlink w:history="1" r:id="rIdafh61ukfyzjlvud01zqb7">
               <w:r>
                 <w:rPr>
                   <w:rFonts w:ascii="Arial" w:cs="Arial" w:eastAsia="Arial" w:hAnsi="Arial"/>
@@ -28000,7 +28000,7 @@
               <w:spacing w:after="10" w:before="0"/>
               <w:ind w:left="120"/>
             </w:pPr>
-            <w:hyperlink w:history="1" r:id="rIduz5pebdfkkdd5v6necpof">
+            <w:hyperlink w:history="1" r:id="rIdurlwn1ixvyaquy4aanxly">
               <w:r>
                 <w:rPr>
                   <w:rFonts w:ascii="Arial" w:cs="Arial" w:eastAsia="Arial" w:hAnsi="Arial"/>
@@ -29487,7 +29487,7 @@
             <w:pPr>
               <w:spacing w:after="20" w:before="0"/>
             </w:pPr>
-            <w:hyperlink w:history="1" r:id="rIdqklggmtfyyae_m72hvebw">
+            <w:hyperlink w:history="1" r:id="rIdhtftuyxle_bzjpsmmug9n">
               <w:r>
                 <w:rPr>
                   <w:rFonts w:ascii="Arial" w:cs="Arial" w:eastAsia="Arial" w:hAnsi="Arial"/>
@@ -29520,7 +29520,7 @@
               <w:spacing w:after="10" w:before="0"/>
               <w:ind w:left="120"/>
             </w:pPr>
-            <w:hyperlink w:history="1" r:id="rIdixyh2ihuekroggd4slxn2">
+            <w:hyperlink w:history="1" r:id="rIdu6fdiri-nw6uarnjyc1fh">
               <w:r>
                 <w:rPr>
                   <w:rFonts w:ascii="Arial" w:cs="Arial" w:eastAsia="Arial" w:hAnsi="Arial"/>
@@ -29565,7 +29565,7 @@
             <w:pPr>
               <w:spacing w:after="20" w:before="0"/>
             </w:pPr>
-            <w:hyperlink w:history="1" r:id="rIdv6xty6do1qzqutiningt_">
+            <w:hyperlink w:history="1" r:id="rIdm1u17zx2gm5qlxsrnoz7u">
               <w:r>
                 <w:rPr>
                   <w:rFonts w:ascii="Arial" w:cs="Arial" w:eastAsia="Arial" w:hAnsi="Arial"/>
@@ -29598,7 +29598,7 @@
               <w:spacing w:after="10" w:before="0"/>
               <w:ind w:left="120"/>
             </w:pPr>
-            <w:hyperlink w:history="1" r:id="rId0uhwmm_atdytmm1i8hmfl">
+            <w:hyperlink w:history="1" r:id="rIdkjxgbw-0b0kja__mmx3gn">
               <w:r>
                 <w:rPr>
                   <w:rFonts w:ascii="Arial" w:cs="Arial" w:eastAsia="Arial" w:hAnsi="Arial"/>
@@ -29793,7 +29793,7 @@
             <w:pPr>
               <w:spacing w:after="20" w:before="0"/>
             </w:pPr>
-            <w:hyperlink w:history="1" r:id="rId-htb91vkpyvvula-puukg">
+            <w:hyperlink w:history="1" r:id="rIdt27de4f6acqfgj1wqsuhw">
               <w:r>
                 <w:rPr>
                   <w:rFonts w:ascii="Arial" w:cs="Arial" w:eastAsia="Arial" w:hAnsi="Arial"/>
@@ -29826,7 +29826,7 @@
               <w:spacing w:after="10" w:before="0"/>
               <w:ind w:left="120"/>
             </w:pPr>
-            <w:hyperlink w:history="1" r:id="rIdbnu5xghvabyixr1t7ufrm">
+            <w:hyperlink w:history="1" r:id="rIdhs6qzsizz0xqr6vmw_jnd">
               <w:r>
                 <w:rPr>
                   <w:rFonts w:ascii="Arial" w:cs="Arial" w:eastAsia="Arial" w:hAnsi="Arial"/>
@@ -29871,7 +29871,7 @@
             <w:pPr>
               <w:spacing w:after="20" w:before="0"/>
             </w:pPr>
-            <w:hyperlink w:history="1" r:id="rIditgsrdbl70kh3okg3irry">
+            <w:hyperlink w:history="1" r:id="rIddytafl1f7_8h9rrxrthmr">
               <w:r>
                 <w:rPr>
                   <w:rFonts w:ascii="Arial" w:cs="Arial" w:eastAsia="Arial" w:hAnsi="Arial"/>
@@ -29904,7 +29904,7 @@
               <w:spacing w:after="10" w:before="0"/>
               <w:ind w:left="120"/>
             </w:pPr>
-            <w:hyperlink w:history="1" r:id="rIdyjkxwgqvtwhimy1fd3wz7">
+            <w:hyperlink w:history="1" r:id="rIdiqzbej8zlwe1cjuclfaia">
               <w:r>
                 <w:rPr>
                   <w:rFonts w:ascii="Arial" w:cs="Arial" w:eastAsia="Arial" w:hAnsi="Arial"/>
@@ -30099,7 +30099,7 @@
             <w:pPr>
               <w:spacing w:after="20" w:before="0"/>
             </w:pPr>
-            <w:hyperlink w:history="1" r:id="rIdzc3cocaq_9do6yscmo_z2">
+            <w:hyperlink w:history="1" r:id="rIdhw3z0kvorizbhw5x1b4u3">
               <w:r>
                 <w:rPr>
                   <w:rFonts w:ascii="Arial" w:cs="Arial" w:eastAsia="Arial" w:hAnsi="Arial"/>
@@ -30132,7 +30132,7 @@
               <w:spacing w:after="10" w:before="0"/>
               <w:ind w:left="120"/>
             </w:pPr>
-            <w:hyperlink w:history="1" r:id="rIdl_bxv4ih2mv0xigrikq81">
+            <w:hyperlink w:history="1" r:id="rIdt-6ivh1y5laummfknkutt">
               <w:r>
                 <w:rPr>
                   <w:rFonts w:ascii="Arial" w:cs="Arial" w:eastAsia="Arial" w:hAnsi="Arial"/>
@@ -30177,7 +30177,7 @@
             <w:pPr>
               <w:spacing w:after="20" w:before="0"/>
             </w:pPr>
-            <w:hyperlink w:history="1" r:id="rIda4rgtiehugzzue8muy72c">
+            <w:hyperlink w:history="1" r:id="rIdb1tk1kt3dbku9acvhvxbb">
               <w:r>
                 <w:rPr>
                   <w:rFonts w:ascii="Arial" w:cs="Arial" w:eastAsia="Arial" w:hAnsi="Arial"/>
@@ -30210,7 +30210,7 @@
               <w:spacing w:after="10" w:before="0"/>
               <w:ind w:left="120"/>
             </w:pPr>
-            <w:hyperlink w:history="1" r:id="rIdl_8qlau0r1mhfxd8gdo7y">
+            <w:hyperlink w:history="1" r:id="rIddwenr_8l3auyrl_jcwxzd">
               <w:r>
                 <w:rPr>
                   <w:rFonts w:ascii="Arial" w:cs="Arial" w:eastAsia="Arial" w:hAnsi="Arial"/>
@@ -30405,7 +30405,7 @@
             <w:pPr>
               <w:spacing w:after="20" w:before="0"/>
             </w:pPr>
-            <w:hyperlink w:history="1" r:id="rIdcukqtt5canwfhzxztxgqu">
+            <w:hyperlink w:history="1" r:id="rIdlsbv0ccs-w9cezvbhrels">
               <w:r>
                 <w:rPr>
                   <w:rFonts w:ascii="Arial" w:cs="Arial" w:eastAsia="Arial" w:hAnsi="Arial"/>
@@ -30438,7 +30438,7 @@
               <w:spacing w:after="10" w:before="0"/>
               <w:ind w:left="120"/>
             </w:pPr>
-            <w:hyperlink w:history="1" r:id="rId73vj_pt40yoo9tzjhug-y">
+            <w:hyperlink w:history="1" r:id="rIdht_liuufxzg-2wfgylrxh">
               <w:r>
                 <w:rPr>
                   <w:rFonts w:ascii="Arial" w:cs="Arial" w:eastAsia="Arial" w:hAnsi="Arial"/>
@@ -30483,7 +30483,7 @@
             <w:pPr>
               <w:spacing w:after="20" w:before="0"/>
             </w:pPr>
-            <w:hyperlink w:history="1" r:id="rId-7mdwxnf-9zdtuvfxp-6w">
+            <w:hyperlink w:history="1" r:id="rIdzyse5pkc-bgkmkyxqnepk">
               <w:r>
                 <w:rPr>
                   <w:rFonts w:ascii="Arial" w:cs="Arial" w:eastAsia="Arial" w:hAnsi="Arial"/>
@@ -30516,7 +30516,7 @@
               <w:spacing w:after="10" w:before="0"/>
               <w:ind w:left="120"/>
             </w:pPr>
-            <w:hyperlink w:history="1" r:id="rId6iyjnakqbdv9cym4ndw2r">
+            <w:hyperlink w:history="1" r:id="rIdhh9qr-e-3kx-llwjl2xxc">
               <w:r>
                 <w:rPr>
                   <w:rFonts w:ascii="Arial" w:cs="Arial" w:eastAsia="Arial" w:hAnsi="Arial"/>
@@ -30711,7 +30711,7 @@
             <w:pPr>
               <w:spacing w:after="20" w:before="0"/>
             </w:pPr>
-            <w:hyperlink w:history="1" r:id="rId9xqxxktcjofe5ye1yfk--">
+            <w:hyperlink w:history="1" r:id="rId_h8ic_felsjeicbh9ywgq">
               <w:r>
                 <w:rPr>
                   <w:rFonts w:ascii="Arial" w:cs="Arial" w:eastAsia="Arial" w:hAnsi="Arial"/>
@@ -30744,7 +30744,7 @@
               <w:spacing w:after="10" w:before="0"/>
               <w:ind w:left="120"/>
             </w:pPr>
-            <w:hyperlink w:history="1" r:id="rIdeitoc7swn2g9j_bdf8-fc">
+            <w:hyperlink w:history="1" r:id="rIdjyxkervyfa3kdd7zh0fcg">
               <w:r>
                 <w:rPr>
                   <w:rFonts w:ascii="Arial" w:cs="Arial" w:eastAsia="Arial" w:hAnsi="Arial"/>
@@ -30789,7 +30789,7 @@
             <w:pPr>
               <w:spacing w:after="20" w:before="0"/>
             </w:pPr>
-            <w:hyperlink w:history="1" r:id="rIdq3jutqqymwsoaquxubcbu">
+            <w:hyperlink w:history="1" r:id="rIdilblr4wpy3kad6s6bqusj">
               <w:r>
                 <w:rPr>
                   <w:rFonts w:ascii="Arial" w:cs="Arial" w:eastAsia="Arial" w:hAnsi="Arial"/>
@@ -30822,7 +30822,7 @@
               <w:spacing w:after="10" w:before="0"/>
               <w:ind w:left="120"/>
             </w:pPr>
-            <w:hyperlink w:history="1" r:id="rId1nlegnu__p5kyhwoewdrg">
+            <w:hyperlink w:history="1" r:id="rId1ysqtrzetwliufpvrlpi7">
               <w:r>
                 <w:rPr>
                   <w:rFonts w:ascii="Arial" w:cs="Arial" w:eastAsia="Arial" w:hAnsi="Arial"/>

--- a/data/outputs/v2/Chemistry/SS1.3_The_Periodic_Table/Chemistry_The_Periodic_Table_CBE_LessonSequence.docx
+++ b/data/outputs/v2/Chemistry/SS1.3_The_Periodic_Table/Chemistry_The_Periodic_Table_CBE_LessonSequence.docx
@@ -3082,7 +3082,7 @@
             <w:pPr>
               <w:spacing w:after="20" w:before="0"/>
             </w:pPr>
-            <w:hyperlink w:history="1" r:id="rIdat3p_uyqich1r4fkcypwj">
+            <w:hyperlink w:history="1" r:id="rIdtgqbzoflq6henswy2zedj">
               <w:r>
                 <w:rPr>
                   <w:rFonts w:ascii="Arial" w:cs="Arial" w:eastAsia="Arial" w:hAnsi="Arial"/>
@@ -3115,7 +3115,7 @@
               <w:spacing w:after="10" w:before="0"/>
               <w:ind w:left="120"/>
             </w:pPr>
-            <w:hyperlink w:history="1" r:id="rIdjnaimtlfzhdgwybvbsvem">
+            <w:hyperlink w:history="1" r:id="rIdt12nharbubfne22ch_qw9">
               <w:r>
                 <w:rPr>
                   <w:rFonts w:ascii="Arial" w:cs="Arial" w:eastAsia="Arial" w:hAnsi="Arial"/>
@@ -3160,7 +3160,7 @@
             <w:pPr>
               <w:spacing w:after="20" w:before="0"/>
             </w:pPr>
-            <w:hyperlink w:history="1" r:id="rIdhmbfgkbx2klzc-tsoln1d">
+            <w:hyperlink w:history="1" r:id="rIdew3aus_cmqj60n7nxv7f0">
               <w:r>
                 <w:rPr>
                   <w:rFonts w:ascii="Arial" w:cs="Arial" w:eastAsia="Arial" w:hAnsi="Arial"/>
@@ -3193,7 +3193,7 @@
               <w:spacing w:after="10" w:before="0"/>
               <w:ind w:left="120"/>
             </w:pPr>
-            <w:hyperlink w:history="1" r:id="rId8ojbsknsfyqt1tb6mwfpw">
+            <w:hyperlink w:history="1" r:id="rIdeesfaamdha4abi6lz-h99">
               <w:r>
                 <w:rPr>
                   <w:rFonts w:ascii="Arial" w:cs="Arial" w:eastAsia="Arial" w:hAnsi="Arial"/>
@@ -3388,7 +3388,7 @@
             <w:pPr>
               <w:spacing w:after="20" w:before="0"/>
             </w:pPr>
-            <w:hyperlink w:history="1" r:id="rId1uvf8c6txjuxqeavqxx_n">
+            <w:hyperlink w:history="1" r:id="rIdq6a5aanmzrfvxgau0m-3r">
               <w:r>
                 <w:rPr>
                   <w:rFonts w:ascii="Arial" w:cs="Arial" w:eastAsia="Arial" w:hAnsi="Arial"/>
@@ -3421,7 +3421,7 @@
               <w:spacing w:after="10" w:before="0"/>
               <w:ind w:left="120"/>
             </w:pPr>
-            <w:hyperlink w:history="1" r:id="rIduzxg18ck-bwah_cfxmhvq">
+            <w:hyperlink w:history="1" r:id="rId8xdadfohgq2ghl5_ueuqu">
               <w:r>
                 <w:rPr>
                   <w:rFonts w:ascii="Arial" w:cs="Arial" w:eastAsia="Arial" w:hAnsi="Arial"/>
@@ -3466,7 +3466,7 @@
             <w:pPr>
               <w:spacing w:after="20" w:before="0"/>
             </w:pPr>
-            <w:hyperlink w:history="1" r:id="rIdzeb7i5nxejgciasunhlbe">
+            <w:hyperlink w:history="1" r:id="rIduc_ezpn4vvvihglyd-vcm">
               <w:r>
                 <w:rPr>
                   <w:rFonts w:ascii="Arial" w:cs="Arial" w:eastAsia="Arial" w:hAnsi="Arial"/>
@@ -3499,7 +3499,7 @@
               <w:spacing w:after="10" w:before="0"/>
               <w:ind w:left="120"/>
             </w:pPr>
-            <w:hyperlink w:history="1" r:id="rIdw623vzvnftdvr1wvmk71n">
+            <w:hyperlink w:history="1" r:id="rIdyatbkdvbbr0_4zvl1hiwc">
               <w:r>
                 <w:rPr>
                   <w:rFonts w:ascii="Arial" w:cs="Arial" w:eastAsia="Arial" w:hAnsi="Arial"/>
@@ -3694,7 +3694,7 @@
             <w:pPr>
               <w:spacing w:after="20" w:before="0"/>
             </w:pPr>
-            <w:hyperlink w:history="1" r:id="rIdf8nm4rvdeijwuerw0zglr">
+            <w:hyperlink w:history="1" r:id="rIdrfh2txf0rgtzsyrqdfuqw">
               <w:r>
                 <w:rPr>
                   <w:rFonts w:ascii="Arial" w:cs="Arial" w:eastAsia="Arial" w:hAnsi="Arial"/>
@@ -3727,7 +3727,7 @@
               <w:spacing w:after="10" w:before="0"/>
               <w:ind w:left="120"/>
             </w:pPr>
-            <w:hyperlink w:history="1" r:id="rId3uqtgjkq5mrzmkrfksybv">
+            <w:hyperlink w:history="1" r:id="rIdhjgyl-607ozimddn0dess">
               <w:r>
                 <w:rPr>
                   <w:rFonts w:ascii="Arial" w:cs="Arial" w:eastAsia="Arial" w:hAnsi="Arial"/>
@@ -3772,7 +3772,7 @@
             <w:pPr>
               <w:spacing w:after="20" w:before="0"/>
             </w:pPr>
-            <w:hyperlink w:history="1" r:id="rIdr3abifmacnpsh960tecwx">
+            <w:hyperlink w:history="1" r:id="rIdfhhqfwjfhjpoaagpfwy3q">
               <w:r>
                 <w:rPr>
                   <w:rFonts w:ascii="Arial" w:cs="Arial" w:eastAsia="Arial" w:hAnsi="Arial"/>
@@ -3805,7 +3805,7 @@
               <w:spacing w:after="10" w:before="0"/>
               <w:ind w:left="120"/>
             </w:pPr>
-            <w:hyperlink w:history="1" r:id="rIdjvff14xz44pdypbitmow0">
+            <w:hyperlink w:history="1" r:id="rIdzm1hviifjp4gru7nzbt2z">
               <w:r>
                 <w:rPr>
                   <w:rFonts w:ascii="Arial" w:cs="Arial" w:eastAsia="Arial" w:hAnsi="Arial"/>
@@ -4000,7 +4000,7 @@
             <w:pPr>
               <w:spacing w:after="20" w:before="0"/>
             </w:pPr>
-            <w:hyperlink w:history="1" r:id="rIdesfhlq52byout_bfugtds">
+            <w:hyperlink w:history="1" r:id="rIdzrsr5dz_vabbtjd0uyimx">
               <w:r>
                 <w:rPr>
                   <w:rFonts w:ascii="Arial" w:cs="Arial" w:eastAsia="Arial" w:hAnsi="Arial"/>
@@ -4033,7 +4033,7 @@
               <w:spacing w:after="10" w:before="0"/>
               <w:ind w:left="120"/>
             </w:pPr>
-            <w:hyperlink w:history="1" r:id="rIdxxcvbydctwa50i4dqfvbx">
+            <w:hyperlink w:history="1" r:id="rIdggwqtilb8_qrkaik2rl5c">
               <w:r>
                 <w:rPr>
                   <w:rFonts w:ascii="Arial" w:cs="Arial" w:eastAsia="Arial" w:hAnsi="Arial"/>
@@ -4078,7 +4078,7 @@
             <w:pPr>
               <w:spacing w:after="20" w:before="0"/>
             </w:pPr>
-            <w:hyperlink w:history="1" r:id="rIdkji9hr7r7vntrspcbjevd">
+            <w:hyperlink w:history="1" r:id="rIdreikldd4wfiaqicpqec-m">
               <w:r>
                 <w:rPr>
                   <w:rFonts w:ascii="Arial" w:cs="Arial" w:eastAsia="Arial" w:hAnsi="Arial"/>
@@ -4111,7 +4111,7 @@
               <w:spacing w:after="10" w:before="0"/>
               <w:ind w:left="120"/>
             </w:pPr>
-            <w:hyperlink w:history="1" r:id="rIdvhedwag-nhn0y8bf14r2y">
+            <w:hyperlink w:history="1" r:id="rIdveuntxcmjgn2ebvwi_zbg">
               <w:r>
                 <w:rPr>
                   <w:rFonts w:ascii="Arial" w:cs="Arial" w:eastAsia="Arial" w:hAnsi="Arial"/>
@@ -4306,7 +4306,7 @@
             <w:pPr>
               <w:spacing w:after="20" w:before="0"/>
             </w:pPr>
-            <w:hyperlink w:history="1" r:id="rIdl7zwckv8p8blhirlkrkcu">
+            <w:hyperlink w:history="1" r:id="rId78z5mdf9rzfvl5yhgu8u9">
               <w:r>
                 <w:rPr>
                   <w:rFonts w:ascii="Arial" w:cs="Arial" w:eastAsia="Arial" w:hAnsi="Arial"/>
@@ -4339,7 +4339,7 @@
               <w:spacing w:after="10" w:before="0"/>
               <w:ind w:left="120"/>
             </w:pPr>
-            <w:hyperlink w:history="1" r:id="rIdw9qr9kjdhz8czeegnwsjw">
+            <w:hyperlink w:history="1" r:id="rIdjzezwb6udlxxft3yfbavt">
               <w:r>
                 <w:rPr>
                   <w:rFonts w:ascii="Arial" w:cs="Arial" w:eastAsia="Arial" w:hAnsi="Arial"/>
@@ -4384,7 +4384,7 @@
             <w:pPr>
               <w:spacing w:after="20" w:before="0"/>
             </w:pPr>
-            <w:hyperlink w:history="1" r:id="rIdapbg9pludyqo6qq9y-rri">
+            <w:hyperlink w:history="1" r:id="rIdem8ubakcqh44r4awh3oc6">
               <w:r>
                 <w:rPr>
                   <w:rFonts w:ascii="Arial" w:cs="Arial" w:eastAsia="Arial" w:hAnsi="Arial"/>
@@ -4417,7 +4417,7 @@
               <w:spacing w:after="10" w:before="0"/>
               <w:ind w:left="120"/>
             </w:pPr>
-            <w:hyperlink w:history="1" r:id="rIdfgfhkpk6lxut327kazoh5">
+            <w:hyperlink w:history="1" r:id="rIdmtshihtymu7yxjg677lnu">
               <w:r>
                 <w:rPr>
                   <w:rFonts w:ascii="Arial" w:cs="Arial" w:eastAsia="Arial" w:hAnsi="Arial"/>
@@ -5999,7 +5999,7 @@
             <w:pPr>
               <w:spacing w:after="20" w:before="0"/>
             </w:pPr>
-            <w:hyperlink w:history="1" r:id="rId3deqbrodlg2j9lx7wkgnl">
+            <w:hyperlink w:history="1" r:id="rIdu2ledcc047euz30cxbmng">
               <w:r>
                 <w:rPr>
                   <w:rFonts w:ascii="Arial" w:cs="Arial" w:eastAsia="Arial" w:hAnsi="Arial"/>
@@ -6032,7 +6032,7 @@
               <w:spacing w:after="10" w:before="0"/>
               <w:ind w:left="120"/>
             </w:pPr>
-            <w:hyperlink w:history="1" r:id="rIdmvsg6eh_bc_zu6n_2jftl">
+            <w:hyperlink w:history="1" r:id="rIdgj1a7fykyrrk8e3spzijo">
               <w:r>
                 <w:rPr>
                   <w:rFonts w:ascii="Arial" w:cs="Arial" w:eastAsia="Arial" w:hAnsi="Arial"/>
@@ -6077,7 +6077,7 @@
             <w:pPr>
               <w:spacing w:after="20" w:before="0"/>
             </w:pPr>
-            <w:hyperlink w:history="1" r:id="rIdm5rzycljfb5izdwfuncn_">
+            <w:hyperlink w:history="1" r:id="rIdgwh5fuah9s264irdjrlal">
               <w:r>
                 <w:rPr>
                   <w:rFonts w:ascii="Arial" w:cs="Arial" w:eastAsia="Arial" w:hAnsi="Arial"/>
@@ -6110,7 +6110,7 @@
               <w:spacing w:after="10" w:before="0"/>
               <w:ind w:left="120"/>
             </w:pPr>
-            <w:hyperlink w:history="1" r:id="rIdcyshyzgyhyblhqpdsk-v3">
+            <w:hyperlink w:history="1" r:id="rId7dz-jebzep4weescrkicd">
               <w:r>
                 <w:rPr>
                   <w:rFonts w:ascii="Arial" w:cs="Arial" w:eastAsia="Arial" w:hAnsi="Arial"/>
@@ -6305,7 +6305,7 @@
             <w:pPr>
               <w:spacing w:after="20" w:before="0"/>
             </w:pPr>
-            <w:hyperlink w:history="1" r:id="rId-mkwriceltrompdo4wtk7">
+            <w:hyperlink w:history="1" r:id="rIdcdfwr_vwciaa-5vkowxsy">
               <w:r>
                 <w:rPr>
                   <w:rFonts w:ascii="Arial" w:cs="Arial" w:eastAsia="Arial" w:hAnsi="Arial"/>
@@ -6338,7 +6338,7 @@
               <w:spacing w:after="10" w:before="0"/>
               <w:ind w:left="120"/>
             </w:pPr>
-            <w:hyperlink w:history="1" r:id="rIdiqt8drtw_fy0qgqcw-e9d">
+            <w:hyperlink w:history="1" r:id="rId59sf8xpu5bad88wddbi9w">
               <w:r>
                 <w:rPr>
                   <w:rFonts w:ascii="Arial" w:cs="Arial" w:eastAsia="Arial" w:hAnsi="Arial"/>
@@ -6383,7 +6383,7 @@
             <w:pPr>
               <w:spacing w:after="20" w:before="0"/>
             </w:pPr>
-            <w:hyperlink w:history="1" r:id="rIdpzpfvghabzaaniidzfp7j">
+            <w:hyperlink w:history="1" r:id="rIddpcvqscocduihmqtyd3ji">
               <w:r>
                 <w:rPr>
                   <w:rFonts w:ascii="Arial" w:cs="Arial" w:eastAsia="Arial" w:hAnsi="Arial"/>
@@ -6416,7 +6416,7 @@
               <w:spacing w:after="10" w:before="0"/>
               <w:ind w:left="120"/>
             </w:pPr>
-            <w:hyperlink w:history="1" r:id="rId-qhxfxeuoutmuypdvpkdb">
+            <w:hyperlink w:history="1" r:id="rIdpnbtek7nrafg1ggfat77y">
               <w:r>
                 <w:rPr>
                   <w:rFonts w:ascii="Arial" w:cs="Arial" w:eastAsia="Arial" w:hAnsi="Arial"/>
@@ -6611,7 +6611,7 @@
             <w:pPr>
               <w:spacing w:after="20" w:before="0"/>
             </w:pPr>
-            <w:hyperlink w:history="1" r:id="rIdkuqig9dzeqsn7xq2fozlg">
+            <w:hyperlink w:history="1" r:id="rIdbogfaje-wcgtx6fkqxp4_">
               <w:r>
                 <w:rPr>
                   <w:rFonts w:ascii="Arial" w:cs="Arial" w:eastAsia="Arial" w:hAnsi="Arial"/>
@@ -6644,7 +6644,7 @@
               <w:spacing w:after="10" w:before="0"/>
               <w:ind w:left="120"/>
             </w:pPr>
-            <w:hyperlink w:history="1" r:id="rIdi_qtpuqongfbguicufjii">
+            <w:hyperlink w:history="1" r:id="rIdon0rwrm7ao1n5lat3ri_r">
               <w:r>
                 <w:rPr>
                   <w:rFonts w:ascii="Arial" w:cs="Arial" w:eastAsia="Arial" w:hAnsi="Arial"/>
@@ -6689,7 +6689,7 @@
             <w:pPr>
               <w:spacing w:after="20" w:before="0"/>
             </w:pPr>
-            <w:hyperlink w:history="1" r:id="rIdnz41qktafsama4hlufjms">
+            <w:hyperlink w:history="1" r:id="rIdztk3xlb5dgspnqtvcjgn1">
               <w:r>
                 <w:rPr>
                   <w:rFonts w:ascii="Arial" w:cs="Arial" w:eastAsia="Arial" w:hAnsi="Arial"/>
@@ -6722,7 +6722,7 @@
               <w:spacing w:after="10" w:before="0"/>
               <w:ind w:left="120"/>
             </w:pPr>
-            <w:hyperlink w:history="1" r:id="rId1rsctckiwjt_xas2qexkh">
+            <w:hyperlink w:history="1" r:id="rIdmrtixgflhamw1r8ipnrfd">
               <w:r>
                 <w:rPr>
                   <w:rFonts w:ascii="Arial" w:cs="Arial" w:eastAsia="Arial" w:hAnsi="Arial"/>
@@ -6917,7 +6917,7 @@
             <w:pPr>
               <w:spacing w:after="20" w:before="0"/>
             </w:pPr>
-            <w:hyperlink w:history="1" r:id="rIdoqu3nzxa2re7s92eg315k">
+            <w:hyperlink w:history="1" r:id="rIdn9fq98yhmiu9wpzlqmvpv">
               <w:r>
                 <w:rPr>
                   <w:rFonts w:ascii="Arial" w:cs="Arial" w:eastAsia="Arial" w:hAnsi="Arial"/>
@@ -6950,7 +6950,7 @@
               <w:spacing w:after="10" w:before="0"/>
               <w:ind w:left="120"/>
             </w:pPr>
-            <w:hyperlink w:history="1" r:id="rIdytfzgmatiwqvxzxoy1yfr">
+            <w:hyperlink w:history="1" r:id="rIdhkd6guycrdlrshmnj1gil">
               <w:r>
                 <w:rPr>
                   <w:rFonts w:ascii="Arial" w:cs="Arial" w:eastAsia="Arial" w:hAnsi="Arial"/>
@@ -6995,7 +6995,7 @@
             <w:pPr>
               <w:spacing w:after="20" w:before="0"/>
             </w:pPr>
-            <w:hyperlink w:history="1" r:id="rIdgj6l316qil5kln0ksp2ds">
+            <w:hyperlink w:history="1" r:id="rIdz9rn6z-dkhhhbc6lkeqcf">
               <w:r>
                 <w:rPr>
                   <w:rFonts w:ascii="Arial" w:cs="Arial" w:eastAsia="Arial" w:hAnsi="Arial"/>
@@ -7028,7 +7028,7 @@
               <w:spacing w:after="10" w:before="0"/>
               <w:ind w:left="120"/>
             </w:pPr>
-            <w:hyperlink w:history="1" r:id="rIdqrjl9e0y3xnwtxxrizqwm">
+            <w:hyperlink w:history="1" r:id="rIdaeumscfsxukfdjgutij62">
               <w:r>
                 <w:rPr>
                   <w:rFonts w:ascii="Arial" w:cs="Arial" w:eastAsia="Arial" w:hAnsi="Arial"/>
@@ -7223,7 +7223,7 @@
             <w:pPr>
               <w:spacing w:after="20" w:before="0"/>
             </w:pPr>
-            <w:hyperlink w:history="1" r:id="rIdkj_zcmo2fffmnymzwasvx">
+            <w:hyperlink w:history="1" r:id="rIdx1mgexvx7smgwjhlzwlgk">
               <w:r>
                 <w:rPr>
                   <w:rFonts w:ascii="Arial" w:cs="Arial" w:eastAsia="Arial" w:hAnsi="Arial"/>
@@ -7256,7 +7256,7 @@
               <w:spacing w:after="10" w:before="0"/>
               <w:ind w:left="120"/>
             </w:pPr>
-            <w:hyperlink w:history="1" r:id="rIdmgehlgbqyq50aonjygw9z">
+            <w:hyperlink w:history="1" r:id="rIdnx2fostf3nkgt-uwcc3y6">
               <w:r>
                 <w:rPr>
                   <w:rFonts w:ascii="Arial" w:cs="Arial" w:eastAsia="Arial" w:hAnsi="Arial"/>
@@ -7301,7 +7301,7 @@
             <w:pPr>
               <w:spacing w:after="20" w:before="0"/>
             </w:pPr>
-            <w:hyperlink w:history="1" r:id="rIdzli_yzpka0lybzysqi3x1">
+            <w:hyperlink w:history="1" r:id="rId1ykqdtxyvhg7pg3pksacd">
               <w:r>
                 <w:rPr>
                   <w:rFonts w:ascii="Arial" w:cs="Arial" w:eastAsia="Arial" w:hAnsi="Arial"/>
@@ -7334,7 +7334,7 @@
               <w:spacing w:after="10" w:before="0"/>
               <w:ind w:left="120"/>
             </w:pPr>
-            <w:hyperlink w:history="1" r:id="rId0do4vgr42sxrr6gd-3vsc">
+            <w:hyperlink w:history="1" r:id="rIdeextbdrhibj_8-0z4za7v">
               <w:r>
                 <w:rPr>
                   <w:rFonts w:ascii="Arial" w:cs="Arial" w:eastAsia="Arial" w:hAnsi="Arial"/>
@@ -8821,7 +8821,7 @@
             <w:pPr>
               <w:spacing w:after="20" w:before="0"/>
             </w:pPr>
-            <w:hyperlink w:history="1" r:id="rIdqqjslv7xbpfiw64j_qor4">
+            <w:hyperlink w:history="1" r:id="rIdphtyyeq8akauzoy3u1ig1">
               <w:r>
                 <w:rPr>
                   <w:rFonts w:ascii="Arial" w:cs="Arial" w:eastAsia="Arial" w:hAnsi="Arial"/>
@@ -8854,7 +8854,7 @@
               <w:spacing w:after="10" w:before="0"/>
               <w:ind w:left="120"/>
             </w:pPr>
-            <w:hyperlink w:history="1" r:id="rId3gcfxaslval3zr3dhltrd">
+            <w:hyperlink w:history="1" r:id="rIdyj3ujdd89fck-mqoe1-d5">
               <w:r>
                 <w:rPr>
                   <w:rFonts w:ascii="Arial" w:cs="Arial" w:eastAsia="Arial" w:hAnsi="Arial"/>
@@ -8899,7 +8899,7 @@
             <w:pPr>
               <w:spacing w:after="20" w:before="0"/>
             </w:pPr>
-            <w:hyperlink w:history="1" r:id="rIdmp-bpxvof6opbckhbtcme">
+            <w:hyperlink w:history="1" r:id="rIdshatvjjo04-sy5cchh6ug">
               <w:r>
                 <w:rPr>
                   <w:rFonts w:ascii="Arial" w:cs="Arial" w:eastAsia="Arial" w:hAnsi="Arial"/>
@@ -8932,7 +8932,7 @@
               <w:spacing w:after="10" w:before="0"/>
               <w:ind w:left="120"/>
             </w:pPr>
-            <w:hyperlink w:history="1" r:id="rIdbwjh5hqilzq2pjsif4vyv">
+            <w:hyperlink w:history="1" r:id="rId8ivny3n5bezto1um574rt">
               <w:r>
                 <w:rPr>
                   <w:rFonts w:ascii="Arial" w:cs="Arial" w:eastAsia="Arial" w:hAnsi="Arial"/>
@@ -9184,7 +9184,7 @@
             <w:pPr>
               <w:spacing w:after="20" w:before="0"/>
             </w:pPr>
-            <w:hyperlink w:history="1" r:id="rIdhyhvvqfzjnar_ejhtyywu">
+            <w:hyperlink w:history="1" r:id="rId2xwokanyfiw0vjundveef">
               <w:r>
                 <w:rPr>
                   <w:rFonts w:ascii="Arial" w:cs="Arial" w:eastAsia="Arial" w:hAnsi="Arial"/>
@@ -9217,7 +9217,7 @@
               <w:spacing w:after="10" w:before="0"/>
               <w:ind w:left="120"/>
             </w:pPr>
-            <w:hyperlink w:history="1" r:id="rId90upwxgm5ommukyy6m47c">
+            <w:hyperlink w:history="1" r:id="rIdidfp8mfwuy52mpcuxmhi5">
               <w:r>
                 <w:rPr>
                   <w:rFonts w:ascii="Arial" w:cs="Arial" w:eastAsia="Arial" w:hAnsi="Arial"/>
@@ -9262,7 +9262,7 @@
             <w:pPr>
               <w:spacing w:after="20" w:before="0"/>
             </w:pPr>
-            <w:hyperlink w:history="1" r:id="rIdghieie1_xywkbwuehcb_o">
+            <w:hyperlink w:history="1" r:id="rIdx_xmblx9wz6iwpxpvl4w6">
               <w:r>
                 <w:rPr>
                   <w:rFonts w:ascii="Arial" w:cs="Arial" w:eastAsia="Arial" w:hAnsi="Arial"/>
@@ -9295,7 +9295,7 @@
               <w:spacing w:after="10" w:before="0"/>
               <w:ind w:left="120"/>
             </w:pPr>
-            <w:hyperlink w:history="1" r:id="rIdy-tlxwedgxpleeqojyrke">
+            <w:hyperlink w:history="1" r:id="rIdechhnyzi-y4itofpdtpew">
               <w:r>
                 <w:rPr>
                   <w:rFonts w:ascii="Arial" w:cs="Arial" w:eastAsia="Arial" w:hAnsi="Arial"/>
@@ -9794,7 +9794,7 @@
             <w:pPr>
               <w:spacing w:after="20" w:before="0"/>
             </w:pPr>
-            <w:hyperlink w:history="1" r:id="rIdolylxxsnaipspr_jm3lo6">
+            <w:hyperlink w:history="1" r:id="rId61xld7a8b9pstobhi1_gi">
               <w:r>
                 <w:rPr>
                   <w:rFonts w:ascii="Arial" w:cs="Arial" w:eastAsia="Arial" w:hAnsi="Arial"/>
@@ -9827,7 +9827,7 @@
               <w:spacing w:after="10" w:before="0"/>
               <w:ind w:left="120"/>
             </w:pPr>
-            <w:hyperlink w:history="1" r:id="rIdnsxrpqh4rb_yrlxopendt">
+            <w:hyperlink w:history="1" r:id="rIdt4xyqqwqa9gfwy_fmif6-">
               <w:r>
                 <w:rPr>
                   <w:rFonts w:ascii="Arial" w:cs="Arial" w:eastAsia="Arial" w:hAnsi="Arial"/>
@@ -9872,7 +9872,7 @@
             <w:pPr>
               <w:spacing w:after="20" w:before="0"/>
             </w:pPr>
-            <w:hyperlink w:history="1" r:id="rIdio6cqzfcym7xtrc58w-ur">
+            <w:hyperlink w:history="1" r:id="rIdodqsm9jquajoo-_vnxtw3">
               <w:r>
                 <w:rPr>
                   <w:rFonts w:ascii="Arial" w:cs="Arial" w:eastAsia="Arial" w:hAnsi="Arial"/>
@@ -9905,7 +9905,7 @@
               <w:spacing w:after="10" w:before="0"/>
               <w:ind w:left="120"/>
             </w:pPr>
-            <w:hyperlink w:history="1" r:id="rIdx4dkkkzdqtowdudnc4ccj">
+            <w:hyperlink w:history="1" r:id="rIdszgz-dvlaxy99fog5cnwg">
               <w:r>
                 <w:rPr>
                   <w:rFonts w:ascii="Arial" w:cs="Arial" w:eastAsia="Arial" w:hAnsi="Arial"/>
@@ -10480,7 +10480,7 @@
             <w:pPr>
               <w:spacing w:after="20" w:before="0"/>
             </w:pPr>
-            <w:hyperlink w:history="1" r:id="rIdqc7fdsru2p1-pisnbnkxb">
+            <w:hyperlink w:history="1" r:id="rIdzlwsgrjz-sxg8ytpfuejn">
               <w:r>
                 <w:rPr>
                   <w:rFonts w:ascii="Arial" w:cs="Arial" w:eastAsia="Arial" w:hAnsi="Arial"/>
@@ -10513,7 +10513,7 @@
               <w:spacing w:after="10" w:before="0"/>
               <w:ind w:left="120"/>
             </w:pPr>
-            <w:hyperlink w:history="1" r:id="rIdenv71_0e9gewsnsoqhhi3">
+            <w:hyperlink w:history="1" r:id="rId2rveed6drihsfdl8fovfk">
               <w:r>
                 <w:rPr>
                   <w:rFonts w:ascii="Arial" w:cs="Arial" w:eastAsia="Arial" w:hAnsi="Arial"/>
@@ -10558,7 +10558,7 @@
             <w:pPr>
               <w:spacing w:after="20" w:before="0"/>
             </w:pPr>
-            <w:hyperlink w:history="1" r:id="rIdwxtltjwts3wxnmaoxyhzx">
+            <w:hyperlink w:history="1" r:id="rIds1ozxmz0mewl5rsc2tvbg">
               <w:r>
                 <w:rPr>
                   <w:rFonts w:ascii="Arial" w:cs="Arial" w:eastAsia="Arial" w:hAnsi="Arial"/>
@@ -10591,7 +10591,7 @@
               <w:spacing w:after="10" w:before="0"/>
               <w:ind w:left="120"/>
             </w:pPr>
-            <w:hyperlink w:history="1" r:id="rIdy48ieim5rilibaxiqyjno">
+            <w:hyperlink w:history="1" r:id="rIdtrywvdaqm32akjtigsj4u">
               <w:r>
                 <w:rPr>
                   <w:rFonts w:ascii="Arial" w:cs="Arial" w:eastAsia="Arial" w:hAnsi="Arial"/>
@@ -10862,7 +10862,7 @@
             <w:pPr>
               <w:spacing w:after="20" w:before="0"/>
             </w:pPr>
-            <w:hyperlink w:history="1" r:id="rId4uiagewbsrqrz6hpf47ei">
+            <w:hyperlink w:history="1" r:id="rIdq62jc_ogdb-qzpusbr7li">
               <w:r>
                 <w:rPr>
                   <w:rFonts w:ascii="Arial" w:cs="Arial" w:eastAsia="Arial" w:hAnsi="Arial"/>
@@ -10895,7 +10895,7 @@
               <w:spacing w:after="10" w:before="0"/>
               <w:ind w:left="120"/>
             </w:pPr>
-            <w:hyperlink w:history="1" r:id="rIduop9-t2frf2gidwwwd9pj">
+            <w:hyperlink w:history="1" r:id="rIdqso7aftiwdzvcrygrhu5t">
               <w:r>
                 <w:rPr>
                   <w:rFonts w:ascii="Arial" w:cs="Arial" w:eastAsia="Arial" w:hAnsi="Arial"/>
@@ -10940,7 +10940,7 @@
             <w:pPr>
               <w:spacing w:after="20" w:before="0"/>
             </w:pPr>
-            <w:hyperlink w:history="1" r:id="rIdanstzyogi5wminauqodil">
+            <w:hyperlink w:history="1" r:id="rId_sbd-pmb1n_r3w4pre6l-">
               <w:r>
                 <w:rPr>
                   <w:rFonts w:ascii="Arial" w:cs="Arial" w:eastAsia="Arial" w:hAnsi="Arial"/>
@@ -10973,7 +10973,7 @@
               <w:spacing w:after="10" w:before="0"/>
               <w:ind w:left="120"/>
             </w:pPr>
-            <w:hyperlink w:history="1" r:id="rIda_c_h8sdp42ojzvzxhvyw">
+            <w:hyperlink w:history="1" r:id="rIdcjt6puu7js8sh1xlp54tz">
               <w:r>
                 <w:rPr>
                   <w:rFonts w:ascii="Arial" w:cs="Arial" w:eastAsia="Arial" w:hAnsi="Arial"/>
@@ -12555,7 +12555,7 @@
             <w:pPr>
               <w:spacing w:after="20" w:before="0"/>
             </w:pPr>
-            <w:hyperlink w:history="1" r:id="rIdboc69bmikdnvtsv-k9lhj">
+            <w:hyperlink w:history="1" r:id="rIdz2s0s10tg9kxc778um5cy">
               <w:r>
                 <w:rPr>
                   <w:rFonts w:ascii="Arial" w:cs="Arial" w:eastAsia="Arial" w:hAnsi="Arial"/>
@@ -12588,7 +12588,7 @@
               <w:spacing w:after="10" w:before="0"/>
               <w:ind w:left="120"/>
             </w:pPr>
-            <w:hyperlink w:history="1" r:id="rIdie76ht_szltux-mp0knsf">
+            <w:hyperlink w:history="1" r:id="rIdtfmnh2eksxkcfqndzyyqf">
               <w:r>
                 <w:rPr>
                   <w:rFonts w:ascii="Arial" w:cs="Arial" w:eastAsia="Arial" w:hAnsi="Arial"/>
@@ -12633,7 +12633,7 @@
             <w:pPr>
               <w:spacing w:after="20" w:before="0"/>
             </w:pPr>
-            <w:hyperlink w:history="1" r:id="rIdq0xdtzob5ucv6xo5rayqr">
+            <w:hyperlink w:history="1" r:id="rIdg7n0kv8naknjttpbsen3x">
               <w:r>
                 <w:rPr>
                   <w:rFonts w:ascii="Arial" w:cs="Arial" w:eastAsia="Arial" w:hAnsi="Arial"/>
@@ -12666,7 +12666,7 @@
               <w:spacing w:after="10" w:before="0"/>
               <w:ind w:left="120"/>
             </w:pPr>
-            <w:hyperlink w:history="1" r:id="rIdfspc29icyaksznayqzezh">
+            <w:hyperlink w:history="1" r:id="rId8lh7uc_rrci5lfdnbwf46">
               <w:r>
                 <w:rPr>
                   <w:rFonts w:ascii="Arial" w:cs="Arial" w:eastAsia="Arial" w:hAnsi="Arial"/>
@@ -12861,7 +12861,7 @@
             <w:pPr>
               <w:spacing w:after="20" w:before="0"/>
             </w:pPr>
-            <w:hyperlink w:history="1" r:id="rId-djrlbyatuesivmampove">
+            <w:hyperlink w:history="1" r:id="rIds8kd26uek35dpqcwnjjjz">
               <w:r>
                 <w:rPr>
                   <w:rFonts w:ascii="Arial" w:cs="Arial" w:eastAsia="Arial" w:hAnsi="Arial"/>
@@ -12894,7 +12894,7 @@
               <w:spacing w:after="10" w:before="0"/>
               <w:ind w:left="120"/>
             </w:pPr>
-            <w:hyperlink w:history="1" r:id="rId7cme-7ggri9vfyaaent1o">
+            <w:hyperlink w:history="1" r:id="rIdj5sbkwbxr79c_n6bnrgdf">
               <w:r>
                 <w:rPr>
                   <w:rFonts w:ascii="Arial" w:cs="Arial" w:eastAsia="Arial" w:hAnsi="Arial"/>
@@ -12939,7 +12939,7 @@
             <w:pPr>
               <w:spacing w:after="20" w:before="0"/>
             </w:pPr>
-            <w:hyperlink w:history="1" r:id="rIdmccd0zb4ez8iapg64pcff">
+            <w:hyperlink w:history="1" r:id="rId8bddswgqmsxaa-uyqnawi">
               <w:r>
                 <w:rPr>
                   <w:rFonts w:ascii="Arial" w:cs="Arial" w:eastAsia="Arial" w:hAnsi="Arial"/>
@@ -12972,7 +12972,7 @@
               <w:spacing w:after="10" w:before="0"/>
               <w:ind w:left="120"/>
             </w:pPr>
-            <w:hyperlink w:history="1" r:id="rIdab8tgvpnngml4j0ghdf77">
+            <w:hyperlink w:history="1" r:id="rIdnojlmdfwnhjng9qtsre4r">
               <w:r>
                 <w:rPr>
                   <w:rFonts w:ascii="Arial" w:cs="Arial" w:eastAsia="Arial" w:hAnsi="Arial"/>
@@ -13167,7 +13167,7 @@
             <w:pPr>
               <w:spacing w:after="20" w:before="0"/>
             </w:pPr>
-            <w:hyperlink w:history="1" r:id="rIdh1h_anp5vj6_c8zyy71ia">
+            <w:hyperlink w:history="1" r:id="rIdgldh0chxsn1wprbafbcyd">
               <w:r>
                 <w:rPr>
                   <w:rFonts w:ascii="Arial" w:cs="Arial" w:eastAsia="Arial" w:hAnsi="Arial"/>
@@ -13200,7 +13200,7 @@
               <w:spacing w:after="10" w:before="0"/>
               <w:ind w:left="120"/>
             </w:pPr>
-            <w:hyperlink w:history="1" r:id="rIdryeqhad9kk3g9l4hc5var">
+            <w:hyperlink w:history="1" r:id="rIdkzn7wykf0df9xbr3qqrbe">
               <w:r>
                 <w:rPr>
                   <w:rFonts w:ascii="Arial" w:cs="Arial" w:eastAsia="Arial" w:hAnsi="Arial"/>
@@ -13245,7 +13245,7 @@
             <w:pPr>
               <w:spacing w:after="20" w:before="0"/>
             </w:pPr>
-            <w:hyperlink w:history="1" r:id="rIdaxmepezku9mgdrej_slxm">
+            <w:hyperlink w:history="1" r:id="rIdydaxunam8wbjqga0b5egp">
               <w:r>
                 <w:rPr>
                   <w:rFonts w:ascii="Arial" w:cs="Arial" w:eastAsia="Arial" w:hAnsi="Arial"/>
@@ -13278,7 +13278,7 @@
               <w:spacing w:after="10" w:before="0"/>
               <w:ind w:left="120"/>
             </w:pPr>
-            <w:hyperlink w:history="1" r:id="rIdheimfclv_lotz6z8uvzdh">
+            <w:hyperlink w:history="1" r:id="rIde71hml2yfkbjq3tjr5xva">
               <w:r>
                 <w:rPr>
                   <w:rFonts w:ascii="Arial" w:cs="Arial" w:eastAsia="Arial" w:hAnsi="Arial"/>
@@ -13473,7 +13473,7 @@
             <w:pPr>
               <w:spacing w:after="20" w:before="0"/>
             </w:pPr>
-            <w:hyperlink w:history="1" r:id="rIdxz1vdlz2qz-ng1ilnwonj">
+            <w:hyperlink w:history="1" r:id="rId6shkea1f23mqugtrpjoql">
               <w:r>
                 <w:rPr>
                   <w:rFonts w:ascii="Arial" w:cs="Arial" w:eastAsia="Arial" w:hAnsi="Arial"/>
@@ -13506,7 +13506,7 @@
               <w:spacing w:after="10" w:before="0"/>
               <w:ind w:left="120"/>
             </w:pPr>
-            <w:hyperlink w:history="1" r:id="rIdtwuxnqsgydafw8fily_b7">
+            <w:hyperlink w:history="1" r:id="rIdbbx2tqhxdxtkvdbvsnmva">
               <w:r>
                 <w:rPr>
                   <w:rFonts w:ascii="Arial" w:cs="Arial" w:eastAsia="Arial" w:hAnsi="Arial"/>
@@ -13551,7 +13551,7 @@
             <w:pPr>
               <w:spacing w:after="20" w:before="0"/>
             </w:pPr>
-            <w:hyperlink w:history="1" r:id="rIdcpcnzytf9cnpnjvkj00cx">
+            <w:hyperlink w:history="1" r:id="rId8qkxitmni9zeltqao5d-a">
               <w:r>
                 <w:rPr>
                   <w:rFonts w:ascii="Arial" w:cs="Arial" w:eastAsia="Arial" w:hAnsi="Arial"/>
@@ -13584,7 +13584,7 @@
               <w:spacing w:after="10" w:before="0"/>
               <w:ind w:left="120"/>
             </w:pPr>
-            <w:hyperlink w:history="1" r:id="rIdnek-mel-ph9rdgfz9ahcr">
+            <w:hyperlink w:history="1" r:id="rIdiejfcyqrw1rd4vo7niokl">
               <w:r>
                 <w:rPr>
                   <w:rFonts w:ascii="Arial" w:cs="Arial" w:eastAsia="Arial" w:hAnsi="Arial"/>
@@ -13779,7 +13779,7 @@
             <w:pPr>
               <w:spacing w:after="20" w:before="0"/>
             </w:pPr>
-            <w:hyperlink w:history="1" r:id="rIdm1_qn8aeldqbrvywe7lle">
+            <w:hyperlink w:history="1" r:id="rIdj50hl13bqikxxajuqef8y">
               <w:r>
                 <w:rPr>
                   <w:rFonts w:ascii="Arial" w:cs="Arial" w:eastAsia="Arial" w:hAnsi="Arial"/>
@@ -13812,7 +13812,7 @@
               <w:spacing w:after="10" w:before="0"/>
               <w:ind w:left="120"/>
             </w:pPr>
-            <w:hyperlink w:history="1" r:id="rIdvc21re3ddtf8n2jtpnmyz">
+            <w:hyperlink w:history="1" r:id="rIdg0fpmjie3b_r4diuwlojp">
               <w:r>
                 <w:rPr>
                   <w:rFonts w:ascii="Arial" w:cs="Arial" w:eastAsia="Arial" w:hAnsi="Arial"/>
@@ -13857,7 +13857,7 @@
             <w:pPr>
               <w:spacing w:after="20" w:before="0"/>
             </w:pPr>
-            <w:hyperlink w:history="1" r:id="rIdcig8f48s7ivo7eiqy8cyw">
+            <w:hyperlink w:history="1" r:id="rIdbzjuocahpghd393bvbqud">
               <w:r>
                 <w:rPr>
                   <w:rFonts w:ascii="Arial" w:cs="Arial" w:eastAsia="Arial" w:hAnsi="Arial"/>
@@ -13890,7 +13890,7 @@
               <w:spacing w:after="10" w:before="0"/>
               <w:ind w:left="120"/>
             </w:pPr>
-            <w:hyperlink w:history="1" r:id="rIdiyo3jpm050_uxggi2ya8v">
+            <w:hyperlink w:history="1" r:id="rId3f_96lqoxehvymacaxgsc">
               <w:r>
                 <w:rPr>
                   <w:rFonts w:ascii="Arial" w:cs="Arial" w:eastAsia="Arial" w:hAnsi="Arial"/>
@@ -15377,7 +15377,7 @@
             <w:pPr>
               <w:spacing w:after="20" w:before="0"/>
             </w:pPr>
-            <w:hyperlink w:history="1" r:id="rIdk6m-mdqhqu5ktecs1rojj">
+            <w:hyperlink w:history="1" r:id="rId36rbouqtouxiuv4nhlgii">
               <w:r>
                 <w:rPr>
                   <w:rFonts w:ascii="Arial" w:cs="Arial" w:eastAsia="Arial" w:hAnsi="Arial"/>
@@ -15410,7 +15410,7 @@
               <w:spacing w:after="10" w:before="0"/>
               <w:ind w:left="120"/>
             </w:pPr>
-            <w:hyperlink w:history="1" r:id="rIdixz1ibaydmp-8nienjves">
+            <w:hyperlink w:history="1" r:id="rIdy0e6duzml8-gsrwfby24m">
               <w:r>
                 <w:rPr>
                   <w:rFonts w:ascii="Arial" w:cs="Arial" w:eastAsia="Arial" w:hAnsi="Arial"/>
@@ -15455,7 +15455,7 @@
             <w:pPr>
               <w:spacing w:after="20" w:before="0"/>
             </w:pPr>
-            <w:hyperlink w:history="1" r:id="rIdamicxxzb72e2t50fepfqo">
+            <w:hyperlink w:history="1" r:id="rIdtjirpwv2aduqzf7gd9jht">
               <w:r>
                 <w:rPr>
                   <w:rFonts w:ascii="Arial" w:cs="Arial" w:eastAsia="Arial" w:hAnsi="Arial"/>
@@ -15488,7 +15488,7 @@
               <w:spacing w:after="10" w:before="0"/>
               <w:ind w:left="120"/>
             </w:pPr>
-            <w:hyperlink w:history="1" r:id="rIddfvtzpjzqtcltykghqnu4">
+            <w:hyperlink w:history="1" r:id="rId8c74d4kdq7thtusmthbrd">
               <w:r>
                 <w:rPr>
                   <w:rFonts w:ascii="Arial" w:cs="Arial" w:eastAsia="Arial" w:hAnsi="Arial"/>
@@ -15683,7 +15683,7 @@
             <w:pPr>
               <w:spacing w:after="20" w:before="0"/>
             </w:pPr>
-            <w:hyperlink w:history="1" r:id="rIdzmtacutyd-308fzgm2ba3">
+            <w:hyperlink w:history="1" r:id="rIdxx6hvg07tsa9w2mz_4lnl">
               <w:r>
                 <w:rPr>
                   <w:rFonts w:ascii="Arial" w:cs="Arial" w:eastAsia="Arial" w:hAnsi="Arial"/>
@@ -15716,7 +15716,7 @@
               <w:spacing w:after="10" w:before="0"/>
               <w:ind w:left="120"/>
             </w:pPr>
-            <w:hyperlink w:history="1" r:id="rIdggebuggufk2y_tjkibav9">
+            <w:hyperlink w:history="1" r:id="rIdfvei2i8azeuwydqafxdjl">
               <w:r>
                 <w:rPr>
                   <w:rFonts w:ascii="Arial" w:cs="Arial" w:eastAsia="Arial" w:hAnsi="Arial"/>
@@ -15761,7 +15761,7 @@
             <w:pPr>
               <w:spacing w:after="20" w:before="0"/>
             </w:pPr>
-            <w:hyperlink w:history="1" r:id="rIdb-xcu6azgukofu8jiuxiz">
+            <w:hyperlink w:history="1" r:id="rIdfo4clcpy8l5ksjp7xkryp">
               <w:r>
                 <w:rPr>
                   <w:rFonts w:ascii="Arial" w:cs="Arial" w:eastAsia="Arial" w:hAnsi="Arial"/>
@@ -15794,7 +15794,7 @@
               <w:spacing w:after="10" w:before="0"/>
               <w:ind w:left="120"/>
             </w:pPr>
-            <w:hyperlink w:history="1" r:id="rIdvs2n56a9h4emdnds0xmvy">
+            <w:hyperlink w:history="1" r:id="rId8mcgxyolk0kexqcrntpao">
               <w:r>
                 <w:rPr>
                   <w:rFonts w:ascii="Arial" w:cs="Arial" w:eastAsia="Arial" w:hAnsi="Arial"/>
@@ -15989,7 +15989,7 @@
             <w:pPr>
               <w:spacing w:after="20" w:before="0"/>
             </w:pPr>
-            <w:hyperlink w:history="1" r:id="rIdykwqzkkdxsr0xmtvvvg08">
+            <w:hyperlink w:history="1" r:id="rIdzrkmjgtsies1llk_lr_b8">
               <w:r>
                 <w:rPr>
                   <w:rFonts w:ascii="Arial" w:cs="Arial" w:eastAsia="Arial" w:hAnsi="Arial"/>
@@ -16022,7 +16022,7 @@
               <w:spacing w:after="10" w:before="0"/>
               <w:ind w:left="120"/>
             </w:pPr>
-            <w:hyperlink w:history="1" r:id="rId3p3_xu7y2_dwpvtvgkx1w">
+            <w:hyperlink w:history="1" r:id="rIdwxndpk6bcyhfbidkxxrp9">
               <w:r>
                 <w:rPr>
                   <w:rFonts w:ascii="Arial" w:cs="Arial" w:eastAsia="Arial" w:hAnsi="Arial"/>
@@ -16067,7 +16067,7 @@
             <w:pPr>
               <w:spacing w:after="20" w:before="0"/>
             </w:pPr>
-            <w:hyperlink w:history="1" r:id="rId4jxcortdxdof8e7_potzx">
+            <w:hyperlink w:history="1" r:id="rIdznmrcx0rcmk0brtlgtdw5">
               <w:r>
                 <w:rPr>
                   <w:rFonts w:ascii="Arial" w:cs="Arial" w:eastAsia="Arial" w:hAnsi="Arial"/>
@@ -16100,7 +16100,7 @@
               <w:spacing w:after="10" w:before="0"/>
               <w:ind w:left="120"/>
             </w:pPr>
-            <w:hyperlink w:history="1" r:id="rIdypyckb_syt-x_fajvph3e">
+            <w:hyperlink w:history="1" r:id="rIdv2cyd3nwvc8xnfbd7aikz">
               <w:r>
                 <w:rPr>
                   <w:rFonts w:ascii="Arial" w:cs="Arial" w:eastAsia="Arial" w:hAnsi="Arial"/>
@@ -16295,7 +16295,7 @@
             <w:pPr>
               <w:spacing w:after="20" w:before="0"/>
             </w:pPr>
-            <w:hyperlink w:history="1" r:id="rIdh2aepgv9-9symlnkhhlef">
+            <w:hyperlink w:history="1" r:id="rId-rdk1tjwcafhcuv-8paqz">
               <w:r>
                 <w:rPr>
                   <w:rFonts w:ascii="Arial" w:cs="Arial" w:eastAsia="Arial" w:hAnsi="Arial"/>
@@ -16328,7 +16328,7 @@
               <w:spacing w:after="10" w:before="0"/>
               <w:ind w:left="120"/>
             </w:pPr>
-            <w:hyperlink w:history="1" r:id="rIdculcvmzdotq8epvwd4j28">
+            <w:hyperlink w:history="1" r:id="rIdnvtgd1bysk0ftcfvurckh">
               <w:r>
                 <w:rPr>
                   <w:rFonts w:ascii="Arial" w:cs="Arial" w:eastAsia="Arial" w:hAnsi="Arial"/>
@@ -16373,7 +16373,7 @@
             <w:pPr>
               <w:spacing w:after="20" w:before="0"/>
             </w:pPr>
-            <w:hyperlink w:history="1" r:id="rIdgelitipzy2qn8mjssr9dj">
+            <w:hyperlink w:history="1" r:id="rId3wjxuwdoknj5sx6qlw5zi">
               <w:r>
                 <w:rPr>
                   <w:rFonts w:ascii="Arial" w:cs="Arial" w:eastAsia="Arial" w:hAnsi="Arial"/>
@@ -16406,7 +16406,7 @@
               <w:spacing w:after="10" w:before="0"/>
               <w:ind w:left="120"/>
             </w:pPr>
-            <w:hyperlink w:history="1" r:id="rIdbsv0iw1b5s0qcubmsbhix">
+            <w:hyperlink w:history="1" r:id="rIdj6aulu3njvlzbucuyakmk">
               <w:r>
                 <w:rPr>
                   <w:rFonts w:ascii="Arial" w:cs="Arial" w:eastAsia="Arial" w:hAnsi="Arial"/>
@@ -16601,7 +16601,7 @@
             <w:pPr>
               <w:spacing w:after="20" w:before="0"/>
             </w:pPr>
-            <w:hyperlink w:history="1" r:id="rIdg-hg7jnr5g4a2h_h3kvrh">
+            <w:hyperlink w:history="1" r:id="rIdqsph-pmvkay5_eqfjyq4l">
               <w:r>
                 <w:rPr>
                   <w:rFonts w:ascii="Arial" w:cs="Arial" w:eastAsia="Arial" w:hAnsi="Arial"/>
@@ -16634,7 +16634,7 @@
               <w:spacing w:after="10" w:before="0"/>
               <w:ind w:left="120"/>
             </w:pPr>
-            <w:hyperlink w:history="1" r:id="rIdm6poaqdo_nwyv7yvjwcri">
+            <w:hyperlink w:history="1" r:id="rIdklwcjiqnpm20r8qocvflu">
               <w:r>
                 <w:rPr>
                   <w:rFonts w:ascii="Arial" w:cs="Arial" w:eastAsia="Arial" w:hAnsi="Arial"/>
@@ -16679,7 +16679,7 @@
             <w:pPr>
               <w:spacing w:after="20" w:before="0"/>
             </w:pPr>
-            <w:hyperlink w:history="1" r:id="rIdvxkkwm-fz01bivansyqtf">
+            <w:hyperlink w:history="1" r:id="rIdzkw6fjlf1wxn-mvt-4see">
               <w:r>
                 <w:rPr>
                   <w:rFonts w:ascii="Arial" w:cs="Arial" w:eastAsia="Arial" w:hAnsi="Arial"/>
@@ -16712,7 +16712,7 @@
               <w:spacing w:after="10" w:before="0"/>
               <w:ind w:left="120"/>
             </w:pPr>
-            <w:hyperlink w:history="1" r:id="rIdnxr7gqaxedidkmjpkto1a">
+            <w:hyperlink w:history="1" r:id="rIdjpg4u7r0vtmc5wsy2_qza">
               <w:r>
                 <w:rPr>
                   <w:rFonts w:ascii="Arial" w:cs="Arial" w:eastAsia="Arial" w:hAnsi="Arial"/>
@@ -18199,7 +18199,7 @@
             <w:pPr>
               <w:spacing w:after="20" w:before="0"/>
             </w:pPr>
-            <w:hyperlink w:history="1" r:id="rIdqemh75tmp7h5zaeyhxgul">
+            <w:hyperlink w:history="1" r:id="rId6yopppelsh-lvqrwfato6">
               <w:r>
                 <w:rPr>
                   <w:rFonts w:ascii="Arial" w:cs="Arial" w:eastAsia="Arial" w:hAnsi="Arial"/>
@@ -18232,7 +18232,7 @@
               <w:spacing w:after="10" w:before="0"/>
               <w:ind w:left="120"/>
             </w:pPr>
-            <w:hyperlink w:history="1" r:id="rIdz8nz0x0rmfav7qgfrlgfk">
+            <w:hyperlink w:history="1" r:id="rIdsvftnzouuaj-6poseod32">
               <w:r>
                 <w:rPr>
                   <w:rFonts w:ascii="Arial" w:cs="Arial" w:eastAsia="Arial" w:hAnsi="Arial"/>
@@ -18277,7 +18277,7 @@
             <w:pPr>
               <w:spacing w:after="20" w:before="0"/>
             </w:pPr>
-            <w:hyperlink w:history="1" r:id="rIdvzt_cpwuzglc0lynrbukl">
+            <w:hyperlink w:history="1" r:id="rIdvmoxtkwvaclf0nkvcpebv">
               <w:r>
                 <w:rPr>
                   <w:rFonts w:ascii="Arial" w:cs="Arial" w:eastAsia="Arial" w:hAnsi="Arial"/>
@@ -18310,7 +18310,7 @@
               <w:spacing w:after="10" w:before="0"/>
               <w:ind w:left="120"/>
             </w:pPr>
-            <w:hyperlink w:history="1" r:id="rIdm2n0bp1iyym6b-lq9_a08">
+            <w:hyperlink w:history="1" r:id="rIdcd5ricpldhn4mn8ecq7jp">
               <w:r>
                 <w:rPr>
                   <w:rFonts w:ascii="Arial" w:cs="Arial" w:eastAsia="Arial" w:hAnsi="Arial"/>
@@ -18505,7 +18505,7 @@
             <w:pPr>
               <w:spacing w:after="20" w:before="0"/>
             </w:pPr>
-            <w:hyperlink w:history="1" r:id="rIdsw026-q32lvwml90f7ms2">
+            <w:hyperlink w:history="1" r:id="rIdau10znkgvgb7dsqvhgpgk">
               <w:r>
                 <w:rPr>
                   <w:rFonts w:ascii="Arial" w:cs="Arial" w:eastAsia="Arial" w:hAnsi="Arial"/>
@@ -18538,7 +18538,7 @@
               <w:spacing w:after="10" w:before="0"/>
               <w:ind w:left="120"/>
             </w:pPr>
-            <w:hyperlink w:history="1" r:id="rId6905fcuz_hxtixzlsi86e">
+            <w:hyperlink w:history="1" r:id="rIdpknfnowfhtv1npr1gl5uj">
               <w:r>
                 <w:rPr>
                   <w:rFonts w:ascii="Arial" w:cs="Arial" w:eastAsia="Arial" w:hAnsi="Arial"/>
@@ -18583,7 +18583,7 @@
             <w:pPr>
               <w:spacing w:after="20" w:before="0"/>
             </w:pPr>
-            <w:hyperlink w:history="1" r:id="rId4gtzvqax88g3vaf-7p_2l">
+            <w:hyperlink w:history="1" r:id="rIdaezlzcoqkbjv6ehevqis1">
               <w:r>
                 <w:rPr>
                   <w:rFonts w:ascii="Arial" w:cs="Arial" w:eastAsia="Arial" w:hAnsi="Arial"/>
@@ -18616,7 +18616,7 @@
               <w:spacing w:after="10" w:before="0"/>
               <w:ind w:left="120"/>
             </w:pPr>
-            <w:hyperlink w:history="1" r:id="rIdd9xasrkgunr9h6hq5nlw4">
+            <w:hyperlink w:history="1" r:id="rIdycklkdq2im8bo4b3y9ix7">
               <w:r>
                 <w:rPr>
                   <w:rFonts w:ascii="Arial" w:cs="Arial" w:eastAsia="Arial" w:hAnsi="Arial"/>
@@ -18811,7 +18811,7 @@
             <w:pPr>
               <w:spacing w:after="20" w:before="0"/>
             </w:pPr>
-            <w:hyperlink w:history="1" r:id="rId8nlabdbp8efcjlw5gv0xd">
+            <w:hyperlink w:history="1" r:id="rIds5unskxyfxzclyhndsjst">
               <w:r>
                 <w:rPr>
                   <w:rFonts w:ascii="Arial" w:cs="Arial" w:eastAsia="Arial" w:hAnsi="Arial"/>
@@ -18844,7 +18844,7 @@
               <w:spacing w:after="10" w:before="0"/>
               <w:ind w:left="120"/>
             </w:pPr>
-            <w:hyperlink w:history="1" r:id="rIdibo4zkqkx_sw2dedhmcdo">
+            <w:hyperlink w:history="1" r:id="rIdl7tane4huvvzk2wcjykbn">
               <w:r>
                 <w:rPr>
                   <w:rFonts w:ascii="Arial" w:cs="Arial" w:eastAsia="Arial" w:hAnsi="Arial"/>
@@ -18889,7 +18889,7 @@
             <w:pPr>
               <w:spacing w:after="20" w:before="0"/>
             </w:pPr>
-            <w:hyperlink w:history="1" r:id="rIdj0yqrqykgzhzqlmi8uc5l">
+            <w:hyperlink w:history="1" r:id="rId4rcqhy5eymgcfi6h4es84">
               <w:r>
                 <w:rPr>
                   <w:rFonts w:ascii="Arial" w:cs="Arial" w:eastAsia="Arial" w:hAnsi="Arial"/>
@@ -18922,7 +18922,7 @@
               <w:spacing w:after="10" w:before="0"/>
               <w:ind w:left="120"/>
             </w:pPr>
-            <w:hyperlink w:history="1" r:id="rIdtjvzpawhkqotil2hv7rdg">
+            <w:hyperlink w:history="1" r:id="rIdrlowmpfegsjnl0zvevwqq">
               <w:r>
                 <w:rPr>
                   <w:rFonts w:ascii="Arial" w:cs="Arial" w:eastAsia="Arial" w:hAnsi="Arial"/>
@@ -19117,7 +19117,7 @@
             <w:pPr>
               <w:spacing w:after="20" w:before="0"/>
             </w:pPr>
-            <w:hyperlink w:history="1" r:id="rIdgwi4gx5hvtzryju9nvuad">
+            <w:hyperlink w:history="1" r:id="rId2x3i-5zxzl6a8y0z7rkik">
               <w:r>
                 <w:rPr>
                   <w:rFonts w:ascii="Arial" w:cs="Arial" w:eastAsia="Arial" w:hAnsi="Arial"/>
@@ -19150,7 +19150,7 @@
               <w:spacing w:after="10" w:before="0"/>
               <w:ind w:left="120"/>
             </w:pPr>
-            <w:hyperlink w:history="1" r:id="rIdj0_apq0aefihppmb2sjme">
+            <w:hyperlink w:history="1" r:id="rIdmjamorojv3fxwhj7dfbnn">
               <w:r>
                 <w:rPr>
                   <w:rFonts w:ascii="Arial" w:cs="Arial" w:eastAsia="Arial" w:hAnsi="Arial"/>
@@ -19195,7 +19195,7 @@
             <w:pPr>
               <w:spacing w:after="20" w:before="0"/>
             </w:pPr>
-            <w:hyperlink w:history="1" r:id="rIdukqzr3l3f5hxv4rjxoltf">
+            <w:hyperlink w:history="1" r:id="rId_2t2szctczz8nvzcd_nu_">
               <w:r>
                 <w:rPr>
                   <w:rFonts w:ascii="Arial" w:cs="Arial" w:eastAsia="Arial" w:hAnsi="Arial"/>
@@ -19228,7 +19228,7 @@
               <w:spacing w:after="10" w:before="0"/>
               <w:ind w:left="120"/>
             </w:pPr>
-            <w:hyperlink w:history="1" r:id="rIdbojjcekl2kcdthruyrnaq">
+            <w:hyperlink w:history="1" r:id="rIdpitwa_e7gg5xc6iy-6bd0">
               <w:r>
                 <w:rPr>
                   <w:rFonts w:ascii="Arial" w:cs="Arial" w:eastAsia="Arial" w:hAnsi="Arial"/>
@@ -19423,7 +19423,7 @@
             <w:pPr>
               <w:spacing w:after="20" w:before="0"/>
             </w:pPr>
-            <w:hyperlink w:history="1" r:id="rIduaddbiajxvao9kiv3zcok">
+            <w:hyperlink w:history="1" r:id="rIdkpjp1j_wrrvce79nkqzgd">
               <w:r>
                 <w:rPr>
                   <w:rFonts w:ascii="Arial" w:cs="Arial" w:eastAsia="Arial" w:hAnsi="Arial"/>
@@ -19456,7 +19456,7 @@
               <w:spacing w:after="10" w:before="0"/>
               <w:ind w:left="120"/>
             </w:pPr>
-            <w:hyperlink w:history="1" r:id="rIdrzrfr1emvgc4owoqnhgwf">
+            <w:hyperlink w:history="1" r:id="rIdyj60y4eedbp4yi81tjddg">
               <w:r>
                 <w:rPr>
                   <w:rFonts w:ascii="Arial" w:cs="Arial" w:eastAsia="Arial" w:hAnsi="Arial"/>
@@ -19501,7 +19501,7 @@
             <w:pPr>
               <w:spacing w:after="20" w:before="0"/>
             </w:pPr>
-            <w:hyperlink w:history="1" r:id="rIdifdigcge0hlj51852cxx1">
+            <w:hyperlink w:history="1" r:id="rIdd_unh4-g9oky98d4dqncm">
               <w:r>
                 <w:rPr>
                   <w:rFonts w:ascii="Arial" w:cs="Arial" w:eastAsia="Arial" w:hAnsi="Arial"/>
@@ -19534,7 +19534,7 @@
               <w:spacing w:after="10" w:before="0"/>
               <w:ind w:left="120"/>
             </w:pPr>
-            <w:hyperlink w:history="1" r:id="rIdyivolnupmyxn1n6qjkoch">
+            <w:hyperlink w:history="1" r:id="rIdiwzo6mkkp5hfkclaidada">
               <w:r>
                 <w:rPr>
                   <w:rFonts w:ascii="Arial" w:cs="Arial" w:eastAsia="Arial" w:hAnsi="Arial"/>
@@ -21021,7 +21021,7 @@
             <w:pPr>
               <w:spacing w:after="20" w:before="0"/>
             </w:pPr>
-            <w:hyperlink w:history="1" r:id="rIdqraq15ahphq2jfcv8xpd6">
+            <w:hyperlink w:history="1" r:id="rIdqgdcqofduqzvdtcctt12p">
               <w:r>
                 <w:rPr>
                   <w:rFonts w:ascii="Arial" w:cs="Arial" w:eastAsia="Arial" w:hAnsi="Arial"/>
@@ -21054,7 +21054,7 @@
               <w:spacing w:after="10" w:before="0"/>
               <w:ind w:left="120"/>
             </w:pPr>
-            <w:hyperlink w:history="1" r:id="rIdzxf6aef8g5hfuoi8xxeup">
+            <w:hyperlink w:history="1" r:id="rId2waprnuck1zvmembbj2og">
               <w:r>
                 <w:rPr>
                   <w:rFonts w:ascii="Arial" w:cs="Arial" w:eastAsia="Arial" w:hAnsi="Arial"/>
@@ -21099,7 +21099,7 @@
             <w:pPr>
               <w:spacing w:after="20" w:before="0"/>
             </w:pPr>
-            <w:hyperlink w:history="1" r:id="rIdf8h0yebh6nnz8lha7gq0r">
+            <w:hyperlink w:history="1" r:id="rId8q-t6mw9b9vlqegwvimzf">
               <w:r>
                 <w:rPr>
                   <w:rFonts w:ascii="Arial" w:cs="Arial" w:eastAsia="Arial" w:hAnsi="Arial"/>
@@ -21132,7 +21132,7 @@
               <w:spacing w:after="10" w:before="0"/>
               <w:ind w:left="120"/>
             </w:pPr>
-            <w:hyperlink w:history="1" r:id="rId2h7d2q8ci9tixvnykqy8t">
+            <w:hyperlink w:history="1" r:id="rIdqjyujdcugumufi5y4wdr_">
               <w:r>
                 <w:rPr>
                   <w:rFonts w:ascii="Arial" w:cs="Arial" w:eastAsia="Arial" w:hAnsi="Arial"/>
@@ -21327,7 +21327,7 @@
             <w:pPr>
               <w:spacing w:after="20" w:before="0"/>
             </w:pPr>
-            <w:hyperlink w:history="1" r:id="rId3eriout43mgy4bhlocyhu">
+            <w:hyperlink w:history="1" r:id="rIdq4mbqcwk1_q8_slhyhmpi">
               <w:r>
                 <w:rPr>
                   <w:rFonts w:ascii="Arial" w:cs="Arial" w:eastAsia="Arial" w:hAnsi="Arial"/>
@@ -21360,7 +21360,7 @@
               <w:spacing w:after="10" w:before="0"/>
               <w:ind w:left="120"/>
             </w:pPr>
-            <w:hyperlink w:history="1" r:id="rIdz7hrbdjzhdoxlr-ypkhyn">
+            <w:hyperlink w:history="1" r:id="rId3mdclanu9y1ykjwul5axw">
               <w:r>
                 <w:rPr>
                   <w:rFonts w:ascii="Arial" w:cs="Arial" w:eastAsia="Arial" w:hAnsi="Arial"/>
@@ -21405,7 +21405,7 @@
             <w:pPr>
               <w:spacing w:after="20" w:before="0"/>
             </w:pPr>
-            <w:hyperlink w:history="1" r:id="rIdscfrebogrhhdbi-m2cmw-">
+            <w:hyperlink w:history="1" r:id="rIdoqilfm_rtl6mdlxrpge63">
               <w:r>
                 <w:rPr>
                   <w:rFonts w:ascii="Arial" w:cs="Arial" w:eastAsia="Arial" w:hAnsi="Arial"/>
@@ -21438,7 +21438,7 @@
               <w:spacing w:after="10" w:before="0"/>
               <w:ind w:left="120"/>
             </w:pPr>
-            <w:hyperlink w:history="1" r:id="rIdvj-tksb5v28rpjpeniusq">
+            <w:hyperlink w:history="1" r:id="rIdeex9h7f8_7urgtfgrthki">
               <w:r>
                 <w:rPr>
                   <w:rFonts w:ascii="Arial" w:cs="Arial" w:eastAsia="Arial" w:hAnsi="Arial"/>
@@ -21633,7 +21633,7 @@
             <w:pPr>
               <w:spacing w:after="20" w:before="0"/>
             </w:pPr>
-            <w:hyperlink w:history="1" r:id="rId6__cekzqpnzsjndfbnonh">
+            <w:hyperlink w:history="1" r:id="rIdle0djjuqpsfas_hkqeoov">
               <w:r>
                 <w:rPr>
                   <w:rFonts w:ascii="Arial" w:cs="Arial" w:eastAsia="Arial" w:hAnsi="Arial"/>
@@ -21666,7 +21666,7 @@
               <w:spacing w:after="10" w:before="0"/>
               <w:ind w:left="120"/>
             </w:pPr>
-            <w:hyperlink w:history="1" r:id="rIdf6elovgeveu49zzneh0jj">
+            <w:hyperlink w:history="1" r:id="rId8l2w5pq_zxhf7xtm54tef">
               <w:r>
                 <w:rPr>
                   <w:rFonts w:ascii="Arial" w:cs="Arial" w:eastAsia="Arial" w:hAnsi="Arial"/>
@@ -21711,7 +21711,7 @@
             <w:pPr>
               <w:spacing w:after="20" w:before="0"/>
             </w:pPr>
-            <w:hyperlink w:history="1" r:id="rIdfwrneh6qyjhjzzixovmno">
+            <w:hyperlink w:history="1" r:id="rIdcoby0ck6vpeujhqq36ro6">
               <w:r>
                 <w:rPr>
                   <w:rFonts w:ascii="Arial" w:cs="Arial" w:eastAsia="Arial" w:hAnsi="Arial"/>
@@ -21744,7 +21744,7 @@
               <w:spacing w:after="10" w:before="0"/>
               <w:ind w:left="120"/>
             </w:pPr>
-            <w:hyperlink w:history="1" r:id="rId5dy8kxxmqf9ozvnfnfhry">
+            <w:hyperlink w:history="1" r:id="rIdzguqd_egp-bh6zvuhsjm-">
               <w:r>
                 <w:rPr>
                   <w:rFonts w:ascii="Arial" w:cs="Arial" w:eastAsia="Arial" w:hAnsi="Arial"/>
@@ -21939,7 +21939,7 @@
             <w:pPr>
               <w:spacing w:after="20" w:before="0"/>
             </w:pPr>
-            <w:hyperlink w:history="1" r:id="rId5mutkfas9pvqrairdsoza">
+            <w:hyperlink w:history="1" r:id="rIdfijontqzx9d8_deblrlic">
               <w:r>
                 <w:rPr>
                   <w:rFonts w:ascii="Arial" w:cs="Arial" w:eastAsia="Arial" w:hAnsi="Arial"/>
@@ -21972,7 +21972,7 @@
               <w:spacing w:after="10" w:before="0"/>
               <w:ind w:left="120"/>
             </w:pPr>
-            <w:hyperlink w:history="1" r:id="rIdx3bmw7cuvfy0vq00oicea">
+            <w:hyperlink w:history="1" r:id="rId6o1drpo3dzju8jxmnjczv">
               <w:r>
                 <w:rPr>
                   <w:rFonts w:ascii="Arial" w:cs="Arial" w:eastAsia="Arial" w:hAnsi="Arial"/>
@@ -22017,7 +22017,7 @@
             <w:pPr>
               <w:spacing w:after="20" w:before="0"/>
             </w:pPr>
-            <w:hyperlink w:history="1" r:id="rIdo3yrlafqqq-t3fxyl9xx4">
+            <w:hyperlink w:history="1" r:id="rIdpjd4byekym1ifx2j03isv">
               <w:r>
                 <w:rPr>
                   <w:rFonts w:ascii="Arial" w:cs="Arial" w:eastAsia="Arial" w:hAnsi="Arial"/>
@@ -22050,7 +22050,7 @@
               <w:spacing w:after="10" w:before="0"/>
               <w:ind w:left="120"/>
             </w:pPr>
-            <w:hyperlink w:history="1" r:id="rId9zexznw4xykaofi_6wrsj">
+            <w:hyperlink w:history="1" r:id="rIdc4wvacuo2s6zpmy59cbex">
               <w:r>
                 <w:rPr>
                   <w:rFonts w:ascii="Arial" w:cs="Arial" w:eastAsia="Arial" w:hAnsi="Arial"/>
@@ -22245,7 +22245,7 @@
             <w:pPr>
               <w:spacing w:after="20" w:before="0"/>
             </w:pPr>
-            <w:hyperlink w:history="1" r:id="rIdgvfksnoohe0yardspyvjh">
+            <w:hyperlink w:history="1" r:id="rIdrjsgnhpu4lqfc0_ruz3zc">
               <w:r>
                 <w:rPr>
                   <w:rFonts w:ascii="Arial" w:cs="Arial" w:eastAsia="Arial" w:hAnsi="Arial"/>
@@ -22278,7 +22278,7 @@
               <w:spacing w:after="10" w:before="0"/>
               <w:ind w:left="120"/>
             </w:pPr>
-            <w:hyperlink w:history="1" r:id="rIddj8hu0v5x-x15nourgkkm">
+            <w:hyperlink w:history="1" r:id="rIdhmwcssnm37zsxficm2mcc">
               <w:r>
                 <w:rPr>
                   <w:rFonts w:ascii="Arial" w:cs="Arial" w:eastAsia="Arial" w:hAnsi="Arial"/>
@@ -22323,7 +22323,7 @@
             <w:pPr>
               <w:spacing w:after="20" w:before="0"/>
             </w:pPr>
-            <w:hyperlink w:history="1" r:id="rIdyvzrca94m3sy5jrav2gzo">
+            <w:hyperlink w:history="1" r:id="rIdpwp-rcmokqxlfnvidqlbr">
               <w:r>
                 <w:rPr>
                   <w:rFonts w:ascii="Arial" w:cs="Arial" w:eastAsia="Arial" w:hAnsi="Arial"/>
@@ -22356,7 +22356,7 @@
               <w:spacing w:after="10" w:before="0"/>
               <w:ind w:left="120"/>
             </w:pPr>
-            <w:hyperlink w:history="1" r:id="rId_ri6pjhtstgsj7ezlvswb">
+            <w:hyperlink w:history="1" r:id="rIdmvwxym3l2s8yeivh81dkq">
               <w:r>
                 <w:rPr>
                   <w:rFonts w:ascii="Arial" w:cs="Arial" w:eastAsia="Arial" w:hAnsi="Arial"/>
@@ -23843,7 +23843,7 @@
             <w:pPr>
               <w:spacing w:after="20" w:before="0"/>
             </w:pPr>
-            <w:hyperlink w:history="1" r:id="rId71y7e3i0hyi0e5k8ynvyc">
+            <w:hyperlink w:history="1" r:id="rIdxh5johnwia8jiqcdl06nf">
               <w:r>
                 <w:rPr>
                   <w:rFonts w:ascii="Arial" w:cs="Arial" w:eastAsia="Arial" w:hAnsi="Arial"/>
@@ -23876,7 +23876,7 @@
               <w:spacing w:after="10" w:before="0"/>
               <w:ind w:left="120"/>
             </w:pPr>
-            <w:hyperlink w:history="1" r:id="rIdslzd3al5kaka5nt-qfqx3">
+            <w:hyperlink w:history="1" r:id="rIddmatoa7el6xfr36z1n9bf">
               <w:r>
                 <w:rPr>
                   <w:rFonts w:ascii="Arial" w:cs="Arial" w:eastAsia="Arial" w:hAnsi="Arial"/>
@@ -23921,7 +23921,7 @@
             <w:pPr>
               <w:spacing w:after="20" w:before="0"/>
             </w:pPr>
-            <w:hyperlink w:history="1" r:id="rIdrzcn7kn9t5elxbdcn1igy">
+            <w:hyperlink w:history="1" r:id="rIdijhfxdytoweu6300at0eg">
               <w:r>
                 <w:rPr>
                   <w:rFonts w:ascii="Arial" w:cs="Arial" w:eastAsia="Arial" w:hAnsi="Arial"/>
@@ -23954,7 +23954,7 @@
               <w:spacing w:after="10" w:before="0"/>
               <w:ind w:left="120"/>
             </w:pPr>
-            <w:hyperlink w:history="1" r:id="rIdwvxjnxm0miwbcuu4xztb7">
+            <w:hyperlink w:history="1" r:id="rIdkpxp2ssuly0pdr13e7nrb">
               <w:r>
                 <w:rPr>
                   <w:rFonts w:ascii="Arial" w:cs="Arial" w:eastAsia="Arial" w:hAnsi="Arial"/>
@@ -24149,7 +24149,7 @@
             <w:pPr>
               <w:spacing w:after="20" w:before="0"/>
             </w:pPr>
-            <w:hyperlink w:history="1" r:id="rIdxdioyukb4jp3zsroegvaa">
+            <w:hyperlink w:history="1" r:id="rIduodcaqzw-abi2yuvjc3qm">
               <w:r>
                 <w:rPr>
                   <w:rFonts w:ascii="Arial" w:cs="Arial" w:eastAsia="Arial" w:hAnsi="Arial"/>
@@ -24182,7 +24182,7 @@
               <w:spacing w:after="10" w:before="0"/>
               <w:ind w:left="120"/>
             </w:pPr>
-            <w:hyperlink w:history="1" r:id="rId5pks7x3boakm_h4j3r5ao">
+            <w:hyperlink w:history="1" r:id="rIdvmjskmky8sgl4updanqsv">
               <w:r>
                 <w:rPr>
                   <w:rFonts w:ascii="Arial" w:cs="Arial" w:eastAsia="Arial" w:hAnsi="Arial"/>
@@ -24227,7 +24227,7 @@
             <w:pPr>
               <w:spacing w:after="20" w:before="0"/>
             </w:pPr>
-            <w:hyperlink w:history="1" r:id="rIdqkfzbdlv227z6r22bkns9">
+            <w:hyperlink w:history="1" r:id="rIdi7ln96tue78wafaeozm3u">
               <w:r>
                 <w:rPr>
                   <w:rFonts w:ascii="Arial" w:cs="Arial" w:eastAsia="Arial" w:hAnsi="Arial"/>
@@ -24260,7 +24260,7 @@
               <w:spacing w:after="10" w:before="0"/>
               <w:ind w:left="120"/>
             </w:pPr>
-            <w:hyperlink w:history="1" r:id="rIdicutwxgdnurpi3wb4l561">
+            <w:hyperlink w:history="1" r:id="rIdgwxdwhnygqgxnmrbp4mrn">
               <w:r>
                 <w:rPr>
                   <w:rFonts w:ascii="Arial" w:cs="Arial" w:eastAsia="Arial" w:hAnsi="Arial"/>
@@ -24455,7 +24455,7 @@
             <w:pPr>
               <w:spacing w:after="20" w:before="0"/>
             </w:pPr>
-            <w:hyperlink w:history="1" r:id="rIdn4gtsn43oxj1maiaqhg_j">
+            <w:hyperlink w:history="1" r:id="rIdpa8kwenkmuzei4q33ymd1">
               <w:r>
                 <w:rPr>
                   <w:rFonts w:ascii="Arial" w:cs="Arial" w:eastAsia="Arial" w:hAnsi="Arial"/>
@@ -24488,7 +24488,7 @@
               <w:spacing w:after="10" w:before="0"/>
               <w:ind w:left="120"/>
             </w:pPr>
-            <w:hyperlink w:history="1" r:id="rIdneosetupabog0z4dlchfn">
+            <w:hyperlink w:history="1" r:id="rIdq_8pmvrortd6lcrehnjdu">
               <w:r>
                 <w:rPr>
                   <w:rFonts w:ascii="Arial" w:cs="Arial" w:eastAsia="Arial" w:hAnsi="Arial"/>
@@ -24533,7 +24533,7 @@
             <w:pPr>
               <w:spacing w:after="20" w:before="0"/>
             </w:pPr>
-            <w:hyperlink w:history="1" r:id="rIdgnu4icny4tgrbwmzl75wi">
+            <w:hyperlink w:history="1" r:id="rIdq8kjpcgagbpjmnm5iqteu">
               <w:r>
                 <w:rPr>
                   <w:rFonts w:ascii="Arial" w:cs="Arial" w:eastAsia="Arial" w:hAnsi="Arial"/>
@@ -24566,7 +24566,7 @@
               <w:spacing w:after="10" w:before="0"/>
               <w:ind w:left="120"/>
             </w:pPr>
-            <w:hyperlink w:history="1" r:id="rIdcwldphhha4bwaqpqegxyh">
+            <w:hyperlink w:history="1" r:id="rIdr74h7cvhktkajhs3_jjeh">
               <w:r>
                 <w:rPr>
                   <w:rFonts w:ascii="Arial" w:cs="Arial" w:eastAsia="Arial" w:hAnsi="Arial"/>
@@ -24761,7 +24761,7 @@
             <w:pPr>
               <w:spacing w:after="20" w:before="0"/>
             </w:pPr>
-            <w:hyperlink w:history="1" r:id="rIdyvr-ntsv4trykkcwnrgl_">
+            <w:hyperlink w:history="1" r:id="rId0-xir0bpl2vghorwiyspy">
               <w:r>
                 <w:rPr>
                   <w:rFonts w:ascii="Arial" w:cs="Arial" w:eastAsia="Arial" w:hAnsi="Arial"/>
@@ -24794,7 +24794,7 @@
               <w:spacing w:after="10" w:before="0"/>
               <w:ind w:left="120"/>
             </w:pPr>
-            <w:hyperlink w:history="1" r:id="rIdhwui0ehqekhtquf6wmfqe">
+            <w:hyperlink w:history="1" r:id="rId__vjarihtgvtmdbymwqxu">
               <w:r>
                 <w:rPr>
                   <w:rFonts w:ascii="Arial" w:cs="Arial" w:eastAsia="Arial" w:hAnsi="Arial"/>
@@ -24839,7 +24839,7 @@
             <w:pPr>
               <w:spacing w:after="20" w:before="0"/>
             </w:pPr>
-            <w:hyperlink w:history="1" r:id="rIdwr6nwzxi5o6irqr81x201">
+            <w:hyperlink w:history="1" r:id="rIdwdupvlm7wirxe6jly5al6">
               <w:r>
                 <w:rPr>
                   <w:rFonts w:ascii="Arial" w:cs="Arial" w:eastAsia="Arial" w:hAnsi="Arial"/>
@@ -24872,7 +24872,7 @@
               <w:spacing w:after="10" w:before="0"/>
               <w:ind w:left="120"/>
             </w:pPr>
-            <w:hyperlink w:history="1" r:id="rId6xuobh3pckrp46ptf-pwc">
+            <w:hyperlink w:history="1" r:id="rIdsflpk52_0evwyzdq60yc7">
               <w:r>
                 <w:rPr>
                   <w:rFonts w:ascii="Arial" w:cs="Arial" w:eastAsia="Arial" w:hAnsi="Arial"/>
@@ -25067,7 +25067,7 @@
             <w:pPr>
               <w:spacing w:after="20" w:before="0"/>
             </w:pPr>
-            <w:hyperlink w:history="1" r:id="rIdr7vjrib4qvzhz05xqozbb">
+            <w:hyperlink w:history="1" r:id="rIdwukp_et1-sg84m6igrzkb">
               <w:r>
                 <w:rPr>
                   <w:rFonts w:ascii="Arial" w:cs="Arial" w:eastAsia="Arial" w:hAnsi="Arial"/>
@@ -25100,7 +25100,7 @@
               <w:spacing w:after="10" w:before="0"/>
               <w:ind w:left="120"/>
             </w:pPr>
-            <w:hyperlink w:history="1" r:id="rIdap4mqgayu3axdwks8nnma">
+            <w:hyperlink w:history="1" r:id="rIdvkui3vqtpgeqkikejt2rq">
               <w:r>
                 <w:rPr>
                   <w:rFonts w:ascii="Arial" w:cs="Arial" w:eastAsia="Arial" w:hAnsi="Arial"/>
@@ -25145,7 +25145,7 @@
             <w:pPr>
               <w:spacing w:after="20" w:before="0"/>
             </w:pPr>
-            <w:hyperlink w:history="1" r:id="rIdbm03hsj5eqlipniabbm7j">
+            <w:hyperlink w:history="1" r:id="rIdbe5adn98deuxtllu-p8my">
               <w:r>
                 <w:rPr>
                   <w:rFonts w:ascii="Arial" w:cs="Arial" w:eastAsia="Arial" w:hAnsi="Arial"/>
@@ -25178,7 +25178,7 @@
               <w:spacing w:after="10" w:before="0"/>
               <w:ind w:left="120"/>
             </w:pPr>
-            <w:hyperlink w:history="1" r:id="rIdwhd3cmojyp3ysyh6ylyzi">
+            <w:hyperlink w:history="1" r:id="rIdlyym3w1jor3ztdtxqz3x_">
               <w:r>
                 <w:rPr>
                   <w:rFonts w:ascii="Arial" w:cs="Arial" w:eastAsia="Arial" w:hAnsi="Arial"/>
@@ -26665,7 +26665,7 @@
             <w:pPr>
               <w:spacing w:after="20" w:before="0"/>
             </w:pPr>
-            <w:hyperlink w:history="1" r:id="rIdpaxbo5bxhfpn4twl_eulf">
+            <w:hyperlink w:history="1" r:id="rIdmet3ewtrxnniaa6lazsko">
               <w:r>
                 <w:rPr>
                   <w:rFonts w:ascii="Arial" w:cs="Arial" w:eastAsia="Arial" w:hAnsi="Arial"/>
@@ -26698,7 +26698,7 @@
               <w:spacing w:after="10" w:before="0"/>
               <w:ind w:left="120"/>
             </w:pPr>
-            <w:hyperlink w:history="1" r:id="rIdasuihkwkuoz-bgnxp_pde">
+            <w:hyperlink w:history="1" r:id="rIdmkpeswtxbu1jy72hz1j4v">
               <w:r>
                 <w:rPr>
                   <w:rFonts w:ascii="Arial" w:cs="Arial" w:eastAsia="Arial" w:hAnsi="Arial"/>
@@ -26743,7 +26743,7 @@
             <w:pPr>
               <w:spacing w:after="20" w:before="0"/>
             </w:pPr>
-            <w:hyperlink w:history="1" r:id="rIdak6c1l5vgcd3712gacu5a">
+            <w:hyperlink w:history="1" r:id="rId39_ycour3hqokac3u_dcr">
               <w:r>
                 <w:rPr>
                   <w:rFonts w:ascii="Arial" w:cs="Arial" w:eastAsia="Arial" w:hAnsi="Arial"/>
@@ -26776,7 +26776,7 @@
               <w:spacing w:after="10" w:before="0"/>
               <w:ind w:left="120"/>
             </w:pPr>
-            <w:hyperlink w:history="1" r:id="rIdqx6duczh-fez9cg86itqe">
+            <w:hyperlink w:history="1" r:id="rIdywszfck-dxx10eeo0vxua">
               <w:r>
                 <w:rPr>
                   <w:rFonts w:ascii="Arial" w:cs="Arial" w:eastAsia="Arial" w:hAnsi="Arial"/>
@@ -26971,7 +26971,7 @@
             <w:pPr>
               <w:spacing w:after="20" w:before="0"/>
             </w:pPr>
-            <w:hyperlink w:history="1" r:id="rIdxotd7exbeesg_cpnewnrf">
+            <w:hyperlink w:history="1" r:id="rIdukf9ozecomxpp4uupqf9z">
               <w:r>
                 <w:rPr>
                   <w:rFonts w:ascii="Arial" w:cs="Arial" w:eastAsia="Arial" w:hAnsi="Arial"/>
@@ -27004,7 +27004,7 @@
               <w:spacing w:after="10" w:before="0"/>
               <w:ind w:left="120"/>
             </w:pPr>
-            <w:hyperlink w:history="1" r:id="rIdg3jj8wqmdd0rsr1fgr8nv">
+            <w:hyperlink w:history="1" r:id="rIdy4nfloqe6fhypetwebokp">
               <w:r>
                 <w:rPr>
                   <w:rFonts w:ascii="Arial" w:cs="Arial" w:eastAsia="Arial" w:hAnsi="Arial"/>
@@ -27049,7 +27049,7 @@
             <w:pPr>
               <w:spacing w:after="20" w:before="0"/>
             </w:pPr>
-            <w:hyperlink w:history="1" r:id="rIdh6ie5ylgflfktioezfmkh">
+            <w:hyperlink w:history="1" r:id="rIdxjbhby0e_xqaqn0jlfeil">
               <w:r>
                 <w:rPr>
                   <w:rFonts w:ascii="Arial" w:cs="Arial" w:eastAsia="Arial" w:hAnsi="Arial"/>
@@ -27082,7 +27082,7 @@
               <w:spacing w:after="10" w:before="0"/>
               <w:ind w:left="120"/>
             </w:pPr>
-            <w:hyperlink w:history="1" r:id="rId77xpqtz6mztj5xolrbp3i">
+            <w:hyperlink w:history="1" r:id="rIdsxpwnfqqucrblsqd0sm2r">
               <w:r>
                 <w:rPr>
                   <w:rFonts w:ascii="Arial" w:cs="Arial" w:eastAsia="Arial" w:hAnsi="Arial"/>
@@ -27277,7 +27277,7 @@
             <w:pPr>
               <w:spacing w:after="20" w:before="0"/>
             </w:pPr>
-            <w:hyperlink w:history="1" r:id="rId2hrcjsz9l3i3rwhftwfcn">
+            <w:hyperlink w:history="1" r:id="rIdfgc8wrjnxga_lki35iaek">
               <w:r>
                 <w:rPr>
                   <w:rFonts w:ascii="Arial" w:cs="Arial" w:eastAsia="Arial" w:hAnsi="Arial"/>
@@ -27310,7 +27310,7 @@
               <w:spacing w:after="10" w:before="0"/>
               <w:ind w:left="120"/>
             </w:pPr>
-            <w:hyperlink w:history="1" r:id="rIdskpfhweywvvx3vgjoq0v-">
+            <w:hyperlink w:history="1" r:id="rId1udts89dfvlfcub3ll_tr">
               <w:r>
                 <w:rPr>
                   <w:rFonts w:ascii="Arial" w:cs="Arial" w:eastAsia="Arial" w:hAnsi="Arial"/>
@@ -27355,7 +27355,7 @@
             <w:pPr>
               <w:spacing w:after="20" w:before="0"/>
             </w:pPr>
-            <w:hyperlink w:history="1" r:id="rIdnpfdyr73n157xnx6bwovn">
+            <w:hyperlink w:history="1" r:id="rId9um3i5nulktz1ssycgrep">
               <w:r>
                 <w:rPr>
                   <w:rFonts w:ascii="Arial" w:cs="Arial" w:eastAsia="Arial" w:hAnsi="Arial"/>
@@ -27388,7 +27388,7 @@
               <w:spacing w:after="10" w:before="0"/>
               <w:ind w:left="120"/>
             </w:pPr>
-            <w:hyperlink w:history="1" r:id="rIdzaw3xdnauvzh0u-fgon8i">
+            <w:hyperlink w:history="1" r:id="rIdhaujhllc-dgdh1wt1sjou">
               <w:r>
                 <w:rPr>
                   <w:rFonts w:ascii="Arial" w:cs="Arial" w:eastAsia="Arial" w:hAnsi="Arial"/>
@@ -27583,7 +27583,7 @@
             <w:pPr>
               <w:spacing w:after="20" w:before="0"/>
             </w:pPr>
-            <w:hyperlink w:history="1" r:id="rId6ir61eeih1qfah6mmlyty">
+            <w:hyperlink w:history="1" r:id="rIdql8bol7vkw_haxkyzospj">
               <w:r>
                 <w:rPr>
                   <w:rFonts w:ascii="Arial" w:cs="Arial" w:eastAsia="Arial" w:hAnsi="Arial"/>
@@ -27616,7 +27616,7 @@
               <w:spacing w:after="10" w:before="0"/>
               <w:ind w:left="120"/>
             </w:pPr>
-            <w:hyperlink w:history="1" r:id="rIdu-wwsjogpzhgjt_9_fmnn">
+            <w:hyperlink w:history="1" r:id="rIdbukz96elq7v-firjbeqis">
               <w:r>
                 <w:rPr>
                   <w:rFonts w:ascii="Arial" w:cs="Arial" w:eastAsia="Arial" w:hAnsi="Arial"/>
@@ -27661,7 +27661,7 @@
             <w:pPr>
               <w:spacing w:after="20" w:before="0"/>
             </w:pPr>
-            <w:hyperlink w:history="1" r:id="rIdlhdh3_tipznytpgrsu1cv">
+            <w:hyperlink w:history="1" r:id="rIdgtphu3cssmzkovl3he554">
               <w:r>
                 <w:rPr>
                   <w:rFonts w:ascii="Arial" w:cs="Arial" w:eastAsia="Arial" w:hAnsi="Arial"/>
@@ -27694,7 +27694,7 @@
               <w:spacing w:after="10" w:before="0"/>
               <w:ind w:left="120"/>
             </w:pPr>
-            <w:hyperlink w:history="1" r:id="rIdz9wfdr6-j_arobz-edhvj">
+            <w:hyperlink w:history="1" r:id="rIdhvi3jilcoqeb5azlpsjov">
               <w:r>
                 <w:rPr>
                   <w:rFonts w:ascii="Arial" w:cs="Arial" w:eastAsia="Arial" w:hAnsi="Arial"/>
@@ -27889,7 +27889,7 @@
             <w:pPr>
               <w:spacing w:after="20" w:before="0"/>
             </w:pPr>
-            <w:hyperlink w:history="1" r:id="rIdsttzlx8rm8ati6taoc5k2">
+            <w:hyperlink w:history="1" r:id="rIdzq29mnvjd3hja2ds2fa1v">
               <w:r>
                 <w:rPr>
                   <w:rFonts w:ascii="Arial" w:cs="Arial" w:eastAsia="Arial" w:hAnsi="Arial"/>
@@ -27922,7 +27922,7 @@
               <w:spacing w:after="10" w:before="0"/>
               <w:ind w:left="120"/>
             </w:pPr>
-            <w:hyperlink w:history="1" r:id="rIdikqz3_kgan4ix6ceteqlq">
+            <w:hyperlink w:history="1" r:id="rIdurjnx3pqjvw0w2azfbm5f">
               <w:r>
                 <w:rPr>
                   <w:rFonts w:ascii="Arial" w:cs="Arial" w:eastAsia="Arial" w:hAnsi="Arial"/>
@@ -27967,7 +27967,7 @@
             <w:pPr>
               <w:spacing w:after="20" w:before="0"/>
             </w:pPr>
-            <w:hyperlink w:history="1" r:id="rIdafh61ukfyzjlvud01zqb7">
+            <w:hyperlink w:history="1" r:id="rIdt5m0roqk9wvwflj0ckwxc">
               <w:r>
                 <w:rPr>
                   <w:rFonts w:ascii="Arial" w:cs="Arial" w:eastAsia="Arial" w:hAnsi="Arial"/>
@@ -28000,7 +28000,7 @@
               <w:spacing w:after="10" w:before="0"/>
               <w:ind w:left="120"/>
             </w:pPr>
-            <w:hyperlink w:history="1" r:id="rIdurlwn1ixvyaquy4aanxly">
+            <w:hyperlink w:history="1" r:id="rIdps_0er6u2uhnjsfd_eel2">
               <w:r>
                 <w:rPr>
                   <w:rFonts w:ascii="Arial" w:cs="Arial" w:eastAsia="Arial" w:hAnsi="Arial"/>
@@ -29487,7 +29487,7 @@
             <w:pPr>
               <w:spacing w:after="20" w:before="0"/>
             </w:pPr>
-            <w:hyperlink w:history="1" r:id="rIdhtftuyxle_bzjpsmmug9n">
+            <w:hyperlink w:history="1" r:id="rId7c4scxyvcsy8dj4axpaqu">
               <w:r>
                 <w:rPr>
                   <w:rFonts w:ascii="Arial" w:cs="Arial" w:eastAsia="Arial" w:hAnsi="Arial"/>
@@ -29520,7 +29520,7 @@
               <w:spacing w:after="10" w:before="0"/>
               <w:ind w:left="120"/>
             </w:pPr>
-            <w:hyperlink w:history="1" r:id="rIdu6fdiri-nw6uarnjyc1fh">
+            <w:hyperlink w:history="1" r:id="rIda0uzimkb1ndhuijbaquji">
               <w:r>
                 <w:rPr>
                   <w:rFonts w:ascii="Arial" w:cs="Arial" w:eastAsia="Arial" w:hAnsi="Arial"/>
@@ -29565,7 +29565,7 @@
             <w:pPr>
               <w:spacing w:after="20" w:before="0"/>
             </w:pPr>
-            <w:hyperlink w:history="1" r:id="rIdm1u17zx2gm5qlxsrnoz7u">
+            <w:hyperlink w:history="1" r:id="rIdiqbv5y5dh9vspbyf9l0n3">
               <w:r>
                 <w:rPr>
                   <w:rFonts w:ascii="Arial" w:cs="Arial" w:eastAsia="Arial" w:hAnsi="Arial"/>
@@ -29598,7 +29598,7 @@
               <w:spacing w:after="10" w:before="0"/>
               <w:ind w:left="120"/>
             </w:pPr>
-            <w:hyperlink w:history="1" r:id="rIdkjxgbw-0b0kja__mmx3gn">
+            <w:hyperlink w:history="1" r:id="rIdzqcwfxyfewllqlthh6ioz">
               <w:r>
                 <w:rPr>
                   <w:rFonts w:ascii="Arial" w:cs="Arial" w:eastAsia="Arial" w:hAnsi="Arial"/>
@@ -29793,7 +29793,7 @@
             <w:pPr>
               <w:spacing w:after="20" w:before="0"/>
             </w:pPr>
-            <w:hyperlink w:history="1" r:id="rIdt27de4f6acqfgj1wqsuhw">
+            <w:hyperlink w:history="1" r:id="rIdjydo5c-a8tguffkvkprxw">
               <w:r>
                 <w:rPr>
                   <w:rFonts w:ascii="Arial" w:cs="Arial" w:eastAsia="Arial" w:hAnsi="Arial"/>
@@ -29826,7 +29826,7 @@
               <w:spacing w:after="10" w:before="0"/>
               <w:ind w:left="120"/>
             </w:pPr>
-            <w:hyperlink w:history="1" r:id="rIdhs6qzsizz0xqr6vmw_jnd">
+            <w:hyperlink w:history="1" r:id="rIdqw5vt9tm3owjb2vhouszg">
               <w:r>
                 <w:rPr>
                   <w:rFonts w:ascii="Arial" w:cs="Arial" w:eastAsia="Arial" w:hAnsi="Arial"/>
@@ -29871,7 +29871,7 @@
             <w:pPr>
               <w:spacing w:after="20" w:before="0"/>
             </w:pPr>
-            <w:hyperlink w:history="1" r:id="rIddytafl1f7_8h9rrxrthmr">
+            <w:hyperlink w:history="1" r:id="rId25y5dw7xadtdk0nufxlno">
               <w:r>
                 <w:rPr>
                   <w:rFonts w:ascii="Arial" w:cs="Arial" w:eastAsia="Arial" w:hAnsi="Arial"/>
@@ -29904,7 +29904,7 @@
               <w:spacing w:after="10" w:before="0"/>
               <w:ind w:left="120"/>
             </w:pPr>
-            <w:hyperlink w:history="1" r:id="rIdiqzbej8zlwe1cjuclfaia">
+            <w:hyperlink w:history="1" r:id="rIdzlcq882wax4kvw1kz07f8">
               <w:r>
                 <w:rPr>
                   <w:rFonts w:ascii="Arial" w:cs="Arial" w:eastAsia="Arial" w:hAnsi="Arial"/>
@@ -30099,7 +30099,7 @@
             <w:pPr>
               <w:spacing w:after="20" w:before="0"/>
             </w:pPr>
-            <w:hyperlink w:history="1" r:id="rIdhw3z0kvorizbhw5x1b4u3">
+            <w:hyperlink w:history="1" r:id="rIdjgsfibfptgutdess9smaz">
               <w:r>
                 <w:rPr>
                   <w:rFonts w:ascii="Arial" w:cs="Arial" w:eastAsia="Arial" w:hAnsi="Arial"/>
@@ -30132,7 +30132,7 @@
               <w:spacing w:after="10" w:before="0"/>
               <w:ind w:left="120"/>
             </w:pPr>
-            <w:hyperlink w:history="1" r:id="rIdt-6ivh1y5laummfknkutt">
+            <w:hyperlink w:history="1" r:id="rIdxlbmhqyywupxylm-70dm7">
               <w:r>
                 <w:rPr>
                   <w:rFonts w:ascii="Arial" w:cs="Arial" w:eastAsia="Arial" w:hAnsi="Arial"/>
@@ -30177,7 +30177,7 @@
             <w:pPr>
               <w:spacing w:after="20" w:before="0"/>
             </w:pPr>
-            <w:hyperlink w:history="1" r:id="rIdb1tk1kt3dbku9acvhvxbb">
+            <w:hyperlink w:history="1" r:id="rId-legprlar93bksb49p_kk">
               <w:r>
                 <w:rPr>
                   <w:rFonts w:ascii="Arial" w:cs="Arial" w:eastAsia="Arial" w:hAnsi="Arial"/>
@@ -30210,7 +30210,7 @@
               <w:spacing w:after="10" w:before="0"/>
               <w:ind w:left="120"/>
             </w:pPr>
-            <w:hyperlink w:history="1" r:id="rIddwenr_8l3auyrl_jcwxzd">
+            <w:hyperlink w:history="1" r:id="rIdspujet4qpw6zvghacbc5f">
               <w:r>
                 <w:rPr>
                   <w:rFonts w:ascii="Arial" w:cs="Arial" w:eastAsia="Arial" w:hAnsi="Arial"/>
@@ -30405,7 +30405,7 @@
             <w:pPr>
               <w:spacing w:after="20" w:before="0"/>
             </w:pPr>
-            <w:hyperlink w:history="1" r:id="rIdlsbv0ccs-w9cezvbhrels">
+            <w:hyperlink w:history="1" r:id="rIdiwvphsfttybxe1hpnar5o">
               <w:r>
                 <w:rPr>
                   <w:rFonts w:ascii="Arial" w:cs="Arial" w:eastAsia="Arial" w:hAnsi="Arial"/>
@@ -30438,7 +30438,7 @@
               <w:spacing w:after="10" w:before="0"/>
               <w:ind w:left="120"/>
             </w:pPr>
-            <w:hyperlink w:history="1" r:id="rIdht_liuufxzg-2wfgylrxh">
+            <w:hyperlink w:history="1" r:id="rIdgfjh5lygzvox2mmlxskxg">
               <w:r>
                 <w:rPr>
                   <w:rFonts w:ascii="Arial" w:cs="Arial" w:eastAsia="Arial" w:hAnsi="Arial"/>
@@ -30483,7 +30483,7 @@
             <w:pPr>
               <w:spacing w:after="20" w:before="0"/>
             </w:pPr>
-            <w:hyperlink w:history="1" r:id="rIdzyse5pkc-bgkmkyxqnepk">
+            <w:hyperlink w:history="1" r:id="rIdxbcnoowd3nj9muz8nxh2c">
               <w:r>
                 <w:rPr>
                   <w:rFonts w:ascii="Arial" w:cs="Arial" w:eastAsia="Arial" w:hAnsi="Arial"/>
@@ -30516,7 +30516,7 @@
               <w:spacing w:after="10" w:before="0"/>
               <w:ind w:left="120"/>
             </w:pPr>
-            <w:hyperlink w:history="1" r:id="rIdhh9qr-e-3kx-llwjl2xxc">
+            <w:hyperlink w:history="1" r:id="rId3dxwle2ecd897tduxxchj">
               <w:r>
                 <w:rPr>
                   <w:rFonts w:ascii="Arial" w:cs="Arial" w:eastAsia="Arial" w:hAnsi="Arial"/>
@@ -30711,7 +30711,7 @@
             <w:pPr>
               <w:spacing w:after="20" w:before="0"/>
             </w:pPr>
-            <w:hyperlink w:history="1" r:id="rId_h8ic_felsjeicbh9ywgq">
+            <w:hyperlink w:history="1" r:id="rIdd-yegpxr4jd00hoy0qkf5">
               <w:r>
                 <w:rPr>
                   <w:rFonts w:ascii="Arial" w:cs="Arial" w:eastAsia="Arial" w:hAnsi="Arial"/>
@@ -30744,7 +30744,7 @@
               <w:spacing w:after="10" w:before="0"/>
               <w:ind w:left="120"/>
             </w:pPr>
-            <w:hyperlink w:history="1" r:id="rIdjyxkervyfa3kdd7zh0fcg">
+            <w:hyperlink w:history="1" r:id="rIdw_cwuhy_n_vkq7hz2my2n">
               <w:r>
                 <w:rPr>
                   <w:rFonts w:ascii="Arial" w:cs="Arial" w:eastAsia="Arial" w:hAnsi="Arial"/>
@@ -30789,7 +30789,7 @@
             <w:pPr>
               <w:spacing w:after="20" w:before="0"/>
             </w:pPr>
-            <w:hyperlink w:history="1" r:id="rIdilblr4wpy3kad6s6bqusj">
+            <w:hyperlink w:history="1" r:id="rIdtqmhphyezvapgjkauucer">
               <w:r>
                 <w:rPr>
                   <w:rFonts w:ascii="Arial" w:cs="Arial" w:eastAsia="Arial" w:hAnsi="Arial"/>
@@ -30822,7 +30822,7 @@
               <w:spacing w:after="10" w:before="0"/>
               <w:ind w:left="120"/>
             </w:pPr>
-            <w:hyperlink w:history="1" r:id="rId1ysqtrzetwliufpvrlpi7">
+            <w:hyperlink w:history="1" r:id="rIdr-fskifld3ievu29y_ms9">
               <w:r>
                 <w:rPr>
                   <w:rFonts w:ascii="Arial" w:cs="Arial" w:eastAsia="Arial" w:hAnsi="Arial"/>
